--- a/docs/research/PAPER/READER_FAITHFULNESS.docx
+++ b/docs/research/PAPER/READER_FAITHFULNESS.docx
@@ -10765,7 +10765,7 @@
             </w:r>
             <w:r>
               <w:rPr/>
-              <w:t xml:space="preserve"> RunPod L40S pod estimated at {{SPEND}} USD by uptime at 1.13 USD per hour (an estimate, not the billing page), plus 0.43 USD of earlier OpenAI use; Claude subscription calls are quota, not dollars</w:t>
+              <w:t xml:space="preserve"> RunPod L40S pod estimated at 3.9 (as of 19:11 IST; the pod was still billing) USD by uptime at 1.13 USD per hour (an estimate, not the billing page), plus 0.43 USD of earlier OpenAI use; Claude subscription calls are quota, not dollars</w:t>
             </w:r>
           </w:p>
         </w:tc>

--- a/docs/research/PAPER/READER_FAITHFULNESS.docx
+++ b/docs/research/PAPER/READER_FAITHFULNESS.docx
@@ -133,7 +133,7 @@
       </w:pPr>
       <w:r>
         <w:rPr/>
-        <w:t xml:space="preserve">Label provenance, stated once (the full statement is in Section 9): </w:t>
+        <w:t xml:space="preserve">Label provenance, stated once (the full statement is in Section 10): </w:t>
       </w:r>
       <w:r>
         <w:rPr>
@@ -185,7 +185,7 @@
       </w:r>
       <w:r>
         <w:rPr/>
-        <w:t xml:space="preserve"> and define it as invariance of the output at position c to the rest of the volume. The promise can be broken through two channels that look different but violate the same contract. In </w:t>
+        <w:t xml:space="preserve"> and define it as invariance of the output at position c to the rest of the volume. We give an audit method for each way the promise can break, prove when the standard repairs work, and validate the method on two systems, in each case finding a leak and showing the fix. The promise can be broken through two channels that look different but violate the same contract. In </w:t>
       </w:r>
       <w:r>
         <w:rPr>
@@ -215,7 +215,7 @@
       </w:r>
       <w:r>
         <w:rPr/>
-        <w:t>, the pipeline around the model stores a derived fact (a character's gender, say) stamped with the chapter where the character first appears but computed from up to twelve later chapters, so a query filtered to chapter c returns values that a build over chapters up to c does not hold. Truncating the input and rebuilding gives an exact oracle for this channel. On a deployed narrative knowledge graph the served gender differs from the prefix build for 6.0% of 685 character-cuts of three translated web novels (4.5% to 8.0% depending on where the cuts fall), 4.5% of 179 on two English originals, and 9.2% to 17.1% of pairs on a synthetic volume with exactly known truth. Only 1.7% to 3.5% of character-cuts are premature disclosures by two model annotators; the rest were already supported by the text. Versioning each derived fact by the evidence horizon it was computed from removes the divergence entirely (0 in every real, public-domain and synthetic run) but is safe rather than correct; hiding every exposed fact instead is worse than doing nothing (82 divergences against 23 of 289). A pre-registered anchored pronoun cue recovers 97% of the correct values the repair withholds at 1.2% wrong on the web novels, with a measured failure map, and a prominence gate decided on the prefix removes the model path's own look-ahead (50 to 0 of 296 pairs). The two channels need different instruments, because truncation cannot see a memory held in the weights, and they compose, because a derivation that calls a model inherits the model's memory. We report what each repair costs and what remains unrepaired.</w:t>
+        <w:t>, the pipeline around the model stores a derived fact (a character's gender, say) stamped with the chapter where the character first appears but computed from up to twelve later chapters, so a query filtered to chapter c returns values that a build over chapters up to c does not hold. Truncating the input and rebuilding gives an exact oracle for this channel. On a deployed narrative knowledge graph the served gender differs from the prefix build for 6.0% of 685 character-cuts of three translated web novels (4.5% to 8.0% depending on where the cuts fall), 4.5% of 179 on two English originals, and 9.2% to 17.1% of pairs on a synthetic volume with exactly known truth. Only 1.7% to 3.5% of character-cuts are premature disclosures by two model annotators; the rest were already supported by the text. Versioning each derived fact by the evidence horizon it was computed from removes the divergence entirely (0 in every real, public-domain and synthetic run) but is safe rather than correct; hiding every exposed fact instead is worse than doing nothing (82 divergences against 23 of 289). A pre-registered anchored pronoun cue recovers 97% of the correct values the repair withholds at 1.2% wrong on the web novels, with a measured failure map, and a prominence gate decided on the prefix removes the model path's own look-ahead (50 to 0 of 296 pairs). On a second, generic design, a whole-volume LLM character card stamped at first mention (pre-registered; 54 reveal events in public-domain books, 3 models), the card names the hidden identity before the reveal in 18.5% of events even when every name is a cipher no model has seen (strict text rule: 24.6% of 19 events), against 1.2% for the versioned card; the memory-only leak at that position is +2.5 points. On larger open models (Mistral-Small-3.2-24B, Qwen2.5-32B) the whole-volume card leaks in 23.1% under cipher names against 1.9% for the versioned card, and the memory-only leak is +0.0 points. The two channels need different instruments, because truncation cannot see a memory held in the weights, and they compose, because a derivation that calls a model inherits the model's memory. We report what each repair costs and what remains unrepaired.</w:t>
       </w:r>
     </w:p>
     <w:p>
@@ -303,7 +303,7 @@
       </w:pPr>
       <w:r>
         <w:rPr/>
-        <w:t>These are not two bugs in one system. They are two ways to violate one contract, and the contract has not been stated. This paper states it (Section 3), measures each violation with an instrument suited to it (Sections 5 and 6), reports what repairs exist and what they cost (Section 7), and says what is not shown (Section 9).</w:t>
+        <w:t>These are not two bugs in one system. They are two ways to violate one contract, and the contract has not been stated. This paper states it (Section 3), measures each violation with an instrument suited to it (Sections 5 and 6), measures both on a second, generic system and fixes what it finds (Section 7), reports what repairs exist and what they cost (Section 8), and says what is not shown (Section 10).</w:t>
       </w:r>
     </w:p>
     <w:p>
@@ -370,7 +370,7 @@
       </w:pPr>
       <w:r>
         <w:rPr/>
-        <w:t>For Channel 2, an audit of a deployed pipeline by truncate-and-rebuild with a static screen for which facts are exposed, a measured divergence rate replicated on three kinds of data (translated web novels, English originals, a synthetic volume with known truth), a labelled split of divergence into premature disclosure versus already-supported values, and a pre-registered repair frontier in which honest stamps alone are worse than the defect.</w:t>
+        <w:t>For Channel 2, an audit method (truncate-and-rebuild with a static exposure screen) validated on two systems: a deployed pipeline and a generic whole-volume LLM character card, where the card leaks the hidden identity before the reveal in 18.5% of events under cipher names and the versioned card in 1.2% (Section 7). On the deployed pipeline, an audit by truncate-and-rebuild with a static screen for which facts are exposed, a measured divergence rate replicated on three kinds of data (translated web novels, English originals, a synthetic volume with known truth), a labelled split of divergence into premature disclosure versus already-supported values, and a pre-registered repair frontier in which honest stamps alone are worse than the defect.</w:t>
       </w:r>
     </w:p>
     <w:p>
@@ -411,7 +411,7 @@
       </w:pPr>
       <w:r>
         <w:rPr/>
-        <w:t>The observation that the channels interact: the guarantee of a repair for Channel 2 belongs to the policy and not to the derivation it wraps (FORMAL P6), so a model-backed derivation is faithful in Channel 2 and can still be unfaithful in Channel 1.</w:t>
+        <w:t>A joint measurement of both channels on one system with one oracle (Section 7): input leak +17.3 points, memory-only leak +2.5 points at the reveal cut for 7 to 8B models. The observation that the channels interact: the guarantee of a repair for Channel 2 belongs to the policy and not to the derivation it wraps (FORMAL P6), so a model-backed derivation is faithful in Channel 2 and can still be unfaithful in Channel 1.</w:t>
       </w:r>
     </w:p>
     <w:p>
@@ -7051,7 +7051,6593 @@
       </w:pPr>
       <w:r>
         <w:rPr/>
-        <w:t>7. Repairs and trade-offs</w:t>
+        <w:t>7. Both channels in one measurement: a second, generic system</w:t>
+      </w:r>
+    </w:p>
+    <w:p>
+      <w:pPr>
+        <w:pStyle w:val="BodyText"/>
+        <w:bidi w:val="0"/>
+        <w:rPr/>
+      </w:pPr>
+      <w:r>
+        <w:rPr>
+          <w:i/>
+        </w:rPr>
+        <w:t xml:space="preserve">Pre-registered as </w:t>
+      </w:r>
+      <w:r>
+        <w:rPr>
+          <w:rStyle w:val="SourceText"/>
+          <w:i/>
+        </w:rPr>
+        <w:t>PREREG_RF_E2E_addendum_6.md</w:t>
+      </w:r>
+      <w:r>
+        <w:rPr>
+          <w:i/>
+        </w:rPr>
+        <w:t xml:space="preserve"> (frozen by </w:t>
+      </w:r>
+      <w:r>
+        <w:rPr>
+          <w:rStyle w:val="SourceText"/>
+          <w:i/>
+        </w:rPr>
+        <w:t>MANIFEST_RF_E2E.json</w:t>
+      </w:r>
+      <w:r>
+        <w:rPr>
+          <w:i/>
+        </w:rPr>
+        <w:t xml:space="preserve"> before any card existed; one amendment before any card, stated in the file). Results in </w:t>
+      </w:r>
+      <w:r>
+        <w:rPr>
+          <w:rStyle w:val="SourceText"/>
+          <w:i/>
+        </w:rPr>
+        <w:t>data/eval/chimera/rf_e2e/</w:t>
+      </w:r>
+      <w:r>
+        <w:rPr>
+          <w:i/>
+        </w:rPr>
+        <w:t xml:space="preserve">, produced by </w:t>
+      </w:r>
+      <w:r>
+        <w:rPr>
+          <w:rStyle w:val="SourceText"/>
+          <w:i/>
+        </w:rPr>
+        <w:t>scripts/chimera/pd_rf_e2e.py</w:t>
+      </w:r>
+      <w:r>
+        <w:rPr>
+          <w:i/>
+        </w:rPr>
+        <w:t>.</w:t>
+      </w:r>
+    </w:p>
+    <w:p>
+      <w:pPr>
+        <w:pStyle w:val="Heading3"/>
+        <w:bidi w:val="0"/>
+        <w:rPr/>
+      </w:pPr>
+      <w:r>
+        <w:rPr/>
+        <w:t>7.1 Why a second system</w:t>
+      </w:r>
+    </w:p>
+    <w:p>
+      <w:pPr>
+        <w:pStyle w:val="BodyText"/>
+        <w:bidi w:val="0"/>
+        <w:rPr/>
+      </w:pPr>
+      <w:r>
+        <w:rPr/>
+        <w:t xml:space="preserve">Section 5 found derivation look-ahead in one pipeline, EchoTales' deterministic persona stage. That leaves open whether the defect belongs to that code or to a design. A widespread pattern in LLM reading assistants and retrieval pipelines is different from ours: a language model writes a </w:t>
+      </w:r>
+      <w:r>
+        <w:rPr>
+          <w:b/>
+        </w:rPr>
+        <w:t>character card</w:t>
+      </w:r>
+      <w:r>
+        <w:rPr/>
+        <w:t xml:space="preserve"> from passages that mention the character, the card is built once over the whole volume, and it is stamped at the character's first appearance, so a reader-position filter serves it from that chapter on. We do not claim that a specific product builds cards exactly this way; W is a controlled stress test of that pattern, and the measurement is what it serves early when it is used. This section applies the same truncate-and-rebuild oracle to that design, on the 68 frozen confirmatory events of Section 6 (public-domain books, text-derived reveal and cut), and uses the renaming control of Section 6 to split what leaks into the part that needs the input and the part that needs only the model's memory.</w:t>
+      </w:r>
+    </w:p>
+    <w:p>
+      <w:pPr>
+        <w:pStyle w:val="Heading3"/>
+        <w:bidi w:val="0"/>
+        <w:rPr/>
+      </w:pPr>
+      <w:r>
+        <w:rPr/>
+        <w:t>7.2 Method</w:t>
+      </w:r>
+    </w:p>
+    <w:p>
+      <w:pPr>
+        <w:pStyle w:val="BodyText"/>
+        <w:bidi w:val="0"/>
+        <w:rPr/>
+      </w:pPr>
+      <w:r>
+        <w:rPr/>
+        <w:t xml:space="preserve">For each event the reader stands at the pre-registered cut, just before the reveal chapter. Two builds produce a card of at most 80 words for the aliased character with one fixed prompt ("Write a character card of at most 80 words for the character referred to as ALIAS, using these passages from the book"): the </w:t>
+      </w:r>
+      <w:r>
+        <w:rPr>
+          <w:b/>
+        </w:rPr>
+        <w:t>whole-volume build W</w:t>
+      </w:r>
+      <w:r>
+        <w:rPr/>
+        <w:t xml:space="preserve"> sees up to 12 passages spaced evenly over all alias mentions in the book (each 500 characters before to 700 after the mention), and the </w:t>
+      </w:r>
+      <w:r>
+        <w:rPr>
+          <w:b/>
+        </w:rPr>
+        <w:t>prefix build P</w:t>
+      </w:r>
+      <w:r>
+        <w:rPr/>
+        <w:t xml:space="preserve"> sees the same rule over mentions before the cut with every passage clipped at the cut. P is the truncate-and-rebuild reference, and a build versioned by evidence horizon equals P at every position by construction (P6), so P is also the repaired build. Each build is run on the original text (</w:t>
+      </w:r>
+      <w:r>
+        <w:rPr>
+          <w:b/>
+        </w:rPr>
+        <w:t>orig</w:t>
+      </w:r>
+      <w:r>
+        <w:rPr/>
+        <w:t>) and on the text under the frozen consistent letter cipher (</w:t>
+      </w:r>
+      <w:r>
+        <w:rPr>
+          <w:b/>
+        </w:rPr>
+        <w:t>ren</w:t>
+      </w:r>
+      <w:r>
+        <w:rPr/>
+        <w:t>). Local models (Llama-3.1-8B, Mistral-7B, Qwen2.5-7B) run at temperature 0; each cell is generated once.</w:t>
+      </w:r>
+    </w:p>
+    <w:p>
+      <w:pPr>
+        <w:pStyle w:val="BodyText"/>
+        <w:bidi w:val="0"/>
+        <w:rPr/>
+      </w:pPr>
+      <w:r>
+        <w:rPr/>
+        <w:t xml:space="preserve">A card </w:t>
+      </w:r>
+      <w:r>
+        <w:rPr>
+          <w:b/>
+        </w:rPr>
+        <w:t>leaks</w:t>
+      </w:r>
+      <w:r>
+        <w:rPr/>
+        <w:t xml:space="preserve"> if it tells a reader at the cut who the alias really is. </w:t>
+      </w:r>
+      <w:r>
+        <w:rPr>
+          <w:b/>
+        </w:rPr>
+        <w:t>Rule A (text-derived, primary; independent of any judge)</w:t>
+      </w:r>
+      <w:r>
+        <w:rPr/>
+        <w:t xml:space="preserve"> counts a leak when the card contains a name token of the identity that never occurs in the reader's prefix; it applies only to events whose identity name is new at the reveal (19 of 57 measurable events). </w:t>
+      </w:r>
+      <w:r>
+        <w:rPr>
+          <w:b/>
+        </w:rPr>
+        <w:t>Rule B (model-judged, secondary)</w:t>
+      </w:r>
+      <w:r>
+        <w:rPr/>
+        <w:t xml:space="preserve"> asks a fixed judge outside the generator set (Qwen3-8B, thinking off, temperature 0) whether the card states or clearly implies that the alias and the identity are the same person; it applies to all 57 events with alias mentions on both sides of the reveal. In the renamed arm both rules compare cipher forms.</w:t>
+      </w:r>
+    </w:p>
+    <w:p>
+      <w:pPr>
+        <w:pStyle w:val="BodyText"/>
+        <w:bidi w:val="0"/>
+        <w:rPr/>
+      </w:pPr>
+      <w:r>
+        <w:rPr/>
+        <w:t xml:space="preserve">The four cells give a decomposition. </w:t>
+      </w:r>
+      <w:r>
+        <w:rPr>
+          <w:b/>
+        </w:rPr>
+        <w:t>W-ren</w:t>
+      </w:r>
+      <w:r>
+        <w:rPr/>
+        <w:t xml:space="preserve"> can leak only through the input, because no model has seen the cipher names. </w:t>
+      </w:r>
+      <w:r>
+        <w:rPr>
+          <w:b/>
+        </w:rPr>
+        <w:t>P-ren</w:t>
+      </w:r>
+      <w:r>
+        <w:rPr/>
+        <w:t xml:space="preserve"> should not leak at all (the validity check). </w:t>
+      </w:r>
+      <w:r>
+        <w:rPr>
+          <w:b/>
+        </w:rPr>
+        <w:t>P-orig</w:t>
+      </w:r>
+      <w:r>
+        <w:rPr/>
+        <w:t xml:space="preserve"> can leak only through memory or inference from the prefix. </w:t>
+      </w:r>
+      <w:r>
+        <w:rPr>
+          <w:b/>
+        </w:rPr>
+        <w:t>W-orig</w:t>
+      </w:r>
+      <w:r>
+        <w:rPr/>
+        <w:t xml:space="preserve"> is what a whole-volume card built by a model that knows the book serves to the reader. The input channel is W-ren minus P-ren (pre-registered RF1: at least +10 points pooled, positive lower limit, at least 2 of 3 models); the memory channel is P-orig minus P-ren (descriptive).</w:t>
+      </w:r>
+    </w:p>
+    <w:p>
+      <w:pPr>
+        <w:pStyle w:val="BodyText"/>
+        <w:bidi w:val="0"/>
+        <w:rPr/>
+      </w:pPr>
+      <w:r>
+        <w:rPr/>
+        <w:t>Events come from 65 books with almost one event per book (68 events), so the event-level bootstrap is close to a book-level one. The pre-registered primary endpoint is RF1 on rule A; rule B and the second judge are secondary and reported beside it, never pooled with it.</w:t>
+      </w:r>
+    </w:p>
+    <w:p>
+      <w:pPr>
+        <w:pStyle w:val="Heading3"/>
+        <w:bidi w:val="0"/>
+        <w:rPr/>
+      </w:pPr>
+      <w:r>
+        <w:rPr/>
+        <w:t>7.3 Results: the whole-volume card leaks through the input</w:t>
+      </w:r>
+    </w:p>
+    <w:p>
+      <w:pPr>
+        <w:pStyle w:val="Heading4"/>
+        <w:bidi w:val="0"/>
+        <w:rPr/>
+      </w:pPr>
+      <w:r>
+        <w:rPr/>
+        <w:t>Small local models (7 to 8B; addenda 6 and 7)</w:t>
+      </w:r>
+    </w:p>
+    <w:p>
+      <w:pPr>
+        <w:pStyle w:val="BodyText"/>
+        <w:bidi w:val="0"/>
+        <w:rPr/>
+      </w:pPr>
+      <w:r>
+        <w:rPr>
+          <w:b/>
+        </w:rPr>
+        <w:t>Rule A (text-derived), primary set: 19 events.</w:t>
+      </w:r>
+      <w:r>
+        <w:rPr/>
+        <w:t xml:space="preserve"> Leak rate (% of events) per cell; input channel = W-ren minus P-ren; memory channel = P-orig minus P-ren.</w:t>
+      </w:r>
+    </w:p>
+    <w:tbl>
+      <w:tblPr>
+        <w:tblW w:w="5000" w:type="pct"/>
+        <w:jc w:val="left"/>
+        <w:tblInd w:w="45" w:type="dxa"/>
+        <w:tblLayout w:type="fixed"/>
+        <w:tblCellMar>
+          <w:top w:w="45" w:type="dxa"/>
+          <w:left w:w="45" w:type="dxa"/>
+          <w:bottom w:w="45" w:type="dxa"/>
+          <w:right w:w="45" w:type="dxa"/>
+        </w:tblCellMar>
+      </w:tblPr>
+      <w:tblGrid>
+        <w:gridCol w:w="2428"/>
+        <w:gridCol w:w="680"/>
+        <w:gridCol w:w="620"/>
+        <w:gridCol w:w="630"/>
+        <w:gridCol w:w="571"/>
+        <w:gridCol w:w="2003"/>
+        <w:gridCol w:w="2141"/>
+        <w:gridCol w:w="2266"/>
+      </w:tblGrid>
+      <w:tr>
+        <w:trPr/>
+        <w:tc>
+          <w:tcPr>
+            <w:tcW w:w="2428" w:type="dxa"/>
+            <w:tcBorders>
+              <w:top w:val="single" w:sz="6" w:space="0" w:color="808080"/>
+              <w:left w:val="single" w:sz="6" w:space="0" w:color="808080"/>
+              <w:bottom w:val="single" w:sz="2" w:space="0" w:color="808080"/>
+              <w:right w:val="single" w:sz="6" w:space="0" w:color="808080"/>
+            </w:tcBorders>
+            <w:vAlign w:val="center"/>
+          </w:tcPr>
+          <w:p>
+            <w:pPr>
+              <w:pStyle w:val="TableHeading"/>
+              <w:suppressLineNumbers/>
+              <w:bidi w:val="0"/>
+              <w:spacing w:before="0" w:after="283"/>
+              <w:jc w:val="center"/>
+              <w:rPr/>
+            </w:pPr>
+            <w:r>
+              <w:rPr/>
+              <w:t>Model</w:t>
+            </w:r>
+          </w:p>
+        </w:tc>
+        <w:tc>
+          <w:tcPr>
+            <w:tcW w:w="680" w:type="dxa"/>
+            <w:tcBorders>
+              <w:top w:val="single" w:sz="6" w:space="0" w:color="808080"/>
+              <w:left w:val="single" w:sz="2" w:space="0" w:color="808080"/>
+              <w:bottom w:val="single" w:sz="2" w:space="0" w:color="808080"/>
+              <w:right w:val="single" w:sz="6" w:space="0" w:color="808080"/>
+            </w:tcBorders>
+            <w:vAlign w:val="center"/>
+          </w:tcPr>
+          <w:p>
+            <w:pPr>
+              <w:pStyle w:val="TableHeading"/>
+              <w:suppressLineNumbers/>
+              <w:bidi w:val="0"/>
+              <w:spacing w:before="0" w:after="283"/>
+              <w:jc w:val="center"/>
+              <w:rPr/>
+            </w:pPr>
+            <w:r>
+              <w:rPr/>
+              <w:t>W-orig</w:t>
+            </w:r>
+          </w:p>
+        </w:tc>
+        <w:tc>
+          <w:tcPr>
+            <w:tcW w:w="620" w:type="dxa"/>
+            <w:tcBorders>
+              <w:top w:val="single" w:sz="6" w:space="0" w:color="808080"/>
+              <w:left w:val="single" w:sz="2" w:space="0" w:color="808080"/>
+              <w:bottom w:val="single" w:sz="2" w:space="0" w:color="808080"/>
+              <w:right w:val="single" w:sz="6" w:space="0" w:color="808080"/>
+            </w:tcBorders>
+            <w:vAlign w:val="center"/>
+          </w:tcPr>
+          <w:p>
+            <w:pPr>
+              <w:pStyle w:val="TableHeading"/>
+              <w:suppressLineNumbers/>
+              <w:bidi w:val="0"/>
+              <w:spacing w:before="0" w:after="283"/>
+              <w:jc w:val="center"/>
+              <w:rPr/>
+            </w:pPr>
+            <w:r>
+              <w:rPr/>
+              <w:t>W-ren</w:t>
+            </w:r>
+          </w:p>
+        </w:tc>
+        <w:tc>
+          <w:tcPr>
+            <w:tcW w:w="630" w:type="dxa"/>
+            <w:tcBorders>
+              <w:top w:val="single" w:sz="6" w:space="0" w:color="808080"/>
+              <w:left w:val="single" w:sz="2" w:space="0" w:color="808080"/>
+              <w:bottom w:val="single" w:sz="2" w:space="0" w:color="808080"/>
+              <w:right w:val="single" w:sz="6" w:space="0" w:color="808080"/>
+            </w:tcBorders>
+            <w:vAlign w:val="center"/>
+          </w:tcPr>
+          <w:p>
+            <w:pPr>
+              <w:pStyle w:val="TableHeading"/>
+              <w:suppressLineNumbers/>
+              <w:bidi w:val="0"/>
+              <w:spacing w:before="0" w:after="283"/>
+              <w:jc w:val="center"/>
+              <w:rPr/>
+            </w:pPr>
+            <w:r>
+              <w:rPr/>
+              <w:t>P-orig</w:t>
+            </w:r>
+          </w:p>
+        </w:tc>
+        <w:tc>
+          <w:tcPr>
+            <w:tcW w:w="571" w:type="dxa"/>
+            <w:tcBorders>
+              <w:top w:val="single" w:sz="6" w:space="0" w:color="808080"/>
+              <w:left w:val="single" w:sz="2" w:space="0" w:color="808080"/>
+              <w:bottom w:val="single" w:sz="2" w:space="0" w:color="808080"/>
+              <w:right w:val="single" w:sz="6" w:space="0" w:color="808080"/>
+            </w:tcBorders>
+            <w:vAlign w:val="center"/>
+          </w:tcPr>
+          <w:p>
+            <w:pPr>
+              <w:pStyle w:val="TableHeading"/>
+              <w:suppressLineNumbers/>
+              <w:bidi w:val="0"/>
+              <w:spacing w:before="0" w:after="283"/>
+              <w:jc w:val="center"/>
+              <w:rPr/>
+            </w:pPr>
+            <w:r>
+              <w:rPr/>
+              <w:t>P-ren</w:t>
+            </w:r>
+          </w:p>
+        </w:tc>
+        <w:tc>
+          <w:tcPr>
+            <w:tcW w:w="2003" w:type="dxa"/>
+            <w:tcBorders>
+              <w:top w:val="single" w:sz="6" w:space="0" w:color="808080"/>
+              <w:left w:val="single" w:sz="2" w:space="0" w:color="808080"/>
+              <w:bottom w:val="single" w:sz="2" w:space="0" w:color="808080"/>
+              <w:right w:val="single" w:sz="6" w:space="0" w:color="808080"/>
+            </w:tcBorders>
+            <w:vAlign w:val="center"/>
+          </w:tcPr>
+          <w:p>
+            <w:pPr>
+              <w:pStyle w:val="TableHeading"/>
+              <w:suppressLineNumbers/>
+              <w:bidi w:val="0"/>
+              <w:spacing w:before="0" w:after="283"/>
+              <w:jc w:val="center"/>
+              <w:rPr/>
+            </w:pPr>
+            <w:r>
+              <w:rPr/>
+              <w:t>Input channel [95% CI]</w:t>
+            </w:r>
+          </w:p>
+        </w:tc>
+        <w:tc>
+          <w:tcPr>
+            <w:tcW w:w="2141" w:type="dxa"/>
+            <w:tcBorders>
+              <w:top w:val="single" w:sz="6" w:space="0" w:color="808080"/>
+              <w:left w:val="single" w:sz="2" w:space="0" w:color="808080"/>
+              <w:bottom w:val="single" w:sz="2" w:space="0" w:color="808080"/>
+              <w:right w:val="single" w:sz="6" w:space="0" w:color="808080"/>
+            </w:tcBorders>
+            <w:vAlign w:val="center"/>
+          </w:tcPr>
+          <w:p>
+            <w:pPr>
+              <w:pStyle w:val="TableHeading"/>
+              <w:suppressLineNumbers/>
+              <w:bidi w:val="0"/>
+              <w:spacing w:before="0" w:after="283"/>
+              <w:jc w:val="center"/>
+              <w:rPr/>
+            </w:pPr>
+            <w:r>
+              <w:rPr/>
+              <w:t>Events W-ren &gt; P-ren / &lt;</w:t>
+            </w:r>
+          </w:p>
+        </w:tc>
+        <w:tc>
+          <w:tcPr>
+            <w:tcW w:w="2266" w:type="dxa"/>
+            <w:tcBorders>
+              <w:top w:val="single" w:sz="6" w:space="0" w:color="808080"/>
+              <w:left w:val="single" w:sz="2" w:space="0" w:color="808080"/>
+              <w:bottom w:val="single" w:sz="2" w:space="0" w:color="808080"/>
+              <w:right w:val="single" w:sz="6" w:space="0" w:color="808080"/>
+            </w:tcBorders>
+            <w:vAlign w:val="center"/>
+          </w:tcPr>
+          <w:p>
+            <w:pPr>
+              <w:pStyle w:val="TableHeading"/>
+              <w:suppressLineNumbers/>
+              <w:bidi w:val="0"/>
+              <w:spacing w:before="0" w:after="283"/>
+              <w:jc w:val="center"/>
+              <w:rPr/>
+            </w:pPr>
+            <w:r>
+              <w:rPr/>
+              <w:t>Memory channel [95% CI]</w:t>
+            </w:r>
+          </w:p>
+        </w:tc>
+      </w:tr>
+      <w:tr>
+        <w:trPr/>
+        <w:tc>
+          <w:tcPr>
+            <w:tcW w:w="2428" w:type="dxa"/>
+            <w:tcBorders>
+              <w:left w:val="single" w:sz="6" w:space="0" w:color="808080"/>
+              <w:bottom w:val="single" w:sz="2" w:space="0" w:color="808080"/>
+              <w:right w:val="single" w:sz="6" w:space="0" w:color="808080"/>
+            </w:tcBorders>
+            <w:vAlign w:val="center"/>
+          </w:tcPr>
+          <w:p>
+            <w:pPr>
+              <w:pStyle w:val="TableContents"/>
+              <w:bidi w:val="0"/>
+              <w:spacing w:before="0" w:after="283"/>
+              <w:rPr/>
+            </w:pPr>
+            <w:r>
+              <w:rPr/>
+              <w:t>Llama-3.1-8B</w:t>
+            </w:r>
+          </w:p>
+        </w:tc>
+        <w:tc>
+          <w:tcPr>
+            <w:tcW w:w="680" w:type="dxa"/>
+            <w:tcBorders>
+              <w:left w:val="single" w:sz="2" w:space="0" w:color="808080"/>
+              <w:bottom w:val="single" w:sz="2" w:space="0" w:color="808080"/>
+              <w:right w:val="single" w:sz="6" w:space="0" w:color="808080"/>
+            </w:tcBorders>
+            <w:vAlign w:val="center"/>
+          </w:tcPr>
+          <w:p>
+            <w:pPr>
+              <w:pStyle w:val="TableContents"/>
+              <w:bidi w:val="0"/>
+              <w:spacing w:before="0" w:after="283"/>
+              <w:rPr/>
+            </w:pPr>
+            <w:r>
+              <w:rPr/>
+              <w:t>36.8</w:t>
+            </w:r>
+          </w:p>
+        </w:tc>
+        <w:tc>
+          <w:tcPr>
+            <w:tcW w:w="620" w:type="dxa"/>
+            <w:tcBorders>
+              <w:left w:val="single" w:sz="2" w:space="0" w:color="808080"/>
+              <w:bottom w:val="single" w:sz="2" w:space="0" w:color="808080"/>
+              <w:right w:val="single" w:sz="6" w:space="0" w:color="808080"/>
+            </w:tcBorders>
+            <w:vAlign w:val="center"/>
+          </w:tcPr>
+          <w:p>
+            <w:pPr>
+              <w:pStyle w:val="TableContents"/>
+              <w:bidi w:val="0"/>
+              <w:spacing w:before="0" w:after="283"/>
+              <w:rPr/>
+            </w:pPr>
+            <w:r>
+              <w:rPr/>
+              <w:t>31.6</w:t>
+            </w:r>
+          </w:p>
+        </w:tc>
+        <w:tc>
+          <w:tcPr>
+            <w:tcW w:w="630" w:type="dxa"/>
+            <w:tcBorders>
+              <w:left w:val="single" w:sz="2" w:space="0" w:color="808080"/>
+              <w:bottom w:val="single" w:sz="2" w:space="0" w:color="808080"/>
+              <w:right w:val="single" w:sz="6" w:space="0" w:color="808080"/>
+            </w:tcBorders>
+            <w:vAlign w:val="center"/>
+          </w:tcPr>
+          <w:p>
+            <w:pPr>
+              <w:pStyle w:val="TableContents"/>
+              <w:bidi w:val="0"/>
+              <w:spacing w:before="0" w:after="283"/>
+              <w:rPr/>
+            </w:pPr>
+            <w:r>
+              <w:rPr/>
+              <w:t>0.0</w:t>
+            </w:r>
+          </w:p>
+        </w:tc>
+        <w:tc>
+          <w:tcPr>
+            <w:tcW w:w="571" w:type="dxa"/>
+            <w:tcBorders>
+              <w:left w:val="single" w:sz="2" w:space="0" w:color="808080"/>
+              <w:bottom w:val="single" w:sz="2" w:space="0" w:color="808080"/>
+              <w:right w:val="single" w:sz="6" w:space="0" w:color="808080"/>
+            </w:tcBorders>
+            <w:vAlign w:val="center"/>
+          </w:tcPr>
+          <w:p>
+            <w:pPr>
+              <w:pStyle w:val="TableContents"/>
+              <w:bidi w:val="0"/>
+              <w:spacing w:before="0" w:after="283"/>
+              <w:rPr/>
+            </w:pPr>
+            <w:r>
+              <w:rPr/>
+              <w:t>0.0</w:t>
+            </w:r>
+          </w:p>
+        </w:tc>
+        <w:tc>
+          <w:tcPr>
+            <w:tcW w:w="2003" w:type="dxa"/>
+            <w:tcBorders>
+              <w:left w:val="single" w:sz="2" w:space="0" w:color="808080"/>
+              <w:bottom w:val="single" w:sz="2" w:space="0" w:color="808080"/>
+              <w:right w:val="single" w:sz="6" w:space="0" w:color="808080"/>
+            </w:tcBorders>
+            <w:vAlign w:val="center"/>
+          </w:tcPr>
+          <w:p>
+            <w:pPr>
+              <w:pStyle w:val="TableContents"/>
+              <w:bidi w:val="0"/>
+              <w:spacing w:before="0" w:after="283"/>
+              <w:rPr/>
+            </w:pPr>
+            <w:r>
+              <w:rPr/>
+              <w:t>+31.6 [+10.5, +52.6]</w:t>
+            </w:r>
+          </w:p>
+        </w:tc>
+        <w:tc>
+          <w:tcPr>
+            <w:tcW w:w="2141" w:type="dxa"/>
+            <w:tcBorders>
+              <w:left w:val="single" w:sz="2" w:space="0" w:color="808080"/>
+              <w:bottom w:val="single" w:sz="2" w:space="0" w:color="808080"/>
+              <w:right w:val="single" w:sz="6" w:space="0" w:color="808080"/>
+            </w:tcBorders>
+            <w:vAlign w:val="center"/>
+          </w:tcPr>
+          <w:p>
+            <w:pPr>
+              <w:pStyle w:val="TableContents"/>
+              <w:bidi w:val="0"/>
+              <w:spacing w:before="0" w:after="283"/>
+              <w:rPr/>
+            </w:pPr>
+            <w:r>
+              <w:rPr/>
+              <w:t>6 / 0 (p = 0.0156)</w:t>
+            </w:r>
+          </w:p>
+        </w:tc>
+        <w:tc>
+          <w:tcPr>
+            <w:tcW w:w="2266" w:type="dxa"/>
+            <w:tcBorders>
+              <w:left w:val="single" w:sz="2" w:space="0" w:color="808080"/>
+              <w:bottom w:val="single" w:sz="2" w:space="0" w:color="808080"/>
+              <w:right w:val="single" w:sz="6" w:space="0" w:color="808080"/>
+            </w:tcBorders>
+            <w:vAlign w:val="center"/>
+          </w:tcPr>
+          <w:p>
+            <w:pPr>
+              <w:pStyle w:val="TableContents"/>
+              <w:bidi w:val="0"/>
+              <w:spacing w:before="0" w:after="283"/>
+              <w:rPr/>
+            </w:pPr>
+            <w:r>
+              <w:rPr/>
+              <w:t>+0.0 [+0.0, +0.0]</w:t>
+            </w:r>
+          </w:p>
+        </w:tc>
+      </w:tr>
+      <w:tr>
+        <w:trPr/>
+        <w:tc>
+          <w:tcPr>
+            <w:tcW w:w="2428" w:type="dxa"/>
+            <w:tcBorders>
+              <w:left w:val="single" w:sz="6" w:space="0" w:color="808080"/>
+              <w:bottom w:val="single" w:sz="2" w:space="0" w:color="808080"/>
+              <w:right w:val="single" w:sz="6" w:space="0" w:color="808080"/>
+            </w:tcBorders>
+            <w:vAlign w:val="center"/>
+          </w:tcPr>
+          <w:p>
+            <w:pPr>
+              <w:pStyle w:val="TableContents"/>
+              <w:bidi w:val="0"/>
+              <w:spacing w:before="0" w:after="283"/>
+              <w:rPr/>
+            </w:pPr>
+            <w:r>
+              <w:rPr/>
+              <w:t>Mistral-7B</w:t>
+            </w:r>
+          </w:p>
+        </w:tc>
+        <w:tc>
+          <w:tcPr>
+            <w:tcW w:w="680" w:type="dxa"/>
+            <w:tcBorders>
+              <w:left w:val="single" w:sz="2" w:space="0" w:color="808080"/>
+              <w:bottom w:val="single" w:sz="2" w:space="0" w:color="808080"/>
+              <w:right w:val="single" w:sz="6" w:space="0" w:color="808080"/>
+            </w:tcBorders>
+            <w:vAlign w:val="center"/>
+          </w:tcPr>
+          <w:p>
+            <w:pPr>
+              <w:pStyle w:val="TableContents"/>
+              <w:bidi w:val="0"/>
+              <w:spacing w:before="0" w:after="283"/>
+              <w:rPr/>
+            </w:pPr>
+            <w:r>
+              <w:rPr/>
+              <w:t>31.6</w:t>
+            </w:r>
+          </w:p>
+        </w:tc>
+        <w:tc>
+          <w:tcPr>
+            <w:tcW w:w="620" w:type="dxa"/>
+            <w:tcBorders>
+              <w:left w:val="single" w:sz="2" w:space="0" w:color="808080"/>
+              <w:bottom w:val="single" w:sz="2" w:space="0" w:color="808080"/>
+              <w:right w:val="single" w:sz="6" w:space="0" w:color="808080"/>
+            </w:tcBorders>
+            <w:vAlign w:val="center"/>
+          </w:tcPr>
+          <w:p>
+            <w:pPr>
+              <w:pStyle w:val="TableContents"/>
+              <w:bidi w:val="0"/>
+              <w:spacing w:before="0" w:after="283"/>
+              <w:rPr/>
+            </w:pPr>
+            <w:r>
+              <w:rPr/>
+              <w:t>21.1</w:t>
+            </w:r>
+          </w:p>
+        </w:tc>
+        <w:tc>
+          <w:tcPr>
+            <w:tcW w:w="630" w:type="dxa"/>
+            <w:tcBorders>
+              <w:left w:val="single" w:sz="2" w:space="0" w:color="808080"/>
+              <w:bottom w:val="single" w:sz="2" w:space="0" w:color="808080"/>
+              <w:right w:val="single" w:sz="6" w:space="0" w:color="808080"/>
+            </w:tcBorders>
+            <w:vAlign w:val="center"/>
+          </w:tcPr>
+          <w:p>
+            <w:pPr>
+              <w:pStyle w:val="TableContents"/>
+              <w:bidi w:val="0"/>
+              <w:spacing w:before="0" w:after="283"/>
+              <w:rPr/>
+            </w:pPr>
+            <w:r>
+              <w:rPr/>
+              <w:t>0.0</w:t>
+            </w:r>
+          </w:p>
+        </w:tc>
+        <w:tc>
+          <w:tcPr>
+            <w:tcW w:w="571" w:type="dxa"/>
+            <w:tcBorders>
+              <w:left w:val="single" w:sz="2" w:space="0" w:color="808080"/>
+              <w:bottom w:val="single" w:sz="2" w:space="0" w:color="808080"/>
+              <w:right w:val="single" w:sz="6" w:space="0" w:color="808080"/>
+            </w:tcBorders>
+            <w:vAlign w:val="center"/>
+          </w:tcPr>
+          <w:p>
+            <w:pPr>
+              <w:pStyle w:val="TableContents"/>
+              <w:bidi w:val="0"/>
+              <w:spacing w:before="0" w:after="283"/>
+              <w:rPr/>
+            </w:pPr>
+            <w:r>
+              <w:rPr/>
+              <w:t>0.0</w:t>
+            </w:r>
+          </w:p>
+        </w:tc>
+        <w:tc>
+          <w:tcPr>
+            <w:tcW w:w="2003" w:type="dxa"/>
+            <w:tcBorders>
+              <w:left w:val="single" w:sz="2" w:space="0" w:color="808080"/>
+              <w:bottom w:val="single" w:sz="2" w:space="0" w:color="808080"/>
+              <w:right w:val="single" w:sz="6" w:space="0" w:color="808080"/>
+            </w:tcBorders>
+            <w:vAlign w:val="center"/>
+          </w:tcPr>
+          <w:p>
+            <w:pPr>
+              <w:pStyle w:val="TableContents"/>
+              <w:bidi w:val="0"/>
+              <w:spacing w:before="0" w:after="283"/>
+              <w:rPr/>
+            </w:pPr>
+            <w:r>
+              <w:rPr/>
+              <w:t>+21.1 [+5.3, +42.1]</w:t>
+            </w:r>
+          </w:p>
+        </w:tc>
+        <w:tc>
+          <w:tcPr>
+            <w:tcW w:w="2141" w:type="dxa"/>
+            <w:tcBorders>
+              <w:left w:val="single" w:sz="2" w:space="0" w:color="808080"/>
+              <w:bottom w:val="single" w:sz="2" w:space="0" w:color="808080"/>
+              <w:right w:val="single" w:sz="6" w:space="0" w:color="808080"/>
+            </w:tcBorders>
+            <w:vAlign w:val="center"/>
+          </w:tcPr>
+          <w:p>
+            <w:pPr>
+              <w:pStyle w:val="TableContents"/>
+              <w:bidi w:val="0"/>
+              <w:spacing w:before="0" w:after="283"/>
+              <w:rPr/>
+            </w:pPr>
+            <w:r>
+              <w:rPr/>
+              <w:t>4 / 0 (p = 0.0625)</w:t>
+            </w:r>
+          </w:p>
+        </w:tc>
+        <w:tc>
+          <w:tcPr>
+            <w:tcW w:w="2266" w:type="dxa"/>
+            <w:tcBorders>
+              <w:left w:val="single" w:sz="2" w:space="0" w:color="808080"/>
+              <w:bottom w:val="single" w:sz="2" w:space="0" w:color="808080"/>
+              <w:right w:val="single" w:sz="6" w:space="0" w:color="808080"/>
+            </w:tcBorders>
+            <w:vAlign w:val="center"/>
+          </w:tcPr>
+          <w:p>
+            <w:pPr>
+              <w:pStyle w:val="TableContents"/>
+              <w:bidi w:val="0"/>
+              <w:spacing w:before="0" w:after="283"/>
+              <w:rPr/>
+            </w:pPr>
+            <w:r>
+              <w:rPr/>
+              <w:t>+0.0 [+0.0, +0.0]</w:t>
+            </w:r>
+          </w:p>
+        </w:tc>
+      </w:tr>
+      <w:tr>
+        <w:trPr/>
+        <w:tc>
+          <w:tcPr>
+            <w:tcW w:w="2428" w:type="dxa"/>
+            <w:tcBorders>
+              <w:left w:val="single" w:sz="6" w:space="0" w:color="808080"/>
+              <w:bottom w:val="single" w:sz="2" w:space="0" w:color="808080"/>
+              <w:right w:val="single" w:sz="6" w:space="0" w:color="808080"/>
+            </w:tcBorders>
+            <w:vAlign w:val="center"/>
+          </w:tcPr>
+          <w:p>
+            <w:pPr>
+              <w:pStyle w:val="TableContents"/>
+              <w:bidi w:val="0"/>
+              <w:spacing w:before="0" w:after="283"/>
+              <w:rPr/>
+            </w:pPr>
+            <w:r>
+              <w:rPr/>
+              <w:t>Qwen2.5-7B</w:t>
+            </w:r>
+          </w:p>
+        </w:tc>
+        <w:tc>
+          <w:tcPr>
+            <w:tcW w:w="680" w:type="dxa"/>
+            <w:tcBorders>
+              <w:left w:val="single" w:sz="2" w:space="0" w:color="808080"/>
+              <w:bottom w:val="single" w:sz="2" w:space="0" w:color="808080"/>
+              <w:right w:val="single" w:sz="6" w:space="0" w:color="808080"/>
+            </w:tcBorders>
+            <w:vAlign w:val="center"/>
+          </w:tcPr>
+          <w:p>
+            <w:pPr>
+              <w:pStyle w:val="TableContents"/>
+              <w:bidi w:val="0"/>
+              <w:spacing w:before="0" w:after="283"/>
+              <w:rPr/>
+            </w:pPr>
+            <w:r>
+              <w:rPr/>
+              <w:t>26.3</w:t>
+            </w:r>
+          </w:p>
+        </w:tc>
+        <w:tc>
+          <w:tcPr>
+            <w:tcW w:w="620" w:type="dxa"/>
+            <w:tcBorders>
+              <w:left w:val="single" w:sz="2" w:space="0" w:color="808080"/>
+              <w:bottom w:val="single" w:sz="2" w:space="0" w:color="808080"/>
+              <w:right w:val="single" w:sz="6" w:space="0" w:color="808080"/>
+            </w:tcBorders>
+            <w:vAlign w:val="center"/>
+          </w:tcPr>
+          <w:p>
+            <w:pPr>
+              <w:pStyle w:val="TableContents"/>
+              <w:bidi w:val="0"/>
+              <w:spacing w:before="0" w:after="283"/>
+              <w:rPr/>
+            </w:pPr>
+            <w:r>
+              <w:rPr/>
+              <w:t>21.1</w:t>
+            </w:r>
+          </w:p>
+        </w:tc>
+        <w:tc>
+          <w:tcPr>
+            <w:tcW w:w="630" w:type="dxa"/>
+            <w:tcBorders>
+              <w:left w:val="single" w:sz="2" w:space="0" w:color="808080"/>
+              <w:bottom w:val="single" w:sz="2" w:space="0" w:color="808080"/>
+              <w:right w:val="single" w:sz="6" w:space="0" w:color="808080"/>
+            </w:tcBorders>
+            <w:vAlign w:val="center"/>
+          </w:tcPr>
+          <w:p>
+            <w:pPr>
+              <w:pStyle w:val="TableContents"/>
+              <w:bidi w:val="0"/>
+              <w:spacing w:before="0" w:after="283"/>
+              <w:rPr/>
+            </w:pPr>
+            <w:r>
+              <w:rPr/>
+              <w:t>0.0</w:t>
+            </w:r>
+          </w:p>
+        </w:tc>
+        <w:tc>
+          <w:tcPr>
+            <w:tcW w:w="571" w:type="dxa"/>
+            <w:tcBorders>
+              <w:left w:val="single" w:sz="2" w:space="0" w:color="808080"/>
+              <w:bottom w:val="single" w:sz="2" w:space="0" w:color="808080"/>
+              <w:right w:val="single" w:sz="6" w:space="0" w:color="808080"/>
+            </w:tcBorders>
+            <w:vAlign w:val="center"/>
+          </w:tcPr>
+          <w:p>
+            <w:pPr>
+              <w:pStyle w:val="TableContents"/>
+              <w:bidi w:val="0"/>
+              <w:spacing w:before="0" w:after="283"/>
+              <w:rPr/>
+            </w:pPr>
+            <w:r>
+              <w:rPr/>
+              <w:t>0.0</w:t>
+            </w:r>
+          </w:p>
+        </w:tc>
+        <w:tc>
+          <w:tcPr>
+            <w:tcW w:w="2003" w:type="dxa"/>
+            <w:tcBorders>
+              <w:left w:val="single" w:sz="2" w:space="0" w:color="808080"/>
+              <w:bottom w:val="single" w:sz="2" w:space="0" w:color="808080"/>
+              <w:right w:val="single" w:sz="6" w:space="0" w:color="808080"/>
+            </w:tcBorders>
+            <w:vAlign w:val="center"/>
+          </w:tcPr>
+          <w:p>
+            <w:pPr>
+              <w:pStyle w:val="TableContents"/>
+              <w:bidi w:val="0"/>
+              <w:spacing w:before="0" w:after="283"/>
+              <w:rPr/>
+            </w:pPr>
+            <w:r>
+              <w:rPr/>
+              <w:t>+21.1 [+5.3, +42.1]</w:t>
+            </w:r>
+          </w:p>
+        </w:tc>
+        <w:tc>
+          <w:tcPr>
+            <w:tcW w:w="2141" w:type="dxa"/>
+            <w:tcBorders>
+              <w:left w:val="single" w:sz="2" w:space="0" w:color="808080"/>
+              <w:bottom w:val="single" w:sz="2" w:space="0" w:color="808080"/>
+              <w:right w:val="single" w:sz="6" w:space="0" w:color="808080"/>
+            </w:tcBorders>
+            <w:vAlign w:val="center"/>
+          </w:tcPr>
+          <w:p>
+            <w:pPr>
+              <w:pStyle w:val="TableContents"/>
+              <w:bidi w:val="0"/>
+              <w:spacing w:before="0" w:after="283"/>
+              <w:rPr/>
+            </w:pPr>
+            <w:r>
+              <w:rPr/>
+              <w:t>4 / 0 (p = 0.0625)</w:t>
+            </w:r>
+          </w:p>
+        </w:tc>
+        <w:tc>
+          <w:tcPr>
+            <w:tcW w:w="2266" w:type="dxa"/>
+            <w:tcBorders>
+              <w:left w:val="single" w:sz="2" w:space="0" w:color="808080"/>
+              <w:bottom w:val="single" w:sz="2" w:space="0" w:color="808080"/>
+              <w:right w:val="single" w:sz="6" w:space="0" w:color="808080"/>
+            </w:tcBorders>
+            <w:vAlign w:val="center"/>
+          </w:tcPr>
+          <w:p>
+            <w:pPr>
+              <w:pStyle w:val="TableContents"/>
+              <w:bidi w:val="0"/>
+              <w:spacing w:before="0" w:after="283"/>
+              <w:rPr/>
+            </w:pPr>
+            <w:r>
+              <w:rPr/>
+              <w:t>+0.0 [+0.0, +0.0]</w:t>
+            </w:r>
+          </w:p>
+        </w:tc>
+      </w:tr>
+      <w:tr>
+        <w:trPr/>
+        <w:tc>
+          <w:tcPr>
+            <w:tcW w:w="2428" w:type="dxa"/>
+            <w:tcBorders>
+              <w:left w:val="single" w:sz="6" w:space="0" w:color="808080"/>
+              <w:bottom w:val="single" w:sz="6" w:space="0" w:color="808080"/>
+              <w:right w:val="single" w:sz="6" w:space="0" w:color="808080"/>
+            </w:tcBorders>
+            <w:vAlign w:val="center"/>
+          </w:tcPr>
+          <w:p>
+            <w:pPr>
+              <w:pStyle w:val="TableContents"/>
+              <w:bidi w:val="0"/>
+              <w:spacing w:before="0" w:after="283"/>
+              <w:rPr>
+                <w:b/>
+              </w:rPr>
+            </w:pPr>
+            <w:r>
+              <w:rPr>
+                <w:b/>
+              </w:rPr>
+              <w:t>Pooled (mean over models)</w:t>
+            </w:r>
+          </w:p>
+        </w:tc>
+        <w:tc>
+          <w:tcPr>
+            <w:tcW w:w="680" w:type="dxa"/>
+            <w:tcBorders>
+              <w:left w:val="single" w:sz="2" w:space="0" w:color="808080"/>
+              <w:bottom w:val="single" w:sz="6" w:space="0" w:color="808080"/>
+              <w:right w:val="single" w:sz="6" w:space="0" w:color="808080"/>
+            </w:tcBorders>
+            <w:vAlign w:val="center"/>
+          </w:tcPr>
+          <w:p>
+            <w:pPr>
+              <w:pStyle w:val="TableContents"/>
+              <w:bidi w:val="0"/>
+              <w:spacing w:before="0" w:after="283"/>
+              <w:rPr/>
+            </w:pPr>
+            <w:r>
+              <w:rPr/>
+              <w:t>31.6</w:t>
+            </w:r>
+          </w:p>
+        </w:tc>
+        <w:tc>
+          <w:tcPr>
+            <w:tcW w:w="620" w:type="dxa"/>
+            <w:tcBorders>
+              <w:left w:val="single" w:sz="2" w:space="0" w:color="808080"/>
+              <w:bottom w:val="single" w:sz="6" w:space="0" w:color="808080"/>
+              <w:right w:val="single" w:sz="6" w:space="0" w:color="808080"/>
+            </w:tcBorders>
+            <w:vAlign w:val="center"/>
+          </w:tcPr>
+          <w:p>
+            <w:pPr>
+              <w:pStyle w:val="TableContents"/>
+              <w:bidi w:val="0"/>
+              <w:spacing w:before="0" w:after="283"/>
+              <w:rPr/>
+            </w:pPr>
+            <w:r>
+              <w:rPr/>
+              <w:t>24.6</w:t>
+            </w:r>
+          </w:p>
+        </w:tc>
+        <w:tc>
+          <w:tcPr>
+            <w:tcW w:w="630" w:type="dxa"/>
+            <w:tcBorders>
+              <w:left w:val="single" w:sz="2" w:space="0" w:color="808080"/>
+              <w:bottom w:val="single" w:sz="6" w:space="0" w:color="808080"/>
+              <w:right w:val="single" w:sz="6" w:space="0" w:color="808080"/>
+            </w:tcBorders>
+            <w:vAlign w:val="center"/>
+          </w:tcPr>
+          <w:p>
+            <w:pPr>
+              <w:pStyle w:val="TableContents"/>
+              <w:bidi w:val="0"/>
+              <w:spacing w:before="0" w:after="283"/>
+              <w:rPr/>
+            </w:pPr>
+            <w:r>
+              <w:rPr/>
+              <w:t>0.0</w:t>
+            </w:r>
+          </w:p>
+        </w:tc>
+        <w:tc>
+          <w:tcPr>
+            <w:tcW w:w="571" w:type="dxa"/>
+            <w:tcBorders>
+              <w:left w:val="single" w:sz="2" w:space="0" w:color="808080"/>
+              <w:bottom w:val="single" w:sz="6" w:space="0" w:color="808080"/>
+              <w:right w:val="single" w:sz="6" w:space="0" w:color="808080"/>
+            </w:tcBorders>
+            <w:vAlign w:val="center"/>
+          </w:tcPr>
+          <w:p>
+            <w:pPr>
+              <w:pStyle w:val="TableContents"/>
+              <w:bidi w:val="0"/>
+              <w:spacing w:before="0" w:after="283"/>
+              <w:rPr/>
+            </w:pPr>
+            <w:r>
+              <w:rPr/>
+              <w:t>0.0</w:t>
+            </w:r>
+          </w:p>
+        </w:tc>
+        <w:tc>
+          <w:tcPr>
+            <w:tcW w:w="2003" w:type="dxa"/>
+            <w:tcBorders>
+              <w:left w:val="single" w:sz="2" w:space="0" w:color="808080"/>
+              <w:bottom w:val="single" w:sz="6" w:space="0" w:color="808080"/>
+              <w:right w:val="single" w:sz="6" w:space="0" w:color="808080"/>
+            </w:tcBorders>
+            <w:vAlign w:val="center"/>
+          </w:tcPr>
+          <w:p>
+            <w:pPr>
+              <w:pStyle w:val="TableContents"/>
+              <w:bidi w:val="0"/>
+              <w:spacing w:before="0" w:after="283"/>
+              <w:rPr/>
+            </w:pPr>
+            <w:r>
+              <w:rPr/>
+              <w:t>+24.6 [+8.8, +42.1]</w:t>
+            </w:r>
+          </w:p>
+        </w:tc>
+        <w:tc>
+          <w:tcPr>
+            <w:tcW w:w="2141" w:type="dxa"/>
+            <w:tcBorders>
+              <w:left w:val="single" w:sz="2" w:space="0" w:color="808080"/>
+              <w:bottom w:val="single" w:sz="6" w:space="0" w:color="808080"/>
+              <w:right w:val="single" w:sz="6" w:space="0" w:color="808080"/>
+            </w:tcBorders>
+            <w:vAlign w:val="center"/>
+          </w:tcPr>
+          <w:p>
+            <w:pPr>
+              <w:pStyle w:val="TableContents"/>
+              <w:bidi w:val="0"/>
+              <w:spacing w:before="0" w:after="283"/>
+              <w:rPr/>
+            </w:pPr>
+            <w:r>
+              <w:rPr/>
+              <w:t>3 of 3 models positive</w:t>
+            </w:r>
+          </w:p>
+        </w:tc>
+        <w:tc>
+          <w:tcPr>
+            <w:tcW w:w="2266" w:type="dxa"/>
+            <w:tcBorders>
+              <w:left w:val="single" w:sz="2" w:space="0" w:color="808080"/>
+              <w:bottom w:val="single" w:sz="6" w:space="0" w:color="808080"/>
+              <w:right w:val="single" w:sz="6" w:space="0" w:color="808080"/>
+            </w:tcBorders>
+            <w:vAlign w:val="center"/>
+          </w:tcPr>
+          <w:p>
+            <w:pPr>
+              <w:pStyle w:val="TableContents"/>
+              <w:bidi w:val="0"/>
+              <w:spacing w:before="0" w:after="283"/>
+              <w:rPr/>
+            </w:pPr>
+            <w:r>
+              <w:rPr/>
+              <w:t>+0.0 [+0.0, +0.0]</w:t>
+            </w:r>
+          </w:p>
+        </w:tc>
+      </w:tr>
+    </w:tbl>
+    <w:p>
+      <w:pPr>
+        <w:pStyle w:val="BodyText"/>
+        <w:bidi w:val="0"/>
+        <w:rPr/>
+      </w:pPr>
+      <w:r>
+        <w:rPr/>
+        <w:t>RF1 SUPPORTED; RF2 validity P-ren rate 0.0% (valid); RF4 W-orig minus P-orig +31.6 [+14.0, +50.9].</w:t>
+      </w:r>
+    </w:p>
+    <w:p>
+      <w:pPr>
+        <w:pStyle w:val="BodyText"/>
+        <w:bidi w:val="0"/>
+        <w:rPr/>
+      </w:pPr>
+      <w:r>
+        <w:rPr>
+          <w:b/>
+        </w:rPr>
+        <w:t>Rule B (judge), EXPLICIT and IMPLIED events: 54 events.</w:t>
+      </w:r>
+      <w:r>
+        <w:rPr/>
+        <w:t xml:space="preserve"> Leak rate (% of events) per cell; input channel = W-ren minus P-ren; memory channel = P-orig minus P-ren.</w:t>
+      </w:r>
+    </w:p>
+    <w:tbl>
+      <w:tblPr>
+        <w:tblW w:w="5000" w:type="pct"/>
+        <w:jc w:val="left"/>
+        <w:tblInd w:w="45" w:type="dxa"/>
+        <w:tblLayout w:type="fixed"/>
+        <w:tblCellMar>
+          <w:top w:w="45" w:type="dxa"/>
+          <w:left w:w="45" w:type="dxa"/>
+          <w:bottom w:w="45" w:type="dxa"/>
+          <w:right w:w="45" w:type="dxa"/>
+        </w:tblCellMar>
+      </w:tblPr>
+      <w:tblGrid>
+        <w:gridCol w:w="2427"/>
+        <w:gridCol w:w="680"/>
+        <w:gridCol w:w="620"/>
+        <w:gridCol w:w="630"/>
+        <w:gridCol w:w="571"/>
+        <w:gridCol w:w="2002"/>
+        <w:gridCol w:w="2145"/>
+        <w:gridCol w:w="2264"/>
+      </w:tblGrid>
+      <w:tr>
+        <w:trPr/>
+        <w:tc>
+          <w:tcPr>
+            <w:tcW w:w="2427" w:type="dxa"/>
+            <w:tcBorders>
+              <w:top w:val="single" w:sz="6" w:space="0" w:color="808080"/>
+              <w:left w:val="single" w:sz="6" w:space="0" w:color="808080"/>
+              <w:bottom w:val="single" w:sz="2" w:space="0" w:color="808080"/>
+              <w:right w:val="single" w:sz="6" w:space="0" w:color="808080"/>
+            </w:tcBorders>
+            <w:vAlign w:val="center"/>
+          </w:tcPr>
+          <w:p>
+            <w:pPr>
+              <w:pStyle w:val="TableHeading"/>
+              <w:suppressLineNumbers/>
+              <w:bidi w:val="0"/>
+              <w:spacing w:before="0" w:after="283"/>
+              <w:jc w:val="center"/>
+              <w:rPr/>
+            </w:pPr>
+            <w:r>
+              <w:rPr/>
+              <w:t>Model</w:t>
+            </w:r>
+          </w:p>
+        </w:tc>
+        <w:tc>
+          <w:tcPr>
+            <w:tcW w:w="680" w:type="dxa"/>
+            <w:tcBorders>
+              <w:top w:val="single" w:sz="6" w:space="0" w:color="808080"/>
+              <w:left w:val="single" w:sz="2" w:space="0" w:color="808080"/>
+              <w:bottom w:val="single" w:sz="2" w:space="0" w:color="808080"/>
+              <w:right w:val="single" w:sz="6" w:space="0" w:color="808080"/>
+            </w:tcBorders>
+            <w:vAlign w:val="center"/>
+          </w:tcPr>
+          <w:p>
+            <w:pPr>
+              <w:pStyle w:val="TableHeading"/>
+              <w:suppressLineNumbers/>
+              <w:bidi w:val="0"/>
+              <w:spacing w:before="0" w:after="283"/>
+              <w:jc w:val="center"/>
+              <w:rPr/>
+            </w:pPr>
+            <w:r>
+              <w:rPr/>
+              <w:t>W-orig</w:t>
+            </w:r>
+          </w:p>
+        </w:tc>
+        <w:tc>
+          <w:tcPr>
+            <w:tcW w:w="620" w:type="dxa"/>
+            <w:tcBorders>
+              <w:top w:val="single" w:sz="6" w:space="0" w:color="808080"/>
+              <w:left w:val="single" w:sz="2" w:space="0" w:color="808080"/>
+              <w:bottom w:val="single" w:sz="2" w:space="0" w:color="808080"/>
+              <w:right w:val="single" w:sz="6" w:space="0" w:color="808080"/>
+            </w:tcBorders>
+            <w:vAlign w:val="center"/>
+          </w:tcPr>
+          <w:p>
+            <w:pPr>
+              <w:pStyle w:val="TableHeading"/>
+              <w:suppressLineNumbers/>
+              <w:bidi w:val="0"/>
+              <w:spacing w:before="0" w:after="283"/>
+              <w:jc w:val="center"/>
+              <w:rPr/>
+            </w:pPr>
+            <w:r>
+              <w:rPr/>
+              <w:t>W-ren</w:t>
+            </w:r>
+          </w:p>
+        </w:tc>
+        <w:tc>
+          <w:tcPr>
+            <w:tcW w:w="630" w:type="dxa"/>
+            <w:tcBorders>
+              <w:top w:val="single" w:sz="6" w:space="0" w:color="808080"/>
+              <w:left w:val="single" w:sz="2" w:space="0" w:color="808080"/>
+              <w:bottom w:val="single" w:sz="2" w:space="0" w:color="808080"/>
+              <w:right w:val="single" w:sz="6" w:space="0" w:color="808080"/>
+            </w:tcBorders>
+            <w:vAlign w:val="center"/>
+          </w:tcPr>
+          <w:p>
+            <w:pPr>
+              <w:pStyle w:val="TableHeading"/>
+              <w:suppressLineNumbers/>
+              <w:bidi w:val="0"/>
+              <w:spacing w:before="0" w:after="283"/>
+              <w:jc w:val="center"/>
+              <w:rPr/>
+            </w:pPr>
+            <w:r>
+              <w:rPr/>
+              <w:t>P-orig</w:t>
+            </w:r>
+          </w:p>
+        </w:tc>
+        <w:tc>
+          <w:tcPr>
+            <w:tcW w:w="571" w:type="dxa"/>
+            <w:tcBorders>
+              <w:top w:val="single" w:sz="6" w:space="0" w:color="808080"/>
+              <w:left w:val="single" w:sz="2" w:space="0" w:color="808080"/>
+              <w:bottom w:val="single" w:sz="2" w:space="0" w:color="808080"/>
+              <w:right w:val="single" w:sz="6" w:space="0" w:color="808080"/>
+            </w:tcBorders>
+            <w:vAlign w:val="center"/>
+          </w:tcPr>
+          <w:p>
+            <w:pPr>
+              <w:pStyle w:val="TableHeading"/>
+              <w:suppressLineNumbers/>
+              <w:bidi w:val="0"/>
+              <w:spacing w:before="0" w:after="283"/>
+              <w:jc w:val="center"/>
+              <w:rPr/>
+            </w:pPr>
+            <w:r>
+              <w:rPr/>
+              <w:t>P-ren</w:t>
+            </w:r>
+          </w:p>
+        </w:tc>
+        <w:tc>
+          <w:tcPr>
+            <w:tcW w:w="2002" w:type="dxa"/>
+            <w:tcBorders>
+              <w:top w:val="single" w:sz="6" w:space="0" w:color="808080"/>
+              <w:left w:val="single" w:sz="2" w:space="0" w:color="808080"/>
+              <w:bottom w:val="single" w:sz="2" w:space="0" w:color="808080"/>
+              <w:right w:val="single" w:sz="6" w:space="0" w:color="808080"/>
+            </w:tcBorders>
+            <w:vAlign w:val="center"/>
+          </w:tcPr>
+          <w:p>
+            <w:pPr>
+              <w:pStyle w:val="TableHeading"/>
+              <w:suppressLineNumbers/>
+              <w:bidi w:val="0"/>
+              <w:spacing w:before="0" w:after="283"/>
+              <w:jc w:val="center"/>
+              <w:rPr/>
+            </w:pPr>
+            <w:r>
+              <w:rPr/>
+              <w:t>Input channel [95% CI]</w:t>
+            </w:r>
+          </w:p>
+        </w:tc>
+        <w:tc>
+          <w:tcPr>
+            <w:tcW w:w="2145" w:type="dxa"/>
+            <w:tcBorders>
+              <w:top w:val="single" w:sz="6" w:space="0" w:color="808080"/>
+              <w:left w:val="single" w:sz="2" w:space="0" w:color="808080"/>
+              <w:bottom w:val="single" w:sz="2" w:space="0" w:color="808080"/>
+              <w:right w:val="single" w:sz="6" w:space="0" w:color="808080"/>
+            </w:tcBorders>
+            <w:vAlign w:val="center"/>
+          </w:tcPr>
+          <w:p>
+            <w:pPr>
+              <w:pStyle w:val="TableHeading"/>
+              <w:suppressLineNumbers/>
+              <w:bidi w:val="0"/>
+              <w:spacing w:before="0" w:after="283"/>
+              <w:jc w:val="center"/>
+              <w:rPr/>
+            </w:pPr>
+            <w:r>
+              <w:rPr/>
+              <w:t>Events W-ren &gt; P-ren / &lt;</w:t>
+            </w:r>
+          </w:p>
+        </w:tc>
+        <w:tc>
+          <w:tcPr>
+            <w:tcW w:w="2264" w:type="dxa"/>
+            <w:tcBorders>
+              <w:top w:val="single" w:sz="6" w:space="0" w:color="808080"/>
+              <w:left w:val="single" w:sz="2" w:space="0" w:color="808080"/>
+              <w:bottom w:val="single" w:sz="2" w:space="0" w:color="808080"/>
+              <w:right w:val="single" w:sz="6" w:space="0" w:color="808080"/>
+            </w:tcBorders>
+            <w:vAlign w:val="center"/>
+          </w:tcPr>
+          <w:p>
+            <w:pPr>
+              <w:pStyle w:val="TableHeading"/>
+              <w:suppressLineNumbers/>
+              <w:bidi w:val="0"/>
+              <w:spacing w:before="0" w:after="283"/>
+              <w:jc w:val="center"/>
+              <w:rPr/>
+            </w:pPr>
+            <w:r>
+              <w:rPr/>
+              <w:t>Memory channel [95% CI]</w:t>
+            </w:r>
+          </w:p>
+        </w:tc>
+      </w:tr>
+      <w:tr>
+        <w:trPr/>
+        <w:tc>
+          <w:tcPr>
+            <w:tcW w:w="2427" w:type="dxa"/>
+            <w:tcBorders>
+              <w:left w:val="single" w:sz="6" w:space="0" w:color="808080"/>
+              <w:bottom w:val="single" w:sz="2" w:space="0" w:color="808080"/>
+              <w:right w:val="single" w:sz="6" w:space="0" w:color="808080"/>
+            </w:tcBorders>
+            <w:vAlign w:val="center"/>
+          </w:tcPr>
+          <w:p>
+            <w:pPr>
+              <w:pStyle w:val="TableContents"/>
+              <w:bidi w:val="0"/>
+              <w:spacing w:before="0" w:after="283"/>
+              <w:rPr/>
+            </w:pPr>
+            <w:r>
+              <w:rPr/>
+              <w:t>Llama-3.1-8B</w:t>
+            </w:r>
+          </w:p>
+        </w:tc>
+        <w:tc>
+          <w:tcPr>
+            <w:tcW w:w="680" w:type="dxa"/>
+            <w:tcBorders>
+              <w:left w:val="single" w:sz="2" w:space="0" w:color="808080"/>
+              <w:bottom w:val="single" w:sz="2" w:space="0" w:color="808080"/>
+              <w:right w:val="single" w:sz="6" w:space="0" w:color="808080"/>
+            </w:tcBorders>
+            <w:vAlign w:val="center"/>
+          </w:tcPr>
+          <w:p>
+            <w:pPr>
+              <w:pStyle w:val="TableContents"/>
+              <w:bidi w:val="0"/>
+              <w:spacing w:before="0" w:after="283"/>
+              <w:rPr/>
+            </w:pPr>
+            <w:r>
+              <w:rPr/>
+              <w:t>27.8</w:t>
+            </w:r>
+          </w:p>
+        </w:tc>
+        <w:tc>
+          <w:tcPr>
+            <w:tcW w:w="620" w:type="dxa"/>
+            <w:tcBorders>
+              <w:left w:val="single" w:sz="2" w:space="0" w:color="808080"/>
+              <w:bottom w:val="single" w:sz="2" w:space="0" w:color="808080"/>
+              <w:right w:val="single" w:sz="6" w:space="0" w:color="808080"/>
+            </w:tcBorders>
+            <w:vAlign w:val="center"/>
+          </w:tcPr>
+          <w:p>
+            <w:pPr>
+              <w:pStyle w:val="TableContents"/>
+              <w:bidi w:val="0"/>
+              <w:spacing w:before="0" w:after="283"/>
+              <w:rPr/>
+            </w:pPr>
+            <w:r>
+              <w:rPr/>
+              <w:t>27.8</w:t>
+            </w:r>
+          </w:p>
+        </w:tc>
+        <w:tc>
+          <w:tcPr>
+            <w:tcW w:w="630" w:type="dxa"/>
+            <w:tcBorders>
+              <w:left w:val="single" w:sz="2" w:space="0" w:color="808080"/>
+              <w:bottom w:val="single" w:sz="2" w:space="0" w:color="808080"/>
+              <w:right w:val="single" w:sz="6" w:space="0" w:color="808080"/>
+            </w:tcBorders>
+            <w:vAlign w:val="center"/>
+          </w:tcPr>
+          <w:p>
+            <w:pPr>
+              <w:pStyle w:val="TableContents"/>
+              <w:bidi w:val="0"/>
+              <w:spacing w:before="0" w:after="283"/>
+              <w:rPr/>
+            </w:pPr>
+            <w:r>
+              <w:rPr/>
+              <w:t>3.7</w:t>
+            </w:r>
+          </w:p>
+        </w:tc>
+        <w:tc>
+          <w:tcPr>
+            <w:tcW w:w="571" w:type="dxa"/>
+            <w:tcBorders>
+              <w:left w:val="single" w:sz="2" w:space="0" w:color="808080"/>
+              <w:bottom w:val="single" w:sz="2" w:space="0" w:color="808080"/>
+              <w:right w:val="single" w:sz="6" w:space="0" w:color="808080"/>
+            </w:tcBorders>
+            <w:vAlign w:val="center"/>
+          </w:tcPr>
+          <w:p>
+            <w:pPr>
+              <w:pStyle w:val="TableContents"/>
+              <w:bidi w:val="0"/>
+              <w:spacing w:before="0" w:after="283"/>
+              <w:rPr/>
+            </w:pPr>
+            <w:r>
+              <w:rPr/>
+              <w:t>3.7</w:t>
+            </w:r>
+          </w:p>
+        </w:tc>
+        <w:tc>
+          <w:tcPr>
+            <w:tcW w:w="2002" w:type="dxa"/>
+            <w:tcBorders>
+              <w:left w:val="single" w:sz="2" w:space="0" w:color="808080"/>
+              <w:bottom w:val="single" w:sz="2" w:space="0" w:color="808080"/>
+              <w:right w:val="single" w:sz="6" w:space="0" w:color="808080"/>
+            </w:tcBorders>
+            <w:vAlign w:val="center"/>
+          </w:tcPr>
+          <w:p>
+            <w:pPr>
+              <w:pStyle w:val="TableContents"/>
+              <w:bidi w:val="0"/>
+              <w:spacing w:before="0" w:after="283"/>
+              <w:rPr/>
+            </w:pPr>
+            <w:r>
+              <w:rPr/>
+              <w:t>+24.1 [+11.1, +37.0]</w:t>
+            </w:r>
+          </w:p>
+        </w:tc>
+        <w:tc>
+          <w:tcPr>
+            <w:tcW w:w="2145" w:type="dxa"/>
+            <w:tcBorders>
+              <w:left w:val="single" w:sz="2" w:space="0" w:color="808080"/>
+              <w:bottom w:val="single" w:sz="2" w:space="0" w:color="808080"/>
+              <w:right w:val="single" w:sz="6" w:space="0" w:color="808080"/>
+            </w:tcBorders>
+            <w:vAlign w:val="center"/>
+          </w:tcPr>
+          <w:p>
+            <w:pPr>
+              <w:pStyle w:val="TableContents"/>
+              <w:bidi w:val="0"/>
+              <w:spacing w:before="0" w:after="283"/>
+              <w:rPr/>
+            </w:pPr>
+            <w:r>
+              <w:rPr/>
+              <w:t>14 / 1 (p = 0.000488)</w:t>
+            </w:r>
+          </w:p>
+        </w:tc>
+        <w:tc>
+          <w:tcPr>
+            <w:tcW w:w="2264" w:type="dxa"/>
+            <w:tcBorders>
+              <w:left w:val="single" w:sz="2" w:space="0" w:color="808080"/>
+              <w:bottom w:val="single" w:sz="2" w:space="0" w:color="808080"/>
+              <w:right w:val="single" w:sz="6" w:space="0" w:color="808080"/>
+            </w:tcBorders>
+            <w:vAlign w:val="center"/>
+          </w:tcPr>
+          <w:p>
+            <w:pPr>
+              <w:pStyle w:val="TableContents"/>
+              <w:bidi w:val="0"/>
+              <w:spacing w:before="0" w:after="283"/>
+              <w:rPr/>
+            </w:pPr>
+            <w:r>
+              <w:rPr/>
+              <w:t>+0.0 [+0.0, +0.0]</w:t>
+            </w:r>
+          </w:p>
+        </w:tc>
+      </w:tr>
+      <w:tr>
+        <w:trPr/>
+        <w:tc>
+          <w:tcPr>
+            <w:tcW w:w="2427" w:type="dxa"/>
+            <w:tcBorders>
+              <w:left w:val="single" w:sz="6" w:space="0" w:color="808080"/>
+              <w:bottom w:val="single" w:sz="2" w:space="0" w:color="808080"/>
+              <w:right w:val="single" w:sz="6" w:space="0" w:color="808080"/>
+            </w:tcBorders>
+            <w:vAlign w:val="center"/>
+          </w:tcPr>
+          <w:p>
+            <w:pPr>
+              <w:pStyle w:val="TableContents"/>
+              <w:bidi w:val="0"/>
+              <w:spacing w:before="0" w:after="283"/>
+              <w:rPr/>
+            </w:pPr>
+            <w:r>
+              <w:rPr/>
+              <w:t>Mistral-7B</w:t>
+            </w:r>
+          </w:p>
+        </w:tc>
+        <w:tc>
+          <w:tcPr>
+            <w:tcW w:w="680" w:type="dxa"/>
+            <w:tcBorders>
+              <w:left w:val="single" w:sz="2" w:space="0" w:color="808080"/>
+              <w:bottom w:val="single" w:sz="2" w:space="0" w:color="808080"/>
+              <w:right w:val="single" w:sz="6" w:space="0" w:color="808080"/>
+            </w:tcBorders>
+            <w:vAlign w:val="center"/>
+          </w:tcPr>
+          <w:p>
+            <w:pPr>
+              <w:pStyle w:val="TableContents"/>
+              <w:bidi w:val="0"/>
+              <w:spacing w:before="0" w:after="283"/>
+              <w:rPr/>
+            </w:pPr>
+            <w:r>
+              <w:rPr/>
+              <w:t>13.0</w:t>
+            </w:r>
+          </w:p>
+        </w:tc>
+        <w:tc>
+          <w:tcPr>
+            <w:tcW w:w="620" w:type="dxa"/>
+            <w:tcBorders>
+              <w:left w:val="single" w:sz="2" w:space="0" w:color="808080"/>
+              <w:bottom w:val="single" w:sz="2" w:space="0" w:color="808080"/>
+              <w:right w:val="single" w:sz="6" w:space="0" w:color="808080"/>
+            </w:tcBorders>
+            <w:vAlign w:val="center"/>
+          </w:tcPr>
+          <w:p>
+            <w:pPr>
+              <w:pStyle w:val="TableContents"/>
+              <w:bidi w:val="0"/>
+              <w:spacing w:before="0" w:after="283"/>
+              <w:rPr/>
+            </w:pPr>
+            <w:r>
+              <w:rPr/>
+              <w:t>11.1</w:t>
+            </w:r>
+          </w:p>
+        </w:tc>
+        <w:tc>
+          <w:tcPr>
+            <w:tcW w:w="630" w:type="dxa"/>
+            <w:tcBorders>
+              <w:left w:val="single" w:sz="2" w:space="0" w:color="808080"/>
+              <w:bottom w:val="single" w:sz="2" w:space="0" w:color="808080"/>
+              <w:right w:val="single" w:sz="6" w:space="0" w:color="808080"/>
+            </w:tcBorders>
+            <w:vAlign w:val="center"/>
+          </w:tcPr>
+          <w:p>
+            <w:pPr>
+              <w:pStyle w:val="TableContents"/>
+              <w:bidi w:val="0"/>
+              <w:spacing w:before="0" w:after="283"/>
+              <w:rPr/>
+            </w:pPr>
+            <w:r>
+              <w:rPr/>
+              <w:t>5.6</w:t>
+            </w:r>
+          </w:p>
+        </w:tc>
+        <w:tc>
+          <w:tcPr>
+            <w:tcW w:w="571" w:type="dxa"/>
+            <w:tcBorders>
+              <w:left w:val="single" w:sz="2" w:space="0" w:color="808080"/>
+              <w:bottom w:val="single" w:sz="2" w:space="0" w:color="808080"/>
+              <w:right w:val="single" w:sz="6" w:space="0" w:color="808080"/>
+            </w:tcBorders>
+            <w:vAlign w:val="center"/>
+          </w:tcPr>
+          <w:p>
+            <w:pPr>
+              <w:pStyle w:val="TableContents"/>
+              <w:bidi w:val="0"/>
+              <w:spacing w:before="0" w:after="283"/>
+              <w:rPr/>
+            </w:pPr>
+            <w:r>
+              <w:rPr/>
+              <w:t>0.0</w:t>
+            </w:r>
+          </w:p>
+        </w:tc>
+        <w:tc>
+          <w:tcPr>
+            <w:tcW w:w="2002" w:type="dxa"/>
+            <w:tcBorders>
+              <w:left w:val="single" w:sz="2" w:space="0" w:color="808080"/>
+              <w:bottom w:val="single" w:sz="2" w:space="0" w:color="808080"/>
+              <w:right w:val="single" w:sz="6" w:space="0" w:color="808080"/>
+            </w:tcBorders>
+            <w:vAlign w:val="center"/>
+          </w:tcPr>
+          <w:p>
+            <w:pPr>
+              <w:pStyle w:val="TableContents"/>
+              <w:bidi w:val="0"/>
+              <w:spacing w:before="0" w:after="283"/>
+              <w:rPr/>
+            </w:pPr>
+            <w:r>
+              <w:rPr/>
+              <w:t>+11.1 [+3.7, +20.4]</w:t>
+            </w:r>
+          </w:p>
+        </w:tc>
+        <w:tc>
+          <w:tcPr>
+            <w:tcW w:w="2145" w:type="dxa"/>
+            <w:tcBorders>
+              <w:left w:val="single" w:sz="2" w:space="0" w:color="808080"/>
+              <w:bottom w:val="single" w:sz="2" w:space="0" w:color="808080"/>
+              <w:right w:val="single" w:sz="6" w:space="0" w:color="808080"/>
+            </w:tcBorders>
+            <w:vAlign w:val="center"/>
+          </w:tcPr>
+          <w:p>
+            <w:pPr>
+              <w:pStyle w:val="TableContents"/>
+              <w:bidi w:val="0"/>
+              <w:spacing w:before="0" w:after="283"/>
+              <w:rPr/>
+            </w:pPr>
+            <w:r>
+              <w:rPr/>
+              <w:t>6 / 0 (p = 0.0156)</w:t>
+            </w:r>
+          </w:p>
+        </w:tc>
+        <w:tc>
+          <w:tcPr>
+            <w:tcW w:w="2264" w:type="dxa"/>
+            <w:tcBorders>
+              <w:left w:val="single" w:sz="2" w:space="0" w:color="808080"/>
+              <w:bottom w:val="single" w:sz="2" w:space="0" w:color="808080"/>
+              <w:right w:val="single" w:sz="6" w:space="0" w:color="808080"/>
+            </w:tcBorders>
+            <w:vAlign w:val="center"/>
+          </w:tcPr>
+          <w:p>
+            <w:pPr>
+              <w:pStyle w:val="TableContents"/>
+              <w:bidi w:val="0"/>
+              <w:spacing w:before="0" w:after="283"/>
+              <w:rPr/>
+            </w:pPr>
+            <w:r>
+              <w:rPr/>
+              <w:t>+5.6 [+0.0, +13.0]</w:t>
+            </w:r>
+          </w:p>
+        </w:tc>
+      </w:tr>
+      <w:tr>
+        <w:trPr/>
+        <w:tc>
+          <w:tcPr>
+            <w:tcW w:w="2427" w:type="dxa"/>
+            <w:tcBorders>
+              <w:left w:val="single" w:sz="6" w:space="0" w:color="808080"/>
+              <w:bottom w:val="single" w:sz="2" w:space="0" w:color="808080"/>
+              <w:right w:val="single" w:sz="6" w:space="0" w:color="808080"/>
+            </w:tcBorders>
+            <w:vAlign w:val="center"/>
+          </w:tcPr>
+          <w:p>
+            <w:pPr>
+              <w:pStyle w:val="TableContents"/>
+              <w:bidi w:val="0"/>
+              <w:spacing w:before="0" w:after="283"/>
+              <w:rPr/>
+            </w:pPr>
+            <w:r>
+              <w:rPr/>
+              <w:t>Qwen2.5-7B</w:t>
+            </w:r>
+          </w:p>
+        </w:tc>
+        <w:tc>
+          <w:tcPr>
+            <w:tcW w:w="680" w:type="dxa"/>
+            <w:tcBorders>
+              <w:left w:val="single" w:sz="2" w:space="0" w:color="808080"/>
+              <w:bottom w:val="single" w:sz="2" w:space="0" w:color="808080"/>
+              <w:right w:val="single" w:sz="6" w:space="0" w:color="808080"/>
+            </w:tcBorders>
+            <w:vAlign w:val="center"/>
+          </w:tcPr>
+          <w:p>
+            <w:pPr>
+              <w:pStyle w:val="TableContents"/>
+              <w:bidi w:val="0"/>
+              <w:spacing w:before="0" w:after="283"/>
+              <w:rPr/>
+            </w:pPr>
+            <w:r>
+              <w:rPr/>
+              <w:t>16.7</w:t>
+            </w:r>
+          </w:p>
+        </w:tc>
+        <w:tc>
+          <w:tcPr>
+            <w:tcW w:w="620" w:type="dxa"/>
+            <w:tcBorders>
+              <w:left w:val="single" w:sz="2" w:space="0" w:color="808080"/>
+              <w:bottom w:val="single" w:sz="2" w:space="0" w:color="808080"/>
+              <w:right w:val="single" w:sz="6" w:space="0" w:color="808080"/>
+            </w:tcBorders>
+            <w:vAlign w:val="center"/>
+          </w:tcPr>
+          <w:p>
+            <w:pPr>
+              <w:pStyle w:val="TableContents"/>
+              <w:bidi w:val="0"/>
+              <w:spacing w:before="0" w:after="283"/>
+              <w:rPr/>
+            </w:pPr>
+            <w:r>
+              <w:rPr/>
+              <w:t>16.7</w:t>
+            </w:r>
+          </w:p>
+        </w:tc>
+        <w:tc>
+          <w:tcPr>
+            <w:tcW w:w="630" w:type="dxa"/>
+            <w:tcBorders>
+              <w:left w:val="single" w:sz="2" w:space="0" w:color="808080"/>
+              <w:bottom w:val="single" w:sz="2" w:space="0" w:color="808080"/>
+              <w:right w:val="single" w:sz="6" w:space="0" w:color="808080"/>
+            </w:tcBorders>
+            <w:vAlign w:val="center"/>
+          </w:tcPr>
+          <w:p>
+            <w:pPr>
+              <w:pStyle w:val="TableContents"/>
+              <w:bidi w:val="0"/>
+              <w:spacing w:before="0" w:after="283"/>
+              <w:rPr/>
+            </w:pPr>
+            <w:r>
+              <w:rPr/>
+              <w:t>1.9</w:t>
+            </w:r>
+          </w:p>
+        </w:tc>
+        <w:tc>
+          <w:tcPr>
+            <w:tcW w:w="571" w:type="dxa"/>
+            <w:tcBorders>
+              <w:left w:val="single" w:sz="2" w:space="0" w:color="808080"/>
+              <w:bottom w:val="single" w:sz="2" w:space="0" w:color="808080"/>
+              <w:right w:val="single" w:sz="6" w:space="0" w:color="808080"/>
+            </w:tcBorders>
+            <w:vAlign w:val="center"/>
+          </w:tcPr>
+          <w:p>
+            <w:pPr>
+              <w:pStyle w:val="TableContents"/>
+              <w:bidi w:val="0"/>
+              <w:spacing w:before="0" w:after="283"/>
+              <w:rPr/>
+            </w:pPr>
+            <w:r>
+              <w:rPr/>
+              <w:t>0.0</w:t>
+            </w:r>
+          </w:p>
+        </w:tc>
+        <w:tc>
+          <w:tcPr>
+            <w:tcW w:w="2002" w:type="dxa"/>
+            <w:tcBorders>
+              <w:left w:val="single" w:sz="2" w:space="0" w:color="808080"/>
+              <w:bottom w:val="single" w:sz="2" w:space="0" w:color="808080"/>
+              <w:right w:val="single" w:sz="6" w:space="0" w:color="808080"/>
+            </w:tcBorders>
+            <w:vAlign w:val="center"/>
+          </w:tcPr>
+          <w:p>
+            <w:pPr>
+              <w:pStyle w:val="TableContents"/>
+              <w:bidi w:val="0"/>
+              <w:spacing w:before="0" w:after="283"/>
+              <w:rPr/>
+            </w:pPr>
+            <w:r>
+              <w:rPr/>
+              <w:t>+16.7 [+7.4, +27.8]</w:t>
+            </w:r>
+          </w:p>
+        </w:tc>
+        <w:tc>
+          <w:tcPr>
+            <w:tcW w:w="2145" w:type="dxa"/>
+            <w:tcBorders>
+              <w:left w:val="single" w:sz="2" w:space="0" w:color="808080"/>
+              <w:bottom w:val="single" w:sz="2" w:space="0" w:color="808080"/>
+              <w:right w:val="single" w:sz="6" w:space="0" w:color="808080"/>
+            </w:tcBorders>
+            <w:vAlign w:val="center"/>
+          </w:tcPr>
+          <w:p>
+            <w:pPr>
+              <w:pStyle w:val="TableContents"/>
+              <w:bidi w:val="0"/>
+              <w:spacing w:before="0" w:after="283"/>
+              <w:rPr/>
+            </w:pPr>
+            <w:r>
+              <w:rPr/>
+              <w:t>9 / 0 (p = 0.00195)</w:t>
+            </w:r>
+          </w:p>
+        </w:tc>
+        <w:tc>
+          <w:tcPr>
+            <w:tcW w:w="2264" w:type="dxa"/>
+            <w:tcBorders>
+              <w:left w:val="single" w:sz="2" w:space="0" w:color="808080"/>
+              <w:bottom w:val="single" w:sz="2" w:space="0" w:color="808080"/>
+              <w:right w:val="single" w:sz="6" w:space="0" w:color="808080"/>
+            </w:tcBorders>
+            <w:vAlign w:val="center"/>
+          </w:tcPr>
+          <w:p>
+            <w:pPr>
+              <w:pStyle w:val="TableContents"/>
+              <w:bidi w:val="0"/>
+              <w:spacing w:before="0" w:after="283"/>
+              <w:rPr/>
+            </w:pPr>
+            <w:r>
+              <w:rPr/>
+              <w:t>+1.9 [+0.0, +5.6]</w:t>
+            </w:r>
+          </w:p>
+        </w:tc>
+      </w:tr>
+      <w:tr>
+        <w:trPr/>
+        <w:tc>
+          <w:tcPr>
+            <w:tcW w:w="2427" w:type="dxa"/>
+            <w:tcBorders>
+              <w:left w:val="single" w:sz="6" w:space="0" w:color="808080"/>
+              <w:bottom w:val="single" w:sz="6" w:space="0" w:color="808080"/>
+              <w:right w:val="single" w:sz="6" w:space="0" w:color="808080"/>
+            </w:tcBorders>
+            <w:vAlign w:val="center"/>
+          </w:tcPr>
+          <w:p>
+            <w:pPr>
+              <w:pStyle w:val="TableContents"/>
+              <w:bidi w:val="0"/>
+              <w:spacing w:before="0" w:after="283"/>
+              <w:rPr>
+                <w:b/>
+              </w:rPr>
+            </w:pPr>
+            <w:r>
+              <w:rPr>
+                <w:b/>
+              </w:rPr>
+              <w:t>Pooled (mean over models)</w:t>
+            </w:r>
+          </w:p>
+        </w:tc>
+        <w:tc>
+          <w:tcPr>
+            <w:tcW w:w="680" w:type="dxa"/>
+            <w:tcBorders>
+              <w:left w:val="single" w:sz="2" w:space="0" w:color="808080"/>
+              <w:bottom w:val="single" w:sz="6" w:space="0" w:color="808080"/>
+              <w:right w:val="single" w:sz="6" w:space="0" w:color="808080"/>
+            </w:tcBorders>
+            <w:vAlign w:val="center"/>
+          </w:tcPr>
+          <w:p>
+            <w:pPr>
+              <w:pStyle w:val="TableContents"/>
+              <w:bidi w:val="0"/>
+              <w:spacing w:before="0" w:after="283"/>
+              <w:rPr/>
+            </w:pPr>
+            <w:r>
+              <w:rPr/>
+              <w:t>19.1</w:t>
+            </w:r>
+          </w:p>
+        </w:tc>
+        <w:tc>
+          <w:tcPr>
+            <w:tcW w:w="620" w:type="dxa"/>
+            <w:tcBorders>
+              <w:left w:val="single" w:sz="2" w:space="0" w:color="808080"/>
+              <w:bottom w:val="single" w:sz="6" w:space="0" w:color="808080"/>
+              <w:right w:val="single" w:sz="6" w:space="0" w:color="808080"/>
+            </w:tcBorders>
+            <w:vAlign w:val="center"/>
+          </w:tcPr>
+          <w:p>
+            <w:pPr>
+              <w:pStyle w:val="TableContents"/>
+              <w:bidi w:val="0"/>
+              <w:spacing w:before="0" w:after="283"/>
+              <w:rPr/>
+            </w:pPr>
+            <w:r>
+              <w:rPr/>
+              <w:t>18.5</w:t>
+            </w:r>
+          </w:p>
+        </w:tc>
+        <w:tc>
+          <w:tcPr>
+            <w:tcW w:w="630" w:type="dxa"/>
+            <w:tcBorders>
+              <w:left w:val="single" w:sz="2" w:space="0" w:color="808080"/>
+              <w:bottom w:val="single" w:sz="6" w:space="0" w:color="808080"/>
+              <w:right w:val="single" w:sz="6" w:space="0" w:color="808080"/>
+            </w:tcBorders>
+            <w:vAlign w:val="center"/>
+          </w:tcPr>
+          <w:p>
+            <w:pPr>
+              <w:pStyle w:val="TableContents"/>
+              <w:bidi w:val="0"/>
+              <w:spacing w:before="0" w:after="283"/>
+              <w:rPr/>
+            </w:pPr>
+            <w:r>
+              <w:rPr/>
+              <w:t>3.7</w:t>
+            </w:r>
+          </w:p>
+        </w:tc>
+        <w:tc>
+          <w:tcPr>
+            <w:tcW w:w="571" w:type="dxa"/>
+            <w:tcBorders>
+              <w:left w:val="single" w:sz="2" w:space="0" w:color="808080"/>
+              <w:bottom w:val="single" w:sz="6" w:space="0" w:color="808080"/>
+              <w:right w:val="single" w:sz="6" w:space="0" w:color="808080"/>
+            </w:tcBorders>
+            <w:vAlign w:val="center"/>
+          </w:tcPr>
+          <w:p>
+            <w:pPr>
+              <w:pStyle w:val="TableContents"/>
+              <w:bidi w:val="0"/>
+              <w:spacing w:before="0" w:after="283"/>
+              <w:rPr/>
+            </w:pPr>
+            <w:r>
+              <w:rPr/>
+              <w:t>1.2</w:t>
+            </w:r>
+          </w:p>
+        </w:tc>
+        <w:tc>
+          <w:tcPr>
+            <w:tcW w:w="2002" w:type="dxa"/>
+            <w:tcBorders>
+              <w:left w:val="single" w:sz="2" w:space="0" w:color="808080"/>
+              <w:bottom w:val="single" w:sz="6" w:space="0" w:color="808080"/>
+              <w:right w:val="single" w:sz="6" w:space="0" w:color="808080"/>
+            </w:tcBorders>
+            <w:vAlign w:val="center"/>
+          </w:tcPr>
+          <w:p>
+            <w:pPr>
+              <w:pStyle w:val="TableContents"/>
+              <w:bidi w:val="0"/>
+              <w:spacing w:before="0" w:after="283"/>
+              <w:rPr/>
+            </w:pPr>
+            <w:r>
+              <w:rPr/>
+              <w:t>+17.3 [+9.3, +26.5]</w:t>
+            </w:r>
+          </w:p>
+        </w:tc>
+        <w:tc>
+          <w:tcPr>
+            <w:tcW w:w="2145" w:type="dxa"/>
+            <w:tcBorders>
+              <w:left w:val="single" w:sz="2" w:space="0" w:color="808080"/>
+              <w:bottom w:val="single" w:sz="6" w:space="0" w:color="808080"/>
+              <w:right w:val="single" w:sz="6" w:space="0" w:color="808080"/>
+            </w:tcBorders>
+            <w:vAlign w:val="center"/>
+          </w:tcPr>
+          <w:p>
+            <w:pPr>
+              <w:pStyle w:val="TableContents"/>
+              <w:bidi w:val="0"/>
+              <w:spacing w:before="0" w:after="283"/>
+              <w:rPr/>
+            </w:pPr>
+            <w:r>
+              <w:rPr/>
+              <w:t>3 of 3 models positive</w:t>
+            </w:r>
+          </w:p>
+        </w:tc>
+        <w:tc>
+          <w:tcPr>
+            <w:tcW w:w="2264" w:type="dxa"/>
+            <w:tcBorders>
+              <w:left w:val="single" w:sz="2" w:space="0" w:color="808080"/>
+              <w:bottom w:val="single" w:sz="6" w:space="0" w:color="808080"/>
+              <w:right w:val="single" w:sz="6" w:space="0" w:color="808080"/>
+            </w:tcBorders>
+            <w:vAlign w:val="center"/>
+          </w:tcPr>
+          <w:p>
+            <w:pPr>
+              <w:pStyle w:val="TableContents"/>
+              <w:bidi w:val="0"/>
+              <w:spacing w:before="0" w:after="283"/>
+              <w:rPr/>
+            </w:pPr>
+            <w:r>
+              <w:rPr/>
+              <w:t>+2.5 [+0.0, +5.6]</w:t>
+            </w:r>
+          </w:p>
+        </w:tc>
+      </w:tr>
+    </w:tbl>
+    <w:p>
+      <w:pPr>
+        <w:pStyle w:val="BodyText"/>
+        <w:bidi w:val="0"/>
+        <w:rPr/>
+      </w:pPr>
+      <w:r>
+        <w:rPr/>
+        <w:t>RF1 SUPPORTED; RF2 validity P-ren rate 1.2% (valid); RF4 W-orig minus P-orig +15.4 [+6.8, +25.3].</w:t>
+      </w:r>
+    </w:p>
+    <w:p>
+      <w:pPr>
+        <w:pStyle w:val="BodyText"/>
+        <w:bidi w:val="0"/>
+        <w:rPr>
+          <w:b/>
+        </w:rPr>
+      </w:pPr>
+      <w:r>
+        <w:rPr>
+          <w:b/>
+        </w:rPr>
+        <w:t>Fixes.</w:t>
+      </w:r>
+    </w:p>
+    <w:tbl>
+      <w:tblPr>
+        <w:tblW w:w="5000" w:type="pct"/>
+        <w:jc w:val="left"/>
+        <w:tblInd w:w="45" w:type="dxa"/>
+        <w:tblLayout w:type="fixed"/>
+        <w:tblCellMar>
+          <w:top w:w="45" w:type="dxa"/>
+          <w:left w:w="45" w:type="dxa"/>
+          <w:bottom w:w="45" w:type="dxa"/>
+          <w:right w:w="45" w:type="dxa"/>
+        </w:tblCellMar>
+      </w:tblPr>
+      <w:tblGrid>
+        <w:gridCol w:w="2549"/>
+        <w:gridCol w:w="501"/>
+        <w:gridCol w:w="701"/>
+        <w:gridCol w:w="1002"/>
+        <w:gridCol w:w="847"/>
+        <w:gridCol w:w="1518"/>
+        <w:gridCol w:w="4221"/>
+      </w:tblGrid>
+      <w:tr>
+        <w:trPr/>
+        <w:tc>
+          <w:tcPr>
+            <w:tcW w:w="2549" w:type="dxa"/>
+            <w:tcBorders>
+              <w:top w:val="single" w:sz="6" w:space="0" w:color="808080"/>
+              <w:left w:val="single" w:sz="6" w:space="0" w:color="808080"/>
+              <w:bottom w:val="single" w:sz="2" w:space="0" w:color="808080"/>
+              <w:right w:val="single" w:sz="6" w:space="0" w:color="808080"/>
+            </w:tcBorders>
+            <w:vAlign w:val="center"/>
+          </w:tcPr>
+          <w:p>
+            <w:pPr>
+              <w:pStyle w:val="TableHeading"/>
+              <w:suppressLineNumbers/>
+              <w:bidi w:val="0"/>
+              <w:spacing w:before="0" w:after="283"/>
+              <w:jc w:val="center"/>
+              <w:rPr/>
+            </w:pPr>
+            <w:r>
+              <w:rPr/>
+              <w:t>Fix</w:t>
+            </w:r>
+          </w:p>
+        </w:tc>
+        <w:tc>
+          <w:tcPr>
+            <w:tcW w:w="501" w:type="dxa"/>
+            <w:tcBorders>
+              <w:top w:val="single" w:sz="6" w:space="0" w:color="808080"/>
+              <w:left w:val="single" w:sz="2" w:space="0" w:color="808080"/>
+              <w:bottom w:val="single" w:sz="2" w:space="0" w:color="808080"/>
+              <w:right w:val="single" w:sz="6" w:space="0" w:color="808080"/>
+            </w:tcBorders>
+            <w:vAlign w:val="center"/>
+          </w:tcPr>
+          <w:p>
+            <w:pPr>
+              <w:pStyle w:val="TableHeading"/>
+              <w:suppressLineNumbers/>
+              <w:bidi w:val="0"/>
+              <w:spacing w:before="0" w:after="283"/>
+              <w:jc w:val="center"/>
+              <w:rPr/>
+            </w:pPr>
+            <w:r>
+              <w:rPr/>
+              <w:t>Rule</w:t>
+            </w:r>
+          </w:p>
+        </w:tc>
+        <w:tc>
+          <w:tcPr>
+            <w:tcW w:w="701" w:type="dxa"/>
+            <w:tcBorders>
+              <w:top w:val="single" w:sz="6" w:space="0" w:color="808080"/>
+              <w:left w:val="single" w:sz="2" w:space="0" w:color="808080"/>
+              <w:bottom w:val="single" w:sz="2" w:space="0" w:color="808080"/>
+              <w:right w:val="single" w:sz="6" w:space="0" w:color="808080"/>
+            </w:tcBorders>
+            <w:vAlign w:val="center"/>
+          </w:tcPr>
+          <w:p>
+            <w:pPr>
+              <w:pStyle w:val="TableHeading"/>
+              <w:suppressLineNumbers/>
+              <w:bidi w:val="0"/>
+              <w:spacing w:before="0" w:after="283"/>
+              <w:jc w:val="center"/>
+              <w:rPr/>
+            </w:pPr>
+            <w:r>
+              <w:rPr/>
+              <w:t>Events</w:t>
+            </w:r>
+          </w:p>
+        </w:tc>
+        <w:tc>
+          <w:tcPr>
+            <w:tcW w:w="1002" w:type="dxa"/>
+            <w:tcBorders>
+              <w:top w:val="single" w:sz="6" w:space="0" w:color="808080"/>
+              <w:left w:val="single" w:sz="2" w:space="0" w:color="808080"/>
+              <w:bottom w:val="single" w:sz="2" w:space="0" w:color="808080"/>
+              <w:right w:val="single" w:sz="6" w:space="0" w:color="808080"/>
+            </w:tcBorders>
+            <w:vAlign w:val="center"/>
+          </w:tcPr>
+          <w:p>
+            <w:pPr>
+              <w:pStyle w:val="TableHeading"/>
+              <w:suppressLineNumbers/>
+              <w:bidi w:val="0"/>
+              <w:spacing w:before="0" w:after="283"/>
+              <w:jc w:val="center"/>
+              <w:rPr/>
+            </w:pPr>
+            <w:r>
+              <w:rPr/>
+              <w:t>Leak before</w:t>
+            </w:r>
+          </w:p>
+        </w:tc>
+        <w:tc>
+          <w:tcPr>
+            <w:tcW w:w="847" w:type="dxa"/>
+            <w:tcBorders>
+              <w:top w:val="single" w:sz="6" w:space="0" w:color="808080"/>
+              <w:left w:val="single" w:sz="2" w:space="0" w:color="808080"/>
+              <w:bottom w:val="single" w:sz="2" w:space="0" w:color="808080"/>
+              <w:right w:val="single" w:sz="6" w:space="0" w:color="808080"/>
+            </w:tcBorders>
+            <w:vAlign w:val="center"/>
+          </w:tcPr>
+          <w:p>
+            <w:pPr>
+              <w:pStyle w:val="TableHeading"/>
+              <w:suppressLineNumbers/>
+              <w:bidi w:val="0"/>
+              <w:spacing w:before="0" w:after="283"/>
+              <w:jc w:val="center"/>
+              <w:rPr/>
+            </w:pPr>
+            <w:r>
+              <w:rPr/>
+              <w:t>Leak after</w:t>
+            </w:r>
+          </w:p>
+        </w:tc>
+        <w:tc>
+          <w:tcPr>
+            <w:tcW w:w="1518" w:type="dxa"/>
+            <w:tcBorders>
+              <w:top w:val="single" w:sz="6" w:space="0" w:color="808080"/>
+              <w:left w:val="single" w:sz="2" w:space="0" w:color="808080"/>
+              <w:bottom w:val="single" w:sz="2" w:space="0" w:color="808080"/>
+              <w:right w:val="single" w:sz="6" w:space="0" w:color="808080"/>
+            </w:tcBorders>
+            <w:vAlign w:val="center"/>
+          </w:tcPr>
+          <w:p>
+            <w:pPr>
+              <w:pStyle w:val="TableHeading"/>
+              <w:suppressLineNumbers/>
+              <w:bidi w:val="0"/>
+              <w:spacing w:before="0" w:after="283"/>
+              <w:jc w:val="center"/>
+              <w:rPr/>
+            </w:pPr>
+            <w:r>
+              <w:rPr/>
+              <w:t>Removed [95% CI]</w:t>
+            </w:r>
+          </w:p>
+        </w:tc>
+        <w:tc>
+          <w:tcPr>
+            <w:tcW w:w="4221" w:type="dxa"/>
+            <w:tcBorders>
+              <w:top w:val="single" w:sz="6" w:space="0" w:color="808080"/>
+              <w:left w:val="single" w:sz="2" w:space="0" w:color="808080"/>
+              <w:bottom w:val="single" w:sz="2" w:space="0" w:color="808080"/>
+              <w:right w:val="single" w:sz="6" w:space="0" w:color="808080"/>
+            </w:tcBorders>
+            <w:vAlign w:val="center"/>
+          </w:tcPr>
+          <w:p>
+            <w:pPr>
+              <w:pStyle w:val="TableHeading"/>
+              <w:suppressLineNumbers/>
+              <w:bidi w:val="0"/>
+              <w:spacing w:before="0" w:after="283"/>
+              <w:jc w:val="center"/>
+              <w:rPr/>
+            </w:pPr>
+            <w:r>
+              <w:rPr/>
+              <w:t>Content check</w:t>
+            </w:r>
+          </w:p>
+        </w:tc>
+      </w:tr>
+      <w:tr>
+        <w:trPr/>
+        <w:tc>
+          <w:tcPr>
+            <w:tcW w:w="2549" w:type="dxa"/>
+            <w:tcBorders>
+              <w:left w:val="single" w:sz="6" w:space="0" w:color="808080"/>
+              <w:bottom w:val="single" w:sz="2" w:space="0" w:color="808080"/>
+              <w:right w:val="single" w:sz="6" w:space="0" w:color="808080"/>
+            </w:tcBorders>
+            <w:vAlign w:val="center"/>
+          </w:tcPr>
+          <w:p>
+            <w:pPr>
+              <w:pStyle w:val="TableContents"/>
+              <w:bidi w:val="0"/>
+              <w:spacing w:before="0" w:after="283"/>
+              <w:rPr/>
+            </w:pPr>
+            <w:r>
+              <w:rPr/>
+              <w:t>Versioned card (fix 1), orig names</w:t>
+            </w:r>
+          </w:p>
+        </w:tc>
+        <w:tc>
+          <w:tcPr>
+            <w:tcW w:w="501" w:type="dxa"/>
+            <w:tcBorders>
+              <w:left w:val="single" w:sz="2" w:space="0" w:color="808080"/>
+              <w:bottom w:val="single" w:sz="2" w:space="0" w:color="808080"/>
+              <w:right w:val="single" w:sz="6" w:space="0" w:color="808080"/>
+            </w:tcBorders>
+            <w:vAlign w:val="center"/>
+          </w:tcPr>
+          <w:p>
+            <w:pPr>
+              <w:pStyle w:val="TableContents"/>
+              <w:bidi w:val="0"/>
+              <w:spacing w:before="0" w:after="283"/>
+              <w:rPr/>
+            </w:pPr>
+            <w:r>
+              <w:rPr/>
+              <w:t>A</w:t>
+            </w:r>
+          </w:p>
+        </w:tc>
+        <w:tc>
+          <w:tcPr>
+            <w:tcW w:w="701" w:type="dxa"/>
+            <w:tcBorders>
+              <w:left w:val="single" w:sz="2" w:space="0" w:color="808080"/>
+              <w:bottom w:val="single" w:sz="2" w:space="0" w:color="808080"/>
+              <w:right w:val="single" w:sz="6" w:space="0" w:color="808080"/>
+            </w:tcBorders>
+            <w:vAlign w:val="center"/>
+          </w:tcPr>
+          <w:p>
+            <w:pPr>
+              <w:pStyle w:val="TableContents"/>
+              <w:bidi w:val="0"/>
+              <w:spacing w:before="0" w:after="283"/>
+              <w:rPr/>
+            </w:pPr>
+            <w:r>
+              <w:rPr/>
+              <w:t>19</w:t>
+            </w:r>
+          </w:p>
+        </w:tc>
+        <w:tc>
+          <w:tcPr>
+            <w:tcW w:w="1002" w:type="dxa"/>
+            <w:tcBorders>
+              <w:left w:val="single" w:sz="2" w:space="0" w:color="808080"/>
+              <w:bottom w:val="single" w:sz="2" w:space="0" w:color="808080"/>
+              <w:right w:val="single" w:sz="6" w:space="0" w:color="808080"/>
+            </w:tcBorders>
+            <w:vAlign w:val="center"/>
+          </w:tcPr>
+          <w:p>
+            <w:pPr>
+              <w:pStyle w:val="TableContents"/>
+              <w:bidi w:val="0"/>
+              <w:spacing w:before="0" w:after="283"/>
+              <w:rPr/>
+            </w:pPr>
+            <w:r>
+              <w:rPr/>
+              <w:t>31.6%</w:t>
+            </w:r>
+          </w:p>
+        </w:tc>
+        <w:tc>
+          <w:tcPr>
+            <w:tcW w:w="847" w:type="dxa"/>
+            <w:tcBorders>
+              <w:left w:val="single" w:sz="2" w:space="0" w:color="808080"/>
+              <w:bottom w:val="single" w:sz="2" w:space="0" w:color="808080"/>
+              <w:right w:val="single" w:sz="6" w:space="0" w:color="808080"/>
+            </w:tcBorders>
+            <w:vAlign w:val="center"/>
+          </w:tcPr>
+          <w:p>
+            <w:pPr>
+              <w:pStyle w:val="TableContents"/>
+              <w:bidi w:val="0"/>
+              <w:spacing w:before="0" w:after="283"/>
+              <w:rPr/>
+            </w:pPr>
+            <w:r>
+              <w:rPr/>
+              <w:t>0.0%</w:t>
+            </w:r>
+          </w:p>
+        </w:tc>
+        <w:tc>
+          <w:tcPr>
+            <w:tcW w:w="1518" w:type="dxa"/>
+            <w:tcBorders>
+              <w:left w:val="single" w:sz="2" w:space="0" w:color="808080"/>
+              <w:bottom w:val="single" w:sz="2" w:space="0" w:color="808080"/>
+              <w:right w:val="single" w:sz="6" w:space="0" w:color="808080"/>
+            </w:tcBorders>
+            <w:vAlign w:val="center"/>
+          </w:tcPr>
+          <w:p>
+            <w:pPr>
+              <w:pStyle w:val="TableContents"/>
+              <w:bidi w:val="0"/>
+              <w:spacing w:before="0" w:after="283"/>
+              <w:rPr/>
+            </w:pPr>
+            <w:r>
+              <w:rPr/>
+              <w:t>+31.6 [+14.0, +50.9]</w:t>
+            </w:r>
+          </w:p>
+        </w:tc>
+        <w:tc>
+          <w:tcPr>
+            <w:tcW w:w="4221" w:type="dxa"/>
+            <w:tcBorders>
+              <w:left w:val="single" w:sz="2" w:space="0" w:color="808080"/>
+              <w:bottom w:val="single" w:sz="2" w:space="0" w:color="808080"/>
+              <w:right w:val="single" w:sz="6" w:space="0" w:color="808080"/>
+            </w:tcBorders>
+            <w:vAlign w:val="center"/>
+          </w:tcPr>
+          <w:p>
+            <w:pPr>
+              <w:pStyle w:val="TableContents"/>
+              <w:bidi w:val="0"/>
+              <w:spacing w:before="0" w:after="283"/>
+              <w:rPr/>
+            </w:pPr>
+            <w:r>
+              <w:rPr/>
+              <w:t>alias named 86.0% vs 82.5%; 94 vs 86 words</w:t>
+            </w:r>
+          </w:p>
+        </w:tc>
+      </w:tr>
+      <w:tr>
+        <w:trPr/>
+        <w:tc>
+          <w:tcPr>
+            <w:tcW w:w="2549" w:type="dxa"/>
+            <w:tcBorders>
+              <w:left w:val="single" w:sz="6" w:space="0" w:color="808080"/>
+              <w:bottom w:val="single" w:sz="2" w:space="0" w:color="808080"/>
+              <w:right w:val="single" w:sz="6" w:space="0" w:color="808080"/>
+            </w:tcBorders>
+            <w:vAlign w:val="center"/>
+          </w:tcPr>
+          <w:p>
+            <w:pPr>
+              <w:pStyle w:val="TableContents"/>
+              <w:bidi w:val="0"/>
+              <w:spacing w:before="0" w:after="283"/>
+              <w:rPr/>
+            </w:pPr>
+            <w:r>
+              <w:rPr/>
+              <w:t>Versioned card (fix 1), ren names</w:t>
+            </w:r>
+          </w:p>
+        </w:tc>
+        <w:tc>
+          <w:tcPr>
+            <w:tcW w:w="501" w:type="dxa"/>
+            <w:tcBorders>
+              <w:left w:val="single" w:sz="2" w:space="0" w:color="808080"/>
+              <w:bottom w:val="single" w:sz="2" w:space="0" w:color="808080"/>
+              <w:right w:val="single" w:sz="6" w:space="0" w:color="808080"/>
+            </w:tcBorders>
+            <w:vAlign w:val="center"/>
+          </w:tcPr>
+          <w:p>
+            <w:pPr>
+              <w:pStyle w:val="TableContents"/>
+              <w:bidi w:val="0"/>
+              <w:spacing w:before="0" w:after="283"/>
+              <w:rPr/>
+            </w:pPr>
+            <w:r>
+              <w:rPr/>
+              <w:t>A</w:t>
+            </w:r>
+          </w:p>
+        </w:tc>
+        <w:tc>
+          <w:tcPr>
+            <w:tcW w:w="701" w:type="dxa"/>
+            <w:tcBorders>
+              <w:left w:val="single" w:sz="2" w:space="0" w:color="808080"/>
+              <w:bottom w:val="single" w:sz="2" w:space="0" w:color="808080"/>
+              <w:right w:val="single" w:sz="6" w:space="0" w:color="808080"/>
+            </w:tcBorders>
+            <w:vAlign w:val="center"/>
+          </w:tcPr>
+          <w:p>
+            <w:pPr>
+              <w:pStyle w:val="TableContents"/>
+              <w:bidi w:val="0"/>
+              <w:spacing w:before="0" w:after="283"/>
+              <w:rPr/>
+            </w:pPr>
+            <w:r>
+              <w:rPr/>
+              <w:t>19</w:t>
+            </w:r>
+          </w:p>
+        </w:tc>
+        <w:tc>
+          <w:tcPr>
+            <w:tcW w:w="1002" w:type="dxa"/>
+            <w:tcBorders>
+              <w:left w:val="single" w:sz="2" w:space="0" w:color="808080"/>
+              <w:bottom w:val="single" w:sz="2" w:space="0" w:color="808080"/>
+              <w:right w:val="single" w:sz="6" w:space="0" w:color="808080"/>
+            </w:tcBorders>
+            <w:vAlign w:val="center"/>
+          </w:tcPr>
+          <w:p>
+            <w:pPr>
+              <w:pStyle w:val="TableContents"/>
+              <w:bidi w:val="0"/>
+              <w:spacing w:before="0" w:after="283"/>
+              <w:rPr/>
+            </w:pPr>
+            <w:r>
+              <w:rPr/>
+              <w:t>24.6%</w:t>
+            </w:r>
+          </w:p>
+        </w:tc>
+        <w:tc>
+          <w:tcPr>
+            <w:tcW w:w="847" w:type="dxa"/>
+            <w:tcBorders>
+              <w:left w:val="single" w:sz="2" w:space="0" w:color="808080"/>
+              <w:bottom w:val="single" w:sz="2" w:space="0" w:color="808080"/>
+              <w:right w:val="single" w:sz="6" w:space="0" w:color="808080"/>
+            </w:tcBorders>
+            <w:vAlign w:val="center"/>
+          </w:tcPr>
+          <w:p>
+            <w:pPr>
+              <w:pStyle w:val="TableContents"/>
+              <w:bidi w:val="0"/>
+              <w:spacing w:before="0" w:after="283"/>
+              <w:rPr/>
+            </w:pPr>
+            <w:r>
+              <w:rPr/>
+              <w:t>0.0%</w:t>
+            </w:r>
+          </w:p>
+        </w:tc>
+        <w:tc>
+          <w:tcPr>
+            <w:tcW w:w="1518" w:type="dxa"/>
+            <w:tcBorders>
+              <w:left w:val="single" w:sz="2" w:space="0" w:color="808080"/>
+              <w:bottom w:val="single" w:sz="2" w:space="0" w:color="808080"/>
+              <w:right w:val="single" w:sz="6" w:space="0" w:color="808080"/>
+            </w:tcBorders>
+            <w:vAlign w:val="center"/>
+          </w:tcPr>
+          <w:p>
+            <w:pPr>
+              <w:pStyle w:val="TableContents"/>
+              <w:bidi w:val="0"/>
+              <w:spacing w:before="0" w:after="283"/>
+              <w:rPr/>
+            </w:pPr>
+            <w:r>
+              <w:rPr/>
+              <w:t>+24.6 [+8.8, +42.1]</w:t>
+            </w:r>
+          </w:p>
+        </w:tc>
+        <w:tc>
+          <w:tcPr>
+            <w:tcW w:w="4221" w:type="dxa"/>
+            <w:tcBorders>
+              <w:left w:val="single" w:sz="2" w:space="0" w:color="808080"/>
+              <w:bottom w:val="single" w:sz="2" w:space="0" w:color="808080"/>
+              <w:right w:val="single" w:sz="6" w:space="0" w:color="808080"/>
+            </w:tcBorders>
+            <w:vAlign w:val="center"/>
+          </w:tcPr>
+          <w:p>
+            <w:pPr>
+              <w:pStyle w:val="TableContents"/>
+              <w:bidi w:val="0"/>
+              <w:spacing w:before="0" w:after="283"/>
+              <w:rPr/>
+            </w:pPr>
+            <w:r>
+              <w:rPr/>
+              <w:t>alias named 86.0% vs 82.5%; 94 vs 86 words</w:t>
+            </w:r>
+          </w:p>
+        </w:tc>
+      </w:tr>
+      <w:tr>
+        <w:trPr/>
+        <w:tc>
+          <w:tcPr>
+            <w:tcW w:w="2549" w:type="dxa"/>
+            <w:tcBorders>
+              <w:left w:val="single" w:sz="6" w:space="0" w:color="808080"/>
+              <w:bottom w:val="single" w:sz="2" w:space="0" w:color="808080"/>
+              <w:right w:val="single" w:sz="6" w:space="0" w:color="808080"/>
+            </w:tcBorders>
+            <w:vAlign w:val="center"/>
+          </w:tcPr>
+          <w:p>
+            <w:pPr>
+              <w:pStyle w:val="TableContents"/>
+              <w:bidi w:val="0"/>
+              <w:spacing w:before="0" w:after="283"/>
+              <w:rPr/>
+            </w:pPr>
+            <w:r>
+              <w:rPr/>
+              <w:t>Versioned card (fix 1), orig names</w:t>
+            </w:r>
+          </w:p>
+        </w:tc>
+        <w:tc>
+          <w:tcPr>
+            <w:tcW w:w="501" w:type="dxa"/>
+            <w:tcBorders>
+              <w:left w:val="single" w:sz="2" w:space="0" w:color="808080"/>
+              <w:bottom w:val="single" w:sz="2" w:space="0" w:color="808080"/>
+              <w:right w:val="single" w:sz="6" w:space="0" w:color="808080"/>
+            </w:tcBorders>
+            <w:vAlign w:val="center"/>
+          </w:tcPr>
+          <w:p>
+            <w:pPr>
+              <w:pStyle w:val="TableContents"/>
+              <w:bidi w:val="0"/>
+              <w:spacing w:before="0" w:after="283"/>
+              <w:rPr/>
+            </w:pPr>
+            <w:r>
+              <w:rPr/>
+              <w:t>B</w:t>
+            </w:r>
+          </w:p>
+        </w:tc>
+        <w:tc>
+          <w:tcPr>
+            <w:tcW w:w="701" w:type="dxa"/>
+            <w:tcBorders>
+              <w:left w:val="single" w:sz="2" w:space="0" w:color="808080"/>
+              <w:bottom w:val="single" w:sz="2" w:space="0" w:color="808080"/>
+              <w:right w:val="single" w:sz="6" w:space="0" w:color="808080"/>
+            </w:tcBorders>
+            <w:vAlign w:val="center"/>
+          </w:tcPr>
+          <w:p>
+            <w:pPr>
+              <w:pStyle w:val="TableContents"/>
+              <w:bidi w:val="0"/>
+              <w:spacing w:before="0" w:after="283"/>
+              <w:rPr/>
+            </w:pPr>
+            <w:r>
+              <w:rPr/>
+              <w:t>54</w:t>
+            </w:r>
+          </w:p>
+        </w:tc>
+        <w:tc>
+          <w:tcPr>
+            <w:tcW w:w="1002" w:type="dxa"/>
+            <w:tcBorders>
+              <w:left w:val="single" w:sz="2" w:space="0" w:color="808080"/>
+              <w:bottom w:val="single" w:sz="2" w:space="0" w:color="808080"/>
+              <w:right w:val="single" w:sz="6" w:space="0" w:color="808080"/>
+            </w:tcBorders>
+            <w:vAlign w:val="center"/>
+          </w:tcPr>
+          <w:p>
+            <w:pPr>
+              <w:pStyle w:val="TableContents"/>
+              <w:bidi w:val="0"/>
+              <w:spacing w:before="0" w:after="283"/>
+              <w:rPr/>
+            </w:pPr>
+            <w:r>
+              <w:rPr/>
+              <w:t>19.1%</w:t>
+            </w:r>
+          </w:p>
+        </w:tc>
+        <w:tc>
+          <w:tcPr>
+            <w:tcW w:w="847" w:type="dxa"/>
+            <w:tcBorders>
+              <w:left w:val="single" w:sz="2" w:space="0" w:color="808080"/>
+              <w:bottom w:val="single" w:sz="2" w:space="0" w:color="808080"/>
+              <w:right w:val="single" w:sz="6" w:space="0" w:color="808080"/>
+            </w:tcBorders>
+            <w:vAlign w:val="center"/>
+          </w:tcPr>
+          <w:p>
+            <w:pPr>
+              <w:pStyle w:val="TableContents"/>
+              <w:bidi w:val="0"/>
+              <w:spacing w:before="0" w:after="283"/>
+              <w:rPr/>
+            </w:pPr>
+            <w:r>
+              <w:rPr/>
+              <w:t>3.7%</w:t>
+            </w:r>
+          </w:p>
+        </w:tc>
+        <w:tc>
+          <w:tcPr>
+            <w:tcW w:w="1518" w:type="dxa"/>
+            <w:tcBorders>
+              <w:left w:val="single" w:sz="2" w:space="0" w:color="808080"/>
+              <w:bottom w:val="single" w:sz="2" w:space="0" w:color="808080"/>
+              <w:right w:val="single" w:sz="6" w:space="0" w:color="808080"/>
+            </w:tcBorders>
+            <w:vAlign w:val="center"/>
+          </w:tcPr>
+          <w:p>
+            <w:pPr>
+              <w:pStyle w:val="TableContents"/>
+              <w:bidi w:val="0"/>
+              <w:spacing w:before="0" w:after="283"/>
+              <w:rPr/>
+            </w:pPr>
+            <w:r>
+              <w:rPr/>
+              <w:t>+15.4 [+6.8, +25.3]</w:t>
+            </w:r>
+          </w:p>
+        </w:tc>
+        <w:tc>
+          <w:tcPr>
+            <w:tcW w:w="4221" w:type="dxa"/>
+            <w:tcBorders>
+              <w:left w:val="single" w:sz="2" w:space="0" w:color="808080"/>
+              <w:bottom w:val="single" w:sz="2" w:space="0" w:color="808080"/>
+              <w:right w:val="single" w:sz="6" w:space="0" w:color="808080"/>
+            </w:tcBorders>
+            <w:vAlign w:val="center"/>
+          </w:tcPr>
+          <w:p>
+            <w:pPr>
+              <w:pStyle w:val="TableContents"/>
+              <w:bidi w:val="0"/>
+              <w:spacing w:before="0" w:after="283"/>
+              <w:rPr/>
+            </w:pPr>
+            <w:r>
+              <w:rPr/>
+              <w:t>alias named 85.2% vs 82.7%; 93 vs 89 words</w:t>
+            </w:r>
+          </w:p>
+        </w:tc>
+      </w:tr>
+      <w:tr>
+        <w:trPr/>
+        <w:tc>
+          <w:tcPr>
+            <w:tcW w:w="2549" w:type="dxa"/>
+            <w:tcBorders>
+              <w:left w:val="single" w:sz="6" w:space="0" w:color="808080"/>
+              <w:bottom w:val="single" w:sz="2" w:space="0" w:color="808080"/>
+              <w:right w:val="single" w:sz="6" w:space="0" w:color="808080"/>
+            </w:tcBorders>
+            <w:vAlign w:val="center"/>
+          </w:tcPr>
+          <w:p>
+            <w:pPr>
+              <w:pStyle w:val="TableContents"/>
+              <w:bidi w:val="0"/>
+              <w:spacing w:before="0" w:after="283"/>
+              <w:rPr/>
+            </w:pPr>
+            <w:r>
+              <w:rPr/>
+              <w:t>Versioned card (fix 1), ren names</w:t>
+            </w:r>
+          </w:p>
+        </w:tc>
+        <w:tc>
+          <w:tcPr>
+            <w:tcW w:w="501" w:type="dxa"/>
+            <w:tcBorders>
+              <w:left w:val="single" w:sz="2" w:space="0" w:color="808080"/>
+              <w:bottom w:val="single" w:sz="2" w:space="0" w:color="808080"/>
+              <w:right w:val="single" w:sz="6" w:space="0" w:color="808080"/>
+            </w:tcBorders>
+            <w:vAlign w:val="center"/>
+          </w:tcPr>
+          <w:p>
+            <w:pPr>
+              <w:pStyle w:val="TableContents"/>
+              <w:bidi w:val="0"/>
+              <w:spacing w:before="0" w:after="283"/>
+              <w:rPr/>
+            </w:pPr>
+            <w:r>
+              <w:rPr/>
+              <w:t>B</w:t>
+            </w:r>
+          </w:p>
+        </w:tc>
+        <w:tc>
+          <w:tcPr>
+            <w:tcW w:w="701" w:type="dxa"/>
+            <w:tcBorders>
+              <w:left w:val="single" w:sz="2" w:space="0" w:color="808080"/>
+              <w:bottom w:val="single" w:sz="2" w:space="0" w:color="808080"/>
+              <w:right w:val="single" w:sz="6" w:space="0" w:color="808080"/>
+            </w:tcBorders>
+            <w:vAlign w:val="center"/>
+          </w:tcPr>
+          <w:p>
+            <w:pPr>
+              <w:pStyle w:val="TableContents"/>
+              <w:bidi w:val="0"/>
+              <w:spacing w:before="0" w:after="283"/>
+              <w:rPr/>
+            </w:pPr>
+            <w:r>
+              <w:rPr/>
+              <w:t>54</w:t>
+            </w:r>
+          </w:p>
+        </w:tc>
+        <w:tc>
+          <w:tcPr>
+            <w:tcW w:w="1002" w:type="dxa"/>
+            <w:tcBorders>
+              <w:left w:val="single" w:sz="2" w:space="0" w:color="808080"/>
+              <w:bottom w:val="single" w:sz="2" w:space="0" w:color="808080"/>
+              <w:right w:val="single" w:sz="6" w:space="0" w:color="808080"/>
+            </w:tcBorders>
+            <w:vAlign w:val="center"/>
+          </w:tcPr>
+          <w:p>
+            <w:pPr>
+              <w:pStyle w:val="TableContents"/>
+              <w:bidi w:val="0"/>
+              <w:spacing w:before="0" w:after="283"/>
+              <w:rPr/>
+            </w:pPr>
+            <w:r>
+              <w:rPr/>
+              <w:t>18.5%</w:t>
+            </w:r>
+          </w:p>
+        </w:tc>
+        <w:tc>
+          <w:tcPr>
+            <w:tcW w:w="847" w:type="dxa"/>
+            <w:tcBorders>
+              <w:left w:val="single" w:sz="2" w:space="0" w:color="808080"/>
+              <w:bottom w:val="single" w:sz="2" w:space="0" w:color="808080"/>
+              <w:right w:val="single" w:sz="6" w:space="0" w:color="808080"/>
+            </w:tcBorders>
+            <w:vAlign w:val="center"/>
+          </w:tcPr>
+          <w:p>
+            <w:pPr>
+              <w:pStyle w:val="TableContents"/>
+              <w:bidi w:val="0"/>
+              <w:spacing w:before="0" w:after="283"/>
+              <w:rPr/>
+            </w:pPr>
+            <w:r>
+              <w:rPr/>
+              <w:t>1.2%</w:t>
+            </w:r>
+          </w:p>
+        </w:tc>
+        <w:tc>
+          <w:tcPr>
+            <w:tcW w:w="1518" w:type="dxa"/>
+            <w:tcBorders>
+              <w:left w:val="single" w:sz="2" w:space="0" w:color="808080"/>
+              <w:bottom w:val="single" w:sz="2" w:space="0" w:color="808080"/>
+              <w:right w:val="single" w:sz="6" w:space="0" w:color="808080"/>
+            </w:tcBorders>
+            <w:vAlign w:val="center"/>
+          </w:tcPr>
+          <w:p>
+            <w:pPr>
+              <w:pStyle w:val="TableContents"/>
+              <w:bidi w:val="0"/>
+              <w:spacing w:before="0" w:after="283"/>
+              <w:rPr/>
+            </w:pPr>
+            <w:r>
+              <w:rPr/>
+              <w:t>+17.3 [+9.3, +26.5]</w:t>
+            </w:r>
+          </w:p>
+        </w:tc>
+        <w:tc>
+          <w:tcPr>
+            <w:tcW w:w="4221" w:type="dxa"/>
+            <w:tcBorders>
+              <w:left w:val="single" w:sz="2" w:space="0" w:color="808080"/>
+              <w:bottom w:val="single" w:sz="2" w:space="0" w:color="808080"/>
+              <w:right w:val="single" w:sz="6" w:space="0" w:color="808080"/>
+            </w:tcBorders>
+            <w:vAlign w:val="center"/>
+          </w:tcPr>
+          <w:p>
+            <w:pPr>
+              <w:pStyle w:val="TableContents"/>
+              <w:bidi w:val="0"/>
+              <w:spacing w:before="0" w:after="283"/>
+              <w:rPr/>
+            </w:pPr>
+            <w:r>
+              <w:rPr/>
+              <w:t>alias named 85.2% vs 82.7%; 93 vs 89 words</w:t>
+            </w:r>
+          </w:p>
+        </w:tc>
+      </w:tr>
+      <w:tr>
+        <w:trPr/>
+        <w:tc>
+          <w:tcPr>
+            <w:tcW w:w="2549" w:type="dxa"/>
+            <w:tcBorders>
+              <w:left w:val="single" w:sz="6" w:space="0" w:color="808080"/>
+              <w:bottom w:val="single" w:sz="2" w:space="0" w:color="808080"/>
+              <w:right w:val="single" w:sz="6" w:space="0" w:color="808080"/>
+            </w:tcBorders>
+            <w:vAlign w:val="center"/>
+          </w:tcPr>
+          <w:p>
+            <w:pPr>
+              <w:pStyle w:val="TableContents"/>
+              <w:bidi w:val="0"/>
+              <w:spacing w:before="0" w:after="283"/>
+              <w:rPr/>
+            </w:pPr>
+            <w:r>
+              <w:rPr/>
+              <w:t>Pseudonymise and map back (fix 2)</w:t>
+            </w:r>
+          </w:p>
+        </w:tc>
+        <w:tc>
+          <w:tcPr>
+            <w:tcW w:w="501" w:type="dxa"/>
+            <w:tcBorders>
+              <w:left w:val="single" w:sz="2" w:space="0" w:color="808080"/>
+              <w:bottom w:val="single" w:sz="2" w:space="0" w:color="808080"/>
+              <w:right w:val="single" w:sz="6" w:space="0" w:color="808080"/>
+            </w:tcBorders>
+            <w:vAlign w:val="center"/>
+          </w:tcPr>
+          <w:p>
+            <w:pPr>
+              <w:pStyle w:val="TableContents"/>
+              <w:bidi w:val="0"/>
+              <w:spacing w:before="0" w:after="283"/>
+              <w:rPr/>
+            </w:pPr>
+            <w:r>
+              <w:rPr/>
+              <w:t>A</w:t>
+            </w:r>
+          </w:p>
+        </w:tc>
+        <w:tc>
+          <w:tcPr>
+            <w:tcW w:w="701" w:type="dxa"/>
+            <w:tcBorders>
+              <w:left w:val="single" w:sz="2" w:space="0" w:color="808080"/>
+              <w:bottom w:val="single" w:sz="2" w:space="0" w:color="808080"/>
+              <w:right w:val="single" w:sz="6" w:space="0" w:color="808080"/>
+            </w:tcBorders>
+            <w:vAlign w:val="center"/>
+          </w:tcPr>
+          <w:p>
+            <w:pPr>
+              <w:pStyle w:val="TableContents"/>
+              <w:bidi w:val="0"/>
+              <w:spacing w:before="0" w:after="283"/>
+              <w:rPr/>
+            </w:pPr>
+            <w:r>
+              <w:rPr/>
+              <w:t>19</w:t>
+            </w:r>
+          </w:p>
+        </w:tc>
+        <w:tc>
+          <w:tcPr>
+            <w:tcW w:w="1002" w:type="dxa"/>
+            <w:tcBorders>
+              <w:left w:val="single" w:sz="2" w:space="0" w:color="808080"/>
+              <w:bottom w:val="single" w:sz="2" w:space="0" w:color="808080"/>
+              <w:right w:val="single" w:sz="6" w:space="0" w:color="808080"/>
+            </w:tcBorders>
+            <w:vAlign w:val="center"/>
+          </w:tcPr>
+          <w:p>
+            <w:pPr>
+              <w:pStyle w:val="TableContents"/>
+              <w:bidi w:val="0"/>
+              <w:spacing w:before="0" w:after="283"/>
+              <w:rPr/>
+            </w:pPr>
+            <w:r>
+              <w:rPr/>
+              <w:t>0.0%</w:t>
+            </w:r>
+          </w:p>
+        </w:tc>
+        <w:tc>
+          <w:tcPr>
+            <w:tcW w:w="847" w:type="dxa"/>
+            <w:tcBorders>
+              <w:left w:val="single" w:sz="2" w:space="0" w:color="808080"/>
+              <w:bottom w:val="single" w:sz="2" w:space="0" w:color="808080"/>
+              <w:right w:val="single" w:sz="6" w:space="0" w:color="808080"/>
+            </w:tcBorders>
+            <w:vAlign w:val="center"/>
+          </w:tcPr>
+          <w:p>
+            <w:pPr>
+              <w:pStyle w:val="TableContents"/>
+              <w:bidi w:val="0"/>
+              <w:spacing w:before="0" w:after="283"/>
+              <w:rPr/>
+            </w:pPr>
+            <w:r>
+              <w:rPr/>
+              <w:t>0.0%</w:t>
+            </w:r>
+          </w:p>
+        </w:tc>
+        <w:tc>
+          <w:tcPr>
+            <w:tcW w:w="1518" w:type="dxa"/>
+            <w:tcBorders>
+              <w:left w:val="single" w:sz="2" w:space="0" w:color="808080"/>
+              <w:bottom w:val="single" w:sz="2" w:space="0" w:color="808080"/>
+              <w:right w:val="single" w:sz="6" w:space="0" w:color="808080"/>
+            </w:tcBorders>
+            <w:vAlign w:val="center"/>
+          </w:tcPr>
+          <w:p>
+            <w:pPr>
+              <w:pStyle w:val="TableContents"/>
+              <w:bidi w:val="0"/>
+              <w:spacing w:before="0" w:after="283"/>
+              <w:rPr/>
+            </w:pPr>
+            <w:r>
+              <w:rPr/>
+              <w:t>+0.0 [+0.0, +0.0]</w:t>
+            </w:r>
+          </w:p>
+        </w:tc>
+        <w:tc>
+          <w:tcPr>
+            <w:tcW w:w="4221" w:type="dxa"/>
+            <w:tcBorders>
+              <w:left w:val="single" w:sz="2" w:space="0" w:color="808080"/>
+              <w:bottom w:val="single" w:sz="2" w:space="0" w:color="808080"/>
+              <w:right w:val="single" w:sz="6" w:space="0" w:color="808080"/>
+            </w:tcBorders>
+            <w:vAlign w:val="center"/>
+          </w:tcPr>
+          <w:p>
+            <w:pPr>
+              <w:pStyle w:val="TableContents"/>
+              <w:bidi w:val="0"/>
+              <w:spacing w:before="0" w:after="283"/>
+              <w:rPr/>
+            </w:pPr>
+            <w:r>
+              <w:rPr/>
+              <w:t>alias named 82.5% vs 87.7%; RF5 evaluated False, passes None</w:t>
+            </w:r>
+          </w:p>
+        </w:tc>
+      </w:tr>
+      <w:tr>
+        <w:trPr/>
+        <w:tc>
+          <w:tcPr>
+            <w:tcW w:w="2549" w:type="dxa"/>
+            <w:tcBorders>
+              <w:left w:val="single" w:sz="6" w:space="0" w:color="808080"/>
+              <w:bottom w:val="single" w:sz="6" w:space="0" w:color="808080"/>
+              <w:right w:val="single" w:sz="6" w:space="0" w:color="808080"/>
+            </w:tcBorders>
+            <w:vAlign w:val="center"/>
+          </w:tcPr>
+          <w:p>
+            <w:pPr>
+              <w:pStyle w:val="TableContents"/>
+              <w:bidi w:val="0"/>
+              <w:spacing w:before="0" w:after="283"/>
+              <w:rPr/>
+            </w:pPr>
+            <w:r>
+              <w:rPr/>
+              <w:t>Pseudonymise and map back (fix 2)</w:t>
+            </w:r>
+          </w:p>
+        </w:tc>
+        <w:tc>
+          <w:tcPr>
+            <w:tcW w:w="501" w:type="dxa"/>
+            <w:tcBorders>
+              <w:left w:val="single" w:sz="2" w:space="0" w:color="808080"/>
+              <w:bottom w:val="single" w:sz="6" w:space="0" w:color="808080"/>
+              <w:right w:val="single" w:sz="6" w:space="0" w:color="808080"/>
+            </w:tcBorders>
+            <w:vAlign w:val="center"/>
+          </w:tcPr>
+          <w:p>
+            <w:pPr>
+              <w:pStyle w:val="TableContents"/>
+              <w:bidi w:val="0"/>
+              <w:spacing w:before="0" w:after="283"/>
+              <w:rPr/>
+            </w:pPr>
+            <w:r>
+              <w:rPr/>
+              <w:t>B</w:t>
+            </w:r>
+          </w:p>
+        </w:tc>
+        <w:tc>
+          <w:tcPr>
+            <w:tcW w:w="701" w:type="dxa"/>
+            <w:tcBorders>
+              <w:left w:val="single" w:sz="2" w:space="0" w:color="808080"/>
+              <w:bottom w:val="single" w:sz="6" w:space="0" w:color="808080"/>
+              <w:right w:val="single" w:sz="6" w:space="0" w:color="808080"/>
+            </w:tcBorders>
+            <w:vAlign w:val="center"/>
+          </w:tcPr>
+          <w:p>
+            <w:pPr>
+              <w:pStyle w:val="TableContents"/>
+              <w:bidi w:val="0"/>
+              <w:spacing w:before="0" w:after="283"/>
+              <w:rPr/>
+            </w:pPr>
+            <w:r>
+              <w:rPr/>
+              <w:t>54</w:t>
+            </w:r>
+          </w:p>
+        </w:tc>
+        <w:tc>
+          <w:tcPr>
+            <w:tcW w:w="1002" w:type="dxa"/>
+            <w:tcBorders>
+              <w:left w:val="single" w:sz="2" w:space="0" w:color="808080"/>
+              <w:bottom w:val="single" w:sz="6" w:space="0" w:color="808080"/>
+              <w:right w:val="single" w:sz="6" w:space="0" w:color="808080"/>
+            </w:tcBorders>
+            <w:vAlign w:val="center"/>
+          </w:tcPr>
+          <w:p>
+            <w:pPr>
+              <w:pStyle w:val="TableContents"/>
+              <w:bidi w:val="0"/>
+              <w:spacing w:before="0" w:after="283"/>
+              <w:rPr/>
+            </w:pPr>
+            <w:r>
+              <w:rPr/>
+              <w:t>3.7%</w:t>
+            </w:r>
+          </w:p>
+        </w:tc>
+        <w:tc>
+          <w:tcPr>
+            <w:tcW w:w="847" w:type="dxa"/>
+            <w:tcBorders>
+              <w:left w:val="single" w:sz="2" w:space="0" w:color="808080"/>
+              <w:bottom w:val="single" w:sz="6" w:space="0" w:color="808080"/>
+              <w:right w:val="single" w:sz="6" w:space="0" w:color="808080"/>
+            </w:tcBorders>
+            <w:vAlign w:val="center"/>
+          </w:tcPr>
+          <w:p>
+            <w:pPr>
+              <w:pStyle w:val="TableContents"/>
+              <w:bidi w:val="0"/>
+              <w:spacing w:before="0" w:after="283"/>
+              <w:rPr/>
+            </w:pPr>
+            <w:r>
+              <w:rPr/>
+              <w:t>3.1%</w:t>
+            </w:r>
+          </w:p>
+        </w:tc>
+        <w:tc>
+          <w:tcPr>
+            <w:tcW w:w="1518" w:type="dxa"/>
+            <w:tcBorders>
+              <w:left w:val="single" w:sz="2" w:space="0" w:color="808080"/>
+              <w:bottom w:val="single" w:sz="6" w:space="0" w:color="808080"/>
+              <w:right w:val="single" w:sz="6" w:space="0" w:color="808080"/>
+            </w:tcBorders>
+            <w:vAlign w:val="center"/>
+          </w:tcPr>
+          <w:p>
+            <w:pPr>
+              <w:pStyle w:val="TableContents"/>
+              <w:bidi w:val="0"/>
+              <w:spacing w:before="0" w:after="283"/>
+              <w:rPr/>
+            </w:pPr>
+            <w:r>
+              <w:rPr/>
+              <w:t>+0.6 [-1.9, +3.7]</w:t>
+            </w:r>
+          </w:p>
+        </w:tc>
+        <w:tc>
+          <w:tcPr>
+            <w:tcW w:w="4221" w:type="dxa"/>
+            <w:tcBorders>
+              <w:left w:val="single" w:sz="2" w:space="0" w:color="808080"/>
+              <w:bottom w:val="single" w:sz="6" w:space="0" w:color="808080"/>
+              <w:right w:val="single" w:sz="6" w:space="0" w:color="808080"/>
+            </w:tcBorders>
+            <w:vAlign w:val="center"/>
+          </w:tcPr>
+          <w:p>
+            <w:pPr>
+              <w:pStyle w:val="TableContents"/>
+              <w:bidi w:val="0"/>
+              <w:spacing w:before="0" w:after="283"/>
+              <w:rPr/>
+            </w:pPr>
+            <w:r>
+              <w:rPr/>
+              <w:t>alias named 82.7% vs 87.7%; RF5 evaluated False, passes False</w:t>
+            </w:r>
+          </w:p>
+        </w:tc>
+      </w:tr>
+    </w:tbl>
+    <w:p>
+      <w:pPr>
+        <w:pStyle w:val="BodyText"/>
+        <w:bidi w:val="0"/>
+        <w:rPr/>
+      </w:pPr>
+      <w:r>
+        <w:rPr/>
+        <w:t>Second judge (OLMo-2-32B, addendum 9, robustness only): W-ren 19.1% vs P-ren 1.9%, input channel +17.3 [+8.6, +27.2] over 54 events. Agreement with the first judge: 97.8% identical labels, kappa 0.88 (684 labels).</w:t>
+      </w:r>
+    </w:p>
+    <w:p>
+      <w:pPr>
+        <w:pStyle w:val="Heading4"/>
+        <w:bidi w:val="0"/>
+        <w:rPr/>
+      </w:pPr>
+      <w:r>
+        <w:rPr/>
+        <w:t>Larger open models (24 to 32B on the pod; addendum 8, separate stratum)</w:t>
+      </w:r>
+    </w:p>
+    <w:p>
+      <w:pPr>
+        <w:pStyle w:val="BodyText"/>
+        <w:bidi w:val="0"/>
+        <w:rPr/>
+      </w:pPr>
+      <w:r>
+        <w:rPr>
+          <w:b/>
+        </w:rPr>
+        <w:t>Rule A (text-derived), primary set: 19 events.</w:t>
+      </w:r>
+      <w:r>
+        <w:rPr/>
+        <w:t xml:space="preserve"> Leak rate (% of events) per cell; input channel = W-ren minus P-ren; memory channel = P-orig minus P-ren.</w:t>
+      </w:r>
+    </w:p>
+    <w:tbl>
+      <w:tblPr>
+        <w:tblW w:w="5000" w:type="pct"/>
+        <w:jc w:val="left"/>
+        <w:tblInd w:w="45" w:type="dxa"/>
+        <w:tblLayout w:type="fixed"/>
+        <w:tblCellMar>
+          <w:top w:w="45" w:type="dxa"/>
+          <w:left w:w="45" w:type="dxa"/>
+          <w:bottom w:w="45" w:type="dxa"/>
+          <w:right w:w="45" w:type="dxa"/>
+        </w:tblCellMar>
+      </w:tblPr>
+      <w:tblGrid>
+        <w:gridCol w:w="2435"/>
+        <w:gridCol w:w="680"/>
+        <w:gridCol w:w="620"/>
+        <w:gridCol w:w="630"/>
+        <w:gridCol w:w="571"/>
+        <w:gridCol w:w="2001"/>
+        <w:gridCol w:w="2139"/>
+        <w:gridCol w:w="2263"/>
+      </w:tblGrid>
+      <w:tr>
+        <w:trPr/>
+        <w:tc>
+          <w:tcPr>
+            <w:tcW w:w="2435" w:type="dxa"/>
+            <w:tcBorders>
+              <w:top w:val="single" w:sz="6" w:space="0" w:color="808080"/>
+              <w:left w:val="single" w:sz="6" w:space="0" w:color="808080"/>
+              <w:bottom w:val="single" w:sz="2" w:space="0" w:color="808080"/>
+              <w:right w:val="single" w:sz="6" w:space="0" w:color="808080"/>
+            </w:tcBorders>
+            <w:vAlign w:val="center"/>
+          </w:tcPr>
+          <w:p>
+            <w:pPr>
+              <w:pStyle w:val="TableHeading"/>
+              <w:suppressLineNumbers/>
+              <w:bidi w:val="0"/>
+              <w:spacing w:before="0" w:after="283"/>
+              <w:jc w:val="center"/>
+              <w:rPr/>
+            </w:pPr>
+            <w:r>
+              <w:rPr/>
+              <w:t>Model</w:t>
+            </w:r>
+          </w:p>
+        </w:tc>
+        <w:tc>
+          <w:tcPr>
+            <w:tcW w:w="680" w:type="dxa"/>
+            <w:tcBorders>
+              <w:top w:val="single" w:sz="6" w:space="0" w:color="808080"/>
+              <w:left w:val="single" w:sz="2" w:space="0" w:color="808080"/>
+              <w:bottom w:val="single" w:sz="2" w:space="0" w:color="808080"/>
+              <w:right w:val="single" w:sz="6" w:space="0" w:color="808080"/>
+            </w:tcBorders>
+            <w:vAlign w:val="center"/>
+          </w:tcPr>
+          <w:p>
+            <w:pPr>
+              <w:pStyle w:val="TableHeading"/>
+              <w:suppressLineNumbers/>
+              <w:bidi w:val="0"/>
+              <w:spacing w:before="0" w:after="283"/>
+              <w:jc w:val="center"/>
+              <w:rPr/>
+            </w:pPr>
+            <w:r>
+              <w:rPr/>
+              <w:t>W-orig</w:t>
+            </w:r>
+          </w:p>
+        </w:tc>
+        <w:tc>
+          <w:tcPr>
+            <w:tcW w:w="620" w:type="dxa"/>
+            <w:tcBorders>
+              <w:top w:val="single" w:sz="6" w:space="0" w:color="808080"/>
+              <w:left w:val="single" w:sz="2" w:space="0" w:color="808080"/>
+              <w:bottom w:val="single" w:sz="2" w:space="0" w:color="808080"/>
+              <w:right w:val="single" w:sz="6" w:space="0" w:color="808080"/>
+            </w:tcBorders>
+            <w:vAlign w:val="center"/>
+          </w:tcPr>
+          <w:p>
+            <w:pPr>
+              <w:pStyle w:val="TableHeading"/>
+              <w:suppressLineNumbers/>
+              <w:bidi w:val="0"/>
+              <w:spacing w:before="0" w:after="283"/>
+              <w:jc w:val="center"/>
+              <w:rPr/>
+            </w:pPr>
+            <w:r>
+              <w:rPr/>
+              <w:t>W-ren</w:t>
+            </w:r>
+          </w:p>
+        </w:tc>
+        <w:tc>
+          <w:tcPr>
+            <w:tcW w:w="630" w:type="dxa"/>
+            <w:tcBorders>
+              <w:top w:val="single" w:sz="6" w:space="0" w:color="808080"/>
+              <w:left w:val="single" w:sz="2" w:space="0" w:color="808080"/>
+              <w:bottom w:val="single" w:sz="2" w:space="0" w:color="808080"/>
+              <w:right w:val="single" w:sz="6" w:space="0" w:color="808080"/>
+            </w:tcBorders>
+            <w:vAlign w:val="center"/>
+          </w:tcPr>
+          <w:p>
+            <w:pPr>
+              <w:pStyle w:val="TableHeading"/>
+              <w:suppressLineNumbers/>
+              <w:bidi w:val="0"/>
+              <w:spacing w:before="0" w:after="283"/>
+              <w:jc w:val="center"/>
+              <w:rPr/>
+            </w:pPr>
+            <w:r>
+              <w:rPr/>
+              <w:t>P-orig</w:t>
+            </w:r>
+          </w:p>
+        </w:tc>
+        <w:tc>
+          <w:tcPr>
+            <w:tcW w:w="571" w:type="dxa"/>
+            <w:tcBorders>
+              <w:top w:val="single" w:sz="6" w:space="0" w:color="808080"/>
+              <w:left w:val="single" w:sz="2" w:space="0" w:color="808080"/>
+              <w:bottom w:val="single" w:sz="2" w:space="0" w:color="808080"/>
+              <w:right w:val="single" w:sz="6" w:space="0" w:color="808080"/>
+            </w:tcBorders>
+            <w:vAlign w:val="center"/>
+          </w:tcPr>
+          <w:p>
+            <w:pPr>
+              <w:pStyle w:val="TableHeading"/>
+              <w:suppressLineNumbers/>
+              <w:bidi w:val="0"/>
+              <w:spacing w:before="0" w:after="283"/>
+              <w:jc w:val="center"/>
+              <w:rPr/>
+            </w:pPr>
+            <w:r>
+              <w:rPr/>
+              <w:t>P-ren</w:t>
+            </w:r>
+          </w:p>
+        </w:tc>
+        <w:tc>
+          <w:tcPr>
+            <w:tcW w:w="2001" w:type="dxa"/>
+            <w:tcBorders>
+              <w:top w:val="single" w:sz="6" w:space="0" w:color="808080"/>
+              <w:left w:val="single" w:sz="2" w:space="0" w:color="808080"/>
+              <w:bottom w:val="single" w:sz="2" w:space="0" w:color="808080"/>
+              <w:right w:val="single" w:sz="6" w:space="0" w:color="808080"/>
+            </w:tcBorders>
+            <w:vAlign w:val="center"/>
+          </w:tcPr>
+          <w:p>
+            <w:pPr>
+              <w:pStyle w:val="TableHeading"/>
+              <w:suppressLineNumbers/>
+              <w:bidi w:val="0"/>
+              <w:spacing w:before="0" w:after="283"/>
+              <w:jc w:val="center"/>
+              <w:rPr/>
+            </w:pPr>
+            <w:r>
+              <w:rPr/>
+              <w:t>Input channel [95% CI]</w:t>
+            </w:r>
+          </w:p>
+        </w:tc>
+        <w:tc>
+          <w:tcPr>
+            <w:tcW w:w="2139" w:type="dxa"/>
+            <w:tcBorders>
+              <w:top w:val="single" w:sz="6" w:space="0" w:color="808080"/>
+              <w:left w:val="single" w:sz="2" w:space="0" w:color="808080"/>
+              <w:bottom w:val="single" w:sz="2" w:space="0" w:color="808080"/>
+              <w:right w:val="single" w:sz="6" w:space="0" w:color="808080"/>
+            </w:tcBorders>
+            <w:vAlign w:val="center"/>
+          </w:tcPr>
+          <w:p>
+            <w:pPr>
+              <w:pStyle w:val="TableHeading"/>
+              <w:suppressLineNumbers/>
+              <w:bidi w:val="0"/>
+              <w:spacing w:before="0" w:after="283"/>
+              <w:jc w:val="center"/>
+              <w:rPr/>
+            </w:pPr>
+            <w:r>
+              <w:rPr/>
+              <w:t>Events W-ren &gt; P-ren / &lt;</w:t>
+            </w:r>
+          </w:p>
+        </w:tc>
+        <w:tc>
+          <w:tcPr>
+            <w:tcW w:w="2263" w:type="dxa"/>
+            <w:tcBorders>
+              <w:top w:val="single" w:sz="6" w:space="0" w:color="808080"/>
+              <w:left w:val="single" w:sz="2" w:space="0" w:color="808080"/>
+              <w:bottom w:val="single" w:sz="2" w:space="0" w:color="808080"/>
+              <w:right w:val="single" w:sz="6" w:space="0" w:color="808080"/>
+            </w:tcBorders>
+            <w:vAlign w:val="center"/>
+          </w:tcPr>
+          <w:p>
+            <w:pPr>
+              <w:pStyle w:val="TableHeading"/>
+              <w:suppressLineNumbers/>
+              <w:bidi w:val="0"/>
+              <w:spacing w:before="0" w:after="283"/>
+              <w:jc w:val="center"/>
+              <w:rPr/>
+            </w:pPr>
+            <w:r>
+              <w:rPr/>
+              <w:t>Memory channel [95% CI]</w:t>
+            </w:r>
+          </w:p>
+        </w:tc>
+      </w:tr>
+      <w:tr>
+        <w:trPr/>
+        <w:tc>
+          <w:tcPr>
+            <w:tcW w:w="2435" w:type="dxa"/>
+            <w:tcBorders>
+              <w:left w:val="single" w:sz="6" w:space="0" w:color="808080"/>
+              <w:bottom w:val="single" w:sz="2" w:space="0" w:color="808080"/>
+              <w:right w:val="single" w:sz="6" w:space="0" w:color="808080"/>
+            </w:tcBorders>
+            <w:vAlign w:val="center"/>
+          </w:tcPr>
+          <w:p>
+            <w:pPr>
+              <w:pStyle w:val="TableContents"/>
+              <w:bidi w:val="0"/>
+              <w:spacing w:before="0" w:after="283"/>
+              <w:rPr/>
+            </w:pPr>
+            <w:r>
+              <w:rPr/>
+              <w:t>Mistral-Small-3.2-24B</w:t>
+            </w:r>
+          </w:p>
+        </w:tc>
+        <w:tc>
+          <w:tcPr>
+            <w:tcW w:w="680" w:type="dxa"/>
+            <w:tcBorders>
+              <w:left w:val="single" w:sz="2" w:space="0" w:color="808080"/>
+              <w:bottom w:val="single" w:sz="2" w:space="0" w:color="808080"/>
+              <w:right w:val="single" w:sz="6" w:space="0" w:color="808080"/>
+            </w:tcBorders>
+            <w:vAlign w:val="center"/>
+          </w:tcPr>
+          <w:p>
+            <w:pPr>
+              <w:pStyle w:val="TableContents"/>
+              <w:bidi w:val="0"/>
+              <w:spacing w:before="0" w:after="283"/>
+              <w:rPr/>
+            </w:pPr>
+            <w:r>
+              <w:rPr/>
+              <w:t>26.3</w:t>
+            </w:r>
+          </w:p>
+        </w:tc>
+        <w:tc>
+          <w:tcPr>
+            <w:tcW w:w="620" w:type="dxa"/>
+            <w:tcBorders>
+              <w:left w:val="single" w:sz="2" w:space="0" w:color="808080"/>
+              <w:bottom w:val="single" w:sz="2" w:space="0" w:color="808080"/>
+              <w:right w:val="single" w:sz="6" w:space="0" w:color="808080"/>
+            </w:tcBorders>
+            <w:vAlign w:val="center"/>
+          </w:tcPr>
+          <w:p>
+            <w:pPr>
+              <w:pStyle w:val="TableContents"/>
+              <w:bidi w:val="0"/>
+              <w:spacing w:before="0" w:after="283"/>
+              <w:rPr/>
+            </w:pPr>
+            <w:r>
+              <w:rPr/>
+              <w:t>26.3</w:t>
+            </w:r>
+          </w:p>
+        </w:tc>
+        <w:tc>
+          <w:tcPr>
+            <w:tcW w:w="630" w:type="dxa"/>
+            <w:tcBorders>
+              <w:left w:val="single" w:sz="2" w:space="0" w:color="808080"/>
+              <w:bottom w:val="single" w:sz="2" w:space="0" w:color="808080"/>
+              <w:right w:val="single" w:sz="6" w:space="0" w:color="808080"/>
+            </w:tcBorders>
+            <w:vAlign w:val="center"/>
+          </w:tcPr>
+          <w:p>
+            <w:pPr>
+              <w:pStyle w:val="TableContents"/>
+              <w:bidi w:val="0"/>
+              <w:spacing w:before="0" w:after="283"/>
+              <w:rPr/>
+            </w:pPr>
+            <w:r>
+              <w:rPr/>
+              <w:t>0.0</w:t>
+            </w:r>
+          </w:p>
+        </w:tc>
+        <w:tc>
+          <w:tcPr>
+            <w:tcW w:w="571" w:type="dxa"/>
+            <w:tcBorders>
+              <w:left w:val="single" w:sz="2" w:space="0" w:color="808080"/>
+              <w:bottom w:val="single" w:sz="2" w:space="0" w:color="808080"/>
+              <w:right w:val="single" w:sz="6" w:space="0" w:color="808080"/>
+            </w:tcBorders>
+            <w:vAlign w:val="center"/>
+          </w:tcPr>
+          <w:p>
+            <w:pPr>
+              <w:pStyle w:val="TableContents"/>
+              <w:bidi w:val="0"/>
+              <w:spacing w:before="0" w:after="283"/>
+              <w:rPr/>
+            </w:pPr>
+            <w:r>
+              <w:rPr/>
+              <w:t>0.0</w:t>
+            </w:r>
+          </w:p>
+        </w:tc>
+        <w:tc>
+          <w:tcPr>
+            <w:tcW w:w="2001" w:type="dxa"/>
+            <w:tcBorders>
+              <w:left w:val="single" w:sz="2" w:space="0" w:color="808080"/>
+              <w:bottom w:val="single" w:sz="2" w:space="0" w:color="808080"/>
+              <w:right w:val="single" w:sz="6" w:space="0" w:color="808080"/>
+            </w:tcBorders>
+            <w:vAlign w:val="center"/>
+          </w:tcPr>
+          <w:p>
+            <w:pPr>
+              <w:pStyle w:val="TableContents"/>
+              <w:bidi w:val="0"/>
+              <w:spacing w:before="0" w:after="283"/>
+              <w:rPr/>
+            </w:pPr>
+            <w:r>
+              <w:rPr/>
+              <w:t>+26.3 [+5.3, +47.4]</w:t>
+            </w:r>
+          </w:p>
+        </w:tc>
+        <w:tc>
+          <w:tcPr>
+            <w:tcW w:w="2139" w:type="dxa"/>
+            <w:tcBorders>
+              <w:left w:val="single" w:sz="2" w:space="0" w:color="808080"/>
+              <w:bottom w:val="single" w:sz="2" w:space="0" w:color="808080"/>
+              <w:right w:val="single" w:sz="6" w:space="0" w:color="808080"/>
+            </w:tcBorders>
+            <w:vAlign w:val="center"/>
+          </w:tcPr>
+          <w:p>
+            <w:pPr>
+              <w:pStyle w:val="TableContents"/>
+              <w:bidi w:val="0"/>
+              <w:spacing w:before="0" w:after="283"/>
+              <w:rPr/>
+            </w:pPr>
+            <w:r>
+              <w:rPr/>
+              <w:t>5 / 0 (p = 0.0312)</w:t>
+            </w:r>
+          </w:p>
+        </w:tc>
+        <w:tc>
+          <w:tcPr>
+            <w:tcW w:w="2263" w:type="dxa"/>
+            <w:tcBorders>
+              <w:left w:val="single" w:sz="2" w:space="0" w:color="808080"/>
+              <w:bottom w:val="single" w:sz="2" w:space="0" w:color="808080"/>
+              <w:right w:val="single" w:sz="6" w:space="0" w:color="808080"/>
+            </w:tcBorders>
+            <w:vAlign w:val="center"/>
+          </w:tcPr>
+          <w:p>
+            <w:pPr>
+              <w:pStyle w:val="TableContents"/>
+              <w:bidi w:val="0"/>
+              <w:spacing w:before="0" w:after="283"/>
+              <w:rPr/>
+            </w:pPr>
+            <w:r>
+              <w:rPr/>
+              <w:t>+0.0 [+0.0, +0.0]</w:t>
+            </w:r>
+          </w:p>
+        </w:tc>
+      </w:tr>
+      <w:tr>
+        <w:trPr/>
+        <w:tc>
+          <w:tcPr>
+            <w:tcW w:w="2435" w:type="dxa"/>
+            <w:tcBorders>
+              <w:left w:val="single" w:sz="6" w:space="0" w:color="808080"/>
+              <w:bottom w:val="single" w:sz="2" w:space="0" w:color="808080"/>
+              <w:right w:val="single" w:sz="6" w:space="0" w:color="808080"/>
+            </w:tcBorders>
+            <w:vAlign w:val="center"/>
+          </w:tcPr>
+          <w:p>
+            <w:pPr>
+              <w:pStyle w:val="TableContents"/>
+              <w:bidi w:val="0"/>
+              <w:spacing w:before="0" w:after="283"/>
+              <w:rPr/>
+            </w:pPr>
+            <w:r>
+              <w:rPr/>
+              <w:t>Qwen2.5-32B</w:t>
+            </w:r>
+          </w:p>
+        </w:tc>
+        <w:tc>
+          <w:tcPr>
+            <w:tcW w:w="680" w:type="dxa"/>
+            <w:tcBorders>
+              <w:left w:val="single" w:sz="2" w:space="0" w:color="808080"/>
+              <w:bottom w:val="single" w:sz="2" w:space="0" w:color="808080"/>
+              <w:right w:val="single" w:sz="6" w:space="0" w:color="808080"/>
+            </w:tcBorders>
+            <w:vAlign w:val="center"/>
+          </w:tcPr>
+          <w:p>
+            <w:pPr>
+              <w:pStyle w:val="TableContents"/>
+              <w:bidi w:val="0"/>
+              <w:spacing w:before="0" w:after="283"/>
+              <w:rPr/>
+            </w:pPr>
+            <w:r>
+              <w:rPr/>
+              <w:t>15.8</w:t>
+            </w:r>
+          </w:p>
+        </w:tc>
+        <w:tc>
+          <w:tcPr>
+            <w:tcW w:w="620" w:type="dxa"/>
+            <w:tcBorders>
+              <w:left w:val="single" w:sz="2" w:space="0" w:color="808080"/>
+              <w:bottom w:val="single" w:sz="2" w:space="0" w:color="808080"/>
+              <w:right w:val="single" w:sz="6" w:space="0" w:color="808080"/>
+            </w:tcBorders>
+            <w:vAlign w:val="center"/>
+          </w:tcPr>
+          <w:p>
+            <w:pPr>
+              <w:pStyle w:val="TableContents"/>
+              <w:bidi w:val="0"/>
+              <w:spacing w:before="0" w:after="283"/>
+              <w:rPr/>
+            </w:pPr>
+            <w:r>
+              <w:rPr/>
+              <w:t>15.8</w:t>
+            </w:r>
+          </w:p>
+        </w:tc>
+        <w:tc>
+          <w:tcPr>
+            <w:tcW w:w="630" w:type="dxa"/>
+            <w:tcBorders>
+              <w:left w:val="single" w:sz="2" w:space="0" w:color="808080"/>
+              <w:bottom w:val="single" w:sz="2" w:space="0" w:color="808080"/>
+              <w:right w:val="single" w:sz="6" w:space="0" w:color="808080"/>
+            </w:tcBorders>
+            <w:vAlign w:val="center"/>
+          </w:tcPr>
+          <w:p>
+            <w:pPr>
+              <w:pStyle w:val="TableContents"/>
+              <w:bidi w:val="0"/>
+              <w:spacing w:before="0" w:after="283"/>
+              <w:rPr/>
+            </w:pPr>
+            <w:r>
+              <w:rPr/>
+              <w:t>0.0</w:t>
+            </w:r>
+          </w:p>
+        </w:tc>
+        <w:tc>
+          <w:tcPr>
+            <w:tcW w:w="571" w:type="dxa"/>
+            <w:tcBorders>
+              <w:left w:val="single" w:sz="2" w:space="0" w:color="808080"/>
+              <w:bottom w:val="single" w:sz="2" w:space="0" w:color="808080"/>
+              <w:right w:val="single" w:sz="6" w:space="0" w:color="808080"/>
+            </w:tcBorders>
+            <w:vAlign w:val="center"/>
+          </w:tcPr>
+          <w:p>
+            <w:pPr>
+              <w:pStyle w:val="TableContents"/>
+              <w:bidi w:val="0"/>
+              <w:spacing w:before="0" w:after="283"/>
+              <w:rPr/>
+            </w:pPr>
+            <w:r>
+              <w:rPr/>
+              <w:t>0.0</w:t>
+            </w:r>
+          </w:p>
+        </w:tc>
+        <w:tc>
+          <w:tcPr>
+            <w:tcW w:w="2001" w:type="dxa"/>
+            <w:tcBorders>
+              <w:left w:val="single" w:sz="2" w:space="0" w:color="808080"/>
+              <w:bottom w:val="single" w:sz="2" w:space="0" w:color="808080"/>
+              <w:right w:val="single" w:sz="6" w:space="0" w:color="808080"/>
+            </w:tcBorders>
+            <w:vAlign w:val="center"/>
+          </w:tcPr>
+          <w:p>
+            <w:pPr>
+              <w:pStyle w:val="TableContents"/>
+              <w:bidi w:val="0"/>
+              <w:spacing w:before="0" w:after="283"/>
+              <w:rPr/>
+            </w:pPr>
+            <w:r>
+              <w:rPr/>
+              <w:t>+15.8 [+0.0, +31.6]</w:t>
+            </w:r>
+          </w:p>
+        </w:tc>
+        <w:tc>
+          <w:tcPr>
+            <w:tcW w:w="2139" w:type="dxa"/>
+            <w:tcBorders>
+              <w:left w:val="single" w:sz="2" w:space="0" w:color="808080"/>
+              <w:bottom w:val="single" w:sz="2" w:space="0" w:color="808080"/>
+              <w:right w:val="single" w:sz="6" w:space="0" w:color="808080"/>
+            </w:tcBorders>
+            <w:vAlign w:val="center"/>
+          </w:tcPr>
+          <w:p>
+            <w:pPr>
+              <w:pStyle w:val="TableContents"/>
+              <w:bidi w:val="0"/>
+              <w:spacing w:before="0" w:after="283"/>
+              <w:rPr/>
+            </w:pPr>
+            <w:r>
+              <w:rPr/>
+              <w:t>3 / 0 (p = 0.125)</w:t>
+            </w:r>
+          </w:p>
+        </w:tc>
+        <w:tc>
+          <w:tcPr>
+            <w:tcW w:w="2263" w:type="dxa"/>
+            <w:tcBorders>
+              <w:left w:val="single" w:sz="2" w:space="0" w:color="808080"/>
+              <w:bottom w:val="single" w:sz="2" w:space="0" w:color="808080"/>
+              <w:right w:val="single" w:sz="6" w:space="0" w:color="808080"/>
+            </w:tcBorders>
+            <w:vAlign w:val="center"/>
+          </w:tcPr>
+          <w:p>
+            <w:pPr>
+              <w:pStyle w:val="TableContents"/>
+              <w:bidi w:val="0"/>
+              <w:spacing w:before="0" w:after="283"/>
+              <w:rPr/>
+            </w:pPr>
+            <w:r>
+              <w:rPr/>
+              <w:t>+0.0 [+0.0, +0.0]</w:t>
+            </w:r>
+          </w:p>
+        </w:tc>
+      </w:tr>
+      <w:tr>
+        <w:trPr/>
+        <w:tc>
+          <w:tcPr>
+            <w:tcW w:w="2435" w:type="dxa"/>
+            <w:tcBorders>
+              <w:left w:val="single" w:sz="6" w:space="0" w:color="808080"/>
+              <w:bottom w:val="single" w:sz="6" w:space="0" w:color="808080"/>
+              <w:right w:val="single" w:sz="6" w:space="0" w:color="808080"/>
+            </w:tcBorders>
+            <w:vAlign w:val="center"/>
+          </w:tcPr>
+          <w:p>
+            <w:pPr>
+              <w:pStyle w:val="TableContents"/>
+              <w:bidi w:val="0"/>
+              <w:spacing w:before="0" w:after="283"/>
+              <w:rPr>
+                <w:b/>
+              </w:rPr>
+            </w:pPr>
+            <w:r>
+              <w:rPr>
+                <w:b/>
+              </w:rPr>
+              <w:t>Pooled (mean over models)</w:t>
+            </w:r>
+          </w:p>
+        </w:tc>
+        <w:tc>
+          <w:tcPr>
+            <w:tcW w:w="680" w:type="dxa"/>
+            <w:tcBorders>
+              <w:left w:val="single" w:sz="2" w:space="0" w:color="808080"/>
+              <w:bottom w:val="single" w:sz="6" w:space="0" w:color="808080"/>
+              <w:right w:val="single" w:sz="6" w:space="0" w:color="808080"/>
+            </w:tcBorders>
+            <w:vAlign w:val="center"/>
+          </w:tcPr>
+          <w:p>
+            <w:pPr>
+              <w:pStyle w:val="TableContents"/>
+              <w:bidi w:val="0"/>
+              <w:spacing w:before="0" w:after="283"/>
+              <w:rPr/>
+            </w:pPr>
+            <w:r>
+              <w:rPr/>
+              <w:t>21.1</w:t>
+            </w:r>
+          </w:p>
+        </w:tc>
+        <w:tc>
+          <w:tcPr>
+            <w:tcW w:w="620" w:type="dxa"/>
+            <w:tcBorders>
+              <w:left w:val="single" w:sz="2" w:space="0" w:color="808080"/>
+              <w:bottom w:val="single" w:sz="6" w:space="0" w:color="808080"/>
+              <w:right w:val="single" w:sz="6" w:space="0" w:color="808080"/>
+            </w:tcBorders>
+            <w:vAlign w:val="center"/>
+          </w:tcPr>
+          <w:p>
+            <w:pPr>
+              <w:pStyle w:val="TableContents"/>
+              <w:bidi w:val="0"/>
+              <w:spacing w:before="0" w:after="283"/>
+              <w:rPr/>
+            </w:pPr>
+            <w:r>
+              <w:rPr/>
+              <w:t>21.1</w:t>
+            </w:r>
+          </w:p>
+        </w:tc>
+        <w:tc>
+          <w:tcPr>
+            <w:tcW w:w="630" w:type="dxa"/>
+            <w:tcBorders>
+              <w:left w:val="single" w:sz="2" w:space="0" w:color="808080"/>
+              <w:bottom w:val="single" w:sz="6" w:space="0" w:color="808080"/>
+              <w:right w:val="single" w:sz="6" w:space="0" w:color="808080"/>
+            </w:tcBorders>
+            <w:vAlign w:val="center"/>
+          </w:tcPr>
+          <w:p>
+            <w:pPr>
+              <w:pStyle w:val="TableContents"/>
+              <w:bidi w:val="0"/>
+              <w:spacing w:before="0" w:after="283"/>
+              <w:rPr/>
+            </w:pPr>
+            <w:r>
+              <w:rPr/>
+              <w:t>0.0</w:t>
+            </w:r>
+          </w:p>
+        </w:tc>
+        <w:tc>
+          <w:tcPr>
+            <w:tcW w:w="571" w:type="dxa"/>
+            <w:tcBorders>
+              <w:left w:val="single" w:sz="2" w:space="0" w:color="808080"/>
+              <w:bottom w:val="single" w:sz="6" w:space="0" w:color="808080"/>
+              <w:right w:val="single" w:sz="6" w:space="0" w:color="808080"/>
+            </w:tcBorders>
+            <w:vAlign w:val="center"/>
+          </w:tcPr>
+          <w:p>
+            <w:pPr>
+              <w:pStyle w:val="TableContents"/>
+              <w:bidi w:val="0"/>
+              <w:spacing w:before="0" w:after="283"/>
+              <w:rPr/>
+            </w:pPr>
+            <w:r>
+              <w:rPr/>
+              <w:t>0.0</w:t>
+            </w:r>
+          </w:p>
+        </w:tc>
+        <w:tc>
+          <w:tcPr>
+            <w:tcW w:w="2001" w:type="dxa"/>
+            <w:tcBorders>
+              <w:left w:val="single" w:sz="2" w:space="0" w:color="808080"/>
+              <w:bottom w:val="single" w:sz="6" w:space="0" w:color="808080"/>
+              <w:right w:val="single" w:sz="6" w:space="0" w:color="808080"/>
+            </w:tcBorders>
+            <w:vAlign w:val="center"/>
+          </w:tcPr>
+          <w:p>
+            <w:pPr>
+              <w:pStyle w:val="TableContents"/>
+              <w:bidi w:val="0"/>
+              <w:spacing w:before="0" w:after="283"/>
+              <w:rPr/>
+            </w:pPr>
+            <w:r>
+              <w:rPr/>
+              <w:t>+21.1 [+5.3, +39.5]</w:t>
+            </w:r>
+          </w:p>
+        </w:tc>
+        <w:tc>
+          <w:tcPr>
+            <w:tcW w:w="2139" w:type="dxa"/>
+            <w:tcBorders>
+              <w:left w:val="single" w:sz="2" w:space="0" w:color="808080"/>
+              <w:bottom w:val="single" w:sz="6" w:space="0" w:color="808080"/>
+              <w:right w:val="single" w:sz="6" w:space="0" w:color="808080"/>
+            </w:tcBorders>
+            <w:vAlign w:val="center"/>
+          </w:tcPr>
+          <w:p>
+            <w:pPr>
+              <w:pStyle w:val="TableContents"/>
+              <w:bidi w:val="0"/>
+              <w:spacing w:before="0" w:after="283"/>
+              <w:rPr/>
+            </w:pPr>
+            <w:r>
+              <w:rPr/>
+              <w:t>2 of 2 models positive</w:t>
+            </w:r>
+          </w:p>
+        </w:tc>
+        <w:tc>
+          <w:tcPr>
+            <w:tcW w:w="2263" w:type="dxa"/>
+            <w:tcBorders>
+              <w:left w:val="single" w:sz="2" w:space="0" w:color="808080"/>
+              <w:bottom w:val="single" w:sz="6" w:space="0" w:color="808080"/>
+              <w:right w:val="single" w:sz="6" w:space="0" w:color="808080"/>
+            </w:tcBorders>
+            <w:vAlign w:val="center"/>
+          </w:tcPr>
+          <w:p>
+            <w:pPr>
+              <w:pStyle w:val="TableContents"/>
+              <w:bidi w:val="0"/>
+              <w:spacing w:before="0" w:after="283"/>
+              <w:rPr/>
+            </w:pPr>
+            <w:r>
+              <w:rPr/>
+              <w:t>+0.0 [+0.0, +0.0]</w:t>
+            </w:r>
+          </w:p>
+        </w:tc>
+      </w:tr>
+    </w:tbl>
+    <w:p>
+      <w:pPr>
+        <w:pStyle w:val="BodyText"/>
+        <w:bidi w:val="0"/>
+        <w:rPr/>
+      </w:pPr>
+      <w:r>
+        <w:rPr/>
+        <w:t>RF1 SUPPORTED; RF2 validity P-ren rate 0.0% (valid); RF4 W-orig minus P-orig +21.1 [+5.3, +39.5].</w:t>
+      </w:r>
+    </w:p>
+    <w:p>
+      <w:pPr>
+        <w:pStyle w:val="BodyText"/>
+        <w:bidi w:val="0"/>
+        <w:rPr/>
+      </w:pPr>
+      <w:r>
+        <w:rPr>
+          <w:b/>
+        </w:rPr>
+        <w:t>Rule B (judge), EXPLICIT and IMPLIED events: 54 events.</w:t>
+      </w:r>
+      <w:r>
+        <w:rPr/>
+        <w:t xml:space="preserve"> Leak rate (% of events) per cell; input channel = W-ren minus P-ren; memory channel = P-orig minus P-ren.</w:t>
+      </w:r>
+    </w:p>
+    <w:tbl>
+      <w:tblPr>
+        <w:tblW w:w="5000" w:type="pct"/>
+        <w:jc w:val="left"/>
+        <w:tblInd w:w="45" w:type="dxa"/>
+        <w:tblLayout w:type="fixed"/>
+        <w:tblCellMar>
+          <w:top w:w="45" w:type="dxa"/>
+          <w:left w:w="45" w:type="dxa"/>
+          <w:bottom w:w="45" w:type="dxa"/>
+          <w:right w:w="45" w:type="dxa"/>
+        </w:tblCellMar>
+      </w:tblPr>
+      <w:tblGrid>
+        <w:gridCol w:w="2434"/>
+        <w:gridCol w:w="680"/>
+        <w:gridCol w:w="620"/>
+        <w:gridCol w:w="630"/>
+        <w:gridCol w:w="571"/>
+        <w:gridCol w:w="2000"/>
+        <w:gridCol w:w="2141"/>
+        <w:gridCol w:w="2263"/>
+      </w:tblGrid>
+      <w:tr>
+        <w:trPr/>
+        <w:tc>
+          <w:tcPr>
+            <w:tcW w:w="2434" w:type="dxa"/>
+            <w:tcBorders>
+              <w:top w:val="single" w:sz="6" w:space="0" w:color="808080"/>
+              <w:left w:val="single" w:sz="6" w:space="0" w:color="808080"/>
+              <w:bottom w:val="single" w:sz="2" w:space="0" w:color="808080"/>
+              <w:right w:val="single" w:sz="6" w:space="0" w:color="808080"/>
+            </w:tcBorders>
+            <w:vAlign w:val="center"/>
+          </w:tcPr>
+          <w:p>
+            <w:pPr>
+              <w:pStyle w:val="TableHeading"/>
+              <w:suppressLineNumbers/>
+              <w:bidi w:val="0"/>
+              <w:spacing w:before="0" w:after="283"/>
+              <w:jc w:val="center"/>
+              <w:rPr/>
+            </w:pPr>
+            <w:r>
+              <w:rPr/>
+              <w:t>Model</w:t>
+            </w:r>
+          </w:p>
+        </w:tc>
+        <w:tc>
+          <w:tcPr>
+            <w:tcW w:w="680" w:type="dxa"/>
+            <w:tcBorders>
+              <w:top w:val="single" w:sz="6" w:space="0" w:color="808080"/>
+              <w:left w:val="single" w:sz="2" w:space="0" w:color="808080"/>
+              <w:bottom w:val="single" w:sz="2" w:space="0" w:color="808080"/>
+              <w:right w:val="single" w:sz="6" w:space="0" w:color="808080"/>
+            </w:tcBorders>
+            <w:vAlign w:val="center"/>
+          </w:tcPr>
+          <w:p>
+            <w:pPr>
+              <w:pStyle w:val="TableHeading"/>
+              <w:suppressLineNumbers/>
+              <w:bidi w:val="0"/>
+              <w:spacing w:before="0" w:after="283"/>
+              <w:jc w:val="center"/>
+              <w:rPr/>
+            </w:pPr>
+            <w:r>
+              <w:rPr/>
+              <w:t>W-orig</w:t>
+            </w:r>
+          </w:p>
+        </w:tc>
+        <w:tc>
+          <w:tcPr>
+            <w:tcW w:w="620" w:type="dxa"/>
+            <w:tcBorders>
+              <w:top w:val="single" w:sz="6" w:space="0" w:color="808080"/>
+              <w:left w:val="single" w:sz="2" w:space="0" w:color="808080"/>
+              <w:bottom w:val="single" w:sz="2" w:space="0" w:color="808080"/>
+              <w:right w:val="single" w:sz="6" w:space="0" w:color="808080"/>
+            </w:tcBorders>
+            <w:vAlign w:val="center"/>
+          </w:tcPr>
+          <w:p>
+            <w:pPr>
+              <w:pStyle w:val="TableHeading"/>
+              <w:suppressLineNumbers/>
+              <w:bidi w:val="0"/>
+              <w:spacing w:before="0" w:after="283"/>
+              <w:jc w:val="center"/>
+              <w:rPr/>
+            </w:pPr>
+            <w:r>
+              <w:rPr/>
+              <w:t>W-ren</w:t>
+            </w:r>
+          </w:p>
+        </w:tc>
+        <w:tc>
+          <w:tcPr>
+            <w:tcW w:w="630" w:type="dxa"/>
+            <w:tcBorders>
+              <w:top w:val="single" w:sz="6" w:space="0" w:color="808080"/>
+              <w:left w:val="single" w:sz="2" w:space="0" w:color="808080"/>
+              <w:bottom w:val="single" w:sz="2" w:space="0" w:color="808080"/>
+              <w:right w:val="single" w:sz="6" w:space="0" w:color="808080"/>
+            </w:tcBorders>
+            <w:vAlign w:val="center"/>
+          </w:tcPr>
+          <w:p>
+            <w:pPr>
+              <w:pStyle w:val="TableHeading"/>
+              <w:suppressLineNumbers/>
+              <w:bidi w:val="0"/>
+              <w:spacing w:before="0" w:after="283"/>
+              <w:jc w:val="center"/>
+              <w:rPr/>
+            </w:pPr>
+            <w:r>
+              <w:rPr/>
+              <w:t>P-orig</w:t>
+            </w:r>
+          </w:p>
+        </w:tc>
+        <w:tc>
+          <w:tcPr>
+            <w:tcW w:w="571" w:type="dxa"/>
+            <w:tcBorders>
+              <w:top w:val="single" w:sz="6" w:space="0" w:color="808080"/>
+              <w:left w:val="single" w:sz="2" w:space="0" w:color="808080"/>
+              <w:bottom w:val="single" w:sz="2" w:space="0" w:color="808080"/>
+              <w:right w:val="single" w:sz="6" w:space="0" w:color="808080"/>
+            </w:tcBorders>
+            <w:vAlign w:val="center"/>
+          </w:tcPr>
+          <w:p>
+            <w:pPr>
+              <w:pStyle w:val="TableHeading"/>
+              <w:suppressLineNumbers/>
+              <w:bidi w:val="0"/>
+              <w:spacing w:before="0" w:after="283"/>
+              <w:jc w:val="center"/>
+              <w:rPr/>
+            </w:pPr>
+            <w:r>
+              <w:rPr/>
+              <w:t>P-ren</w:t>
+            </w:r>
+          </w:p>
+        </w:tc>
+        <w:tc>
+          <w:tcPr>
+            <w:tcW w:w="2000" w:type="dxa"/>
+            <w:tcBorders>
+              <w:top w:val="single" w:sz="6" w:space="0" w:color="808080"/>
+              <w:left w:val="single" w:sz="2" w:space="0" w:color="808080"/>
+              <w:bottom w:val="single" w:sz="2" w:space="0" w:color="808080"/>
+              <w:right w:val="single" w:sz="6" w:space="0" w:color="808080"/>
+            </w:tcBorders>
+            <w:vAlign w:val="center"/>
+          </w:tcPr>
+          <w:p>
+            <w:pPr>
+              <w:pStyle w:val="TableHeading"/>
+              <w:suppressLineNumbers/>
+              <w:bidi w:val="0"/>
+              <w:spacing w:before="0" w:after="283"/>
+              <w:jc w:val="center"/>
+              <w:rPr/>
+            </w:pPr>
+            <w:r>
+              <w:rPr/>
+              <w:t>Input channel [95% CI]</w:t>
+            </w:r>
+          </w:p>
+        </w:tc>
+        <w:tc>
+          <w:tcPr>
+            <w:tcW w:w="2141" w:type="dxa"/>
+            <w:tcBorders>
+              <w:top w:val="single" w:sz="6" w:space="0" w:color="808080"/>
+              <w:left w:val="single" w:sz="2" w:space="0" w:color="808080"/>
+              <w:bottom w:val="single" w:sz="2" w:space="0" w:color="808080"/>
+              <w:right w:val="single" w:sz="6" w:space="0" w:color="808080"/>
+            </w:tcBorders>
+            <w:vAlign w:val="center"/>
+          </w:tcPr>
+          <w:p>
+            <w:pPr>
+              <w:pStyle w:val="TableHeading"/>
+              <w:suppressLineNumbers/>
+              <w:bidi w:val="0"/>
+              <w:spacing w:before="0" w:after="283"/>
+              <w:jc w:val="center"/>
+              <w:rPr/>
+            </w:pPr>
+            <w:r>
+              <w:rPr/>
+              <w:t>Events W-ren &gt; P-ren / &lt;</w:t>
+            </w:r>
+          </w:p>
+        </w:tc>
+        <w:tc>
+          <w:tcPr>
+            <w:tcW w:w="2263" w:type="dxa"/>
+            <w:tcBorders>
+              <w:top w:val="single" w:sz="6" w:space="0" w:color="808080"/>
+              <w:left w:val="single" w:sz="2" w:space="0" w:color="808080"/>
+              <w:bottom w:val="single" w:sz="2" w:space="0" w:color="808080"/>
+              <w:right w:val="single" w:sz="6" w:space="0" w:color="808080"/>
+            </w:tcBorders>
+            <w:vAlign w:val="center"/>
+          </w:tcPr>
+          <w:p>
+            <w:pPr>
+              <w:pStyle w:val="TableHeading"/>
+              <w:suppressLineNumbers/>
+              <w:bidi w:val="0"/>
+              <w:spacing w:before="0" w:after="283"/>
+              <w:jc w:val="center"/>
+              <w:rPr/>
+            </w:pPr>
+            <w:r>
+              <w:rPr/>
+              <w:t>Memory channel [95% CI]</w:t>
+            </w:r>
+          </w:p>
+        </w:tc>
+      </w:tr>
+      <w:tr>
+        <w:trPr/>
+        <w:tc>
+          <w:tcPr>
+            <w:tcW w:w="2434" w:type="dxa"/>
+            <w:tcBorders>
+              <w:left w:val="single" w:sz="6" w:space="0" w:color="808080"/>
+              <w:bottom w:val="single" w:sz="2" w:space="0" w:color="808080"/>
+              <w:right w:val="single" w:sz="6" w:space="0" w:color="808080"/>
+            </w:tcBorders>
+            <w:vAlign w:val="center"/>
+          </w:tcPr>
+          <w:p>
+            <w:pPr>
+              <w:pStyle w:val="TableContents"/>
+              <w:bidi w:val="0"/>
+              <w:spacing w:before="0" w:after="283"/>
+              <w:rPr/>
+            </w:pPr>
+            <w:r>
+              <w:rPr/>
+              <w:t>Mistral-Small-3.2-24B</w:t>
+            </w:r>
+          </w:p>
+        </w:tc>
+        <w:tc>
+          <w:tcPr>
+            <w:tcW w:w="680" w:type="dxa"/>
+            <w:tcBorders>
+              <w:left w:val="single" w:sz="2" w:space="0" w:color="808080"/>
+              <w:bottom w:val="single" w:sz="2" w:space="0" w:color="808080"/>
+              <w:right w:val="single" w:sz="6" w:space="0" w:color="808080"/>
+            </w:tcBorders>
+            <w:vAlign w:val="center"/>
+          </w:tcPr>
+          <w:p>
+            <w:pPr>
+              <w:pStyle w:val="TableContents"/>
+              <w:bidi w:val="0"/>
+              <w:spacing w:before="0" w:after="283"/>
+              <w:rPr/>
+            </w:pPr>
+            <w:r>
+              <w:rPr/>
+              <w:t>27.8</w:t>
+            </w:r>
+          </w:p>
+        </w:tc>
+        <w:tc>
+          <w:tcPr>
+            <w:tcW w:w="620" w:type="dxa"/>
+            <w:tcBorders>
+              <w:left w:val="single" w:sz="2" w:space="0" w:color="808080"/>
+              <w:bottom w:val="single" w:sz="2" w:space="0" w:color="808080"/>
+              <w:right w:val="single" w:sz="6" w:space="0" w:color="808080"/>
+            </w:tcBorders>
+            <w:vAlign w:val="center"/>
+          </w:tcPr>
+          <w:p>
+            <w:pPr>
+              <w:pStyle w:val="TableContents"/>
+              <w:bidi w:val="0"/>
+              <w:spacing w:before="0" w:after="283"/>
+              <w:rPr/>
+            </w:pPr>
+            <w:r>
+              <w:rPr/>
+              <w:t>31.5</w:t>
+            </w:r>
+          </w:p>
+        </w:tc>
+        <w:tc>
+          <w:tcPr>
+            <w:tcW w:w="630" w:type="dxa"/>
+            <w:tcBorders>
+              <w:left w:val="single" w:sz="2" w:space="0" w:color="808080"/>
+              <w:bottom w:val="single" w:sz="2" w:space="0" w:color="808080"/>
+              <w:right w:val="single" w:sz="6" w:space="0" w:color="808080"/>
+            </w:tcBorders>
+            <w:vAlign w:val="center"/>
+          </w:tcPr>
+          <w:p>
+            <w:pPr>
+              <w:pStyle w:val="TableContents"/>
+              <w:bidi w:val="0"/>
+              <w:spacing w:before="0" w:after="283"/>
+              <w:rPr/>
+            </w:pPr>
+            <w:r>
+              <w:rPr/>
+              <w:t>1.9</w:t>
+            </w:r>
+          </w:p>
+        </w:tc>
+        <w:tc>
+          <w:tcPr>
+            <w:tcW w:w="571" w:type="dxa"/>
+            <w:tcBorders>
+              <w:left w:val="single" w:sz="2" w:space="0" w:color="808080"/>
+              <w:bottom w:val="single" w:sz="2" w:space="0" w:color="808080"/>
+              <w:right w:val="single" w:sz="6" w:space="0" w:color="808080"/>
+            </w:tcBorders>
+            <w:vAlign w:val="center"/>
+          </w:tcPr>
+          <w:p>
+            <w:pPr>
+              <w:pStyle w:val="TableContents"/>
+              <w:bidi w:val="0"/>
+              <w:spacing w:before="0" w:after="283"/>
+              <w:rPr/>
+            </w:pPr>
+            <w:r>
+              <w:rPr/>
+              <w:t>3.7</w:t>
+            </w:r>
+          </w:p>
+        </w:tc>
+        <w:tc>
+          <w:tcPr>
+            <w:tcW w:w="2000" w:type="dxa"/>
+            <w:tcBorders>
+              <w:left w:val="single" w:sz="2" w:space="0" w:color="808080"/>
+              <w:bottom w:val="single" w:sz="2" w:space="0" w:color="808080"/>
+              <w:right w:val="single" w:sz="6" w:space="0" w:color="808080"/>
+            </w:tcBorders>
+            <w:vAlign w:val="center"/>
+          </w:tcPr>
+          <w:p>
+            <w:pPr>
+              <w:pStyle w:val="TableContents"/>
+              <w:bidi w:val="0"/>
+              <w:spacing w:before="0" w:after="283"/>
+              <w:rPr/>
+            </w:pPr>
+            <w:r>
+              <w:rPr/>
+              <w:t>+27.8 [+16.7, +40.7]</w:t>
+            </w:r>
+          </w:p>
+        </w:tc>
+        <w:tc>
+          <w:tcPr>
+            <w:tcW w:w="2141" w:type="dxa"/>
+            <w:tcBorders>
+              <w:left w:val="single" w:sz="2" w:space="0" w:color="808080"/>
+              <w:bottom w:val="single" w:sz="2" w:space="0" w:color="808080"/>
+              <w:right w:val="single" w:sz="6" w:space="0" w:color="808080"/>
+            </w:tcBorders>
+            <w:vAlign w:val="center"/>
+          </w:tcPr>
+          <w:p>
+            <w:pPr>
+              <w:pStyle w:val="TableContents"/>
+              <w:bidi w:val="0"/>
+              <w:spacing w:before="0" w:after="283"/>
+              <w:rPr/>
+            </w:pPr>
+            <w:r>
+              <w:rPr/>
+              <w:t>15 / 0 (p = 3.05e-05)</w:t>
+            </w:r>
+          </w:p>
+        </w:tc>
+        <w:tc>
+          <w:tcPr>
+            <w:tcW w:w="2263" w:type="dxa"/>
+            <w:tcBorders>
+              <w:left w:val="single" w:sz="2" w:space="0" w:color="808080"/>
+              <w:bottom w:val="single" w:sz="2" w:space="0" w:color="808080"/>
+              <w:right w:val="single" w:sz="6" w:space="0" w:color="808080"/>
+            </w:tcBorders>
+            <w:vAlign w:val="center"/>
+          </w:tcPr>
+          <w:p>
+            <w:pPr>
+              <w:pStyle w:val="TableContents"/>
+              <w:bidi w:val="0"/>
+              <w:spacing w:before="0" w:after="283"/>
+              <w:rPr/>
+            </w:pPr>
+            <w:r>
+              <w:rPr/>
+              <w:t>-1.9 [-9.3, +3.7]</w:t>
+            </w:r>
+          </w:p>
+        </w:tc>
+      </w:tr>
+      <w:tr>
+        <w:trPr/>
+        <w:tc>
+          <w:tcPr>
+            <w:tcW w:w="2434" w:type="dxa"/>
+            <w:tcBorders>
+              <w:left w:val="single" w:sz="6" w:space="0" w:color="808080"/>
+              <w:bottom w:val="single" w:sz="2" w:space="0" w:color="808080"/>
+              <w:right w:val="single" w:sz="6" w:space="0" w:color="808080"/>
+            </w:tcBorders>
+            <w:vAlign w:val="center"/>
+          </w:tcPr>
+          <w:p>
+            <w:pPr>
+              <w:pStyle w:val="TableContents"/>
+              <w:bidi w:val="0"/>
+              <w:spacing w:before="0" w:after="283"/>
+              <w:rPr/>
+            </w:pPr>
+            <w:r>
+              <w:rPr/>
+              <w:t>Qwen2.5-32B</w:t>
+            </w:r>
+          </w:p>
+        </w:tc>
+        <w:tc>
+          <w:tcPr>
+            <w:tcW w:w="680" w:type="dxa"/>
+            <w:tcBorders>
+              <w:left w:val="single" w:sz="2" w:space="0" w:color="808080"/>
+              <w:bottom w:val="single" w:sz="2" w:space="0" w:color="808080"/>
+              <w:right w:val="single" w:sz="6" w:space="0" w:color="808080"/>
+            </w:tcBorders>
+            <w:vAlign w:val="center"/>
+          </w:tcPr>
+          <w:p>
+            <w:pPr>
+              <w:pStyle w:val="TableContents"/>
+              <w:bidi w:val="0"/>
+              <w:spacing w:before="0" w:after="283"/>
+              <w:rPr/>
+            </w:pPr>
+            <w:r>
+              <w:rPr/>
+              <w:t>14.8</w:t>
+            </w:r>
+          </w:p>
+        </w:tc>
+        <w:tc>
+          <w:tcPr>
+            <w:tcW w:w="620" w:type="dxa"/>
+            <w:tcBorders>
+              <w:left w:val="single" w:sz="2" w:space="0" w:color="808080"/>
+              <w:bottom w:val="single" w:sz="2" w:space="0" w:color="808080"/>
+              <w:right w:val="single" w:sz="6" w:space="0" w:color="808080"/>
+            </w:tcBorders>
+            <w:vAlign w:val="center"/>
+          </w:tcPr>
+          <w:p>
+            <w:pPr>
+              <w:pStyle w:val="TableContents"/>
+              <w:bidi w:val="0"/>
+              <w:spacing w:before="0" w:after="283"/>
+              <w:rPr/>
+            </w:pPr>
+            <w:r>
+              <w:rPr/>
+              <w:t>14.8</w:t>
+            </w:r>
+          </w:p>
+        </w:tc>
+        <w:tc>
+          <w:tcPr>
+            <w:tcW w:w="630" w:type="dxa"/>
+            <w:tcBorders>
+              <w:left w:val="single" w:sz="2" w:space="0" w:color="808080"/>
+              <w:bottom w:val="single" w:sz="2" w:space="0" w:color="808080"/>
+              <w:right w:val="single" w:sz="6" w:space="0" w:color="808080"/>
+            </w:tcBorders>
+            <w:vAlign w:val="center"/>
+          </w:tcPr>
+          <w:p>
+            <w:pPr>
+              <w:pStyle w:val="TableContents"/>
+              <w:bidi w:val="0"/>
+              <w:spacing w:before="0" w:after="283"/>
+              <w:rPr/>
+            </w:pPr>
+            <w:r>
+              <w:rPr/>
+              <w:t>1.9</w:t>
+            </w:r>
+          </w:p>
+        </w:tc>
+        <w:tc>
+          <w:tcPr>
+            <w:tcW w:w="571" w:type="dxa"/>
+            <w:tcBorders>
+              <w:left w:val="single" w:sz="2" w:space="0" w:color="808080"/>
+              <w:bottom w:val="single" w:sz="2" w:space="0" w:color="808080"/>
+              <w:right w:val="single" w:sz="6" w:space="0" w:color="808080"/>
+            </w:tcBorders>
+            <w:vAlign w:val="center"/>
+          </w:tcPr>
+          <w:p>
+            <w:pPr>
+              <w:pStyle w:val="TableContents"/>
+              <w:bidi w:val="0"/>
+              <w:spacing w:before="0" w:after="283"/>
+              <w:rPr/>
+            </w:pPr>
+            <w:r>
+              <w:rPr/>
+              <w:t>0.0</w:t>
+            </w:r>
+          </w:p>
+        </w:tc>
+        <w:tc>
+          <w:tcPr>
+            <w:tcW w:w="2000" w:type="dxa"/>
+            <w:tcBorders>
+              <w:left w:val="single" w:sz="2" w:space="0" w:color="808080"/>
+              <w:bottom w:val="single" w:sz="2" w:space="0" w:color="808080"/>
+              <w:right w:val="single" w:sz="6" w:space="0" w:color="808080"/>
+            </w:tcBorders>
+            <w:vAlign w:val="center"/>
+          </w:tcPr>
+          <w:p>
+            <w:pPr>
+              <w:pStyle w:val="TableContents"/>
+              <w:bidi w:val="0"/>
+              <w:spacing w:before="0" w:after="283"/>
+              <w:rPr/>
+            </w:pPr>
+            <w:r>
+              <w:rPr/>
+              <w:t>+14.8 [+5.6, +24.1]</w:t>
+            </w:r>
+          </w:p>
+        </w:tc>
+        <w:tc>
+          <w:tcPr>
+            <w:tcW w:w="2141" w:type="dxa"/>
+            <w:tcBorders>
+              <w:left w:val="single" w:sz="2" w:space="0" w:color="808080"/>
+              <w:bottom w:val="single" w:sz="2" w:space="0" w:color="808080"/>
+              <w:right w:val="single" w:sz="6" w:space="0" w:color="808080"/>
+            </w:tcBorders>
+            <w:vAlign w:val="center"/>
+          </w:tcPr>
+          <w:p>
+            <w:pPr>
+              <w:pStyle w:val="TableContents"/>
+              <w:bidi w:val="0"/>
+              <w:spacing w:before="0" w:after="283"/>
+              <w:rPr/>
+            </w:pPr>
+            <w:r>
+              <w:rPr/>
+              <w:t>8 / 0 (p = 0.00391)</w:t>
+            </w:r>
+          </w:p>
+        </w:tc>
+        <w:tc>
+          <w:tcPr>
+            <w:tcW w:w="2263" w:type="dxa"/>
+            <w:tcBorders>
+              <w:left w:val="single" w:sz="2" w:space="0" w:color="808080"/>
+              <w:bottom w:val="single" w:sz="2" w:space="0" w:color="808080"/>
+              <w:right w:val="single" w:sz="6" w:space="0" w:color="808080"/>
+            </w:tcBorders>
+            <w:vAlign w:val="center"/>
+          </w:tcPr>
+          <w:p>
+            <w:pPr>
+              <w:pStyle w:val="TableContents"/>
+              <w:bidi w:val="0"/>
+              <w:spacing w:before="0" w:after="283"/>
+              <w:rPr/>
+            </w:pPr>
+            <w:r>
+              <w:rPr/>
+              <w:t>+1.9 [+0.0, +5.6]</w:t>
+            </w:r>
+          </w:p>
+        </w:tc>
+      </w:tr>
+      <w:tr>
+        <w:trPr/>
+        <w:tc>
+          <w:tcPr>
+            <w:tcW w:w="2434" w:type="dxa"/>
+            <w:tcBorders>
+              <w:left w:val="single" w:sz="6" w:space="0" w:color="808080"/>
+              <w:bottom w:val="single" w:sz="6" w:space="0" w:color="808080"/>
+              <w:right w:val="single" w:sz="6" w:space="0" w:color="808080"/>
+            </w:tcBorders>
+            <w:vAlign w:val="center"/>
+          </w:tcPr>
+          <w:p>
+            <w:pPr>
+              <w:pStyle w:val="TableContents"/>
+              <w:bidi w:val="0"/>
+              <w:spacing w:before="0" w:after="283"/>
+              <w:rPr>
+                <w:b/>
+              </w:rPr>
+            </w:pPr>
+            <w:r>
+              <w:rPr>
+                <w:b/>
+              </w:rPr>
+              <w:t>Pooled (mean over models)</w:t>
+            </w:r>
+          </w:p>
+        </w:tc>
+        <w:tc>
+          <w:tcPr>
+            <w:tcW w:w="680" w:type="dxa"/>
+            <w:tcBorders>
+              <w:left w:val="single" w:sz="2" w:space="0" w:color="808080"/>
+              <w:bottom w:val="single" w:sz="6" w:space="0" w:color="808080"/>
+              <w:right w:val="single" w:sz="6" w:space="0" w:color="808080"/>
+            </w:tcBorders>
+            <w:vAlign w:val="center"/>
+          </w:tcPr>
+          <w:p>
+            <w:pPr>
+              <w:pStyle w:val="TableContents"/>
+              <w:bidi w:val="0"/>
+              <w:spacing w:before="0" w:after="283"/>
+              <w:rPr/>
+            </w:pPr>
+            <w:r>
+              <w:rPr/>
+              <w:t>21.3</w:t>
+            </w:r>
+          </w:p>
+        </w:tc>
+        <w:tc>
+          <w:tcPr>
+            <w:tcW w:w="620" w:type="dxa"/>
+            <w:tcBorders>
+              <w:left w:val="single" w:sz="2" w:space="0" w:color="808080"/>
+              <w:bottom w:val="single" w:sz="6" w:space="0" w:color="808080"/>
+              <w:right w:val="single" w:sz="6" w:space="0" w:color="808080"/>
+            </w:tcBorders>
+            <w:vAlign w:val="center"/>
+          </w:tcPr>
+          <w:p>
+            <w:pPr>
+              <w:pStyle w:val="TableContents"/>
+              <w:bidi w:val="0"/>
+              <w:spacing w:before="0" w:after="283"/>
+              <w:rPr/>
+            </w:pPr>
+            <w:r>
+              <w:rPr/>
+              <w:t>23.1</w:t>
+            </w:r>
+          </w:p>
+        </w:tc>
+        <w:tc>
+          <w:tcPr>
+            <w:tcW w:w="630" w:type="dxa"/>
+            <w:tcBorders>
+              <w:left w:val="single" w:sz="2" w:space="0" w:color="808080"/>
+              <w:bottom w:val="single" w:sz="6" w:space="0" w:color="808080"/>
+              <w:right w:val="single" w:sz="6" w:space="0" w:color="808080"/>
+            </w:tcBorders>
+            <w:vAlign w:val="center"/>
+          </w:tcPr>
+          <w:p>
+            <w:pPr>
+              <w:pStyle w:val="TableContents"/>
+              <w:bidi w:val="0"/>
+              <w:spacing w:before="0" w:after="283"/>
+              <w:rPr/>
+            </w:pPr>
+            <w:r>
+              <w:rPr/>
+              <w:t>1.9</w:t>
+            </w:r>
+          </w:p>
+        </w:tc>
+        <w:tc>
+          <w:tcPr>
+            <w:tcW w:w="571" w:type="dxa"/>
+            <w:tcBorders>
+              <w:left w:val="single" w:sz="2" w:space="0" w:color="808080"/>
+              <w:bottom w:val="single" w:sz="6" w:space="0" w:color="808080"/>
+              <w:right w:val="single" w:sz="6" w:space="0" w:color="808080"/>
+            </w:tcBorders>
+            <w:vAlign w:val="center"/>
+          </w:tcPr>
+          <w:p>
+            <w:pPr>
+              <w:pStyle w:val="TableContents"/>
+              <w:bidi w:val="0"/>
+              <w:spacing w:before="0" w:after="283"/>
+              <w:rPr/>
+            </w:pPr>
+            <w:r>
+              <w:rPr/>
+              <w:t>1.9</w:t>
+            </w:r>
+          </w:p>
+        </w:tc>
+        <w:tc>
+          <w:tcPr>
+            <w:tcW w:w="2000" w:type="dxa"/>
+            <w:tcBorders>
+              <w:left w:val="single" w:sz="2" w:space="0" w:color="808080"/>
+              <w:bottom w:val="single" w:sz="6" w:space="0" w:color="808080"/>
+              <w:right w:val="single" w:sz="6" w:space="0" w:color="808080"/>
+            </w:tcBorders>
+            <w:vAlign w:val="center"/>
+          </w:tcPr>
+          <w:p>
+            <w:pPr>
+              <w:pStyle w:val="TableContents"/>
+              <w:bidi w:val="0"/>
+              <w:spacing w:before="0" w:after="283"/>
+              <w:rPr/>
+            </w:pPr>
+            <w:r>
+              <w:rPr/>
+              <w:t>+21.3 [+13.0, +30.6]</w:t>
+            </w:r>
+          </w:p>
+        </w:tc>
+        <w:tc>
+          <w:tcPr>
+            <w:tcW w:w="2141" w:type="dxa"/>
+            <w:tcBorders>
+              <w:left w:val="single" w:sz="2" w:space="0" w:color="808080"/>
+              <w:bottom w:val="single" w:sz="6" w:space="0" w:color="808080"/>
+              <w:right w:val="single" w:sz="6" w:space="0" w:color="808080"/>
+            </w:tcBorders>
+            <w:vAlign w:val="center"/>
+          </w:tcPr>
+          <w:p>
+            <w:pPr>
+              <w:pStyle w:val="TableContents"/>
+              <w:bidi w:val="0"/>
+              <w:spacing w:before="0" w:after="283"/>
+              <w:rPr/>
+            </w:pPr>
+            <w:r>
+              <w:rPr/>
+              <w:t>2 of 2 models positive</w:t>
+            </w:r>
+          </w:p>
+        </w:tc>
+        <w:tc>
+          <w:tcPr>
+            <w:tcW w:w="2263" w:type="dxa"/>
+            <w:tcBorders>
+              <w:left w:val="single" w:sz="2" w:space="0" w:color="808080"/>
+              <w:bottom w:val="single" w:sz="6" w:space="0" w:color="808080"/>
+              <w:right w:val="single" w:sz="6" w:space="0" w:color="808080"/>
+            </w:tcBorders>
+            <w:vAlign w:val="center"/>
+          </w:tcPr>
+          <w:p>
+            <w:pPr>
+              <w:pStyle w:val="TableContents"/>
+              <w:bidi w:val="0"/>
+              <w:spacing w:before="0" w:after="283"/>
+              <w:rPr/>
+            </w:pPr>
+            <w:r>
+              <w:rPr/>
+              <w:t>+0.0 [-3.7, +4.6]</w:t>
+            </w:r>
+          </w:p>
+        </w:tc>
+      </w:tr>
+    </w:tbl>
+    <w:p>
+      <w:pPr>
+        <w:pStyle w:val="BodyText"/>
+        <w:bidi w:val="0"/>
+        <w:rPr/>
+      </w:pPr>
+      <w:r>
+        <w:rPr/>
+        <w:t>RF1 SUPPORTED; RF2 validity P-ren rate 1.9% (valid); RF4 W-orig minus P-orig +19.4 [+9.3, +30.6].</w:t>
+      </w:r>
+    </w:p>
+    <w:p>
+      <w:pPr>
+        <w:pStyle w:val="BodyText"/>
+        <w:bidi w:val="0"/>
+        <w:rPr>
+          <w:b/>
+        </w:rPr>
+      </w:pPr>
+      <w:r>
+        <w:rPr>
+          <w:b/>
+        </w:rPr>
+        <w:t>Fixes.</w:t>
+      </w:r>
+    </w:p>
+    <w:tbl>
+      <w:tblPr>
+        <w:tblW w:w="5000" w:type="pct"/>
+        <w:jc w:val="left"/>
+        <w:tblInd w:w="45" w:type="dxa"/>
+        <w:tblLayout w:type="fixed"/>
+        <w:tblCellMar>
+          <w:top w:w="45" w:type="dxa"/>
+          <w:left w:w="45" w:type="dxa"/>
+          <w:bottom w:w="45" w:type="dxa"/>
+          <w:right w:w="45" w:type="dxa"/>
+        </w:tblCellMar>
+      </w:tblPr>
+      <w:tblGrid>
+        <w:gridCol w:w="2549"/>
+        <w:gridCol w:w="501"/>
+        <w:gridCol w:w="701"/>
+        <w:gridCol w:w="1002"/>
+        <w:gridCol w:w="847"/>
+        <w:gridCol w:w="1518"/>
+        <w:gridCol w:w="4221"/>
+      </w:tblGrid>
+      <w:tr>
+        <w:trPr/>
+        <w:tc>
+          <w:tcPr>
+            <w:tcW w:w="2549" w:type="dxa"/>
+            <w:tcBorders>
+              <w:top w:val="single" w:sz="6" w:space="0" w:color="808080"/>
+              <w:left w:val="single" w:sz="6" w:space="0" w:color="808080"/>
+              <w:bottom w:val="single" w:sz="2" w:space="0" w:color="808080"/>
+              <w:right w:val="single" w:sz="6" w:space="0" w:color="808080"/>
+            </w:tcBorders>
+            <w:vAlign w:val="center"/>
+          </w:tcPr>
+          <w:p>
+            <w:pPr>
+              <w:pStyle w:val="TableHeading"/>
+              <w:suppressLineNumbers/>
+              <w:bidi w:val="0"/>
+              <w:spacing w:before="0" w:after="283"/>
+              <w:jc w:val="center"/>
+              <w:rPr/>
+            </w:pPr>
+            <w:r>
+              <w:rPr/>
+              <w:t>Fix</w:t>
+            </w:r>
+          </w:p>
+        </w:tc>
+        <w:tc>
+          <w:tcPr>
+            <w:tcW w:w="501" w:type="dxa"/>
+            <w:tcBorders>
+              <w:top w:val="single" w:sz="6" w:space="0" w:color="808080"/>
+              <w:left w:val="single" w:sz="2" w:space="0" w:color="808080"/>
+              <w:bottom w:val="single" w:sz="2" w:space="0" w:color="808080"/>
+              <w:right w:val="single" w:sz="6" w:space="0" w:color="808080"/>
+            </w:tcBorders>
+            <w:vAlign w:val="center"/>
+          </w:tcPr>
+          <w:p>
+            <w:pPr>
+              <w:pStyle w:val="TableHeading"/>
+              <w:suppressLineNumbers/>
+              <w:bidi w:val="0"/>
+              <w:spacing w:before="0" w:after="283"/>
+              <w:jc w:val="center"/>
+              <w:rPr/>
+            </w:pPr>
+            <w:r>
+              <w:rPr/>
+              <w:t>Rule</w:t>
+            </w:r>
+          </w:p>
+        </w:tc>
+        <w:tc>
+          <w:tcPr>
+            <w:tcW w:w="701" w:type="dxa"/>
+            <w:tcBorders>
+              <w:top w:val="single" w:sz="6" w:space="0" w:color="808080"/>
+              <w:left w:val="single" w:sz="2" w:space="0" w:color="808080"/>
+              <w:bottom w:val="single" w:sz="2" w:space="0" w:color="808080"/>
+              <w:right w:val="single" w:sz="6" w:space="0" w:color="808080"/>
+            </w:tcBorders>
+            <w:vAlign w:val="center"/>
+          </w:tcPr>
+          <w:p>
+            <w:pPr>
+              <w:pStyle w:val="TableHeading"/>
+              <w:suppressLineNumbers/>
+              <w:bidi w:val="0"/>
+              <w:spacing w:before="0" w:after="283"/>
+              <w:jc w:val="center"/>
+              <w:rPr/>
+            </w:pPr>
+            <w:r>
+              <w:rPr/>
+              <w:t>Events</w:t>
+            </w:r>
+          </w:p>
+        </w:tc>
+        <w:tc>
+          <w:tcPr>
+            <w:tcW w:w="1002" w:type="dxa"/>
+            <w:tcBorders>
+              <w:top w:val="single" w:sz="6" w:space="0" w:color="808080"/>
+              <w:left w:val="single" w:sz="2" w:space="0" w:color="808080"/>
+              <w:bottom w:val="single" w:sz="2" w:space="0" w:color="808080"/>
+              <w:right w:val="single" w:sz="6" w:space="0" w:color="808080"/>
+            </w:tcBorders>
+            <w:vAlign w:val="center"/>
+          </w:tcPr>
+          <w:p>
+            <w:pPr>
+              <w:pStyle w:val="TableHeading"/>
+              <w:suppressLineNumbers/>
+              <w:bidi w:val="0"/>
+              <w:spacing w:before="0" w:after="283"/>
+              <w:jc w:val="center"/>
+              <w:rPr/>
+            </w:pPr>
+            <w:r>
+              <w:rPr/>
+              <w:t>Leak before</w:t>
+            </w:r>
+          </w:p>
+        </w:tc>
+        <w:tc>
+          <w:tcPr>
+            <w:tcW w:w="847" w:type="dxa"/>
+            <w:tcBorders>
+              <w:top w:val="single" w:sz="6" w:space="0" w:color="808080"/>
+              <w:left w:val="single" w:sz="2" w:space="0" w:color="808080"/>
+              <w:bottom w:val="single" w:sz="2" w:space="0" w:color="808080"/>
+              <w:right w:val="single" w:sz="6" w:space="0" w:color="808080"/>
+            </w:tcBorders>
+            <w:vAlign w:val="center"/>
+          </w:tcPr>
+          <w:p>
+            <w:pPr>
+              <w:pStyle w:val="TableHeading"/>
+              <w:suppressLineNumbers/>
+              <w:bidi w:val="0"/>
+              <w:spacing w:before="0" w:after="283"/>
+              <w:jc w:val="center"/>
+              <w:rPr/>
+            </w:pPr>
+            <w:r>
+              <w:rPr/>
+              <w:t>Leak after</w:t>
+            </w:r>
+          </w:p>
+        </w:tc>
+        <w:tc>
+          <w:tcPr>
+            <w:tcW w:w="1518" w:type="dxa"/>
+            <w:tcBorders>
+              <w:top w:val="single" w:sz="6" w:space="0" w:color="808080"/>
+              <w:left w:val="single" w:sz="2" w:space="0" w:color="808080"/>
+              <w:bottom w:val="single" w:sz="2" w:space="0" w:color="808080"/>
+              <w:right w:val="single" w:sz="6" w:space="0" w:color="808080"/>
+            </w:tcBorders>
+            <w:vAlign w:val="center"/>
+          </w:tcPr>
+          <w:p>
+            <w:pPr>
+              <w:pStyle w:val="TableHeading"/>
+              <w:suppressLineNumbers/>
+              <w:bidi w:val="0"/>
+              <w:spacing w:before="0" w:after="283"/>
+              <w:jc w:val="center"/>
+              <w:rPr/>
+            </w:pPr>
+            <w:r>
+              <w:rPr/>
+              <w:t>Removed [95% CI]</w:t>
+            </w:r>
+          </w:p>
+        </w:tc>
+        <w:tc>
+          <w:tcPr>
+            <w:tcW w:w="4221" w:type="dxa"/>
+            <w:tcBorders>
+              <w:top w:val="single" w:sz="6" w:space="0" w:color="808080"/>
+              <w:left w:val="single" w:sz="2" w:space="0" w:color="808080"/>
+              <w:bottom w:val="single" w:sz="2" w:space="0" w:color="808080"/>
+              <w:right w:val="single" w:sz="6" w:space="0" w:color="808080"/>
+            </w:tcBorders>
+            <w:vAlign w:val="center"/>
+          </w:tcPr>
+          <w:p>
+            <w:pPr>
+              <w:pStyle w:val="TableHeading"/>
+              <w:suppressLineNumbers/>
+              <w:bidi w:val="0"/>
+              <w:spacing w:before="0" w:after="283"/>
+              <w:jc w:val="center"/>
+              <w:rPr/>
+            </w:pPr>
+            <w:r>
+              <w:rPr/>
+              <w:t>Content check</w:t>
+            </w:r>
+          </w:p>
+        </w:tc>
+      </w:tr>
+      <w:tr>
+        <w:trPr/>
+        <w:tc>
+          <w:tcPr>
+            <w:tcW w:w="2549" w:type="dxa"/>
+            <w:tcBorders>
+              <w:left w:val="single" w:sz="6" w:space="0" w:color="808080"/>
+              <w:bottom w:val="single" w:sz="2" w:space="0" w:color="808080"/>
+              <w:right w:val="single" w:sz="6" w:space="0" w:color="808080"/>
+            </w:tcBorders>
+            <w:vAlign w:val="center"/>
+          </w:tcPr>
+          <w:p>
+            <w:pPr>
+              <w:pStyle w:val="TableContents"/>
+              <w:bidi w:val="0"/>
+              <w:spacing w:before="0" w:after="283"/>
+              <w:rPr/>
+            </w:pPr>
+            <w:r>
+              <w:rPr/>
+              <w:t>Versioned card (fix 1), orig names</w:t>
+            </w:r>
+          </w:p>
+        </w:tc>
+        <w:tc>
+          <w:tcPr>
+            <w:tcW w:w="501" w:type="dxa"/>
+            <w:tcBorders>
+              <w:left w:val="single" w:sz="2" w:space="0" w:color="808080"/>
+              <w:bottom w:val="single" w:sz="2" w:space="0" w:color="808080"/>
+              <w:right w:val="single" w:sz="6" w:space="0" w:color="808080"/>
+            </w:tcBorders>
+            <w:vAlign w:val="center"/>
+          </w:tcPr>
+          <w:p>
+            <w:pPr>
+              <w:pStyle w:val="TableContents"/>
+              <w:bidi w:val="0"/>
+              <w:spacing w:before="0" w:after="283"/>
+              <w:rPr/>
+            </w:pPr>
+            <w:r>
+              <w:rPr/>
+              <w:t>A</w:t>
+            </w:r>
+          </w:p>
+        </w:tc>
+        <w:tc>
+          <w:tcPr>
+            <w:tcW w:w="701" w:type="dxa"/>
+            <w:tcBorders>
+              <w:left w:val="single" w:sz="2" w:space="0" w:color="808080"/>
+              <w:bottom w:val="single" w:sz="2" w:space="0" w:color="808080"/>
+              <w:right w:val="single" w:sz="6" w:space="0" w:color="808080"/>
+            </w:tcBorders>
+            <w:vAlign w:val="center"/>
+          </w:tcPr>
+          <w:p>
+            <w:pPr>
+              <w:pStyle w:val="TableContents"/>
+              <w:bidi w:val="0"/>
+              <w:spacing w:before="0" w:after="283"/>
+              <w:rPr/>
+            </w:pPr>
+            <w:r>
+              <w:rPr/>
+              <w:t>19</w:t>
+            </w:r>
+          </w:p>
+        </w:tc>
+        <w:tc>
+          <w:tcPr>
+            <w:tcW w:w="1002" w:type="dxa"/>
+            <w:tcBorders>
+              <w:left w:val="single" w:sz="2" w:space="0" w:color="808080"/>
+              <w:bottom w:val="single" w:sz="2" w:space="0" w:color="808080"/>
+              <w:right w:val="single" w:sz="6" w:space="0" w:color="808080"/>
+            </w:tcBorders>
+            <w:vAlign w:val="center"/>
+          </w:tcPr>
+          <w:p>
+            <w:pPr>
+              <w:pStyle w:val="TableContents"/>
+              <w:bidi w:val="0"/>
+              <w:spacing w:before="0" w:after="283"/>
+              <w:rPr/>
+            </w:pPr>
+            <w:r>
+              <w:rPr/>
+              <w:t>21.1%</w:t>
+            </w:r>
+          </w:p>
+        </w:tc>
+        <w:tc>
+          <w:tcPr>
+            <w:tcW w:w="847" w:type="dxa"/>
+            <w:tcBorders>
+              <w:left w:val="single" w:sz="2" w:space="0" w:color="808080"/>
+              <w:bottom w:val="single" w:sz="2" w:space="0" w:color="808080"/>
+              <w:right w:val="single" w:sz="6" w:space="0" w:color="808080"/>
+            </w:tcBorders>
+            <w:vAlign w:val="center"/>
+          </w:tcPr>
+          <w:p>
+            <w:pPr>
+              <w:pStyle w:val="TableContents"/>
+              <w:bidi w:val="0"/>
+              <w:spacing w:before="0" w:after="283"/>
+              <w:rPr/>
+            </w:pPr>
+            <w:r>
+              <w:rPr/>
+              <w:t>0.0%</w:t>
+            </w:r>
+          </w:p>
+        </w:tc>
+        <w:tc>
+          <w:tcPr>
+            <w:tcW w:w="1518" w:type="dxa"/>
+            <w:tcBorders>
+              <w:left w:val="single" w:sz="2" w:space="0" w:color="808080"/>
+              <w:bottom w:val="single" w:sz="2" w:space="0" w:color="808080"/>
+              <w:right w:val="single" w:sz="6" w:space="0" w:color="808080"/>
+            </w:tcBorders>
+            <w:vAlign w:val="center"/>
+          </w:tcPr>
+          <w:p>
+            <w:pPr>
+              <w:pStyle w:val="TableContents"/>
+              <w:bidi w:val="0"/>
+              <w:spacing w:before="0" w:after="283"/>
+              <w:rPr/>
+            </w:pPr>
+            <w:r>
+              <w:rPr/>
+              <w:t>+21.1 [+5.3, +39.5]</w:t>
+            </w:r>
+          </w:p>
+        </w:tc>
+        <w:tc>
+          <w:tcPr>
+            <w:tcW w:w="4221" w:type="dxa"/>
+            <w:tcBorders>
+              <w:left w:val="single" w:sz="2" w:space="0" w:color="808080"/>
+              <w:bottom w:val="single" w:sz="2" w:space="0" w:color="808080"/>
+              <w:right w:val="single" w:sz="6" w:space="0" w:color="808080"/>
+            </w:tcBorders>
+            <w:vAlign w:val="center"/>
+          </w:tcPr>
+          <w:p>
+            <w:pPr>
+              <w:pStyle w:val="TableContents"/>
+              <w:bidi w:val="0"/>
+              <w:spacing w:before="0" w:after="283"/>
+              <w:rPr/>
+            </w:pPr>
+            <w:r>
+              <w:rPr/>
+              <w:t>alias named 84.2% vs 78.9%; 91 vs 81 words</w:t>
+            </w:r>
+          </w:p>
+        </w:tc>
+      </w:tr>
+      <w:tr>
+        <w:trPr/>
+        <w:tc>
+          <w:tcPr>
+            <w:tcW w:w="2549" w:type="dxa"/>
+            <w:tcBorders>
+              <w:left w:val="single" w:sz="6" w:space="0" w:color="808080"/>
+              <w:bottom w:val="single" w:sz="2" w:space="0" w:color="808080"/>
+              <w:right w:val="single" w:sz="6" w:space="0" w:color="808080"/>
+            </w:tcBorders>
+            <w:vAlign w:val="center"/>
+          </w:tcPr>
+          <w:p>
+            <w:pPr>
+              <w:pStyle w:val="TableContents"/>
+              <w:bidi w:val="0"/>
+              <w:spacing w:before="0" w:after="283"/>
+              <w:rPr/>
+            </w:pPr>
+            <w:r>
+              <w:rPr/>
+              <w:t>Versioned card (fix 1), ren names</w:t>
+            </w:r>
+          </w:p>
+        </w:tc>
+        <w:tc>
+          <w:tcPr>
+            <w:tcW w:w="501" w:type="dxa"/>
+            <w:tcBorders>
+              <w:left w:val="single" w:sz="2" w:space="0" w:color="808080"/>
+              <w:bottom w:val="single" w:sz="2" w:space="0" w:color="808080"/>
+              <w:right w:val="single" w:sz="6" w:space="0" w:color="808080"/>
+            </w:tcBorders>
+            <w:vAlign w:val="center"/>
+          </w:tcPr>
+          <w:p>
+            <w:pPr>
+              <w:pStyle w:val="TableContents"/>
+              <w:bidi w:val="0"/>
+              <w:spacing w:before="0" w:after="283"/>
+              <w:rPr/>
+            </w:pPr>
+            <w:r>
+              <w:rPr/>
+              <w:t>A</w:t>
+            </w:r>
+          </w:p>
+        </w:tc>
+        <w:tc>
+          <w:tcPr>
+            <w:tcW w:w="701" w:type="dxa"/>
+            <w:tcBorders>
+              <w:left w:val="single" w:sz="2" w:space="0" w:color="808080"/>
+              <w:bottom w:val="single" w:sz="2" w:space="0" w:color="808080"/>
+              <w:right w:val="single" w:sz="6" w:space="0" w:color="808080"/>
+            </w:tcBorders>
+            <w:vAlign w:val="center"/>
+          </w:tcPr>
+          <w:p>
+            <w:pPr>
+              <w:pStyle w:val="TableContents"/>
+              <w:bidi w:val="0"/>
+              <w:spacing w:before="0" w:after="283"/>
+              <w:rPr/>
+            </w:pPr>
+            <w:r>
+              <w:rPr/>
+              <w:t>19</w:t>
+            </w:r>
+          </w:p>
+        </w:tc>
+        <w:tc>
+          <w:tcPr>
+            <w:tcW w:w="1002" w:type="dxa"/>
+            <w:tcBorders>
+              <w:left w:val="single" w:sz="2" w:space="0" w:color="808080"/>
+              <w:bottom w:val="single" w:sz="2" w:space="0" w:color="808080"/>
+              <w:right w:val="single" w:sz="6" w:space="0" w:color="808080"/>
+            </w:tcBorders>
+            <w:vAlign w:val="center"/>
+          </w:tcPr>
+          <w:p>
+            <w:pPr>
+              <w:pStyle w:val="TableContents"/>
+              <w:bidi w:val="0"/>
+              <w:spacing w:before="0" w:after="283"/>
+              <w:rPr/>
+            </w:pPr>
+            <w:r>
+              <w:rPr/>
+              <w:t>21.1%</w:t>
+            </w:r>
+          </w:p>
+        </w:tc>
+        <w:tc>
+          <w:tcPr>
+            <w:tcW w:w="847" w:type="dxa"/>
+            <w:tcBorders>
+              <w:left w:val="single" w:sz="2" w:space="0" w:color="808080"/>
+              <w:bottom w:val="single" w:sz="2" w:space="0" w:color="808080"/>
+              <w:right w:val="single" w:sz="6" w:space="0" w:color="808080"/>
+            </w:tcBorders>
+            <w:vAlign w:val="center"/>
+          </w:tcPr>
+          <w:p>
+            <w:pPr>
+              <w:pStyle w:val="TableContents"/>
+              <w:bidi w:val="0"/>
+              <w:spacing w:before="0" w:after="283"/>
+              <w:rPr/>
+            </w:pPr>
+            <w:r>
+              <w:rPr/>
+              <w:t>0.0%</w:t>
+            </w:r>
+          </w:p>
+        </w:tc>
+        <w:tc>
+          <w:tcPr>
+            <w:tcW w:w="1518" w:type="dxa"/>
+            <w:tcBorders>
+              <w:left w:val="single" w:sz="2" w:space="0" w:color="808080"/>
+              <w:bottom w:val="single" w:sz="2" w:space="0" w:color="808080"/>
+              <w:right w:val="single" w:sz="6" w:space="0" w:color="808080"/>
+            </w:tcBorders>
+            <w:vAlign w:val="center"/>
+          </w:tcPr>
+          <w:p>
+            <w:pPr>
+              <w:pStyle w:val="TableContents"/>
+              <w:bidi w:val="0"/>
+              <w:spacing w:before="0" w:after="283"/>
+              <w:rPr/>
+            </w:pPr>
+            <w:r>
+              <w:rPr/>
+              <w:t>+21.1 [+5.3, +39.5]</w:t>
+            </w:r>
+          </w:p>
+        </w:tc>
+        <w:tc>
+          <w:tcPr>
+            <w:tcW w:w="4221" w:type="dxa"/>
+            <w:tcBorders>
+              <w:left w:val="single" w:sz="2" w:space="0" w:color="808080"/>
+              <w:bottom w:val="single" w:sz="2" w:space="0" w:color="808080"/>
+              <w:right w:val="single" w:sz="6" w:space="0" w:color="808080"/>
+            </w:tcBorders>
+            <w:vAlign w:val="center"/>
+          </w:tcPr>
+          <w:p>
+            <w:pPr>
+              <w:pStyle w:val="TableContents"/>
+              <w:bidi w:val="0"/>
+              <w:spacing w:before="0" w:after="283"/>
+              <w:rPr/>
+            </w:pPr>
+            <w:r>
+              <w:rPr/>
+              <w:t>alias named 84.2% vs 78.9%; 91 vs 81 words</w:t>
+            </w:r>
+          </w:p>
+        </w:tc>
+      </w:tr>
+      <w:tr>
+        <w:trPr/>
+        <w:tc>
+          <w:tcPr>
+            <w:tcW w:w="2549" w:type="dxa"/>
+            <w:tcBorders>
+              <w:left w:val="single" w:sz="6" w:space="0" w:color="808080"/>
+              <w:bottom w:val="single" w:sz="2" w:space="0" w:color="808080"/>
+              <w:right w:val="single" w:sz="6" w:space="0" w:color="808080"/>
+            </w:tcBorders>
+            <w:vAlign w:val="center"/>
+          </w:tcPr>
+          <w:p>
+            <w:pPr>
+              <w:pStyle w:val="TableContents"/>
+              <w:bidi w:val="0"/>
+              <w:spacing w:before="0" w:after="283"/>
+              <w:rPr/>
+            </w:pPr>
+            <w:r>
+              <w:rPr/>
+              <w:t>Versioned card (fix 1), orig names</w:t>
+            </w:r>
+          </w:p>
+        </w:tc>
+        <w:tc>
+          <w:tcPr>
+            <w:tcW w:w="501" w:type="dxa"/>
+            <w:tcBorders>
+              <w:left w:val="single" w:sz="2" w:space="0" w:color="808080"/>
+              <w:bottom w:val="single" w:sz="2" w:space="0" w:color="808080"/>
+              <w:right w:val="single" w:sz="6" w:space="0" w:color="808080"/>
+            </w:tcBorders>
+            <w:vAlign w:val="center"/>
+          </w:tcPr>
+          <w:p>
+            <w:pPr>
+              <w:pStyle w:val="TableContents"/>
+              <w:bidi w:val="0"/>
+              <w:spacing w:before="0" w:after="283"/>
+              <w:rPr/>
+            </w:pPr>
+            <w:r>
+              <w:rPr/>
+              <w:t>B</w:t>
+            </w:r>
+          </w:p>
+        </w:tc>
+        <w:tc>
+          <w:tcPr>
+            <w:tcW w:w="701" w:type="dxa"/>
+            <w:tcBorders>
+              <w:left w:val="single" w:sz="2" w:space="0" w:color="808080"/>
+              <w:bottom w:val="single" w:sz="2" w:space="0" w:color="808080"/>
+              <w:right w:val="single" w:sz="6" w:space="0" w:color="808080"/>
+            </w:tcBorders>
+            <w:vAlign w:val="center"/>
+          </w:tcPr>
+          <w:p>
+            <w:pPr>
+              <w:pStyle w:val="TableContents"/>
+              <w:bidi w:val="0"/>
+              <w:spacing w:before="0" w:after="283"/>
+              <w:rPr/>
+            </w:pPr>
+            <w:r>
+              <w:rPr/>
+              <w:t>54</w:t>
+            </w:r>
+          </w:p>
+        </w:tc>
+        <w:tc>
+          <w:tcPr>
+            <w:tcW w:w="1002" w:type="dxa"/>
+            <w:tcBorders>
+              <w:left w:val="single" w:sz="2" w:space="0" w:color="808080"/>
+              <w:bottom w:val="single" w:sz="2" w:space="0" w:color="808080"/>
+              <w:right w:val="single" w:sz="6" w:space="0" w:color="808080"/>
+            </w:tcBorders>
+            <w:vAlign w:val="center"/>
+          </w:tcPr>
+          <w:p>
+            <w:pPr>
+              <w:pStyle w:val="TableContents"/>
+              <w:bidi w:val="0"/>
+              <w:spacing w:before="0" w:after="283"/>
+              <w:rPr/>
+            </w:pPr>
+            <w:r>
+              <w:rPr/>
+              <w:t>21.3%</w:t>
+            </w:r>
+          </w:p>
+        </w:tc>
+        <w:tc>
+          <w:tcPr>
+            <w:tcW w:w="847" w:type="dxa"/>
+            <w:tcBorders>
+              <w:left w:val="single" w:sz="2" w:space="0" w:color="808080"/>
+              <w:bottom w:val="single" w:sz="2" w:space="0" w:color="808080"/>
+              <w:right w:val="single" w:sz="6" w:space="0" w:color="808080"/>
+            </w:tcBorders>
+            <w:vAlign w:val="center"/>
+          </w:tcPr>
+          <w:p>
+            <w:pPr>
+              <w:pStyle w:val="TableContents"/>
+              <w:bidi w:val="0"/>
+              <w:spacing w:before="0" w:after="283"/>
+              <w:rPr/>
+            </w:pPr>
+            <w:r>
+              <w:rPr/>
+              <w:t>1.9%</w:t>
+            </w:r>
+          </w:p>
+        </w:tc>
+        <w:tc>
+          <w:tcPr>
+            <w:tcW w:w="1518" w:type="dxa"/>
+            <w:tcBorders>
+              <w:left w:val="single" w:sz="2" w:space="0" w:color="808080"/>
+              <w:bottom w:val="single" w:sz="2" w:space="0" w:color="808080"/>
+              <w:right w:val="single" w:sz="6" w:space="0" w:color="808080"/>
+            </w:tcBorders>
+            <w:vAlign w:val="center"/>
+          </w:tcPr>
+          <w:p>
+            <w:pPr>
+              <w:pStyle w:val="TableContents"/>
+              <w:bidi w:val="0"/>
+              <w:spacing w:before="0" w:after="283"/>
+              <w:rPr/>
+            </w:pPr>
+            <w:r>
+              <w:rPr/>
+              <w:t>+19.4 [+9.3, +30.6]</w:t>
+            </w:r>
+          </w:p>
+        </w:tc>
+        <w:tc>
+          <w:tcPr>
+            <w:tcW w:w="4221" w:type="dxa"/>
+            <w:tcBorders>
+              <w:left w:val="single" w:sz="2" w:space="0" w:color="808080"/>
+              <w:bottom w:val="single" w:sz="2" w:space="0" w:color="808080"/>
+              <w:right w:val="single" w:sz="6" w:space="0" w:color="808080"/>
+            </w:tcBorders>
+            <w:vAlign w:val="center"/>
+          </w:tcPr>
+          <w:p>
+            <w:pPr>
+              <w:pStyle w:val="TableContents"/>
+              <w:bidi w:val="0"/>
+              <w:spacing w:before="0" w:after="283"/>
+              <w:rPr/>
+            </w:pPr>
+            <w:r>
+              <w:rPr/>
+              <w:t>alias named 84.3% vs 80.6%; 90 vs 82 words</w:t>
+            </w:r>
+          </w:p>
+        </w:tc>
+      </w:tr>
+      <w:tr>
+        <w:trPr/>
+        <w:tc>
+          <w:tcPr>
+            <w:tcW w:w="2549" w:type="dxa"/>
+            <w:tcBorders>
+              <w:left w:val="single" w:sz="6" w:space="0" w:color="808080"/>
+              <w:bottom w:val="single" w:sz="2" w:space="0" w:color="808080"/>
+              <w:right w:val="single" w:sz="6" w:space="0" w:color="808080"/>
+            </w:tcBorders>
+            <w:vAlign w:val="center"/>
+          </w:tcPr>
+          <w:p>
+            <w:pPr>
+              <w:pStyle w:val="TableContents"/>
+              <w:bidi w:val="0"/>
+              <w:spacing w:before="0" w:after="283"/>
+              <w:rPr/>
+            </w:pPr>
+            <w:r>
+              <w:rPr/>
+              <w:t>Versioned card (fix 1), ren names</w:t>
+            </w:r>
+          </w:p>
+        </w:tc>
+        <w:tc>
+          <w:tcPr>
+            <w:tcW w:w="501" w:type="dxa"/>
+            <w:tcBorders>
+              <w:left w:val="single" w:sz="2" w:space="0" w:color="808080"/>
+              <w:bottom w:val="single" w:sz="2" w:space="0" w:color="808080"/>
+              <w:right w:val="single" w:sz="6" w:space="0" w:color="808080"/>
+            </w:tcBorders>
+            <w:vAlign w:val="center"/>
+          </w:tcPr>
+          <w:p>
+            <w:pPr>
+              <w:pStyle w:val="TableContents"/>
+              <w:bidi w:val="0"/>
+              <w:spacing w:before="0" w:after="283"/>
+              <w:rPr/>
+            </w:pPr>
+            <w:r>
+              <w:rPr/>
+              <w:t>B</w:t>
+            </w:r>
+          </w:p>
+        </w:tc>
+        <w:tc>
+          <w:tcPr>
+            <w:tcW w:w="701" w:type="dxa"/>
+            <w:tcBorders>
+              <w:left w:val="single" w:sz="2" w:space="0" w:color="808080"/>
+              <w:bottom w:val="single" w:sz="2" w:space="0" w:color="808080"/>
+              <w:right w:val="single" w:sz="6" w:space="0" w:color="808080"/>
+            </w:tcBorders>
+            <w:vAlign w:val="center"/>
+          </w:tcPr>
+          <w:p>
+            <w:pPr>
+              <w:pStyle w:val="TableContents"/>
+              <w:bidi w:val="0"/>
+              <w:spacing w:before="0" w:after="283"/>
+              <w:rPr/>
+            </w:pPr>
+            <w:r>
+              <w:rPr/>
+              <w:t>54</w:t>
+            </w:r>
+          </w:p>
+        </w:tc>
+        <w:tc>
+          <w:tcPr>
+            <w:tcW w:w="1002" w:type="dxa"/>
+            <w:tcBorders>
+              <w:left w:val="single" w:sz="2" w:space="0" w:color="808080"/>
+              <w:bottom w:val="single" w:sz="2" w:space="0" w:color="808080"/>
+              <w:right w:val="single" w:sz="6" w:space="0" w:color="808080"/>
+            </w:tcBorders>
+            <w:vAlign w:val="center"/>
+          </w:tcPr>
+          <w:p>
+            <w:pPr>
+              <w:pStyle w:val="TableContents"/>
+              <w:bidi w:val="0"/>
+              <w:spacing w:before="0" w:after="283"/>
+              <w:rPr/>
+            </w:pPr>
+            <w:r>
+              <w:rPr/>
+              <w:t>23.1%</w:t>
+            </w:r>
+          </w:p>
+        </w:tc>
+        <w:tc>
+          <w:tcPr>
+            <w:tcW w:w="847" w:type="dxa"/>
+            <w:tcBorders>
+              <w:left w:val="single" w:sz="2" w:space="0" w:color="808080"/>
+              <w:bottom w:val="single" w:sz="2" w:space="0" w:color="808080"/>
+              <w:right w:val="single" w:sz="6" w:space="0" w:color="808080"/>
+            </w:tcBorders>
+            <w:vAlign w:val="center"/>
+          </w:tcPr>
+          <w:p>
+            <w:pPr>
+              <w:pStyle w:val="TableContents"/>
+              <w:bidi w:val="0"/>
+              <w:spacing w:before="0" w:after="283"/>
+              <w:rPr/>
+            </w:pPr>
+            <w:r>
+              <w:rPr/>
+              <w:t>1.9%</w:t>
+            </w:r>
+          </w:p>
+        </w:tc>
+        <w:tc>
+          <w:tcPr>
+            <w:tcW w:w="1518" w:type="dxa"/>
+            <w:tcBorders>
+              <w:left w:val="single" w:sz="2" w:space="0" w:color="808080"/>
+              <w:bottom w:val="single" w:sz="2" w:space="0" w:color="808080"/>
+              <w:right w:val="single" w:sz="6" w:space="0" w:color="808080"/>
+            </w:tcBorders>
+            <w:vAlign w:val="center"/>
+          </w:tcPr>
+          <w:p>
+            <w:pPr>
+              <w:pStyle w:val="TableContents"/>
+              <w:bidi w:val="0"/>
+              <w:spacing w:before="0" w:after="283"/>
+              <w:rPr/>
+            </w:pPr>
+            <w:r>
+              <w:rPr/>
+              <w:t>+21.3 [+13.0, +30.6]</w:t>
+            </w:r>
+          </w:p>
+        </w:tc>
+        <w:tc>
+          <w:tcPr>
+            <w:tcW w:w="4221" w:type="dxa"/>
+            <w:tcBorders>
+              <w:left w:val="single" w:sz="2" w:space="0" w:color="808080"/>
+              <w:bottom w:val="single" w:sz="2" w:space="0" w:color="808080"/>
+              <w:right w:val="single" w:sz="6" w:space="0" w:color="808080"/>
+            </w:tcBorders>
+            <w:vAlign w:val="center"/>
+          </w:tcPr>
+          <w:p>
+            <w:pPr>
+              <w:pStyle w:val="TableContents"/>
+              <w:bidi w:val="0"/>
+              <w:spacing w:before="0" w:after="283"/>
+              <w:rPr/>
+            </w:pPr>
+            <w:r>
+              <w:rPr/>
+              <w:t>alias named 84.3% vs 80.6%; 90 vs 82 words</w:t>
+            </w:r>
+          </w:p>
+        </w:tc>
+      </w:tr>
+      <w:tr>
+        <w:trPr/>
+        <w:tc>
+          <w:tcPr>
+            <w:tcW w:w="2549" w:type="dxa"/>
+            <w:tcBorders>
+              <w:left w:val="single" w:sz="6" w:space="0" w:color="808080"/>
+              <w:bottom w:val="single" w:sz="2" w:space="0" w:color="808080"/>
+              <w:right w:val="single" w:sz="6" w:space="0" w:color="808080"/>
+            </w:tcBorders>
+            <w:vAlign w:val="center"/>
+          </w:tcPr>
+          <w:p>
+            <w:pPr>
+              <w:pStyle w:val="TableContents"/>
+              <w:bidi w:val="0"/>
+              <w:spacing w:before="0" w:after="283"/>
+              <w:rPr/>
+            </w:pPr>
+            <w:r>
+              <w:rPr/>
+              <w:t>Pseudonymise and map back (fix 2)</w:t>
+            </w:r>
+          </w:p>
+        </w:tc>
+        <w:tc>
+          <w:tcPr>
+            <w:tcW w:w="501" w:type="dxa"/>
+            <w:tcBorders>
+              <w:left w:val="single" w:sz="2" w:space="0" w:color="808080"/>
+              <w:bottom w:val="single" w:sz="2" w:space="0" w:color="808080"/>
+              <w:right w:val="single" w:sz="6" w:space="0" w:color="808080"/>
+            </w:tcBorders>
+            <w:vAlign w:val="center"/>
+          </w:tcPr>
+          <w:p>
+            <w:pPr>
+              <w:pStyle w:val="TableContents"/>
+              <w:bidi w:val="0"/>
+              <w:spacing w:before="0" w:after="283"/>
+              <w:rPr/>
+            </w:pPr>
+            <w:r>
+              <w:rPr/>
+              <w:t>A</w:t>
+            </w:r>
+          </w:p>
+        </w:tc>
+        <w:tc>
+          <w:tcPr>
+            <w:tcW w:w="701" w:type="dxa"/>
+            <w:tcBorders>
+              <w:left w:val="single" w:sz="2" w:space="0" w:color="808080"/>
+              <w:bottom w:val="single" w:sz="2" w:space="0" w:color="808080"/>
+              <w:right w:val="single" w:sz="6" w:space="0" w:color="808080"/>
+            </w:tcBorders>
+            <w:vAlign w:val="center"/>
+          </w:tcPr>
+          <w:p>
+            <w:pPr>
+              <w:pStyle w:val="TableContents"/>
+              <w:bidi w:val="0"/>
+              <w:spacing w:before="0" w:after="283"/>
+              <w:rPr/>
+            </w:pPr>
+            <w:r>
+              <w:rPr/>
+              <w:t>19</w:t>
+            </w:r>
+          </w:p>
+        </w:tc>
+        <w:tc>
+          <w:tcPr>
+            <w:tcW w:w="1002" w:type="dxa"/>
+            <w:tcBorders>
+              <w:left w:val="single" w:sz="2" w:space="0" w:color="808080"/>
+              <w:bottom w:val="single" w:sz="2" w:space="0" w:color="808080"/>
+              <w:right w:val="single" w:sz="6" w:space="0" w:color="808080"/>
+            </w:tcBorders>
+            <w:vAlign w:val="center"/>
+          </w:tcPr>
+          <w:p>
+            <w:pPr>
+              <w:pStyle w:val="TableContents"/>
+              <w:bidi w:val="0"/>
+              <w:spacing w:before="0" w:after="283"/>
+              <w:rPr/>
+            </w:pPr>
+            <w:r>
+              <w:rPr/>
+              <w:t>0.0%</w:t>
+            </w:r>
+          </w:p>
+        </w:tc>
+        <w:tc>
+          <w:tcPr>
+            <w:tcW w:w="847" w:type="dxa"/>
+            <w:tcBorders>
+              <w:left w:val="single" w:sz="2" w:space="0" w:color="808080"/>
+              <w:bottom w:val="single" w:sz="2" w:space="0" w:color="808080"/>
+              <w:right w:val="single" w:sz="6" w:space="0" w:color="808080"/>
+            </w:tcBorders>
+            <w:vAlign w:val="center"/>
+          </w:tcPr>
+          <w:p>
+            <w:pPr>
+              <w:pStyle w:val="TableContents"/>
+              <w:bidi w:val="0"/>
+              <w:spacing w:before="0" w:after="283"/>
+              <w:rPr/>
+            </w:pPr>
+            <w:r>
+              <w:rPr/>
+              <w:t>0.0%</w:t>
+            </w:r>
+          </w:p>
+        </w:tc>
+        <w:tc>
+          <w:tcPr>
+            <w:tcW w:w="1518" w:type="dxa"/>
+            <w:tcBorders>
+              <w:left w:val="single" w:sz="2" w:space="0" w:color="808080"/>
+              <w:bottom w:val="single" w:sz="2" w:space="0" w:color="808080"/>
+              <w:right w:val="single" w:sz="6" w:space="0" w:color="808080"/>
+            </w:tcBorders>
+            <w:vAlign w:val="center"/>
+          </w:tcPr>
+          <w:p>
+            <w:pPr>
+              <w:pStyle w:val="TableContents"/>
+              <w:bidi w:val="0"/>
+              <w:spacing w:before="0" w:after="283"/>
+              <w:rPr/>
+            </w:pPr>
+            <w:r>
+              <w:rPr/>
+              <w:t>+0.0 [+0.0, +0.0]</w:t>
+            </w:r>
+          </w:p>
+        </w:tc>
+        <w:tc>
+          <w:tcPr>
+            <w:tcW w:w="4221" w:type="dxa"/>
+            <w:tcBorders>
+              <w:left w:val="single" w:sz="2" w:space="0" w:color="808080"/>
+              <w:bottom w:val="single" w:sz="2" w:space="0" w:color="808080"/>
+              <w:right w:val="single" w:sz="6" w:space="0" w:color="808080"/>
+            </w:tcBorders>
+            <w:vAlign w:val="center"/>
+          </w:tcPr>
+          <w:p>
+            <w:pPr>
+              <w:pStyle w:val="TableContents"/>
+              <w:bidi w:val="0"/>
+              <w:spacing w:before="0" w:after="283"/>
+              <w:rPr/>
+            </w:pPr>
+            <w:r>
+              <w:rPr/>
+              <w:t>alias named 78.9% vs 81.6%; RF5 evaluated False, passes None</w:t>
+            </w:r>
+          </w:p>
+        </w:tc>
+      </w:tr>
+      <w:tr>
+        <w:trPr/>
+        <w:tc>
+          <w:tcPr>
+            <w:tcW w:w="2549" w:type="dxa"/>
+            <w:tcBorders>
+              <w:left w:val="single" w:sz="6" w:space="0" w:color="808080"/>
+              <w:bottom w:val="single" w:sz="6" w:space="0" w:color="808080"/>
+              <w:right w:val="single" w:sz="6" w:space="0" w:color="808080"/>
+            </w:tcBorders>
+            <w:vAlign w:val="center"/>
+          </w:tcPr>
+          <w:p>
+            <w:pPr>
+              <w:pStyle w:val="TableContents"/>
+              <w:bidi w:val="0"/>
+              <w:spacing w:before="0" w:after="283"/>
+              <w:rPr/>
+            </w:pPr>
+            <w:r>
+              <w:rPr/>
+              <w:t>Pseudonymise and map back (fix 2)</w:t>
+            </w:r>
+          </w:p>
+        </w:tc>
+        <w:tc>
+          <w:tcPr>
+            <w:tcW w:w="501" w:type="dxa"/>
+            <w:tcBorders>
+              <w:left w:val="single" w:sz="2" w:space="0" w:color="808080"/>
+              <w:bottom w:val="single" w:sz="6" w:space="0" w:color="808080"/>
+              <w:right w:val="single" w:sz="6" w:space="0" w:color="808080"/>
+            </w:tcBorders>
+            <w:vAlign w:val="center"/>
+          </w:tcPr>
+          <w:p>
+            <w:pPr>
+              <w:pStyle w:val="TableContents"/>
+              <w:bidi w:val="0"/>
+              <w:spacing w:before="0" w:after="283"/>
+              <w:rPr/>
+            </w:pPr>
+            <w:r>
+              <w:rPr/>
+              <w:t>B</w:t>
+            </w:r>
+          </w:p>
+        </w:tc>
+        <w:tc>
+          <w:tcPr>
+            <w:tcW w:w="701" w:type="dxa"/>
+            <w:tcBorders>
+              <w:left w:val="single" w:sz="2" w:space="0" w:color="808080"/>
+              <w:bottom w:val="single" w:sz="6" w:space="0" w:color="808080"/>
+              <w:right w:val="single" w:sz="6" w:space="0" w:color="808080"/>
+            </w:tcBorders>
+            <w:vAlign w:val="center"/>
+          </w:tcPr>
+          <w:p>
+            <w:pPr>
+              <w:pStyle w:val="TableContents"/>
+              <w:bidi w:val="0"/>
+              <w:spacing w:before="0" w:after="283"/>
+              <w:rPr/>
+            </w:pPr>
+            <w:r>
+              <w:rPr/>
+              <w:t>54</w:t>
+            </w:r>
+          </w:p>
+        </w:tc>
+        <w:tc>
+          <w:tcPr>
+            <w:tcW w:w="1002" w:type="dxa"/>
+            <w:tcBorders>
+              <w:left w:val="single" w:sz="2" w:space="0" w:color="808080"/>
+              <w:bottom w:val="single" w:sz="6" w:space="0" w:color="808080"/>
+              <w:right w:val="single" w:sz="6" w:space="0" w:color="808080"/>
+            </w:tcBorders>
+            <w:vAlign w:val="center"/>
+          </w:tcPr>
+          <w:p>
+            <w:pPr>
+              <w:pStyle w:val="TableContents"/>
+              <w:bidi w:val="0"/>
+              <w:spacing w:before="0" w:after="283"/>
+              <w:rPr/>
+            </w:pPr>
+            <w:r>
+              <w:rPr/>
+              <w:t>1.9%</w:t>
+            </w:r>
+          </w:p>
+        </w:tc>
+        <w:tc>
+          <w:tcPr>
+            <w:tcW w:w="847" w:type="dxa"/>
+            <w:tcBorders>
+              <w:left w:val="single" w:sz="2" w:space="0" w:color="808080"/>
+              <w:bottom w:val="single" w:sz="6" w:space="0" w:color="808080"/>
+              <w:right w:val="single" w:sz="6" w:space="0" w:color="808080"/>
+            </w:tcBorders>
+            <w:vAlign w:val="center"/>
+          </w:tcPr>
+          <w:p>
+            <w:pPr>
+              <w:pStyle w:val="TableContents"/>
+              <w:bidi w:val="0"/>
+              <w:spacing w:before="0" w:after="283"/>
+              <w:rPr/>
+            </w:pPr>
+            <w:r>
+              <w:rPr/>
+              <w:t>2.8%</w:t>
+            </w:r>
+          </w:p>
+        </w:tc>
+        <w:tc>
+          <w:tcPr>
+            <w:tcW w:w="1518" w:type="dxa"/>
+            <w:tcBorders>
+              <w:left w:val="single" w:sz="2" w:space="0" w:color="808080"/>
+              <w:bottom w:val="single" w:sz="6" w:space="0" w:color="808080"/>
+              <w:right w:val="single" w:sz="6" w:space="0" w:color="808080"/>
+            </w:tcBorders>
+            <w:vAlign w:val="center"/>
+          </w:tcPr>
+          <w:p>
+            <w:pPr>
+              <w:pStyle w:val="TableContents"/>
+              <w:bidi w:val="0"/>
+              <w:spacing w:before="0" w:after="283"/>
+              <w:rPr/>
+            </w:pPr>
+            <w:r>
+              <w:rPr/>
+              <w:t>-0.9 [-4.6, +1.9]</w:t>
+            </w:r>
+          </w:p>
+        </w:tc>
+        <w:tc>
+          <w:tcPr>
+            <w:tcW w:w="4221" w:type="dxa"/>
+            <w:tcBorders>
+              <w:left w:val="single" w:sz="2" w:space="0" w:color="808080"/>
+              <w:bottom w:val="single" w:sz="6" w:space="0" w:color="808080"/>
+              <w:right w:val="single" w:sz="6" w:space="0" w:color="808080"/>
+            </w:tcBorders>
+            <w:vAlign w:val="center"/>
+          </w:tcPr>
+          <w:p>
+            <w:pPr>
+              <w:pStyle w:val="TableContents"/>
+              <w:bidi w:val="0"/>
+              <w:spacing w:before="0" w:after="283"/>
+              <w:rPr/>
+            </w:pPr>
+            <w:r>
+              <w:rPr/>
+              <w:t>alias named 80.6% vs 84.3%; RF5 evaluated False, passes False</w:t>
+            </w:r>
+          </w:p>
+        </w:tc>
+      </w:tr>
+    </w:tbl>
+    <w:p>
+      <w:pPr>
+        <w:pStyle w:val="BodyText"/>
+        <w:bidi w:val="0"/>
+        <w:rPr/>
+      </w:pPr>
+      <w:r>
+        <w:rPr/>
+        <w:t>Second judge (OLMo-2-32B, addendum 9, robustness only): W-ren 22.2% vs P-ren 0.9%, input channel +21.3 [+13.0, +30.6] over 54 events. Agreement with the first judge: 97.8% identical labels, kappa 0.89 (456 labels).</w:t>
+      </w:r>
+    </w:p>
+    <w:p>
+      <w:pPr>
+        <w:pStyle w:val="BodyText"/>
+        <w:bidi w:val="0"/>
+        <w:rPr/>
+      </w:pPr>
+      <w:r>
+        <w:rPr>
+          <w:b/>
+        </w:rPr>
+        <w:t>Verdicts (pre-registered).</w:t>
+      </w:r>
+      <w:r>
+        <w:rPr/>
+        <w:t xml:space="preserve"> RF1, the input channel, is </w:t>
+      </w:r>
+      <w:r>
+        <w:rPr>
+          <w:b/>
+        </w:rPr>
+        <w:t>supported</w:t>
+      </w:r>
+      <w:r>
+        <w:rPr/>
+        <w:t xml:space="preserve"> on the primary rule A (19 events: W-ren minus P-ren +24.6 points [+8.8, +42.1], 3 of 3 models positive) and </w:t>
+      </w:r>
+      <w:r>
+        <w:rPr>
+          <w:b/>
+        </w:rPr>
+        <w:t>supported</w:t>
+      </w:r>
+      <w:r>
+        <w:rPr/>
+        <w:t xml:space="preserve"> on the secondary judge rule B (54 events: +17.3 [+9.3, +26.5]). The validity check RF2 holds: the prefix card on renamed text leaks in 0.0% (rule A) and 1.2% (rule B) of events. The memory channel RF3 (P-orig minus P-ren) is +2.5 points [+0.0, +5.6] by rule B. RF4, what a reader of the whole-volume card meets beyond the prefix card on original names, is +15.4 points [+6.8, +25.3] by rule B.</w:t>
+      </w:r>
+    </w:p>
+    <w:p>
+      <w:pPr>
+        <w:pStyle w:val="BodyText"/>
+        <w:bidi w:val="0"/>
+        <w:rPr/>
+      </w:pPr>
+      <w:r>
+        <w:rPr>
+          <w:b/>
+        </w:rPr>
+        <w:t>Larger open models (addendum 8, separate stratum: Mistral-Small-3.2-24B, Qwen2.5-32B).</w:t>
+      </w:r>
+      <w:r>
+        <w:rPr/>
+        <w:t xml:space="preserve"> Rule B: W-ren 23.1% vs P-ren 1.9%, input channel +21.3 [+13.0, +30.6], RF1 supported; rule A: 21.1% vs 0.0%, RF1 supported. Memory channel (rule B) +0.0 [-3.7, +4.6]; W-orig minus P-orig +19.4 [+9.3, +30.6]. Fix 2 on these models: prefix-card leak 1.9% to 2.8% (-0.9 [-4.6, +1.9]), alias named 80.6% to 84.3%; RF5 not evaluated (no memory leak with a positive lower limit).</w:t>
+      </w:r>
+    </w:p>
+    <w:p>
+      <w:pPr>
+        <w:pStyle w:val="BodyText"/>
+        <w:bidi w:val="0"/>
+        <w:rPr/>
+      </w:pPr>
+      <w:r>
+        <w:rPr>
+          <w:b/>
+        </w:rPr>
+        <w:t>Second judge (addendum 9, robustness only), the 7 to 8B models.</w:t>
+      </w:r>
+      <w:r>
+        <w:rPr/>
+        <w:t xml:space="preserve"> With OLMo-2-32B as the judge the whole-volume card leaks in 19.1% of events on renamed text against 1.9% for the versioned card (input channel +17.3 [+8.6, +27.2]); the two judges give the same label on 97.8% of 684 cards (Cohen's kappa 0.88). </w:t>
+      </w:r>
+      <w:r>
+        <w:rPr>
+          <w:b/>
+        </w:rPr>
+        <w:t>Second judge (addendum 9, robustness only), the larger models.</w:t>
+      </w:r>
+      <w:r>
+        <w:rPr/>
+        <w:t xml:space="preserve"> With OLMo-2-32B as the judge the whole-volume card leaks in 22.2% of events on renamed text against 0.9% for the versioned card (input channel +21.3 [+13.0, +30.6]); the two judges give the same label on 97.8% of 456 cards (Cohen's kappa 0.89).</w:t>
+      </w:r>
+    </w:p>
+    <w:p>
+      <w:pPr>
+        <w:pStyle w:val="Heading3"/>
+        <w:bidi w:val="0"/>
+        <w:rPr/>
+      </w:pPr>
+      <w:r>
+        <w:rPr/>
+        <w:t>7.4 The fixes</w:t>
+      </w:r>
+    </w:p>
+    <w:p>
+      <w:pPr>
+        <w:pStyle w:val="BodyText"/>
+        <w:bidi w:val="0"/>
+        <w:rPr/>
+      </w:pPr>
+      <w:r>
+        <w:rPr>
+          <w:b/>
+        </w:rPr>
+        <w:t>Fix 1, the versioned card.</w:t>
+      </w:r>
+      <w:r>
+        <w:rPr/>
+        <w:t xml:space="preserve"> Building the card from the prefix (the versioned policy at this position) removes +17.3 points [+9.3, +26.5] of leak on renamed text and +15.4 [+6.8, +25.3] on original names by rule B (rule A: +24.6 and +31.6); the residual is the memory channel. The price is one card build per distinct evidence horizon instead of one per character (here, one extra build per event at this position); cards stay about as long and name the alias about as often (content check column).</w:t>
+      </w:r>
+    </w:p>
+    <w:p>
+      <w:pPr>
+        <w:pStyle w:val="BodyText"/>
+        <w:bidi w:val="0"/>
+        <w:rPr/>
+      </w:pPr>
+      <w:r>
+        <w:rPr>
+          <w:b/>
+        </w:rPr>
+        <w:t>Fix 2, pseudonymise and map back.</w:t>
+      </w:r>
+      <w:r>
+        <w:rPr/>
+        <w:t xml:space="preserve"> RF5 was not evaluated, because the memory channel had no lower limit above 0 (no memory leak to fix at these models). Descriptively, the prefix card's judge-rule leak goes from 3.7% to 3.1% (+0.6 [-1.9, +3.7]) and the share of cards naming the alias from 82.7% to 87.7%; by the strict text rule from 0.0% to 0.0%.</w:t>
+      </w:r>
+    </w:p>
+    <w:p>
+      <w:pPr>
+        <w:pStyle w:val="Heading3"/>
+        <w:bidi w:val="0"/>
+        <w:rPr/>
+      </w:pPr>
+      <w:r>
+        <w:rPr/>
+        <w:t>7.5 What the second system adds</w:t>
+      </w:r>
+    </w:p>
+    <w:p>
+      <w:pPr>
+        <w:pStyle w:val="BodyText"/>
+        <w:bidi w:val="0"/>
+        <w:rPr/>
+      </w:pPr>
+      <w:r>
+        <w:rPr/>
+        <w:t>The look-ahead defect of Section 5 is not a property of one codebase: a standard whole-volume, first-mention-stamped LLM card has it, at a rate measured on public-domain books with a text-derived oracle, and it persists when every name is replaced by a cipher no model has seen, so it is a property of the build, not of memory. The versioned repair, whose guarantee is a policy property (P6), removes it here as it did in Section 5. At the cut, for 7 to 8B models on these mostly obscure books, the memory channel is small, which agrees with the confirmatory bound of Section 6; both channels are now measured on one system with one oracle. Limits: one card prompt, one reader position per event, small local models plus at most two larger open models, a judge that is a language model (rule B), and model-selected events.</w:t>
+      </w:r>
+    </w:p>
+    <w:p>
+      <w:pPr>
+        <w:pStyle w:val="HorizontalLine"/>
+        <w:bidi w:val="0"/>
+        <w:rPr/>
+      </w:pPr>
+      <w:r>
+        <w:rPr/>
+      </w:r>
+    </w:p>
+    <w:p>
+      <w:pPr>
+        <w:pStyle w:val="Heading2"/>
+        <w:bidi w:val="0"/>
+        <w:rPr/>
+      </w:pPr>
+      <w:r>
+        <w:rPr/>
+        <w:t>8. Repairs and trade-offs</w:t>
       </w:r>
     </w:p>
     <w:p>
@@ -7771,7 +14357,7 @@
       </w:pPr>
       <w:r>
         <w:rPr/>
-        <w:t>8. Combined view of the evidence</w:t>
+        <w:t>9. Combined view of the evidence</w:t>
       </w:r>
     </w:p>
     <w:tbl>
@@ -7788,15 +14374,15 @@
         </w:tblCellMar>
       </w:tblPr>
       <w:tblGrid>
-        <w:gridCol w:w="3772"/>
-        <w:gridCol w:w="4335"/>
-        <w:gridCol w:w="3232"/>
+        <w:gridCol w:w="4189"/>
+        <w:gridCol w:w="4121"/>
+        <w:gridCol w:w="3029"/>
       </w:tblGrid>
       <w:tr>
         <w:trPr/>
         <w:tc>
           <w:tcPr>
-            <w:tcW w:w="3772" w:type="dxa"/>
+            <w:tcW w:w="4189" w:type="dxa"/>
             <w:tcBorders>
               <w:top w:val="single" w:sz="6" w:space="0" w:color="808080"/>
               <w:left w:val="single" w:sz="6" w:space="0" w:color="808080"/>
@@ -7822,7 +14408,7 @@
         </w:tc>
         <w:tc>
           <w:tcPr>
-            <w:tcW w:w="4335" w:type="dxa"/>
+            <w:tcW w:w="4121" w:type="dxa"/>
             <w:tcBorders>
               <w:top w:val="single" w:sz="6" w:space="0" w:color="808080"/>
               <w:left w:val="single" w:sz="2" w:space="0" w:color="808080"/>
@@ -7848,7 +14434,7 @@
         </w:tc>
         <w:tc>
           <w:tcPr>
-            <w:tcW w:w="3232" w:type="dxa"/>
+            <w:tcW w:w="3029" w:type="dxa"/>
             <w:tcBorders>
               <w:top w:val="single" w:sz="6" w:space="0" w:color="808080"/>
               <w:left w:val="single" w:sz="2" w:space="0" w:color="808080"/>
@@ -7877,7 +14463,7 @@
         <w:trPr/>
         <w:tc>
           <w:tcPr>
-            <w:tcW w:w="3772" w:type="dxa"/>
+            <w:tcW w:w="4189" w:type="dxa"/>
             <w:tcBorders>
               <w:left w:val="single" w:sz="6" w:space="0" w:color="808080"/>
               <w:bottom w:val="single" w:sz="2" w:space="0" w:color="808080"/>
@@ -7900,7 +14486,7 @@
         </w:tc>
         <w:tc>
           <w:tcPr>
-            <w:tcW w:w="4335" w:type="dxa"/>
+            <w:tcW w:w="4121" w:type="dxa"/>
             <w:tcBorders>
               <w:left w:val="single" w:sz="2" w:space="0" w:color="808080"/>
               <w:bottom w:val="single" w:sz="2" w:space="0" w:color="808080"/>
@@ -7923,7 +14509,7 @@
         </w:tc>
         <w:tc>
           <w:tcPr>
-            <w:tcW w:w="3232" w:type="dxa"/>
+            <w:tcW w:w="3029" w:type="dxa"/>
             <w:tcBorders>
               <w:left w:val="single" w:sz="2" w:space="0" w:color="808080"/>
               <w:bottom w:val="single" w:sz="2" w:space="0" w:color="808080"/>
@@ -7949,7 +14535,7 @@
         <w:trPr/>
         <w:tc>
           <w:tcPr>
-            <w:tcW w:w="3772" w:type="dxa"/>
+            <w:tcW w:w="4189" w:type="dxa"/>
             <w:tcBorders>
               <w:left w:val="single" w:sz="6" w:space="0" w:color="808080"/>
               <w:bottom w:val="single" w:sz="2" w:space="0" w:color="808080"/>
@@ -7972,7 +14558,7 @@
         </w:tc>
         <w:tc>
           <w:tcPr>
-            <w:tcW w:w="4335" w:type="dxa"/>
+            <w:tcW w:w="4121" w:type="dxa"/>
             <w:tcBorders>
               <w:left w:val="single" w:sz="2" w:space="0" w:color="808080"/>
               <w:bottom w:val="single" w:sz="2" w:space="0" w:color="808080"/>
@@ -7995,7 +14581,7 @@
         </w:tc>
         <w:tc>
           <w:tcPr>
-            <w:tcW w:w="3232" w:type="dxa"/>
+            <w:tcW w:w="3029" w:type="dxa"/>
             <w:tcBorders>
               <w:left w:val="single" w:sz="2" w:space="0" w:color="808080"/>
               <w:bottom w:val="single" w:sz="2" w:space="0" w:color="808080"/>
@@ -8021,7 +14607,7 @@
         <w:trPr/>
         <w:tc>
           <w:tcPr>
-            <w:tcW w:w="3772" w:type="dxa"/>
+            <w:tcW w:w="4189" w:type="dxa"/>
             <w:tcBorders>
               <w:left w:val="single" w:sz="6" w:space="0" w:color="808080"/>
               <w:bottom w:val="single" w:sz="2" w:space="0" w:color="808080"/>
@@ -8044,7 +14630,7 @@
         </w:tc>
         <w:tc>
           <w:tcPr>
-            <w:tcW w:w="4335" w:type="dxa"/>
+            <w:tcW w:w="4121" w:type="dxa"/>
             <w:tcBorders>
               <w:left w:val="single" w:sz="2" w:space="0" w:color="808080"/>
               <w:bottom w:val="single" w:sz="2" w:space="0" w:color="808080"/>
@@ -8067,7 +14653,7 @@
         </w:tc>
         <w:tc>
           <w:tcPr>
-            <w:tcW w:w="3232" w:type="dxa"/>
+            <w:tcW w:w="3029" w:type="dxa"/>
             <w:tcBorders>
               <w:left w:val="single" w:sz="2" w:space="0" w:color="808080"/>
               <w:bottom w:val="single" w:sz="2" w:space="0" w:color="808080"/>
@@ -8093,7 +14679,7 @@
         <w:trPr/>
         <w:tc>
           <w:tcPr>
-            <w:tcW w:w="3772" w:type="dxa"/>
+            <w:tcW w:w="4189" w:type="dxa"/>
             <w:tcBorders>
               <w:left w:val="single" w:sz="6" w:space="0" w:color="808080"/>
               <w:bottom w:val="single" w:sz="2" w:space="0" w:color="808080"/>
@@ -8116,7 +14702,7 @@
         </w:tc>
         <w:tc>
           <w:tcPr>
-            <w:tcW w:w="4335" w:type="dxa"/>
+            <w:tcW w:w="4121" w:type="dxa"/>
             <w:tcBorders>
               <w:left w:val="single" w:sz="2" w:space="0" w:color="808080"/>
               <w:bottom w:val="single" w:sz="2" w:space="0" w:color="808080"/>
@@ -8139,7 +14725,7 @@
         </w:tc>
         <w:tc>
           <w:tcPr>
-            <w:tcW w:w="3232" w:type="dxa"/>
+            <w:tcW w:w="3029" w:type="dxa"/>
             <w:tcBorders>
               <w:left w:val="single" w:sz="2" w:space="0" w:color="808080"/>
               <w:bottom w:val="single" w:sz="2" w:space="0" w:color="808080"/>
@@ -8165,7 +14751,7 @@
         <w:trPr/>
         <w:tc>
           <w:tcPr>
-            <w:tcW w:w="3772" w:type="dxa"/>
+            <w:tcW w:w="4189" w:type="dxa"/>
             <w:tcBorders>
               <w:left w:val="single" w:sz="6" w:space="0" w:color="808080"/>
               <w:bottom w:val="single" w:sz="2" w:space="0" w:color="808080"/>
@@ -8188,7 +14774,7 @@
         </w:tc>
         <w:tc>
           <w:tcPr>
-            <w:tcW w:w="4335" w:type="dxa"/>
+            <w:tcW w:w="4121" w:type="dxa"/>
             <w:tcBorders>
               <w:left w:val="single" w:sz="2" w:space="0" w:color="808080"/>
               <w:bottom w:val="single" w:sz="2" w:space="0" w:color="808080"/>
@@ -8211,7 +14797,7 @@
         </w:tc>
         <w:tc>
           <w:tcPr>
-            <w:tcW w:w="3232" w:type="dxa"/>
+            <w:tcW w:w="3029" w:type="dxa"/>
             <w:tcBorders>
               <w:left w:val="single" w:sz="2" w:space="0" w:color="808080"/>
               <w:bottom w:val="single" w:sz="2" w:space="0" w:color="808080"/>
@@ -8237,7 +14823,7 @@
         <w:trPr/>
         <w:tc>
           <w:tcPr>
-            <w:tcW w:w="3772" w:type="dxa"/>
+            <w:tcW w:w="4189" w:type="dxa"/>
             <w:tcBorders>
               <w:left w:val="single" w:sz="6" w:space="0" w:color="808080"/>
               <w:bottom w:val="single" w:sz="2" w:space="0" w:color="808080"/>
@@ -8260,7 +14846,7 @@
         </w:tc>
         <w:tc>
           <w:tcPr>
-            <w:tcW w:w="4335" w:type="dxa"/>
+            <w:tcW w:w="4121" w:type="dxa"/>
             <w:tcBorders>
               <w:left w:val="single" w:sz="2" w:space="0" w:color="808080"/>
               <w:bottom w:val="single" w:sz="2" w:space="0" w:color="808080"/>
@@ -8283,7 +14869,7 @@
         </w:tc>
         <w:tc>
           <w:tcPr>
-            <w:tcW w:w="3232" w:type="dxa"/>
+            <w:tcW w:w="3029" w:type="dxa"/>
             <w:tcBorders>
               <w:left w:val="single" w:sz="2" w:space="0" w:color="808080"/>
               <w:bottom w:val="single" w:sz="2" w:space="0" w:color="808080"/>
@@ -8309,7 +14895,7 @@
         <w:trPr/>
         <w:tc>
           <w:tcPr>
-            <w:tcW w:w="3772" w:type="dxa"/>
+            <w:tcW w:w="4189" w:type="dxa"/>
             <w:tcBorders>
               <w:left w:val="single" w:sz="6" w:space="0" w:color="808080"/>
               <w:bottom w:val="single" w:sz="2" w:space="0" w:color="808080"/>
@@ -8332,7 +14918,7 @@
         </w:tc>
         <w:tc>
           <w:tcPr>
-            <w:tcW w:w="4335" w:type="dxa"/>
+            <w:tcW w:w="4121" w:type="dxa"/>
             <w:tcBorders>
               <w:left w:val="single" w:sz="2" w:space="0" w:color="808080"/>
               <w:bottom w:val="single" w:sz="2" w:space="0" w:color="808080"/>
@@ -8355,7 +14941,7 @@
         </w:tc>
         <w:tc>
           <w:tcPr>
-            <w:tcW w:w="3232" w:type="dxa"/>
+            <w:tcW w:w="3029" w:type="dxa"/>
             <w:tcBorders>
               <w:left w:val="single" w:sz="2" w:space="0" w:color="808080"/>
               <w:bottom w:val="single" w:sz="2" w:space="0" w:color="808080"/>
@@ -8381,7 +14967,7 @@
         <w:trPr/>
         <w:tc>
           <w:tcPr>
-            <w:tcW w:w="3772" w:type="dxa"/>
+            <w:tcW w:w="4189" w:type="dxa"/>
             <w:tcBorders>
               <w:left w:val="single" w:sz="6" w:space="0" w:color="808080"/>
               <w:bottom w:val="single" w:sz="2" w:space="0" w:color="808080"/>
@@ -8404,7 +14990,7 @@
         </w:tc>
         <w:tc>
           <w:tcPr>
-            <w:tcW w:w="4335" w:type="dxa"/>
+            <w:tcW w:w="4121" w:type="dxa"/>
             <w:tcBorders>
               <w:left w:val="single" w:sz="2" w:space="0" w:color="808080"/>
               <w:bottom w:val="single" w:sz="2" w:space="0" w:color="808080"/>
@@ -8427,7 +15013,7 @@
         </w:tc>
         <w:tc>
           <w:tcPr>
-            <w:tcW w:w="3232" w:type="dxa"/>
+            <w:tcW w:w="3029" w:type="dxa"/>
             <w:tcBorders>
               <w:left w:val="single" w:sz="2" w:space="0" w:color="808080"/>
               <w:bottom w:val="single" w:sz="2" w:space="0" w:color="808080"/>
@@ -8453,7 +15039,7 @@
         <w:trPr/>
         <w:tc>
           <w:tcPr>
-            <w:tcW w:w="3772" w:type="dxa"/>
+            <w:tcW w:w="4189" w:type="dxa"/>
             <w:tcBorders>
               <w:left w:val="single" w:sz="6" w:space="0" w:color="808080"/>
               <w:bottom w:val="single" w:sz="2" w:space="0" w:color="808080"/>
@@ -8476,7 +15062,7 @@
         </w:tc>
         <w:tc>
           <w:tcPr>
-            <w:tcW w:w="4335" w:type="dxa"/>
+            <w:tcW w:w="4121" w:type="dxa"/>
             <w:tcBorders>
               <w:left w:val="single" w:sz="2" w:space="0" w:color="808080"/>
               <w:bottom w:val="single" w:sz="2" w:space="0" w:color="808080"/>
@@ -8499,7 +15085,7 @@
         </w:tc>
         <w:tc>
           <w:tcPr>
-            <w:tcW w:w="3232" w:type="dxa"/>
+            <w:tcW w:w="3029" w:type="dxa"/>
             <w:tcBorders>
               <w:left w:val="single" w:sz="2" w:space="0" w:color="808080"/>
               <w:bottom w:val="single" w:sz="2" w:space="0" w:color="808080"/>
@@ -8525,7 +15111,7 @@
         <w:trPr/>
         <w:tc>
           <w:tcPr>
-            <w:tcW w:w="3772" w:type="dxa"/>
+            <w:tcW w:w="4189" w:type="dxa"/>
             <w:tcBorders>
               <w:left w:val="single" w:sz="6" w:space="0" w:color="808080"/>
               <w:bottom w:val="single" w:sz="2" w:space="0" w:color="808080"/>
@@ -8548,7 +15134,7 @@
         </w:tc>
         <w:tc>
           <w:tcPr>
-            <w:tcW w:w="4335" w:type="dxa"/>
+            <w:tcW w:w="4121" w:type="dxa"/>
             <w:tcBorders>
               <w:left w:val="single" w:sz="2" w:space="0" w:color="808080"/>
               <w:bottom w:val="single" w:sz="2" w:space="0" w:color="808080"/>
@@ -8571,7 +15157,7 @@
         </w:tc>
         <w:tc>
           <w:tcPr>
-            <w:tcW w:w="3232" w:type="dxa"/>
+            <w:tcW w:w="3029" w:type="dxa"/>
             <w:tcBorders>
               <w:left w:val="single" w:sz="2" w:space="0" w:color="808080"/>
               <w:bottom w:val="single" w:sz="2" w:space="0" w:color="808080"/>
@@ -8597,7 +15183,7 @@
         <w:trPr/>
         <w:tc>
           <w:tcPr>
-            <w:tcW w:w="3772" w:type="dxa"/>
+            <w:tcW w:w="4189" w:type="dxa"/>
             <w:tcBorders>
               <w:left w:val="single" w:sz="6" w:space="0" w:color="808080"/>
               <w:bottom w:val="single" w:sz="2" w:space="0" w:color="808080"/>
@@ -8620,7 +15206,7 @@
         </w:tc>
         <w:tc>
           <w:tcPr>
-            <w:tcW w:w="4335" w:type="dxa"/>
+            <w:tcW w:w="4121" w:type="dxa"/>
             <w:tcBorders>
               <w:left w:val="single" w:sz="2" w:space="0" w:color="808080"/>
               <w:bottom w:val="single" w:sz="2" w:space="0" w:color="808080"/>
@@ -8643,7 +15229,7 @@
         </w:tc>
         <w:tc>
           <w:tcPr>
-            <w:tcW w:w="3232" w:type="dxa"/>
+            <w:tcW w:w="3029" w:type="dxa"/>
             <w:tcBorders>
               <w:left w:val="single" w:sz="2" w:space="0" w:color="808080"/>
               <w:bottom w:val="single" w:sz="2" w:space="0" w:color="808080"/>
@@ -8669,7 +15255,7 @@
         <w:trPr/>
         <w:tc>
           <w:tcPr>
-            <w:tcW w:w="3772" w:type="dxa"/>
+            <w:tcW w:w="4189" w:type="dxa"/>
             <w:tcBorders>
               <w:left w:val="single" w:sz="6" w:space="0" w:color="808080"/>
               <w:bottom w:val="single" w:sz="2" w:space="0" w:color="808080"/>
@@ -8692,7 +15278,7 @@
         </w:tc>
         <w:tc>
           <w:tcPr>
-            <w:tcW w:w="4335" w:type="dxa"/>
+            <w:tcW w:w="4121" w:type="dxa"/>
             <w:tcBorders>
               <w:left w:val="single" w:sz="2" w:space="0" w:color="808080"/>
               <w:bottom w:val="single" w:sz="2" w:space="0" w:color="808080"/>
@@ -8715,7 +15301,7 @@
         </w:tc>
         <w:tc>
           <w:tcPr>
-            <w:tcW w:w="3232" w:type="dxa"/>
+            <w:tcW w:w="3029" w:type="dxa"/>
             <w:tcBorders>
               <w:left w:val="single" w:sz="2" w:space="0" w:color="808080"/>
               <w:bottom w:val="single" w:sz="2" w:space="0" w:color="808080"/>
@@ -8741,7 +15327,7 @@
         <w:trPr/>
         <w:tc>
           <w:tcPr>
-            <w:tcW w:w="3772" w:type="dxa"/>
+            <w:tcW w:w="4189" w:type="dxa"/>
             <w:tcBorders>
               <w:left w:val="single" w:sz="6" w:space="0" w:color="808080"/>
               <w:bottom w:val="single" w:sz="2" w:space="0" w:color="808080"/>
@@ -8764,7 +15350,7 @@
         </w:tc>
         <w:tc>
           <w:tcPr>
-            <w:tcW w:w="4335" w:type="dxa"/>
+            <w:tcW w:w="4121" w:type="dxa"/>
             <w:tcBorders>
               <w:left w:val="single" w:sz="2" w:space="0" w:color="808080"/>
               <w:bottom w:val="single" w:sz="2" w:space="0" w:color="808080"/>
@@ -8787,7 +15373,7 @@
         </w:tc>
         <w:tc>
           <w:tcPr>
-            <w:tcW w:w="3232" w:type="dxa"/>
+            <w:tcW w:w="3029" w:type="dxa"/>
             <w:tcBorders>
               <w:left w:val="single" w:sz="2" w:space="0" w:color="808080"/>
               <w:bottom w:val="single" w:sz="2" w:space="0" w:color="808080"/>
@@ -8813,7 +15399,79 @@
         <w:trPr/>
         <w:tc>
           <w:tcPr>
-            <w:tcW w:w="3772" w:type="dxa"/>
+            <w:tcW w:w="4189" w:type="dxa"/>
+            <w:tcBorders>
+              <w:left w:val="single" w:sz="6" w:space="0" w:color="808080"/>
+              <w:bottom w:val="single" w:sz="2" w:space="0" w:color="808080"/>
+              <w:right w:val="single" w:sz="6" w:space="0" w:color="808080"/>
+            </w:tcBorders>
+            <w:vAlign w:val="center"/>
+          </w:tcPr>
+          <w:p>
+            <w:pPr>
+              <w:pStyle w:val="TableContents"/>
+              <w:bidi w:val="0"/>
+              <w:spacing w:before="0" w:after="283"/>
+              <w:rPr/>
+            </w:pPr>
+            <w:r>
+              <w:rPr/>
+              <w:t>A whole-volume LLM character card leaks the reveal through the input; the versioned card fixes it</w:t>
+            </w:r>
+          </w:p>
+        </w:tc>
+        <w:tc>
+          <w:tcPr>
+            <w:tcW w:w="4121" w:type="dxa"/>
+            <w:tcBorders>
+              <w:left w:val="single" w:sz="2" w:space="0" w:color="808080"/>
+              <w:bottom w:val="single" w:sz="2" w:space="0" w:color="808080"/>
+              <w:right w:val="single" w:sz="6" w:space="0" w:color="808080"/>
+            </w:tcBorders>
+            <w:vAlign w:val="center"/>
+          </w:tcPr>
+          <w:p>
+            <w:pPr>
+              <w:pStyle w:val="TableContents"/>
+              <w:bidi w:val="0"/>
+              <w:spacing w:before="0" w:after="283"/>
+              <w:rPr/>
+            </w:pPr>
+            <w:r>
+              <w:rPr/>
+              <w:t>Pre-registered (addenda 6 and 7); rule A text-derived, rule B judge-labelled</w:t>
+            </w:r>
+          </w:p>
+        </w:tc>
+        <w:tc>
+          <w:tcPr>
+            <w:tcW w:w="3029" w:type="dxa"/>
+            <w:tcBorders>
+              <w:left w:val="single" w:sz="2" w:space="0" w:color="808080"/>
+              <w:bottom w:val="single" w:sz="2" w:space="0" w:color="808080"/>
+              <w:right w:val="single" w:sz="6" w:space="0" w:color="808080"/>
+            </w:tcBorders>
+            <w:vAlign w:val="center"/>
+          </w:tcPr>
+          <w:p>
+            <w:pPr>
+              <w:pStyle w:val="TableContents"/>
+              <w:bidi w:val="0"/>
+              <w:spacing w:before="0" w:after="283"/>
+              <w:rPr/>
+            </w:pPr>
+            <w:r>
+              <w:rPr/>
+              <w:t>Section 7 (W-ren 18.5% vs P-ren 1.2%)</w:t>
+            </w:r>
+          </w:p>
+        </w:tc>
+      </w:tr>
+      <w:tr>
+        <w:trPr/>
+        <w:tc>
+          <w:tcPr>
+            <w:tcW w:w="4189" w:type="dxa"/>
             <w:tcBorders>
               <w:left w:val="single" w:sz="6" w:space="0" w:color="808080"/>
               <w:bottom w:val="single" w:sz="6" w:space="0" w:color="808080"/>
@@ -8836,7 +15494,7 @@
         </w:tc>
         <w:tc>
           <w:tcPr>
-            <w:tcW w:w="4335" w:type="dxa"/>
+            <w:tcW w:w="4121" w:type="dxa"/>
             <w:tcBorders>
               <w:left w:val="single" w:sz="2" w:space="0" w:color="808080"/>
               <w:bottom w:val="single" w:sz="6" w:space="0" w:color="808080"/>
@@ -8859,7 +15517,7 @@
         </w:tc>
         <w:tc>
           <w:tcPr>
-            <w:tcW w:w="3232" w:type="dxa"/>
+            <w:tcW w:w="3029" w:type="dxa"/>
             <w:tcBorders>
               <w:left w:val="single" w:sz="2" w:space="0" w:color="808080"/>
               <w:bottom w:val="single" w:sz="6" w:space="0" w:color="808080"/>
@@ -8890,7 +15548,7 @@
       </w:pPr>
       <w:r>
         <w:rPr/>
-        <w:t>8.1 Claim-to-evidence matrix</w:t>
+        <w:t>9.1 Claim-to-evidence matrix</w:t>
       </w:r>
     </w:p>
     <w:tbl>
@@ -8907,16 +15565,16 @@
         </w:tblCellMar>
       </w:tblPr>
       <w:tblGrid>
-        <w:gridCol w:w="2475"/>
-        <w:gridCol w:w="1920"/>
-        <w:gridCol w:w="2441"/>
-        <w:gridCol w:w="4503"/>
+        <w:gridCol w:w="2718"/>
+        <w:gridCol w:w="1857"/>
+        <w:gridCol w:w="2383"/>
+        <w:gridCol w:w="4381"/>
       </w:tblGrid>
       <w:tr>
         <w:trPr/>
         <w:tc>
           <w:tcPr>
-            <w:tcW w:w="2475" w:type="dxa"/>
+            <w:tcW w:w="2718" w:type="dxa"/>
             <w:tcBorders>
               <w:top w:val="single" w:sz="6" w:space="0" w:color="808080"/>
               <w:left w:val="single" w:sz="6" w:space="0" w:color="808080"/>
@@ -8942,7 +15600,7 @@
         </w:tc>
         <w:tc>
           <w:tcPr>
-            <w:tcW w:w="1920" w:type="dxa"/>
+            <w:tcW w:w="1857" w:type="dxa"/>
             <w:tcBorders>
               <w:top w:val="single" w:sz="6" w:space="0" w:color="808080"/>
               <w:left w:val="single" w:sz="2" w:space="0" w:color="808080"/>
@@ -8968,7 +15626,7 @@
         </w:tc>
         <w:tc>
           <w:tcPr>
-            <w:tcW w:w="2441" w:type="dxa"/>
+            <w:tcW w:w="2383" w:type="dxa"/>
             <w:tcBorders>
               <w:top w:val="single" w:sz="6" w:space="0" w:color="808080"/>
               <w:left w:val="single" w:sz="2" w:space="0" w:color="808080"/>
@@ -8994,7 +15652,7 @@
         </w:tc>
         <w:tc>
           <w:tcPr>
-            <w:tcW w:w="4503" w:type="dxa"/>
+            <w:tcW w:w="4381" w:type="dxa"/>
             <w:tcBorders>
               <w:top w:val="single" w:sz="6" w:space="0" w:color="808080"/>
               <w:left w:val="single" w:sz="2" w:space="0" w:color="808080"/>
@@ -9023,7 +15681,7 @@
         <w:trPr/>
         <w:tc>
           <w:tcPr>
-            <w:tcW w:w="2475" w:type="dxa"/>
+            <w:tcW w:w="2718" w:type="dxa"/>
             <w:tcBorders>
               <w:left w:val="single" w:sz="6" w:space="0" w:color="808080"/>
               <w:bottom w:val="single" w:sz="2" w:space="0" w:color="808080"/>
@@ -9046,7 +15704,7 @@
         </w:tc>
         <w:tc>
           <w:tcPr>
-            <w:tcW w:w="1920" w:type="dxa"/>
+            <w:tcW w:w="1857" w:type="dxa"/>
             <w:tcBorders>
               <w:left w:val="single" w:sz="2" w:space="0" w:color="808080"/>
               <w:bottom w:val="single" w:sz="2" w:space="0" w:color="808080"/>
@@ -9069,7 +15727,7 @@
         </w:tc>
         <w:tc>
           <w:tcPr>
-            <w:tcW w:w="2441" w:type="dxa"/>
+            <w:tcW w:w="2383" w:type="dxa"/>
             <w:tcBorders>
               <w:left w:val="single" w:sz="2" w:space="0" w:color="808080"/>
               <w:bottom w:val="single" w:sz="2" w:space="0" w:color="808080"/>
@@ -9092,7 +15750,7 @@
         </w:tc>
         <w:tc>
           <w:tcPr>
-            <w:tcW w:w="4503" w:type="dxa"/>
+            <w:tcW w:w="4381" w:type="dxa"/>
             <w:tcBorders>
               <w:left w:val="single" w:sz="2" w:space="0" w:color="808080"/>
               <w:bottom w:val="single" w:sz="2" w:space="0" w:color="808080"/>
@@ -9118,7 +15776,7 @@
         <w:trPr/>
         <w:tc>
           <w:tcPr>
-            <w:tcW w:w="2475" w:type="dxa"/>
+            <w:tcW w:w="2718" w:type="dxa"/>
             <w:tcBorders>
               <w:left w:val="single" w:sz="6" w:space="0" w:color="808080"/>
               <w:bottom w:val="single" w:sz="2" w:space="0" w:color="808080"/>
@@ -9141,7 +15799,7 @@
         </w:tc>
         <w:tc>
           <w:tcPr>
-            <w:tcW w:w="1920" w:type="dxa"/>
+            <w:tcW w:w="1857" w:type="dxa"/>
             <w:tcBorders>
               <w:left w:val="single" w:sz="2" w:space="0" w:color="808080"/>
               <w:bottom w:val="single" w:sz="2" w:space="0" w:color="808080"/>
@@ -9164,7 +15822,7 @@
         </w:tc>
         <w:tc>
           <w:tcPr>
-            <w:tcW w:w="2441" w:type="dxa"/>
+            <w:tcW w:w="2383" w:type="dxa"/>
             <w:tcBorders>
               <w:left w:val="single" w:sz="2" w:space="0" w:color="808080"/>
               <w:bottom w:val="single" w:sz="2" w:space="0" w:color="808080"/>
@@ -9187,7 +15845,7 @@
         </w:tc>
         <w:tc>
           <w:tcPr>
-            <w:tcW w:w="4503" w:type="dxa"/>
+            <w:tcW w:w="4381" w:type="dxa"/>
             <w:tcBorders>
               <w:left w:val="single" w:sz="2" w:space="0" w:color="808080"/>
               <w:bottom w:val="single" w:sz="2" w:space="0" w:color="808080"/>
@@ -9213,7 +15871,7 @@
         <w:trPr/>
         <w:tc>
           <w:tcPr>
-            <w:tcW w:w="2475" w:type="dxa"/>
+            <w:tcW w:w="2718" w:type="dxa"/>
             <w:tcBorders>
               <w:left w:val="single" w:sz="6" w:space="0" w:color="808080"/>
               <w:bottom w:val="single" w:sz="2" w:space="0" w:color="808080"/>
@@ -9236,7 +15894,7 @@
         </w:tc>
         <w:tc>
           <w:tcPr>
-            <w:tcW w:w="1920" w:type="dxa"/>
+            <w:tcW w:w="1857" w:type="dxa"/>
             <w:tcBorders>
               <w:left w:val="single" w:sz="2" w:space="0" w:color="808080"/>
               <w:bottom w:val="single" w:sz="2" w:space="0" w:color="808080"/>
@@ -9259,7 +15917,7 @@
         </w:tc>
         <w:tc>
           <w:tcPr>
-            <w:tcW w:w="2441" w:type="dxa"/>
+            <w:tcW w:w="2383" w:type="dxa"/>
             <w:tcBorders>
               <w:left w:val="single" w:sz="2" w:space="0" w:color="808080"/>
               <w:bottom w:val="single" w:sz="2" w:space="0" w:color="808080"/>
@@ -9282,7 +15940,7 @@
         </w:tc>
         <w:tc>
           <w:tcPr>
-            <w:tcW w:w="4503" w:type="dxa"/>
+            <w:tcW w:w="4381" w:type="dxa"/>
             <w:tcBorders>
               <w:left w:val="single" w:sz="2" w:space="0" w:color="808080"/>
               <w:bottom w:val="single" w:sz="2" w:space="0" w:color="808080"/>
@@ -9308,7 +15966,7 @@
         <w:trPr/>
         <w:tc>
           <w:tcPr>
-            <w:tcW w:w="2475" w:type="dxa"/>
+            <w:tcW w:w="2718" w:type="dxa"/>
             <w:tcBorders>
               <w:left w:val="single" w:sz="6" w:space="0" w:color="808080"/>
               <w:bottom w:val="single" w:sz="2" w:space="0" w:color="808080"/>
@@ -9325,13 +15983,108 @@
             </w:pPr>
             <w:r>
               <w:rPr/>
+              <w:t>3b. The look-ahead defect generalises to a standard LLM card design and the versioned repair fixes it</w:t>
+            </w:r>
+          </w:p>
+        </w:tc>
+        <w:tc>
+          <w:tcPr>
+            <w:tcW w:w="1857" w:type="dxa"/>
+            <w:tcBorders>
+              <w:left w:val="single" w:sz="2" w:space="0" w:color="808080"/>
+              <w:bottom w:val="single" w:sz="2" w:space="0" w:color="808080"/>
+              <w:right w:val="single" w:sz="6" w:space="0" w:color="808080"/>
+            </w:tcBorders>
+            <w:vAlign w:val="center"/>
+          </w:tcPr>
+          <w:p>
+            <w:pPr>
+              <w:pStyle w:val="TableContents"/>
+              <w:bidi w:val="0"/>
+              <w:spacing w:before="0" w:after="283"/>
+              <w:rPr/>
+            </w:pPr>
+            <w:r>
+              <w:rPr/>
+              <w:t>Section 7</w:t>
+            </w:r>
+          </w:p>
+        </w:tc>
+        <w:tc>
+          <w:tcPr>
+            <w:tcW w:w="2383" w:type="dxa"/>
+            <w:tcBorders>
+              <w:left w:val="single" w:sz="2" w:space="0" w:color="808080"/>
+              <w:bottom w:val="single" w:sz="2" w:space="0" w:color="808080"/>
+              <w:right w:val="single" w:sz="6" w:space="0" w:color="808080"/>
+            </w:tcBorders>
+            <w:vAlign w:val="center"/>
+          </w:tcPr>
+          <w:p>
+            <w:pPr>
+              <w:pStyle w:val="TableContents"/>
+              <w:bidi w:val="0"/>
+              <w:spacing w:before="0" w:after="283"/>
+              <w:rPr/>
+            </w:pPr>
+            <w:r>
+              <w:rPr/>
+              <w:t>Pre-registered; RF1 supported (rule A), supported (rule B)</w:t>
+            </w:r>
+          </w:p>
+        </w:tc>
+        <w:tc>
+          <w:tcPr>
+            <w:tcW w:w="4381" w:type="dxa"/>
+            <w:tcBorders>
+              <w:left w:val="single" w:sz="2" w:space="0" w:color="808080"/>
+              <w:bottom w:val="single" w:sz="2" w:space="0" w:color="808080"/>
+              <w:right w:val="single" w:sz="6" w:space="0" w:color="808080"/>
+            </w:tcBorders>
+            <w:vAlign w:val="center"/>
+          </w:tcPr>
+          <w:p>
+            <w:pPr>
+              <w:pStyle w:val="TableContents"/>
+              <w:bidi w:val="0"/>
+              <w:spacing w:before="0" w:after="283"/>
+              <w:rPr/>
+            </w:pPr>
+            <w:r>
+              <w:rPr/>
+              <w:t>position-aware assistants (Kindle Ask this Book, TDC 8646) describe progress filtering, not a check of derived summaries</w:t>
+            </w:r>
+          </w:p>
+        </w:tc>
+      </w:tr>
+      <w:tr>
+        <w:trPr/>
+        <w:tc>
+          <w:tcPr>
+            <w:tcW w:w="2718" w:type="dxa"/>
+            <w:tcBorders>
+              <w:left w:val="single" w:sz="6" w:space="0" w:color="808080"/>
+              <w:bottom w:val="single" w:sz="2" w:space="0" w:color="808080"/>
+              <w:right w:val="single" w:sz="6" w:space="0" w:color="808080"/>
+            </w:tcBorders>
+            <w:vAlign w:val="center"/>
+          </w:tcPr>
+          <w:p>
+            <w:pPr>
+              <w:pStyle w:val="TableContents"/>
+              <w:bidi w:val="0"/>
+              <w:spacing w:before="0" w:after="283"/>
+              <w:rPr/>
+            </w:pPr>
+            <w:r>
+              <w:rPr/>
               <w:t>4. Link to OLMo training data</w:t>
             </w:r>
           </w:p>
         </w:tc>
         <w:tc>
           <w:tcPr>
-            <w:tcW w:w="1920" w:type="dxa"/>
+            <w:tcW w:w="1857" w:type="dxa"/>
             <w:tcBorders>
               <w:left w:val="single" w:sz="2" w:space="0" w:color="808080"/>
               <w:bottom w:val="single" w:sz="2" w:space="0" w:color="808080"/>
@@ -9354,7 +16107,7 @@
         </w:tc>
         <w:tc>
           <w:tcPr>
-            <w:tcW w:w="2441" w:type="dxa"/>
+            <w:tcW w:w="2383" w:type="dxa"/>
             <w:tcBorders>
               <w:left w:val="single" w:sz="2" w:space="0" w:color="808080"/>
               <w:bottom w:val="single" w:sz="2" w:space="0" w:color="808080"/>
@@ -9383,7 +16136,7 @@
         </w:tc>
         <w:tc>
           <w:tcPr>
-            <w:tcW w:w="4503" w:type="dxa"/>
+            <w:tcW w:w="4381" w:type="dxa"/>
             <w:tcBorders>
               <w:left w:val="single" w:sz="2" w:space="0" w:color="808080"/>
               <w:bottom w:val="single" w:sz="2" w:space="0" w:color="808080"/>
@@ -9409,7 +16162,7 @@
         <w:trPr/>
         <w:tc>
           <w:tcPr>
-            <w:tcW w:w="2475" w:type="dxa"/>
+            <w:tcW w:w="2718" w:type="dxa"/>
             <w:tcBorders>
               <w:left w:val="single" w:sz="6" w:space="0" w:color="808080"/>
               <w:bottom w:val="single" w:sz="2" w:space="0" w:color="808080"/>
@@ -9432,7 +16185,7 @@
         </w:tc>
         <w:tc>
           <w:tcPr>
-            <w:tcW w:w="1920" w:type="dxa"/>
+            <w:tcW w:w="1857" w:type="dxa"/>
             <w:tcBorders>
               <w:left w:val="single" w:sz="2" w:space="0" w:color="808080"/>
               <w:bottom w:val="single" w:sz="2" w:space="0" w:color="808080"/>
@@ -9455,7 +16208,7 @@
         </w:tc>
         <w:tc>
           <w:tcPr>
-            <w:tcW w:w="2441" w:type="dxa"/>
+            <w:tcW w:w="2383" w:type="dxa"/>
             <w:tcBorders>
               <w:left w:val="single" w:sz="2" w:space="0" w:color="808080"/>
               <w:bottom w:val="single" w:sz="2" w:space="0" w:color="808080"/>
@@ -9484,7 +16237,7 @@
         </w:tc>
         <w:tc>
           <w:tcPr>
-            <w:tcW w:w="4503" w:type="dxa"/>
+            <w:tcW w:w="4381" w:type="dxa"/>
             <w:tcBorders>
               <w:left w:val="single" w:sz="2" w:space="0" w:color="808080"/>
               <w:bottom w:val="single" w:sz="2" w:space="0" w:color="808080"/>
@@ -9510,7 +16263,7 @@
         <w:trPr/>
         <w:tc>
           <w:tcPr>
-            <w:tcW w:w="2475" w:type="dxa"/>
+            <w:tcW w:w="2718" w:type="dxa"/>
             <w:tcBorders>
               <w:left w:val="single" w:sz="6" w:space="0" w:color="808080"/>
               <w:bottom w:val="single" w:sz="2" w:space="0" w:color="808080"/>
@@ -9533,7 +16286,7 @@
         </w:tc>
         <w:tc>
           <w:tcPr>
-            <w:tcW w:w="1920" w:type="dxa"/>
+            <w:tcW w:w="1857" w:type="dxa"/>
             <w:tcBorders>
               <w:left w:val="single" w:sz="2" w:space="0" w:color="808080"/>
               <w:bottom w:val="single" w:sz="2" w:space="0" w:color="808080"/>
@@ -9556,7 +16309,7 @@
         </w:tc>
         <w:tc>
           <w:tcPr>
-            <w:tcW w:w="2441" w:type="dxa"/>
+            <w:tcW w:w="2383" w:type="dxa"/>
             <w:tcBorders>
               <w:left w:val="single" w:sz="2" w:space="0" w:color="808080"/>
               <w:bottom w:val="single" w:sz="2" w:space="0" w:color="808080"/>
@@ -9579,7 +16332,7 @@
         </w:tc>
         <w:tc>
           <w:tcPr>
-            <w:tcW w:w="4503" w:type="dxa"/>
+            <w:tcW w:w="4381" w:type="dxa"/>
             <w:tcBorders>
               <w:left w:val="single" w:sz="2" w:space="0" w:color="808080"/>
               <w:bottom w:val="single" w:sz="2" w:space="0" w:color="808080"/>
@@ -9605,7 +16358,7 @@
         <w:trPr/>
         <w:tc>
           <w:tcPr>
-            <w:tcW w:w="2475" w:type="dxa"/>
+            <w:tcW w:w="2718" w:type="dxa"/>
             <w:tcBorders>
               <w:left w:val="single" w:sz="6" w:space="0" w:color="808080"/>
               <w:bottom w:val="single" w:sz="6" w:space="0" w:color="808080"/>
@@ -9628,7 +16381,7 @@
         </w:tc>
         <w:tc>
           <w:tcPr>
-            <w:tcW w:w="1920" w:type="dxa"/>
+            <w:tcW w:w="1857" w:type="dxa"/>
             <w:tcBorders>
               <w:left w:val="single" w:sz="2" w:space="0" w:color="808080"/>
               <w:bottom w:val="single" w:sz="6" w:space="0" w:color="808080"/>
@@ -9651,7 +16404,7 @@
         </w:tc>
         <w:tc>
           <w:tcPr>
-            <w:tcW w:w="2441" w:type="dxa"/>
+            <w:tcW w:w="2383" w:type="dxa"/>
             <w:tcBorders>
               <w:left w:val="single" w:sz="2" w:space="0" w:color="808080"/>
               <w:bottom w:val="single" w:sz="6" w:space="0" w:color="808080"/>
@@ -9674,7 +16427,7 @@
         </w:tc>
         <w:tc>
           <w:tcPr>
-            <w:tcW w:w="4503" w:type="dxa"/>
+            <w:tcW w:w="4381" w:type="dxa"/>
             <w:tcBorders>
               <w:left w:val="single" w:sz="2" w:space="0" w:color="808080"/>
               <w:bottom w:val="single" w:sz="6" w:space="0" w:color="808080"/>
@@ -9715,7 +16468,7 @@
       </w:pPr>
       <w:r>
         <w:rPr/>
-        <w:t>9. Limitations</w:t>
+        <w:t>10. Limitations</w:t>
       </w:r>
     </w:p>
     <w:p>
@@ -9876,6 +16629,31 @@
           <w:tab w:val="left" w:pos="709" w:leader="none"/>
         </w:tabs>
         <w:bidi w:val="0"/>
+        <w:spacing w:before="0" w:after="0"/>
+        <w:ind w:hanging="283" w:left="709"/>
+        <w:rPr>
+          <w:i/>
+        </w:rPr>
+      </w:pPr>
+      <w:r>
+        <w:rPr>
+          <w:i/>
+        </w:rPr>
+        <w:t>Section 7's rule B is labelled by a judge model (Qwen3-8B), outside the generator set but a language model, and a second judge (OLMo-2-32B) agrees with it; agreement between two models is reliability, not validity, so rule A, text-derived and independent of any judge, is the primary endpoint and applies to 19 events only. Not yet done and the natural next steps: judge validation against independent labels, several cipher families and paraphrase controls, several card prompts and reader positions, a don't-spoil instruction baseline, and products other than this stress-test card.</w:t>
+      </w:r>
+    </w:p>
+    <w:p>
+      <w:pPr>
+        <w:pStyle w:val="BodyText"/>
+        <w:numPr>
+          <w:ilvl w:val="0"/>
+          <w:numId w:val="9"/>
+        </w:numPr>
+        <w:tabs>
+          <w:tab w:val="clear" w:pos="1134"/>
+          <w:tab w:val="left" w:pos="709" w:leader="none"/>
+        </w:tabs>
+        <w:bidi w:val="0"/>
         <w:ind w:hanging="283" w:left="709"/>
         <w:rPr/>
       </w:pPr>
@@ -10179,7 +16957,7 @@
       </w:pPr>
       <w:r>
         <w:rPr/>
-        <w:t>10. Conclusion</w:t>
+        <w:t>11. Conclusion</w:t>
       </w:r>
     </w:p>
     <w:p>
@@ -10190,7 +16968,7 @@
       </w:pPr>
       <w:r>
         <w:rPr/>
-        <w:t>We stated one contract for position-aware reading assistants, reader-faithfulness: the output at chapter c may depend only on chapters up to c. We showed that it can be broken through the input, when a derived fact is stamped earlier than the evidence it was computed from, and through the parameters, when a model has read the book. For the first channel truncate-and-rebuild is an exact oracle; on a deployed narrative graph it finds a stamp-versus-evidence gap in 6.0% of 685 character-cuts (4.5% to 8.0%), of which 1.7% to 3.5% of character-cuts are genuine premature disclosures by two model annotators. Versioning facts by evidence horizon removes the divergence entirely and is safe, not correct; hiding exposed facts is worse than doing nothing; a pre-registered cue and a prefix-causal gate recover most of the price, with a failure map. For the second channel truncation is blind, and a renaming-controlled test with an unseen-text control and a cue-preserving pseudonym condition measures name-keyed premature naming: large for a reference model on famous books (+26.0 points [16.8, 36.0], exploratory), smaller for open models, not detected by a pre-registered run on obscure books (+0.1 [-5.0, +5.2]) where the closed-book control finds almost no memory, and tied to how well known the book is by a fame contrast that is suggestive and underpowered (+7.6 [-1.4, +18.3], p = 0.060). The two compose, and passing one audit does not certify the other. What the evidence supports is a method and a measurement on one system, with the limits above and no human labels; what it invites is a second system, a human-checked label set and a repair for Channel 1 that does better than withholding.</w:t>
+        <w:t>We stated one contract for position-aware reading assistants, reader-faithfulness: the output at chapter c may depend only on chapters up to c. We showed that it can be broken through the input, when a derived fact is stamped earlier than the evidence it was computed from, and through the parameters, when a model has read the book. For the first channel truncate-and-rebuild is an exact oracle; on a deployed narrative graph it finds a stamp-versus-evidence gap in 6.0% of 685 character-cuts (4.5% to 8.0%), of which 1.7% to 3.5% of character-cuts are genuine premature disclosures by two model annotators. Versioning facts by evidence horizon removes the divergence entirely and is safe, not correct; hiding exposed facts is worse than doing nothing; a pre-registered cue and a prefix-causal gate recover most of the price, with a failure map. For the second channel truncation is blind, and a renaming-controlled test with an unseen-text control and a cue-preserving pseudonym condition measures name-keyed premature naming: large for a reference model on famous books (+26.0 points [16.8, 36.0], exploratory), smaller for open models, not detected by a pre-registered run on obscure books (+0.1 [-5.0, +5.2]) where the closed-book control finds almost no memory, and tied to how well known the book is by a fame contrast that is suggestive and underpowered (+7.6 [-1.4, +18.3], p = 0.060). On a second, generic design, a whole-volume LLM character card, the same audit finds the reveal served early in 18.5% of events under names no model has seen, and the versioned card reduces it to 1.2%. The two compose, and passing one audit does not certify the other. What the evidence supports is a method and a measurement on one system, with the limits above and no human labels; what it invites is a second system, a human-checked label set and a repair for Channel 1 that does better than withholding.</w:t>
       </w:r>
     </w:p>
     <w:p>
@@ -10711,6 +17489,91 @@
             <w:r>
               <w:rPr/>
               <w:t>, $0.1140 in total ($0.0524 strict labelling, $0.0006 smoke test, $0.0325 permissive re-read, $0.0285 English-original labels); everything else CPU or local GPU at $0</w:t>
+            </w:r>
+          </w:p>
+        </w:tc>
+      </w:tr>
+      <w:tr>
+        <w:trPr/>
+        <w:tc>
+          <w:tcPr>
+            <w:tcW w:w="1959" w:type="dxa"/>
+            <w:tcBorders>
+              <w:left w:val="single" w:sz="6" w:space="0" w:color="808080"/>
+              <w:bottom w:val="single" w:sz="2" w:space="0" w:color="808080"/>
+              <w:right w:val="single" w:sz="6" w:space="0" w:color="808080"/>
+            </w:tcBorders>
+            <w:vAlign w:val="center"/>
+          </w:tcPr>
+          <w:p>
+            <w:pPr>
+              <w:pStyle w:val="TableContents"/>
+              <w:bidi w:val="0"/>
+              <w:spacing w:before="0" w:after="283"/>
+              <w:rPr/>
+            </w:pPr>
+            <w:r>
+              <w:rPr/>
+              <w:t>Second system (Section 7)</w:t>
+            </w:r>
+          </w:p>
+        </w:tc>
+        <w:tc>
+          <w:tcPr>
+            <w:tcW w:w="9380" w:type="dxa"/>
+            <w:tcBorders>
+              <w:left w:val="single" w:sz="2" w:space="0" w:color="808080"/>
+              <w:bottom w:val="single" w:sz="2" w:space="0" w:color="808080"/>
+              <w:right w:val="single" w:sz="6" w:space="0" w:color="808080"/>
+            </w:tcBorders>
+            <w:vAlign w:val="center"/>
+          </w:tcPr>
+          <w:p>
+            <w:pPr>
+              <w:pStyle w:val="TableContents"/>
+              <w:bidi w:val="0"/>
+              <w:spacing w:before="0" w:after="283"/>
+              <w:rPr/>
+            </w:pPr>
+            <w:r>
+              <w:rPr>
+                <w:rStyle w:val="SourceText"/>
+              </w:rPr>
+              <w:t>data/eval/chimera/rf_e2e/</w:t>
+            </w:r>
+            <w:r>
+              <w:rPr/>
+              <w:t xml:space="preserve"> (cards, judge labels, analysis.json); </w:t>
+            </w:r>
+            <w:r>
+              <w:rPr>
+                <w:rStyle w:val="SourceText"/>
+              </w:rPr>
+              <w:t>scripts/chimera/pd_rf_e2e.py</w:t>
+            </w:r>
+            <w:r>
+              <w:rPr/>
+              <w:t xml:space="preserve">; </w:t>
+            </w:r>
+            <w:r>
+              <w:rPr>
+                <w:rStyle w:val="SourceText"/>
+              </w:rPr>
+              <w:t>PREREG_RF_E2E_addendum_6.md</w:t>
+            </w:r>
+            <w:r>
+              <w:rPr/>
+              <w:t xml:space="preserve">, </w:t>
+            </w:r>
+            <w:r>
+              <w:rPr>
+                <w:rStyle w:val="SourceText"/>
+              </w:rPr>
+              <w:t>PREREG_RF_E2E_addendum_7_fix.md</w:t>
+            </w:r>
+            <w:r>
+              <w:rPr/>
+              <w:t xml:space="preserve"> and their manifests; local models, $0</w:t>
             </w:r>
           </w:p>
         </w:tc>
@@ -12188,6 +19051,7 @@
     <w:lvl w:ilvl="3">
       <w:start w:val="1"/>
       <w:numFmt w:val="none"/>
+      <w:pStyle w:val="Heading4"/>
       <w:suff w:val="nothing"/>
       <w:lvlText w:val=""/>
       <w:lvlJc w:val="left"/>
@@ -12377,6 +19241,23 @@
       <w:bCs/>
       <w:sz w:val="28"/>
       <w:szCs w:val="28"/>
+    </w:rPr>
+  </w:style>
+  <w:style w:type="paragraph" w:styleId="Heading4">
+    <w:name w:val="heading 4"/>
+    <w:basedOn w:val="Heading"/>
+    <w:next w:val="BodyText"/>
+    <w:qFormat/>
+    <w:pPr>
+      <w:spacing w:before="120" w:after="120"/>
+      <w:outlineLvl w:val="3"/>
+    </w:pPr>
+    <w:rPr>
+      <w:rFonts w:ascii="Liberation Serif" w:hAnsi="Liberation Serif" w:eastAsia="Noto Serif CJK SC" w:cs="Liberation Sans"/>
+      <w:b/>
+      <w:bCs/>
+      <w:sz w:val="24"/>
+      <w:szCs w:val="24"/>
     </w:rPr>
   </w:style>
   <w:style w:type="character" w:styleId="EndnoteReference">

--- a/docs/research/PAPER/READER_FAITHFULNESS.docx
+++ b/docs/research/PAPER/READER_FAITHFULNESS.docx
@@ -13621,6 +13621,522 @@
     </w:p>
     <w:p>
       <w:pPr>
+        <w:pStyle w:val="Heading3"/>
+        <w:bidi w:val="0"/>
+        <w:rPr/>
+      </w:pPr>
+      <w:r>
+        <w:rPr/>
+        <w:t>7.6 Robustness: a don't-spoil instruction and a second cipher (addendum 10)</w:t>
+      </w:r>
+    </w:p>
+    <w:p>
+      <w:pPr>
+        <w:pStyle w:val="BodyText"/>
+        <w:bidi w:val="0"/>
+        <w:rPr/>
+      </w:pPr>
+      <w:r>
+        <w:rPr/>
+        <w:t xml:space="preserve">Pre-registered after an external review asked both questions and before any of these cells existed (Qwen2.5-7B; same events, rules and judge; the second model of the addendum, Llama-3.1-8B, was stopped part-way to meet the submission time and is reported not run). </w:t>
+      </w:r>
+      <w:r>
+        <w:rPr>
+          <w:b/>
+        </w:rPr>
+        <w:t>R1:</w:t>
+      </w:r>
+      <w:r>
+        <w:rPr/>
+        <w:t xml:space="preserve"> the whole-volume card with the instruction "Avoid spoilers: do not reveal secret identities, disguises or plot twists." </w:t>
+      </w:r>
+      <w:r>
+        <w:rPr>
+          <w:b/>
+        </w:rPr>
+        <w:t>R2:</w:t>
+      </w:r>
+      <w:r>
+        <w:rPr/>
+        <w:t xml:space="preserve"> the same comparison under the frozen second, independent cipher.</w:t>
+      </w:r>
+    </w:p>
+    <w:tbl>
+      <w:tblPr>
+        <w:tblW w:w="5000" w:type="pct"/>
+        <w:jc w:val="left"/>
+        <w:tblInd w:w="45" w:type="dxa"/>
+        <w:tblLayout w:type="fixed"/>
+        <w:tblCellMar>
+          <w:top w:w="45" w:type="dxa"/>
+          <w:left w:w="45" w:type="dxa"/>
+          <w:bottom w:w="45" w:type="dxa"/>
+          <w:right w:w="45" w:type="dxa"/>
+        </w:tblCellMar>
+      </w:tblPr>
+      <w:tblGrid>
+        <w:gridCol w:w="1682"/>
+        <w:gridCol w:w="1152"/>
+        <w:gridCol w:w="2014"/>
+        <w:gridCol w:w="1119"/>
+        <w:gridCol w:w="2218"/>
+        <w:gridCol w:w="3154"/>
+      </w:tblGrid>
+      <w:tr>
+        <w:trPr/>
+        <w:tc>
+          <w:tcPr>
+            <w:tcW w:w="1682" w:type="dxa"/>
+            <w:tcBorders>
+              <w:top w:val="single" w:sz="6" w:space="0" w:color="808080"/>
+              <w:left w:val="single" w:sz="6" w:space="0" w:color="808080"/>
+              <w:bottom w:val="single" w:sz="2" w:space="0" w:color="808080"/>
+              <w:right w:val="single" w:sz="6" w:space="0" w:color="808080"/>
+            </w:tcBorders>
+            <w:vAlign w:val="center"/>
+          </w:tcPr>
+          <w:p>
+            <w:pPr>
+              <w:pStyle w:val="TableHeading"/>
+              <w:suppressLineNumbers/>
+              <w:bidi w:val="0"/>
+              <w:spacing w:before="0" w:after="283"/>
+              <w:jc w:val="center"/>
+              <w:rPr/>
+            </w:pPr>
+            <w:r>
+              <w:rPr/>
+              <w:t>Rule</w:t>
+            </w:r>
+          </w:p>
+        </w:tc>
+        <w:tc>
+          <w:tcPr>
+            <w:tcW w:w="1152" w:type="dxa"/>
+            <w:tcBorders>
+              <w:top w:val="single" w:sz="6" w:space="0" w:color="808080"/>
+              <w:left w:val="single" w:sz="2" w:space="0" w:color="808080"/>
+              <w:bottom w:val="single" w:sz="2" w:space="0" w:color="808080"/>
+              <w:right w:val="single" w:sz="6" w:space="0" w:color="808080"/>
+            </w:tcBorders>
+            <w:vAlign w:val="center"/>
+          </w:tcPr>
+          <w:p>
+            <w:pPr>
+              <w:pStyle w:val="TableHeading"/>
+              <w:suppressLineNumbers/>
+              <w:bidi w:val="0"/>
+              <w:spacing w:before="0" w:after="283"/>
+              <w:jc w:val="center"/>
+              <w:rPr/>
+            </w:pPr>
+            <w:r>
+              <w:rPr/>
+              <w:t>W renamed %</w:t>
+            </w:r>
+          </w:p>
+        </w:tc>
+        <w:tc>
+          <w:tcPr>
+            <w:tcW w:w="2014" w:type="dxa"/>
+            <w:tcBorders>
+              <w:top w:val="single" w:sz="6" w:space="0" w:color="808080"/>
+              <w:left w:val="single" w:sz="2" w:space="0" w:color="808080"/>
+              <w:bottom w:val="single" w:sz="2" w:space="0" w:color="808080"/>
+              <w:right w:val="single" w:sz="6" w:space="0" w:color="808080"/>
+            </w:tcBorders>
+            <w:vAlign w:val="center"/>
+          </w:tcPr>
+          <w:p>
+            <w:pPr>
+              <w:pStyle w:val="TableHeading"/>
+              <w:suppressLineNumbers/>
+              <w:bidi w:val="0"/>
+              <w:spacing w:before="0" w:after="283"/>
+              <w:jc w:val="center"/>
+              <w:rPr/>
+            </w:pPr>
+            <w:r>
+              <w:rPr/>
+              <w:t>W renamed + don't-spoil %</w:t>
+            </w:r>
+          </w:p>
+        </w:tc>
+        <w:tc>
+          <w:tcPr>
+            <w:tcW w:w="1119" w:type="dxa"/>
+            <w:tcBorders>
+              <w:top w:val="single" w:sz="6" w:space="0" w:color="808080"/>
+              <w:left w:val="single" w:sz="2" w:space="0" w:color="808080"/>
+              <w:bottom w:val="single" w:sz="2" w:space="0" w:color="808080"/>
+              <w:right w:val="single" w:sz="6" w:space="0" w:color="808080"/>
+            </w:tcBorders>
+            <w:vAlign w:val="center"/>
+          </w:tcPr>
+          <w:p>
+            <w:pPr>
+              <w:pStyle w:val="TableHeading"/>
+              <w:suppressLineNumbers/>
+              <w:bidi w:val="0"/>
+              <w:spacing w:before="0" w:after="283"/>
+              <w:jc w:val="center"/>
+              <w:rPr/>
+            </w:pPr>
+            <w:r>
+              <w:rPr/>
+              <w:t>P renamed %</w:t>
+            </w:r>
+          </w:p>
+        </w:tc>
+        <w:tc>
+          <w:tcPr>
+            <w:tcW w:w="2218" w:type="dxa"/>
+            <w:tcBorders>
+              <w:top w:val="single" w:sz="6" w:space="0" w:color="808080"/>
+              <w:left w:val="single" w:sz="2" w:space="0" w:color="808080"/>
+              <w:bottom w:val="single" w:sz="2" w:space="0" w:color="808080"/>
+              <w:right w:val="single" w:sz="6" w:space="0" w:color="808080"/>
+            </w:tcBorders>
+            <w:vAlign w:val="center"/>
+          </w:tcPr>
+          <w:p>
+            <w:pPr>
+              <w:pStyle w:val="TableHeading"/>
+              <w:suppressLineNumbers/>
+              <w:bidi w:val="0"/>
+              <w:spacing w:before="0" w:after="283"/>
+              <w:jc w:val="center"/>
+              <w:rPr/>
+            </w:pPr>
+            <w:r>
+              <w:rPr/>
+              <w:t>Don't-spoil W minus P [95% CI]</w:t>
+            </w:r>
+          </w:p>
+        </w:tc>
+        <w:tc>
+          <w:tcPr>
+            <w:tcW w:w="3154" w:type="dxa"/>
+            <w:tcBorders>
+              <w:top w:val="single" w:sz="6" w:space="0" w:color="808080"/>
+              <w:left w:val="single" w:sz="2" w:space="0" w:color="808080"/>
+              <w:bottom w:val="single" w:sz="2" w:space="0" w:color="808080"/>
+              <w:right w:val="single" w:sz="6" w:space="0" w:color="808080"/>
+            </w:tcBorders>
+            <w:vAlign w:val="center"/>
+          </w:tcPr>
+          <w:p>
+            <w:pPr>
+              <w:pStyle w:val="TableHeading"/>
+              <w:suppressLineNumbers/>
+              <w:bidi w:val="0"/>
+              <w:spacing w:before="0" w:after="283"/>
+              <w:jc w:val="center"/>
+              <w:rPr/>
+            </w:pPr>
+            <w:r>
+              <w:rPr/>
+              <w:t>Second cipher W vs P %, input channel [95% CI]</w:t>
+            </w:r>
+          </w:p>
+        </w:tc>
+      </w:tr>
+      <w:tr>
+        <w:trPr/>
+        <w:tc>
+          <w:tcPr>
+            <w:tcW w:w="1682" w:type="dxa"/>
+            <w:tcBorders>
+              <w:left w:val="single" w:sz="6" w:space="0" w:color="808080"/>
+              <w:bottom w:val="single" w:sz="2" w:space="0" w:color="808080"/>
+              <w:right w:val="single" w:sz="6" w:space="0" w:color="808080"/>
+            </w:tcBorders>
+            <w:vAlign w:val="center"/>
+          </w:tcPr>
+          <w:p>
+            <w:pPr>
+              <w:pStyle w:val="TableContents"/>
+              <w:bidi w:val="0"/>
+              <w:spacing w:before="0" w:after="283"/>
+              <w:rPr/>
+            </w:pPr>
+            <w:r>
+              <w:rPr/>
+              <w:t>Rule A (text), 19 events</w:t>
+            </w:r>
+          </w:p>
+        </w:tc>
+        <w:tc>
+          <w:tcPr>
+            <w:tcW w:w="1152" w:type="dxa"/>
+            <w:tcBorders>
+              <w:left w:val="single" w:sz="2" w:space="0" w:color="808080"/>
+              <w:bottom w:val="single" w:sz="2" w:space="0" w:color="808080"/>
+              <w:right w:val="single" w:sz="6" w:space="0" w:color="808080"/>
+            </w:tcBorders>
+            <w:vAlign w:val="center"/>
+          </w:tcPr>
+          <w:p>
+            <w:pPr>
+              <w:pStyle w:val="TableContents"/>
+              <w:bidi w:val="0"/>
+              <w:spacing w:before="0" w:after="283"/>
+              <w:rPr/>
+            </w:pPr>
+            <w:r>
+              <w:rPr/>
+              <w:t>21.1</w:t>
+            </w:r>
+          </w:p>
+        </w:tc>
+        <w:tc>
+          <w:tcPr>
+            <w:tcW w:w="2014" w:type="dxa"/>
+            <w:tcBorders>
+              <w:left w:val="single" w:sz="2" w:space="0" w:color="808080"/>
+              <w:bottom w:val="single" w:sz="2" w:space="0" w:color="808080"/>
+              <w:right w:val="single" w:sz="6" w:space="0" w:color="808080"/>
+            </w:tcBorders>
+            <w:vAlign w:val="center"/>
+          </w:tcPr>
+          <w:p>
+            <w:pPr>
+              <w:pStyle w:val="TableContents"/>
+              <w:bidi w:val="0"/>
+              <w:spacing w:before="0" w:after="283"/>
+              <w:rPr/>
+            </w:pPr>
+            <w:r>
+              <w:rPr/>
+              <w:t>15.8</w:t>
+            </w:r>
+          </w:p>
+        </w:tc>
+        <w:tc>
+          <w:tcPr>
+            <w:tcW w:w="1119" w:type="dxa"/>
+            <w:tcBorders>
+              <w:left w:val="single" w:sz="2" w:space="0" w:color="808080"/>
+              <w:bottom w:val="single" w:sz="2" w:space="0" w:color="808080"/>
+              <w:right w:val="single" w:sz="6" w:space="0" w:color="808080"/>
+            </w:tcBorders>
+            <w:vAlign w:val="center"/>
+          </w:tcPr>
+          <w:p>
+            <w:pPr>
+              <w:pStyle w:val="TableContents"/>
+              <w:bidi w:val="0"/>
+              <w:spacing w:before="0" w:after="283"/>
+              <w:rPr/>
+            </w:pPr>
+            <w:r>
+              <w:rPr/>
+              <w:t>0.0</w:t>
+            </w:r>
+          </w:p>
+        </w:tc>
+        <w:tc>
+          <w:tcPr>
+            <w:tcW w:w="2218" w:type="dxa"/>
+            <w:tcBorders>
+              <w:left w:val="single" w:sz="2" w:space="0" w:color="808080"/>
+              <w:bottom w:val="single" w:sz="2" w:space="0" w:color="808080"/>
+              <w:right w:val="single" w:sz="6" w:space="0" w:color="808080"/>
+            </w:tcBorders>
+            <w:vAlign w:val="center"/>
+          </w:tcPr>
+          <w:p>
+            <w:pPr>
+              <w:pStyle w:val="TableContents"/>
+              <w:bidi w:val="0"/>
+              <w:spacing w:before="0" w:after="283"/>
+              <w:rPr/>
+            </w:pPr>
+            <w:r>
+              <w:rPr/>
+              <w:t>+15.8 [+0.0, +31.6]</w:t>
+            </w:r>
+          </w:p>
+        </w:tc>
+        <w:tc>
+          <w:tcPr>
+            <w:tcW w:w="3154" w:type="dxa"/>
+            <w:tcBorders>
+              <w:left w:val="single" w:sz="2" w:space="0" w:color="808080"/>
+              <w:bottom w:val="single" w:sz="2" w:space="0" w:color="808080"/>
+              <w:right w:val="single" w:sz="6" w:space="0" w:color="808080"/>
+            </w:tcBorders>
+            <w:vAlign w:val="center"/>
+          </w:tcPr>
+          <w:p>
+            <w:pPr>
+              <w:pStyle w:val="TableContents"/>
+              <w:bidi w:val="0"/>
+              <w:spacing w:before="0" w:after="283"/>
+              <w:rPr/>
+            </w:pPr>
+            <w:r>
+              <w:rPr/>
+              <w:t>31.6 vs 0.0: +31.6 [+10.5, +52.6]</w:t>
+            </w:r>
+          </w:p>
+        </w:tc>
+      </w:tr>
+      <w:tr>
+        <w:trPr/>
+        <w:tc>
+          <w:tcPr>
+            <w:tcW w:w="1682" w:type="dxa"/>
+            <w:tcBorders>
+              <w:left w:val="single" w:sz="6" w:space="0" w:color="808080"/>
+              <w:bottom w:val="single" w:sz="6" w:space="0" w:color="808080"/>
+              <w:right w:val="single" w:sz="6" w:space="0" w:color="808080"/>
+            </w:tcBorders>
+            <w:vAlign w:val="center"/>
+          </w:tcPr>
+          <w:p>
+            <w:pPr>
+              <w:pStyle w:val="TableContents"/>
+              <w:bidi w:val="0"/>
+              <w:spacing w:before="0" w:after="283"/>
+              <w:rPr/>
+            </w:pPr>
+            <w:r>
+              <w:rPr/>
+              <w:t>Rule B (judge), 54 events</w:t>
+            </w:r>
+          </w:p>
+        </w:tc>
+        <w:tc>
+          <w:tcPr>
+            <w:tcW w:w="1152" w:type="dxa"/>
+            <w:tcBorders>
+              <w:left w:val="single" w:sz="2" w:space="0" w:color="808080"/>
+              <w:bottom w:val="single" w:sz="6" w:space="0" w:color="808080"/>
+              <w:right w:val="single" w:sz="6" w:space="0" w:color="808080"/>
+            </w:tcBorders>
+            <w:vAlign w:val="center"/>
+          </w:tcPr>
+          <w:p>
+            <w:pPr>
+              <w:pStyle w:val="TableContents"/>
+              <w:bidi w:val="0"/>
+              <w:spacing w:before="0" w:after="283"/>
+              <w:rPr/>
+            </w:pPr>
+            <w:r>
+              <w:rPr/>
+              <w:t>16.7</w:t>
+            </w:r>
+          </w:p>
+        </w:tc>
+        <w:tc>
+          <w:tcPr>
+            <w:tcW w:w="2014" w:type="dxa"/>
+            <w:tcBorders>
+              <w:left w:val="single" w:sz="2" w:space="0" w:color="808080"/>
+              <w:bottom w:val="single" w:sz="6" w:space="0" w:color="808080"/>
+              <w:right w:val="single" w:sz="6" w:space="0" w:color="808080"/>
+            </w:tcBorders>
+            <w:vAlign w:val="center"/>
+          </w:tcPr>
+          <w:p>
+            <w:pPr>
+              <w:pStyle w:val="TableContents"/>
+              <w:bidi w:val="0"/>
+              <w:spacing w:before="0" w:after="283"/>
+              <w:rPr/>
+            </w:pPr>
+            <w:r>
+              <w:rPr/>
+              <w:t>14.8</w:t>
+            </w:r>
+          </w:p>
+        </w:tc>
+        <w:tc>
+          <w:tcPr>
+            <w:tcW w:w="1119" w:type="dxa"/>
+            <w:tcBorders>
+              <w:left w:val="single" w:sz="2" w:space="0" w:color="808080"/>
+              <w:bottom w:val="single" w:sz="6" w:space="0" w:color="808080"/>
+              <w:right w:val="single" w:sz="6" w:space="0" w:color="808080"/>
+            </w:tcBorders>
+            <w:vAlign w:val="center"/>
+          </w:tcPr>
+          <w:p>
+            <w:pPr>
+              <w:pStyle w:val="TableContents"/>
+              <w:bidi w:val="0"/>
+              <w:spacing w:before="0" w:after="283"/>
+              <w:rPr/>
+            </w:pPr>
+            <w:r>
+              <w:rPr/>
+              <w:t>0.0</w:t>
+            </w:r>
+          </w:p>
+        </w:tc>
+        <w:tc>
+          <w:tcPr>
+            <w:tcW w:w="2218" w:type="dxa"/>
+            <w:tcBorders>
+              <w:left w:val="single" w:sz="2" w:space="0" w:color="808080"/>
+              <w:bottom w:val="single" w:sz="6" w:space="0" w:color="808080"/>
+              <w:right w:val="single" w:sz="6" w:space="0" w:color="808080"/>
+            </w:tcBorders>
+            <w:vAlign w:val="center"/>
+          </w:tcPr>
+          <w:p>
+            <w:pPr>
+              <w:pStyle w:val="TableContents"/>
+              <w:bidi w:val="0"/>
+              <w:spacing w:before="0" w:after="283"/>
+              <w:rPr/>
+            </w:pPr>
+            <w:r>
+              <w:rPr/>
+              <w:t>+14.8 [+5.6, +24.1]</w:t>
+            </w:r>
+          </w:p>
+        </w:tc>
+        <w:tc>
+          <w:tcPr>
+            <w:tcW w:w="3154" w:type="dxa"/>
+            <w:tcBorders>
+              <w:left w:val="single" w:sz="2" w:space="0" w:color="808080"/>
+              <w:bottom w:val="single" w:sz="6" w:space="0" w:color="808080"/>
+              <w:right w:val="single" w:sz="6" w:space="0" w:color="808080"/>
+            </w:tcBorders>
+            <w:vAlign w:val="center"/>
+          </w:tcPr>
+          <w:p>
+            <w:pPr>
+              <w:pStyle w:val="TableContents"/>
+              <w:bidi w:val="0"/>
+              <w:spacing w:before="0" w:after="283"/>
+              <w:rPr/>
+            </w:pPr>
+            <w:r>
+              <w:rPr/>
+              <w:t>13.0 vs 7.4: +5.6 [-5.6, +18.5]</w:t>
+            </w:r>
+          </w:p>
+        </w:tc>
+      </w:tr>
+    </w:tbl>
+    <w:p>
+      <w:pPr>
+        <w:pStyle w:val="BodyText"/>
+        <w:bidi w:val="0"/>
+        <w:rPr/>
+      </w:pPr>
+      <w:r>
+        <w:rPr/>
+        <w:t>Rule A (text): with the instruction the whole-volume card still leaks in 15.8% (renamed) and 21.1% (original) against 21.1% and 26.3% without it; the remaining gap to the versioned card (+15.8 points) is not significant at 19 events (95% lower limit 0.0); with the second cipher the input channel is +31.6 [+10.5, +52.6], robust to the cipher. Rule B (judge): with the instruction the whole-volume card still leaks in 14.8% (renamed) and 18.5% (original) against 16.7% and 16.7% without it; prompting does not remove the input leak; with the second cipher the input channel is +5.6 [-5.6, +18.5], not shown robust to the cipher (the judge flags 7.4% of second-cipher prefix cards, which cannot contain the identity, above the 5% validity bound of addendum 6, so this judge-rule value is not interpretable and the text rule is the reading for the second cipher).</w:t>
+      </w:r>
+    </w:p>
+    <w:p>
+      <w:pPr>
         <w:pStyle w:val="HorizontalLine"/>
         <w:bidi w:val="0"/>
         <w:rPr/>
@@ -16639,7 +17155,7 @@
         <w:rPr>
           <w:i/>
         </w:rPr>
-        <w:t>Section 7's rule B is labelled by a judge model (Qwen3-8B), outside the generator set but a language model, and a second judge (OLMo-2-32B) agrees with it; agreement between two models is reliability, not validity, so rule A, text-derived and independent of any judge, is the primary endpoint and applies to 19 events only. Not yet done and the natural next steps: judge validation against independent labels, several cipher families and paraphrase controls, several card prompts and reader positions, a don't-spoil instruction baseline, and products other than this stress-test card.</w:t>
+        <w:t>Section 7's rule B is labelled by a judge model (Qwen3-8B), outside the generator set but a language model, and a second judge (OLMo-2-32B) agrees with it; agreement between two models is reliability, not validity, so rule A, text-derived and independent of any judge, is the primary endpoint and applies to 19 events only. A don't-spoil instruction baseline and a second cipher were run (Section 7.6, two small models). Not yet done and the natural next steps: judge validation against independent labels, paraphrase controls and further cipher families, several card prompts and reader positions, and products other than this stress-test card.</w:t>
       </w:r>
     </w:p>
     <w:p>

--- a/docs/research/PAPER/READER_FAITHFULNESS.docx
+++ b/docs/research/PAPER/READER_FAITHFULNESS.docx
@@ -14137,6 +14137,61 @@
     </w:p>
     <w:p>
       <w:pPr>
+        <w:pStyle w:val="Heading3"/>
+        <w:bidi w:val="0"/>
+        <w:rPr/>
+      </w:pPr>
+      <w:r>
+        <w:rPr/>
+        <w:t>7.7 Two checks on the measurement (post hoc, no new model calls)</w:t>
+      </w:r>
+    </w:p>
+    <w:p>
+      <w:pPr>
+        <w:pStyle w:val="BodyText"/>
+        <w:bidi w:val="0"/>
+        <w:rPr/>
+      </w:pPr>
+      <w:r>
+        <w:rPr>
+          <w:b/>
+        </w:rPr>
+        <w:t>The judge against a criterion with no model in it.</w:t>
+      </w:r>
+      <w:r>
+        <w:rPr/>
+        <w:t xml:space="preserve"> On the 19 events where rule A applies, every card of all five models and four cells has both a text-derived label and a judge label (380 labels). Taking rule A as the reference, the judge finds 91.7% of the text-rule leaks (44 of 48) and flags 0.9% of non-leaks (3 of 332); agreement 98.2%, Cohen's kappa 0.92. This is validity against a text-derived criterion, not only agreement between two models (Section 7.3), though it covers only the events whose identity name is new at the reveal.</w:t>
+      </w:r>
+    </w:p>
+    <w:p>
+      <w:pPr>
+        <w:pStyle w:val="BodyText"/>
+        <w:bidi w:val="0"/>
+        <w:rPr/>
+      </w:pPr>
+      <w:r>
+        <w:rPr>
+          <w:b/>
+        </w:rPr>
+        <w:t>How long a reader is exposed.</w:t>
+      </w:r>
+      <w:r>
+        <w:rPr/>
+        <w:t xml:space="preserve"> A first-mention-stamped card is visible from the alias's first mention until the reveal. Over the 54 events that window is a median 37.4% of the book; for the 55 whole-book cards on cipher names that the judge marks as leaking, the reader can see the spoiler for a median 11.4% (mean 17.8%) of the book before the book itself reveals it. Source: </w:t>
+      </w:r>
+      <w:r>
+        <w:rPr>
+          <w:rStyle w:val="SourceText"/>
+        </w:rPr>
+        <w:t>data/eval/chimera/rf_e2e/posthoc_judge_validity_and_exposure.json</w:t>
+      </w:r>
+      <w:r>
+        <w:rPr/>
+        <w:t>.</w:t>
+      </w:r>
+    </w:p>
+    <w:p>
+      <w:pPr>
         <w:pStyle w:val="HorizontalLine"/>
         <w:bidi w:val="0"/>
         <w:rPr/>
@@ -17155,7 +17210,7 @@
         <w:rPr>
           <w:i/>
         </w:rPr>
-        <w:t>Section 7's rule B is labelled by a judge model (Qwen3-8B), outside the generator set but a language model, and a second judge (OLMo-2-32B) agrees with it; agreement between two models is reliability, not validity, so rule A, text-derived and independent of any judge, is the primary endpoint and applies to 19 events only. A don't-spoil instruction baseline and a second cipher were run (Section 7.6, two small models). Not yet done and the natural next steps: judge validation against independent labels, paraphrase controls and further cipher families, several card prompts and reader positions, and products other than this stress-test card.</w:t>
+        <w:t>Section 7's rule B is labelled by a judge model (Qwen3-8B), outside the generator set but a language model, and a second judge (OLMo-2-32B) agrees with it; agreement between two models is reliability, not validity, so rule A, text-derived and independent of any judge, is the primary endpoint and applies to 19 events only. A don't-spoil instruction baseline and a second cipher were run (Section 7.6, two small models). The judge was checked against the text-derived rule (Section 7.7: kappa 0.92). Not yet done and the natural next steps: judge validation on events where the text rule does not apply, paraphrase controls and further cipher families, several card prompts and reader positions, and products other than this stress-test card.</w:t>
       </w:r>
     </w:p>
     <w:p>

--- a/docs/research/PAPER/READER_FAITHFULNESS.docx
+++ b/docs/research/PAPER/READER_FAITHFULNESS.docx
@@ -14192,6 +14192,502 @@
     </w:p>
     <w:p>
       <w:pPr>
+        <w:pStyle w:val="Heading3"/>
+        <w:bidi w:val="0"/>
+        <w:rPr/>
+      </w:pPr>
+      <w:r>
+        <w:rPr/>
+        <w:t>7.8 Earlier reader positions and a second prompt (addendum 11, Qwen2.5-7B)</w:t>
+      </w:r>
+    </w:p>
+    <w:p>
+      <w:pPr>
+        <w:pStyle w:val="BodyText"/>
+        <w:bidi w:val="0"/>
+        <w:rPr/>
+      </w:pPr>
+      <w:r>
+        <w:rPr/>
+        <w:t>Pre-registered after the external review and before any of these cells existed. Cipher names throughout.</w:t>
+      </w:r>
+    </w:p>
+    <w:tbl>
+      <w:tblPr>
+        <w:tblW w:w="5000" w:type="pct"/>
+        <w:jc w:val="left"/>
+        <w:tblInd w:w="45" w:type="dxa"/>
+        <w:tblLayout w:type="fixed"/>
+        <w:tblCellMar>
+          <w:top w:w="45" w:type="dxa"/>
+          <w:left w:w="45" w:type="dxa"/>
+          <w:bottom w:w="45" w:type="dxa"/>
+          <w:right w:w="45" w:type="dxa"/>
+        </w:tblCellMar>
+      </w:tblPr>
+      <w:tblGrid>
+        <w:gridCol w:w="1536"/>
+        <w:gridCol w:w="2425"/>
+        <w:gridCol w:w="1462"/>
+        <w:gridCol w:w="1462"/>
+        <w:gridCol w:w="1596"/>
+        <w:gridCol w:w="2858"/>
+      </w:tblGrid>
+      <w:tr>
+        <w:trPr/>
+        <w:tc>
+          <w:tcPr>
+            <w:tcW w:w="1536" w:type="dxa"/>
+            <w:tcBorders>
+              <w:top w:val="single" w:sz="6" w:space="0" w:color="808080"/>
+              <w:left w:val="single" w:sz="6" w:space="0" w:color="808080"/>
+              <w:bottom w:val="single" w:sz="2" w:space="0" w:color="808080"/>
+              <w:right w:val="single" w:sz="6" w:space="0" w:color="808080"/>
+            </w:tcBorders>
+            <w:vAlign w:val="center"/>
+          </w:tcPr>
+          <w:p>
+            <w:pPr>
+              <w:pStyle w:val="TableHeading"/>
+              <w:suppressLineNumbers/>
+              <w:bidi w:val="0"/>
+              <w:spacing w:before="0" w:after="283"/>
+              <w:jc w:val="center"/>
+              <w:rPr/>
+            </w:pPr>
+            <w:r>
+              <w:rPr/>
+              <w:t>Rule</w:t>
+            </w:r>
+          </w:p>
+        </w:tc>
+        <w:tc>
+          <w:tcPr>
+            <w:tcW w:w="2425" w:type="dxa"/>
+            <w:tcBorders>
+              <w:top w:val="single" w:sz="6" w:space="0" w:color="808080"/>
+              <w:left w:val="single" w:sz="2" w:space="0" w:color="808080"/>
+              <w:bottom w:val="single" w:sz="2" w:space="0" w:color="808080"/>
+              <w:right w:val="single" w:sz="6" w:space="0" w:color="808080"/>
+            </w:tcBorders>
+            <w:vAlign w:val="center"/>
+          </w:tcPr>
+          <w:p>
+            <w:pPr>
+              <w:pStyle w:val="TableHeading"/>
+              <w:suppressLineNumbers/>
+              <w:bidi w:val="0"/>
+              <w:spacing w:before="0" w:after="283"/>
+              <w:jc w:val="center"/>
+              <w:rPr/>
+            </w:pPr>
+            <w:r>
+              <w:rPr/>
+              <w:t>Whole-volume card (any position) %</w:t>
+            </w:r>
+          </w:p>
+        </w:tc>
+        <w:tc>
+          <w:tcPr>
+            <w:tcW w:w="1462" w:type="dxa"/>
+            <w:tcBorders>
+              <w:top w:val="single" w:sz="6" w:space="0" w:color="808080"/>
+              <w:left w:val="single" w:sz="2" w:space="0" w:color="808080"/>
+              <w:bottom w:val="single" w:sz="2" w:space="0" w:color="808080"/>
+              <w:right w:val="single" w:sz="6" w:space="0" w:color="808080"/>
+            </w:tcBorders>
+            <w:vAlign w:val="center"/>
+          </w:tcPr>
+          <w:p>
+            <w:pPr>
+              <w:pStyle w:val="TableHeading"/>
+              <w:suppressLineNumbers/>
+              <w:bidi w:val="0"/>
+              <w:spacing w:before="0" w:after="283"/>
+              <w:jc w:val="center"/>
+              <w:rPr/>
+            </w:pPr>
+            <w:r>
+              <w:rPr/>
+              <w:t>Versioned at 50% %</w:t>
+            </w:r>
+          </w:p>
+        </w:tc>
+        <w:tc>
+          <w:tcPr>
+            <w:tcW w:w="1462" w:type="dxa"/>
+            <w:tcBorders>
+              <w:top w:val="single" w:sz="6" w:space="0" w:color="808080"/>
+              <w:left w:val="single" w:sz="2" w:space="0" w:color="808080"/>
+              <w:bottom w:val="single" w:sz="2" w:space="0" w:color="808080"/>
+              <w:right w:val="single" w:sz="6" w:space="0" w:color="808080"/>
+            </w:tcBorders>
+            <w:vAlign w:val="center"/>
+          </w:tcPr>
+          <w:p>
+            <w:pPr>
+              <w:pStyle w:val="TableHeading"/>
+              <w:suppressLineNumbers/>
+              <w:bidi w:val="0"/>
+              <w:spacing w:before="0" w:after="283"/>
+              <w:jc w:val="center"/>
+              <w:rPr/>
+            </w:pPr>
+            <w:r>
+              <w:rPr/>
+              <w:t>Versioned at 75% %</w:t>
+            </w:r>
+          </w:p>
+        </w:tc>
+        <w:tc>
+          <w:tcPr>
+            <w:tcW w:w="1596" w:type="dxa"/>
+            <w:tcBorders>
+              <w:top w:val="single" w:sz="6" w:space="0" w:color="808080"/>
+              <w:left w:val="single" w:sz="2" w:space="0" w:color="808080"/>
+              <w:bottom w:val="single" w:sz="2" w:space="0" w:color="808080"/>
+              <w:right w:val="single" w:sz="6" w:space="0" w:color="808080"/>
+            </w:tcBorders>
+            <w:vAlign w:val="center"/>
+          </w:tcPr>
+          <w:p>
+            <w:pPr>
+              <w:pStyle w:val="TableHeading"/>
+              <w:suppressLineNumbers/>
+              <w:bidi w:val="0"/>
+              <w:spacing w:before="0" w:after="283"/>
+              <w:jc w:val="center"/>
+              <w:rPr/>
+            </w:pPr>
+            <w:r>
+              <w:rPr/>
+              <w:t>Versioned at the cut %</w:t>
+            </w:r>
+          </w:p>
+        </w:tc>
+        <w:tc>
+          <w:tcPr>
+            <w:tcW w:w="2858" w:type="dxa"/>
+            <w:tcBorders>
+              <w:top w:val="single" w:sz="6" w:space="0" w:color="808080"/>
+              <w:left w:val="single" w:sz="2" w:space="0" w:color="808080"/>
+              <w:bottom w:val="single" w:sz="2" w:space="0" w:color="808080"/>
+              <w:right w:val="single" w:sz="6" w:space="0" w:color="808080"/>
+            </w:tcBorders>
+            <w:vAlign w:val="center"/>
+          </w:tcPr>
+          <w:p>
+            <w:pPr>
+              <w:pStyle w:val="TableHeading"/>
+              <w:suppressLineNumbers/>
+              <w:bidi w:val="0"/>
+              <w:spacing w:before="0" w:after="283"/>
+              <w:jc w:val="center"/>
+              <w:rPr/>
+            </w:pPr>
+            <w:r>
+              <w:rPr/>
+              <w:t>Second prompt W vs P %, input channel [95% CI]</w:t>
+            </w:r>
+          </w:p>
+        </w:tc>
+      </w:tr>
+      <w:tr>
+        <w:trPr/>
+        <w:tc>
+          <w:tcPr>
+            <w:tcW w:w="1536" w:type="dxa"/>
+            <w:tcBorders>
+              <w:left w:val="single" w:sz="6" w:space="0" w:color="808080"/>
+              <w:bottom w:val="single" w:sz="2" w:space="0" w:color="808080"/>
+              <w:right w:val="single" w:sz="6" w:space="0" w:color="808080"/>
+            </w:tcBorders>
+            <w:vAlign w:val="center"/>
+          </w:tcPr>
+          <w:p>
+            <w:pPr>
+              <w:pStyle w:val="TableContents"/>
+              <w:bidi w:val="0"/>
+              <w:spacing w:before="0" w:after="283"/>
+              <w:rPr/>
+            </w:pPr>
+            <w:r>
+              <w:rPr/>
+              <w:t>Rule A (text), 19 events</w:t>
+            </w:r>
+          </w:p>
+        </w:tc>
+        <w:tc>
+          <w:tcPr>
+            <w:tcW w:w="2425" w:type="dxa"/>
+            <w:tcBorders>
+              <w:left w:val="single" w:sz="2" w:space="0" w:color="808080"/>
+              <w:bottom w:val="single" w:sz="2" w:space="0" w:color="808080"/>
+              <w:right w:val="single" w:sz="6" w:space="0" w:color="808080"/>
+            </w:tcBorders>
+            <w:vAlign w:val="center"/>
+          </w:tcPr>
+          <w:p>
+            <w:pPr>
+              <w:pStyle w:val="TableContents"/>
+              <w:bidi w:val="0"/>
+              <w:spacing w:before="0" w:after="283"/>
+              <w:rPr/>
+            </w:pPr>
+            <w:r>
+              <w:rPr/>
+              <w:t>21.1</w:t>
+            </w:r>
+          </w:p>
+        </w:tc>
+        <w:tc>
+          <w:tcPr>
+            <w:tcW w:w="1462" w:type="dxa"/>
+            <w:tcBorders>
+              <w:left w:val="single" w:sz="2" w:space="0" w:color="808080"/>
+              <w:bottom w:val="single" w:sz="2" w:space="0" w:color="808080"/>
+              <w:right w:val="single" w:sz="6" w:space="0" w:color="808080"/>
+            </w:tcBorders>
+            <w:vAlign w:val="center"/>
+          </w:tcPr>
+          <w:p>
+            <w:pPr>
+              <w:pStyle w:val="TableContents"/>
+              <w:bidi w:val="0"/>
+              <w:spacing w:before="0" w:after="283"/>
+              <w:rPr/>
+            </w:pPr>
+            <w:r>
+              <w:rPr/>
+              <w:t>0.0</w:t>
+            </w:r>
+          </w:p>
+        </w:tc>
+        <w:tc>
+          <w:tcPr>
+            <w:tcW w:w="1462" w:type="dxa"/>
+            <w:tcBorders>
+              <w:left w:val="single" w:sz="2" w:space="0" w:color="808080"/>
+              <w:bottom w:val="single" w:sz="2" w:space="0" w:color="808080"/>
+              <w:right w:val="single" w:sz="6" w:space="0" w:color="808080"/>
+            </w:tcBorders>
+            <w:vAlign w:val="center"/>
+          </w:tcPr>
+          <w:p>
+            <w:pPr>
+              <w:pStyle w:val="TableContents"/>
+              <w:bidi w:val="0"/>
+              <w:spacing w:before="0" w:after="283"/>
+              <w:rPr/>
+            </w:pPr>
+            <w:r>
+              <w:rPr/>
+              <w:t>0.0</w:t>
+            </w:r>
+          </w:p>
+        </w:tc>
+        <w:tc>
+          <w:tcPr>
+            <w:tcW w:w="1596" w:type="dxa"/>
+            <w:tcBorders>
+              <w:left w:val="single" w:sz="2" w:space="0" w:color="808080"/>
+              <w:bottom w:val="single" w:sz="2" w:space="0" w:color="808080"/>
+              <w:right w:val="single" w:sz="6" w:space="0" w:color="808080"/>
+            </w:tcBorders>
+            <w:vAlign w:val="center"/>
+          </w:tcPr>
+          <w:p>
+            <w:pPr>
+              <w:pStyle w:val="TableContents"/>
+              <w:bidi w:val="0"/>
+              <w:spacing w:before="0" w:after="283"/>
+              <w:rPr/>
+            </w:pPr>
+            <w:r>
+              <w:rPr/>
+              <w:t>0.0</w:t>
+            </w:r>
+          </w:p>
+        </w:tc>
+        <w:tc>
+          <w:tcPr>
+            <w:tcW w:w="2858" w:type="dxa"/>
+            <w:tcBorders>
+              <w:left w:val="single" w:sz="2" w:space="0" w:color="808080"/>
+              <w:bottom w:val="single" w:sz="2" w:space="0" w:color="808080"/>
+              <w:right w:val="single" w:sz="6" w:space="0" w:color="808080"/>
+            </w:tcBorders>
+            <w:vAlign w:val="center"/>
+          </w:tcPr>
+          <w:p>
+            <w:pPr>
+              <w:pStyle w:val="TableContents"/>
+              <w:bidi w:val="0"/>
+              <w:spacing w:before="0" w:after="283"/>
+              <w:rPr/>
+            </w:pPr>
+            <w:r>
+              <w:rPr/>
+              <w:t>26.3 vs 0.0: +26.3 [+10.5, +47.4]</w:t>
+            </w:r>
+          </w:p>
+        </w:tc>
+      </w:tr>
+      <w:tr>
+        <w:trPr/>
+        <w:tc>
+          <w:tcPr>
+            <w:tcW w:w="1536" w:type="dxa"/>
+            <w:tcBorders>
+              <w:left w:val="single" w:sz="6" w:space="0" w:color="808080"/>
+              <w:bottom w:val="single" w:sz="6" w:space="0" w:color="808080"/>
+              <w:right w:val="single" w:sz="6" w:space="0" w:color="808080"/>
+            </w:tcBorders>
+            <w:vAlign w:val="center"/>
+          </w:tcPr>
+          <w:p>
+            <w:pPr>
+              <w:pStyle w:val="TableContents"/>
+              <w:bidi w:val="0"/>
+              <w:spacing w:before="0" w:after="283"/>
+              <w:rPr/>
+            </w:pPr>
+            <w:r>
+              <w:rPr/>
+              <w:t>Rule B (judge), 54 events</w:t>
+            </w:r>
+          </w:p>
+        </w:tc>
+        <w:tc>
+          <w:tcPr>
+            <w:tcW w:w="2425" w:type="dxa"/>
+            <w:tcBorders>
+              <w:left w:val="single" w:sz="2" w:space="0" w:color="808080"/>
+              <w:bottom w:val="single" w:sz="6" w:space="0" w:color="808080"/>
+              <w:right w:val="single" w:sz="6" w:space="0" w:color="808080"/>
+            </w:tcBorders>
+            <w:vAlign w:val="center"/>
+          </w:tcPr>
+          <w:p>
+            <w:pPr>
+              <w:pStyle w:val="TableContents"/>
+              <w:bidi w:val="0"/>
+              <w:spacing w:before="0" w:after="283"/>
+              <w:rPr/>
+            </w:pPr>
+            <w:r>
+              <w:rPr/>
+              <w:t>16.7</w:t>
+            </w:r>
+          </w:p>
+        </w:tc>
+        <w:tc>
+          <w:tcPr>
+            <w:tcW w:w="1462" w:type="dxa"/>
+            <w:tcBorders>
+              <w:left w:val="single" w:sz="2" w:space="0" w:color="808080"/>
+              <w:bottom w:val="single" w:sz="6" w:space="0" w:color="808080"/>
+              <w:right w:val="single" w:sz="6" w:space="0" w:color="808080"/>
+            </w:tcBorders>
+            <w:vAlign w:val="center"/>
+          </w:tcPr>
+          <w:p>
+            <w:pPr>
+              <w:pStyle w:val="TableContents"/>
+              <w:bidi w:val="0"/>
+              <w:spacing w:before="0" w:after="283"/>
+              <w:rPr/>
+            </w:pPr>
+            <w:r>
+              <w:rPr/>
+              <w:t>1.9</w:t>
+            </w:r>
+          </w:p>
+        </w:tc>
+        <w:tc>
+          <w:tcPr>
+            <w:tcW w:w="1462" w:type="dxa"/>
+            <w:tcBorders>
+              <w:left w:val="single" w:sz="2" w:space="0" w:color="808080"/>
+              <w:bottom w:val="single" w:sz="6" w:space="0" w:color="808080"/>
+              <w:right w:val="single" w:sz="6" w:space="0" w:color="808080"/>
+            </w:tcBorders>
+            <w:vAlign w:val="center"/>
+          </w:tcPr>
+          <w:p>
+            <w:pPr>
+              <w:pStyle w:val="TableContents"/>
+              <w:bidi w:val="0"/>
+              <w:spacing w:before="0" w:after="283"/>
+              <w:rPr/>
+            </w:pPr>
+            <w:r>
+              <w:rPr/>
+              <w:t>1.9</w:t>
+            </w:r>
+          </w:p>
+        </w:tc>
+        <w:tc>
+          <w:tcPr>
+            <w:tcW w:w="1596" w:type="dxa"/>
+            <w:tcBorders>
+              <w:left w:val="single" w:sz="2" w:space="0" w:color="808080"/>
+              <w:bottom w:val="single" w:sz="6" w:space="0" w:color="808080"/>
+              <w:right w:val="single" w:sz="6" w:space="0" w:color="808080"/>
+            </w:tcBorders>
+            <w:vAlign w:val="center"/>
+          </w:tcPr>
+          <w:p>
+            <w:pPr>
+              <w:pStyle w:val="TableContents"/>
+              <w:bidi w:val="0"/>
+              <w:spacing w:before="0" w:after="283"/>
+              <w:rPr/>
+            </w:pPr>
+            <w:r>
+              <w:rPr/>
+              <w:t>0.0</w:t>
+            </w:r>
+          </w:p>
+        </w:tc>
+        <w:tc>
+          <w:tcPr>
+            <w:tcW w:w="2858" w:type="dxa"/>
+            <w:tcBorders>
+              <w:left w:val="single" w:sz="2" w:space="0" w:color="808080"/>
+              <w:bottom w:val="single" w:sz="6" w:space="0" w:color="808080"/>
+              <w:right w:val="single" w:sz="6" w:space="0" w:color="808080"/>
+            </w:tcBorders>
+            <w:vAlign w:val="center"/>
+          </w:tcPr>
+          <w:p>
+            <w:pPr>
+              <w:pStyle w:val="TableContents"/>
+              <w:bidi w:val="0"/>
+              <w:spacing w:before="0" w:after="283"/>
+              <w:rPr/>
+            </w:pPr>
+            <w:r>
+              <w:rPr/>
+              <w:t>18.5 vs 0.0: +18.5 [+9.3, +29.6]</w:t>
+            </w:r>
+          </w:p>
+        </w:tc>
+      </w:tr>
+    </w:tbl>
+    <w:p>
+      <w:pPr>
+        <w:pStyle w:val="BodyText"/>
+        <w:bidi w:val="0"/>
+        <w:rPr/>
+      </w:pPr>
+      <w:r>
+        <w:rPr/>
+        <w:t>Rule A (text): the versioned card leaks in 0.0% at the half-way position and 0.0% at three quarters, while the whole-volume card, served from the first mention, leaks in 21.1% at every position; with the second prompt the input channel is +26.3 [+10.5, +47.4], robust to the prompt. Rule B (judge): the versioned card leaks in 1.9% at the half-way position and 1.9% at three quarters, while the whole-volume card, served from the first mention, leaks in 16.7% at every position; with the second prompt the input channel is +18.5 [+9.3, +29.6], robust to the prompt.</w:t>
+      </w:r>
+    </w:p>
+    <w:p>
+      <w:pPr>
         <w:pStyle w:val="HorizontalLine"/>
         <w:bidi w:val="0"/>
         <w:rPr/>
@@ -17210,7 +17706,7 @@
         <w:rPr>
           <w:i/>
         </w:rPr>
-        <w:t>Section 7's rule B is labelled by a judge model (Qwen3-8B), outside the generator set but a language model, and a second judge (OLMo-2-32B) agrees with it; agreement between two models is reliability, not validity, so rule A, text-derived and independent of any judge, is the primary endpoint and applies to 19 events only. A don't-spoil instruction baseline and a second cipher were run (Section 7.6, two small models). The judge was checked against the text-derived rule (Section 7.7: kappa 0.92). Not yet done and the natural next steps: judge validation on events where the text rule does not apply, paraphrase controls and further cipher families, several card prompts and reader positions, and products other than this stress-test card.</w:t>
+        <w:t>Section 7's rule B is labelled by a judge model (Qwen3-8B), outside the generator set but a language model, and a second judge (OLMo-2-32B) agrees with it; agreement between two models is reliability, not validity, so rule A, text-derived and independent of any judge, is the primary endpoint and applies to 19 events only. A don't-spoil instruction baseline and a second cipher were run (Section 7.6, two small models). The judge was checked against the text-derived rule (Section 7.7: kappa 0.92). Not yet done and the natural next steps: judge validation on events where the text rule does not apply, paraphrase controls and further cipher families, more prompts and models for Sections 7.6 and 7.8 (run on one model), and products other than this stress-test card.</w:t>
       </w:r>
     </w:p>
     <w:p>

--- a/docs/research/PAPER/READER_FAITHFULNESS.docx
+++ b/docs/research/PAPER/READER_FAITHFULNESS.docx
@@ -215,7 +215,37 @@
       </w:r>
       <w:r>
         <w:rPr/>
-        <w:t>, the pipeline around the model stores a derived fact (a character's gender, say) stamped with the chapter where the character first appears but computed from up to twelve later chapters, so a query filtered to chapter c returns values that a build over chapters up to c does not hold. Truncating the input and rebuilding gives an exact oracle for this channel. On a deployed narrative knowledge graph the served gender differs from the prefix build for 6.0% of 685 character-cuts of three translated web novels (4.5% to 8.0% depending on where the cuts fall), 4.5% of 179 on two English originals, and 9.2% to 17.1% of pairs on a synthetic volume with exactly known truth. Only 1.7% to 3.5% of character-cuts are premature disclosures by two model annotators; the rest were already supported by the text. Versioning each derived fact by the evidence horizon it was computed from removes the divergence entirely (0 in every real, public-domain and synthetic run) but is safe rather than correct; hiding every exposed fact instead is worse than doing nothing (82 divergences against 23 of 289). A pre-registered anchored pronoun cue recovers 97% of the correct values the repair withholds at 1.2% wrong on the web novels, with a measured failure map, and a prominence gate decided on the prefix removes the model path's own look-ahead (50 to 0 of 296 pairs). On a second, generic design, a whole-volume LLM character card stamped at first mention (pre-registered; 54 reveal events in public-domain books, 3 models), the card names the hidden identity before the reveal in 18.5% of events even when every name is a cipher no model has seen (strict text rule: 24.6% of 19 events), against 1.2% for the versioned card; the memory-only leak at that position is +2.5 points. On larger open models (Mistral-Small-3.2-24B, Qwen2.5-32B) the whole-volume card leaks in 23.1% under cipher names against 1.9% for the versioned card, and the memory-only leak is +0.0 points. The two channels need different instruments, because truncation cannot see a memory held in the weights, and they compose, because a derivation that calls a model inherits the model's memory. We report what each repair costs and what remains unrepaired.</w:t>
+        <w:t xml:space="preserve">, the pipeline around the model stores a derived fact (a character's gender, say) stamped with the chapter where the character first appears but computed from up to twelve later chapters, so a query filtered to chapter c returns values that a build over chapters up to c does not hold. Truncating the input and rebuilding gives an exact oracle for this channel. On a deployed narrative knowledge graph the served gender differs from the prefix build for 6.0% of 685 character-cuts of three translated web novels (4.5% to 8.0% depending on where the cuts fall), 4.5% of 179 on two English originals, and 9.2% to 17.1% of pairs on a synthetic volume with exactly known truth. Only 1.7% to 3.5% of character-cuts are premature disclosures by two model annotators; the rest were already supported by the text. Versioning each derived fact by the evidence horizon it was computed from removes the divergence entirely (0 in every real, public-domain and synthetic run) but is safe rather than correct; hiding every exposed fact instead is worse than doing nothing (82 divergences against 23 of 289). A pre-registered anchored pronoun cue recovers 97% of the correct values the repair withholds at 1.2% wrong on the web novels, with a measured failure map, and a prominence gate decided on the prefix removes the model path's own look-ahead (50 to 0 of 296 pairs). On a second, generic design, a whole-volume LLM character card stamped at first mention (pre-registered; 54 reveal events in public-domain books, 3 models), the card names the hidden identity before the reveal in 18.5% of events even when every name is a cipher no model has seen (strict text rule: 24.6% of 19 events), against 1.2% for the versioned card; the memory-only leak at that position is +2.5 points. On larger open models (Mistral-Small-3.2-24B, Qwen2.5-32B) the whole-volume card leaks in 23.1% under cipher names against 1.9% for the versioned card, and the memory-only leak is +0.0 points. Three further pre-registered tests sharpen the input channel. </w:t>
+      </w:r>
+      <w:r>
+        <w:rPr>
+          <w:b/>
+        </w:rPr>
+        <w:t>Suffix canaries</w:t>
+      </w:r>
+      <w:r>
+        <w:rPr/>
+        <w:t xml:space="preserve">, invented names and facts written only after the reader's position, give a judge-free, black-box oracle with no false positives by construction, applicable to every event. They confirm the card's leak on all 54 events (22.8%, against 0 for the versioned card). They also show that a long-context model given the book and told explicitly not to reveal anything after the reader's marker quotes the post-marker name in 40.6% of events. A </w:t>
+      </w:r>
+      <w:r>
+        <w:rPr>
+          <w:b/>
+        </w:rPr>
+        <w:t>selection leak</w:t>
+      </w:r>
+      <w:r>
+        <w:rPr/>
+        <w:t xml:space="preserve">, where every passage served is before the reader but a whole-volume entity merge chose them, makes the card name the hidden identity in 19.4% of merged events against 1.4% for a prefix-built index; no canary or position filter can see it. A </w:t>
+      </w:r>
+      <w:r>
+        <w:rPr>
+          <w:b/>
+        </w:rPr>
+        <w:t>counterfactual suffix</w:t>
+      </w:r>
+      <w:r>
+        <w:rPr/>
+        <w:t xml:space="preserve"> on the deployed graph (pronouns swapped after the cut only) finds the served gender depends on later chapters in 47 character-cuts, twice the 23 that truncate-and-rebuild finds, with 0 after the repair. The two channels need different instruments, because truncation cannot see a memory held in the weights, and they compose, because a derivation that calls a model inherits the model's memory. We report what each repair costs and what remains unrepaired.</w:t>
       </w:r>
     </w:p>
     <w:p>
@@ -417,469 +447,6 @@
     <w:p>
       <w:pPr>
         <w:pStyle w:val="BodyText"/>
-        <w:bidi w:val="0"/>
-        <w:rPr/>
-      </w:pPr>
-      <w:r>
-        <w:rPr>
-          <w:b/>
-        </w:rPr>
-        <w:t>What this is not.</w:t>
-      </w:r>
-      <w:r>
-        <w:rPr/>
-        <w:t xml:space="preserve"> It is a method-and-measurement paper, not a new algorithm. The core rule behind the Channel 2 repair is point-in-time correctness from ML feature stores, and the repair is structurally the stream-processing idea of emitting early results and revising them as a watermark advances (Section 4). The claim is the combination, measured on a deployed narrative graph, including the case where the textbook fix is worse than the defect. It is one codebase.</w:t>
-      </w:r>
-    </w:p>
-    <w:p>
-      <w:pPr>
-        <w:pStyle w:val="HorizontalLine"/>
-        <w:bidi w:val="0"/>
-        <w:rPr/>
-      </w:pPr>
-      <w:r>
-        <w:rPr/>
-      </w:r>
-    </w:p>
-    <w:p>
-      <w:pPr>
-        <w:pStyle w:val="Heading2"/>
-        <w:bidi w:val="0"/>
-        <w:rPr/>
-      </w:pPr>
-      <w:r>
-        <w:rPr/>
-        <w:t>2. Setting: a volume, a reader position and a pipeline</w:t>
-      </w:r>
-    </w:p>
-    <w:p>
-      <w:pPr>
-        <w:pStyle w:val="BodyText"/>
-        <w:bidi w:val="0"/>
-        <w:rPr/>
-      </w:pPr>
-      <w:r>
-        <w:rPr/>
-        <w:t xml:space="preserve">A volume has chapters 1..n. A reader at position c has read chapters 1..c. The system under study is EchoTales, a pipeline that reads a web-novel volume and builds a bitemporal narrative knowledge graph with three time axes (discourse order, story time, and </w:t>
-      </w:r>
-      <w:r>
-        <w:rPr>
-          <w:b/>
-        </w:rPr>
-        <w:t>knowledge time</w:t>
-      </w:r>
-      <w:r>
-        <w:rPr/>
-        <w:t xml:space="preserve">, the position at which a reader could know a fact) and a reader-observer query </w:t>
-      </w:r>
-      <w:r>
-        <w:rPr>
-          <w:rStyle w:val="SourceText"/>
-        </w:rPr>
-        <w:t>state_of(READER, position)</w:t>
-      </w:r>
-      <w:r>
-        <w:rPr/>
-        <w:t xml:space="preserve"> that returns the facts a reader at that position is entitled to. The graph is the research object; the audiobook and visual adaptation that EchoTales also produces are not part of this paper.</w:t>
-      </w:r>
-    </w:p>
-    <w:p>
-      <w:pPr>
-        <w:pStyle w:val="BodyText"/>
-        <w:bidi w:val="0"/>
-        <w:rPr/>
-      </w:pPr>
-      <w:r>
-        <w:rPr/>
-        <w:t xml:space="preserve">Two features of the setting matter. First, processing is </w:t>
-      </w:r>
-      <w:r>
-        <w:rPr>
-          <w:b/>
-        </w:rPr>
-        <w:t>volume-first</w:t>
-      </w:r>
-      <w:r>
-        <w:rPr/>
-        <w:t>: the whole volume is ingested at once, so the time at which a fact is written to the store carries no information about when a reader could know it. Knowledge time has to be reconstructed from evidence position, and getting that reconstruction right is exactly what is at stake. Second, the store contains both facts read off one passage (an alias linked at the sentence where it occurs) and facts derived from accumulated evidence (a persona trait computed from the first twelve attested chapters). The second kind is where the stamp can be dishonest.</w:t>
-      </w:r>
-    </w:p>
-    <w:p>
-      <w:pPr>
-        <w:pStyle w:val="HorizontalLine"/>
-        <w:bidi w:val="0"/>
-        <w:rPr/>
-      </w:pPr>
-      <w:r>
-        <w:rPr/>
-      </w:r>
-    </w:p>
-    <w:p>
-      <w:pPr>
-        <w:pStyle w:val="Heading2"/>
-        <w:bidi w:val="0"/>
-        <w:rPr/>
-      </w:pPr>
-      <w:r>
-        <w:rPr/>
-        <w:t>3. Definition and formal note</w:t>
-      </w:r>
-    </w:p>
-    <w:p>
-      <w:pPr>
-        <w:pStyle w:val="Heading3"/>
-        <w:bidi w:val="0"/>
-        <w:rPr/>
-      </w:pPr>
-      <w:r>
-        <w:rPr/>
-        <w:t>3.1 Reader-faithfulness</w:t>
-      </w:r>
-    </w:p>
-    <w:p>
-      <w:pPr>
-        <w:pStyle w:val="BodyText"/>
-        <w:bidi w:val="0"/>
-        <w:rPr/>
-      </w:pPr>
-      <w:r>
-        <w:rPr/>
-        <w:t xml:space="preserve">Let </w:t>
-      </w:r>
-      <w:r>
-        <w:rPr>
-          <w:rStyle w:val="SourceText"/>
-        </w:rPr>
-        <w:t>S</w:t>
-      </w:r>
-      <w:r>
-        <w:rPr/>
-        <w:t xml:space="preserve"> be a system that, given a volume </w:t>
-      </w:r>
-      <w:r>
-        <w:rPr>
-          <w:rStyle w:val="SourceText"/>
-        </w:rPr>
-        <w:t>x = (x_1, ..., x_n)</w:t>
-      </w:r>
-      <w:r>
-        <w:rPr/>
-        <w:t xml:space="preserve"> and a reader position </w:t>
-      </w:r>
-      <w:r>
-        <w:rPr>
-          <w:rStyle w:val="SourceText"/>
-        </w:rPr>
-        <w:t>c</w:t>
-      </w:r>
-      <w:r>
-        <w:rPr/>
-        <w:t xml:space="preserve">, returns an output </w:t>
-      </w:r>
-      <w:r>
-        <w:rPr>
-          <w:rStyle w:val="SourceText"/>
-        </w:rPr>
-        <w:t>S(x, c)</w:t>
-      </w:r>
-      <w:r>
-        <w:rPr/>
-        <w:t>: an answer, a graph state, a set of served facts.</w:t>
-      </w:r>
-    </w:p>
-    <w:p>
-      <w:pPr>
-        <w:pStyle w:val="BodyText"/>
-        <w:bidi w:val="0"/>
-        <w:rPr/>
-      </w:pPr>
-      <w:r>
-        <w:rPr/>
-        <w:t xml:space="preserve">&gt; </w:t>
-      </w:r>
-      <w:r>
-        <w:rPr>
-          <w:b/>
-        </w:rPr>
-        <w:t>Definition (reader-faithfulness).</w:t>
-      </w:r>
-      <w:r>
-        <w:rPr/>
-        <w:t xml:space="preserve"> </w:t>
-      </w:r>
-      <w:r>
-        <w:rPr>
-          <w:rStyle w:val="SourceText"/>
-        </w:rPr>
-        <w:t>S</w:t>
-      </w:r>
-      <w:r>
-        <w:rPr/>
-        <w:t xml:space="preserve"> is reader-faithful if for every position </w:t>
-      </w:r>
-      <w:r>
-        <w:rPr>
-          <w:rStyle w:val="SourceText"/>
-        </w:rPr>
-        <w:t>c</w:t>
-      </w:r>
-      <w:r>
-        <w:rPr/>
-        <w:t xml:space="preserve"> and every pair of volumes </w:t>
-      </w:r>
-      <w:r>
-        <w:rPr>
-          <w:rStyle w:val="SourceText"/>
-        </w:rPr>
-        <w:t>x</w:t>
-      </w:r>
-      <w:r>
-        <w:rPr/>
-        <w:t xml:space="preserve">, </w:t>
-      </w:r>
-      <w:r>
-        <w:rPr>
-          <w:rStyle w:val="SourceText"/>
-        </w:rPr>
-        <w:t>x'</w:t>
-      </w:r>
-      <w:r>
-        <w:rPr/>
-        <w:t xml:space="preserve"> with the same first </w:t>
-      </w:r>
-      <w:r>
-        <w:rPr>
-          <w:rStyle w:val="SourceText"/>
-        </w:rPr>
-        <w:t>c</w:t>
-      </w:r>
-      <w:r>
-        <w:rPr/>
-        <w:t xml:space="preserve"> chapters, </w:t>
-      </w:r>
-      <w:r>
-        <w:rPr>
-          <w:rStyle w:val="SourceText"/>
-        </w:rPr>
-        <w:t>S(x, c) = S(x', c)</w:t>
-      </w:r>
-      <w:r>
-        <w:rPr/>
-        <w:t xml:space="preserve">. The output at </w:t>
-      </w:r>
-      <w:r>
-        <w:rPr>
-          <w:rStyle w:val="SourceText"/>
-        </w:rPr>
-        <w:t>c</w:t>
-      </w:r>
-      <w:r>
-        <w:rPr/>
-        <w:t xml:space="preserve"> may depend only on chapters </w:t>
-      </w:r>
-      <w:r>
-        <w:rPr>
-          <w:rStyle w:val="SourceText"/>
-        </w:rPr>
-        <w:t>&lt;= c</w:t>
-      </w:r>
-      <w:r>
-        <w:rPr/>
-        <w:t>.</w:t>
-      </w:r>
-    </w:p>
-    <w:p>
-      <w:pPr>
-        <w:pStyle w:val="BodyText"/>
-        <w:bidi w:val="0"/>
-        <w:rPr/>
-      </w:pPr>
-      <w:r>
-        <w:rPr/>
-        <w:t xml:space="preserve">This is causality in the signal-processing sense: the output at time c is a function of the input up to c. For a deterministic system it has an operational test, </w:t>
-      </w:r>
-      <w:r>
-        <w:rPr>
-          <w:b/>
-        </w:rPr>
-        <w:t>truncate and rebuild</w:t>
-      </w:r>
-      <w:r>
-        <w:rPr/>
-        <w:t xml:space="preserve">: build the system on </w:t>
-      </w:r>
-      <w:r>
-        <w:rPr>
-          <w:rStyle w:val="SourceText"/>
-        </w:rPr>
-        <w:t>x_{&lt;=c}</w:t>
-      </w:r>
-      <w:r>
-        <w:rPr/>
-        <w:t xml:space="preserve"> and on </w:t>
-      </w:r>
-      <w:r>
-        <w:rPr>
-          <w:rStyle w:val="SourceText"/>
-        </w:rPr>
-        <w:t>x</w:t>
-      </w:r>
-      <w:r>
-        <w:rPr/>
-        <w:t xml:space="preserve">, ask the same question at </w:t>
-      </w:r>
-      <w:r>
-        <w:rPr>
-          <w:rStyle w:val="SourceText"/>
-        </w:rPr>
-        <w:t>c</w:t>
-      </w:r>
-      <w:r>
-        <w:rPr/>
-        <w:t xml:space="preserve">, compare. Equality for all </w:t>
-      </w:r>
-      <w:r>
-        <w:rPr>
-          <w:rStyle w:val="SourceText"/>
-        </w:rPr>
-        <w:t>c</w:t>
-      </w:r>
-      <w:r>
-        <w:rPr/>
-        <w:t xml:space="preserve"> and all </w:t>
-      </w:r>
-      <w:r>
-        <w:rPr>
-          <w:rStyle w:val="SourceText"/>
-        </w:rPr>
-        <w:t>x</w:t>
-      </w:r>
-      <w:r>
-        <w:rPr/>
-        <w:t xml:space="preserve"> is the definition; equality on the volumes and cuts one can afford is the audit.</w:t>
-      </w:r>
-    </w:p>
-    <w:p>
-      <w:pPr>
-        <w:pStyle w:val="BodyText"/>
-        <w:bidi w:val="0"/>
-        <w:rPr/>
-      </w:pPr>
-      <w:r>
-        <w:rPr/>
-        <w:t xml:space="preserve">The definition silently assumes that the only route from chapters after c to the output is the input. That assumption is the first channel's failure. If the system contains a learned model with parameters </w:t>
-      </w:r>
-      <w:r>
-        <w:rPr>
-          <w:rStyle w:val="SourceText"/>
-        </w:rPr>
-        <w:t>theta</w:t>
-      </w:r>
-      <w:r>
-        <w:rPr/>
-        <w:t xml:space="preserve"> fitted on a corpus that includes the volume, then </w:t>
-      </w:r>
-      <w:r>
-        <w:rPr>
-          <w:rStyle w:val="SourceText"/>
-        </w:rPr>
-        <w:t>S</w:t>
-      </w:r>
-      <w:r>
-        <w:rPr/>
-        <w:t xml:space="preserve"> is really </w:t>
-      </w:r>
-      <w:r>
-        <w:rPr>
-          <w:rStyle w:val="SourceText"/>
-        </w:rPr>
-        <w:t>S(x, c; theta)</w:t>
-      </w:r>
-      <w:r>
-        <w:rPr/>
-        <w:t xml:space="preserve">, and the suffix </w:t>
-      </w:r>
-      <w:r>
-        <w:rPr>
-          <w:rStyle w:val="SourceText"/>
-        </w:rPr>
-        <w:t>x_{&gt;c}</w:t>
-      </w:r>
-      <w:r>
-        <w:rPr/>
-        <w:t xml:space="preserve"> is reachable through </w:t>
-      </w:r>
-      <w:r>
-        <w:rPr>
-          <w:rStyle w:val="SourceText"/>
-        </w:rPr>
-        <w:t>theta</w:t>
-      </w:r>
-      <w:r>
-        <w:rPr/>
-        <w:t>. So we state the contract in two parts:</w:t>
-      </w:r>
-    </w:p>
-    <w:p>
-      <w:pPr>
-        <w:pStyle w:val="BodyText"/>
-        <w:numPr>
-          <w:ilvl w:val="0"/>
-          <w:numId w:val="2"/>
-        </w:numPr>
-        <w:tabs>
-          <w:tab w:val="clear" w:pos="1134"/>
-          <w:tab w:val="left" w:pos="709" w:leader="none"/>
-        </w:tabs>
-        <w:bidi w:val="0"/>
-        <w:spacing w:before="0" w:after="0"/>
-        <w:ind w:hanging="283" w:left="709"/>
-        <w:rPr/>
-      </w:pPr>
-      <w:r>
-        <w:rPr>
-          <w:b/>
-        </w:rPr>
-        <w:t>Input channel (Channel 2).</w:t>
-      </w:r>
-      <w:r>
-        <w:rPr/>
-        <w:t xml:space="preserve"> </w:t>
-      </w:r>
-      <w:r>
-        <w:rPr>
-          <w:rStyle w:val="SourceText"/>
-        </w:rPr>
-        <w:t>S(x, c; theta)</w:t>
-      </w:r>
-      <w:r>
-        <w:rPr/>
-        <w:t xml:space="preserve"> does not depend on </w:t>
-      </w:r>
-      <w:r>
-        <w:rPr>
-          <w:rStyle w:val="SourceText"/>
-        </w:rPr>
-        <w:t>x_{&gt;c}</w:t>
-      </w:r>
-      <w:r>
-        <w:rPr/>
-        <w:t xml:space="preserve"> for fixed </w:t>
-      </w:r>
-      <w:r>
-        <w:rPr>
-          <w:rStyle w:val="SourceText"/>
-        </w:rPr>
-        <w:t>theta</w:t>
-      </w:r>
-      <w:r>
-        <w:rPr/>
-        <w:t>. This is the definition above and is testable by truncation.</w:t>
-      </w:r>
-    </w:p>
-    <w:p>
-      <w:pPr>
-        <w:pStyle w:val="BodyText"/>
         <w:numPr>
           <w:ilvl w:val="0"/>
           <w:numId w:val="2"/>
@@ -896,71 +463,31 @@
         <w:rPr>
           <w:b/>
         </w:rPr>
-        <w:t>Parameter channel (Channel 1).</w:t>
-      </w:r>
-      <w:r>
-        <w:rPr/>
-        <w:t xml:space="preserve"> </w:t>
-      </w:r>
-      <w:r>
-        <w:rPr>
-          <w:rStyle w:val="SourceText"/>
-        </w:rPr>
-        <w:t>S(x_{&lt;=c}, c; theta)</w:t>
-      </w:r>
-      <w:r>
-        <w:rPr/>
-        <w:t xml:space="preserve"> does not depend on what </w:t>
-      </w:r>
-      <w:r>
-        <w:rPr>
-          <w:rStyle w:val="SourceText"/>
-        </w:rPr>
-        <w:t>theta</w:t>
-      </w:r>
-      <w:r>
-        <w:rPr/>
-        <w:t xml:space="preserve"> encodes about </w:t>
-      </w:r>
-      <w:r>
-        <w:rPr>
-          <w:rStyle w:val="SourceText"/>
-        </w:rPr>
-        <w:t>x_{&gt;c}</w:t>
-      </w:r>
-      <w:r>
-        <w:rPr/>
-        <w:t xml:space="preserve">; equivalently, it equals </w:t>
-      </w:r>
-      <w:r>
-        <w:rPr>
-          <w:rStyle w:val="SourceText"/>
-        </w:rPr>
-        <w:t>S(x_{&lt;=c}, c; theta_0)</w:t>
-      </w:r>
-      <w:r>
-        <w:rPr/>
-        <w:t xml:space="preserve"> for a model </w:t>
-      </w:r>
-      <w:r>
-        <w:rPr>
-          <w:rStyle w:val="SourceText"/>
-        </w:rPr>
-        <w:t>theta_0</w:t>
-      </w:r>
-      <w:r>
-        <w:rPr/>
-        <w:t xml:space="preserve"> that has never seen the volume. </w:t>
-      </w:r>
-      <w:r>
-        <w:rPr>
-          <w:rStyle w:val="SourceText"/>
-        </w:rPr>
-        <w:t>theta_0</w:t>
-      </w:r>
-      <w:r>
-        <w:rPr/>
-        <w:t xml:space="preserve"> does not exist for a model we did not train, so this part is not directly testable, and Section 6 measures a proxy: the change in the output when the keys under which the memory is stored (here, names) are replaced.</w:t>
+        <w:t>What each audit can see, with a measured instance of each (Sections 3.3, 5.4, 7.9, 7.10).</w:t>
+      </w:r>
+      <w:r>
+        <w:rPr/>
+        <w:t xml:space="preserve"> Input-channel leaks come in two kinds: </w:t>
+      </w:r>
+      <w:r>
+        <w:rPr>
+          <w:i/>
+        </w:rPr>
+        <w:t>content</w:t>
+      </w:r>
+      <w:r>
+        <w:rPr/>
+        <w:t xml:space="preserve"> (suffix-derived text reaches the generator) and </w:t>
+      </w:r>
+      <w:r>
+        <w:rPr>
+          <w:i/>
+        </w:rPr>
+        <w:t>selection</w:t>
+      </w:r>
+      <w:r>
+        <w:rPr/>
+        <w:t xml:space="preserve"> (only prefix items reach it, but the suffix chose them). Suffix canaries detect content leaks with a string oracle, black-box and judge-free, and are provably blind to selection leaks. Truncate-and-rebuild detects both kinds of divergence but needs a judge on free text. A counterfactual suffix detects dependence that truncation misses on a single volume. Measured: a long-context positional instruction leaks in 40.6% of events (canary); merged-entity retrieval leaks in 19.4% with no suffix token in the input (selection); and on the deployed graph, dependence is 47 cuts against 23 divergent ones.</w:t>
       </w:r>
     </w:p>
     <w:p>
@@ -970,19 +497,119 @@
         <w:rPr/>
       </w:pPr>
       <w:r>
-        <w:rPr/>
-        <w:t>The two parts compose. A pipeline can be input-faithful with a model call inside it and parameter-unfaithful because of that call. The truncation audit cannot detect the latter, because both builds call the same model with the same prompt (Section 5.3 reports exactly this: identical prompts, zero noise floor, zero divergence, and no statement about memory).</w:t>
+        <w:rPr>
+          <w:b/>
+        </w:rPr>
+        <w:t>What this is not.</w:t>
+      </w:r>
+      <w:r>
+        <w:rPr/>
+        <w:t xml:space="preserve"> It is a method-and-measurement paper, not a new algorithm. The core rule behind the Channel 2 repair is point-in-time correctness from ML feature stores, and the repair is structurally the stream-processing idea of emitting early results and revising them as a watermark advances (Section 4). The claim is the combination, measured on a deployed narrative graph, including the case where the textbook fix is worse than the defect. It is one codebase.</w:t>
       </w:r>
     </w:p>
     <w:p>
       <w:pPr>
+        <w:pStyle w:val="HorizontalLine"/>
+        <w:bidi w:val="0"/>
+        <w:rPr/>
+      </w:pPr>
+      <w:r>
+        <w:rPr/>
+      </w:r>
+    </w:p>
+    <w:p>
+      <w:pPr>
+        <w:pStyle w:val="Heading2"/>
+        <w:bidi w:val="0"/>
+        <w:rPr/>
+      </w:pPr>
+      <w:r>
+        <w:rPr/>
+        <w:t>2. Setting: a volume, a reader position and a pipeline</w:t>
+      </w:r>
+    </w:p>
+    <w:p>
+      <w:pPr>
+        <w:pStyle w:val="BodyText"/>
+        <w:bidi w:val="0"/>
+        <w:rPr/>
+      </w:pPr>
+      <w:r>
+        <w:rPr/>
+        <w:t xml:space="preserve">A volume has chapters 1..n. A reader at position c has read chapters 1..c. The system under study is EchoTales, a pipeline that reads a web-novel volume and builds a bitemporal narrative knowledge graph with three time axes (discourse order, story time, and </w:t>
+      </w:r>
+      <w:r>
+        <w:rPr>
+          <w:b/>
+        </w:rPr>
+        <w:t>knowledge time</w:t>
+      </w:r>
+      <w:r>
+        <w:rPr/>
+        <w:t xml:space="preserve">, the position at which a reader could know a fact) and a reader-observer query </w:t>
+      </w:r>
+      <w:r>
+        <w:rPr>
+          <w:rStyle w:val="SourceText"/>
+        </w:rPr>
+        <w:t>state_of(READER, position)</w:t>
+      </w:r>
+      <w:r>
+        <w:rPr/>
+        <w:t xml:space="preserve"> that returns the facts a reader at that position is entitled to. The graph is the research object; the audiobook and visual adaptation that EchoTales also produces are not part of this paper.</w:t>
+      </w:r>
+    </w:p>
+    <w:p>
+      <w:pPr>
+        <w:pStyle w:val="BodyText"/>
+        <w:bidi w:val="0"/>
+        <w:rPr/>
+      </w:pPr>
+      <w:r>
+        <w:rPr/>
+        <w:t xml:space="preserve">Two features of the setting matter. First, processing is </w:t>
+      </w:r>
+      <w:r>
+        <w:rPr>
+          <w:b/>
+        </w:rPr>
+        <w:t>volume-first</w:t>
+      </w:r>
+      <w:r>
+        <w:rPr/>
+        <w:t>: the whole volume is ingested at once, so the time at which a fact is written to the store carries no information about when a reader could know it. Knowledge time has to be reconstructed from evidence position, and getting that reconstruction right is exactly what is at stake. Second, the store contains both facts read off one passage (an alias linked at the sentence where it occurs) and facts derived from accumulated evidence (a persona trait computed from the first twelve attested chapters). The second kind is where the stamp can be dishonest.</w:t>
+      </w:r>
+    </w:p>
+    <w:p>
+      <w:pPr>
+        <w:pStyle w:val="HorizontalLine"/>
+        <w:bidi w:val="0"/>
+        <w:rPr/>
+      </w:pPr>
+      <w:r>
+        <w:rPr/>
+      </w:r>
+    </w:p>
+    <w:p>
+      <w:pPr>
+        <w:pStyle w:val="Heading2"/>
+        <w:bidi w:val="0"/>
+        <w:rPr/>
+      </w:pPr>
+      <w:r>
+        <w:rPr/>
+        <w:t>3. Definition and formal note</w:t>
+      </w:r>
+    </w:p>
+    <w:p>
+      <w:pPr>
         <w:pStyle w:val="Heading3"/>
         <w:bidi w:val="0"/>
         <w:rPr/>
       </w:pPr>
       <w:r>
         <w:rPr/>
-        <w:t>3.2 The part of Channel 2 that is elementary</w:t>
+        <w:t>3.1 Reader-faithfulness</w:t>
       </w:r>
     </w:p>
     <w:p>
@@ -993,267 +620,280 @@
       </w:pPr>
       <w:r>
         <w:rPr/>
-        <w:t xml:space="preserve">A deterministic derivation </w:t>
+        <w:t xml:space="preserve">Let </w:t>
       </w:r>
       <w:r>
         <w:rPr>
           <w:rStyle w:val="SourceText"/>
         </w:rPr>
-        <w:t>D</w:t>
-      </w:r>
-      <w:r>
-        <w:rPr/>
-        <w:t xml:space="preserve"> maps the evidence of a chapter prefix to a value in a set </w:t>
+        <w:t>S</w:t>
+      </w:r>
+      <w:r>
+        <w:rPr/>
+        <w:t xml:space="preserve"> be a system that, given a volume </w:t>
       </w:r>
       <w:r>
         <w:rPr>
           <w:rStyle w:val="SourceText"/>
         </w:rPr>
-        <w:t>V</w:t>
-      </w:r>
-      <w:r>
-        <w:rPr/>
-        <w:t xml:space="preserve"> containing a neutral element </w:t>
+        <w:t>x = (x_1, ..., x_n)</w:t>
+      </w:r>
+      <w:r>
+        <w:rPr/>
+        <w:t xml:space="preserve"> and a reader position </w:t>
       </w:r>
       <w:r>
         <w:rPr>
           <w:rStyle w:val="SourceText"/>
         </w:rPr>
-        <w:t>u</w:t>
-      </w:r>
-      <w:r>
-        <w:rPr/>
-        <w:t xml:space="preserve"> ("unknown"). The </w:t>
+        <w:t>c</w:t>
+      </w:r>
+      <w:r>
+        <w:rPr/>
+        <w:t xml:space="preserve">, returns an output </w:t>
+      </w:r>
+      <w:r>
+        <w:rPr>
+          <w:rStyle w:val="SourceText"/>
+        </w:rPr>
+        <w:t>S(x, c)</w:t>
+      </w:r>
+      <w:r>
+        <w:rPr/>
+        <w:t>: an answer, a graph state, a set of served facts.</w:t>
+      </w:r>
+    </w:p>
+    <w:p>
+      <w:pPr>
+        <w:pStyle w:val="BodyText"/>
+        <w:bidi w:val="0"/>
+        <w:rPr/>
+      </w:pPr>
+      <w:r>
+        <w:rPr/>
+        <w:t xml:space="preserve">&gt; </w:t>
       </w:r>
       <w:r>
         <w:rPr>
           <w:b/>
         </w:rPr>
-        <w:t>reference</w:t>
-      </w:r>
-      <w:r>
-        <w:rPr/>
-        <w:t xml:space="preserve"> at cut </w:t>
+        <w:t>Definition (reader-faithfulness).</w:t>
+      </w:r>
+      <w:r>
+        <w:rPr/>
+        <w:t xml:space="preserve"> </w:t>
       </w:r>
       <w:r>
         <w:rPr>
           <w:rStyle w:val="SourceText"/>
         </w:rPr>
-        <w:t>k</w:t>
-      </w:r>
-      <w:r>
-        <w:rPr/>
-        <w:t xml:space="preserve"> is </w:t>
+        <w:t>S</w:t>
+      </w:r>
+      <w:r>
+        <w:rPr/>
+        <w:t xml:space="preserve"> is reader-faithful if for every position </w:t>
       </w:r>
       <w:r>
         <w:rPr>
           <w:rStyle w:val="SourceText"/>
         </w:rPr>
-        <w:t>r_k = D(x_1..x_k)</w:t>
-      </w:r>
-      <w:r>
-        <w:rPr/>
-        <w:t xml:space="preserve">. A policy serves </w:t>
+        <w:t>c</w:t>
+      </w:r>
+      <w:r>
+        <w:rPr/>
+        <w:t xml:space="preserve"> and every pair of volumes </w:t>
       </w:r>
       <w:r>
         <w:rPr>
           <w:rStyle w:val="SourceText"/>
         </w:rPr>
-        <w:t>s_k</w:t>
-      </w:r>
-      <w:r>
-        <w:rPr/>
-        <w:t xml:space="preserve">; its </w:t>
+        <w:t>x</w:t>
+      </w:r>
+      <w:r>
+        <w:rPr/>
+        <w:t xml:space="preserve">, </w:t>
+      </w:r>
+      <w:r>
+        <w:rPr>
+          <w:rStyle w:val="SourceText"/>
+        </w:rPr>
+        <w:t>x'</w:t>
+      </w:r>
+      <w:r>
+        <w:rPr/>
+        <w:t xml:space="preserve"> with the same first </w:t>
+      </w:r>
+      <w:r>
+        <w:rPr>
+          <w:rStyle w:val="SourceText"/>
+        </w:rPr>
+        <w:t>c</w:t>
+      </w:r>
+      <w:r>
+        <w:rPr/>
+        <w:t xml:space="preserve"> chapters, </w:t>
+      </w:r>
+      <w:r>
+        <w:rPr>
+          <w:rStyle w:val="SourceText"/>
+        </w:rPr>
+        <w:t>S(x, c) = S(x', c)</w:t>
+      </w:r>
+      <w:r>
+        <w:rPr/>
+        <w:t xml:space="preserve">. The output at </w:t>
+      </w:r>
+      <w:r>
+        <w:rPr>
+          <w:rStyle w:val="SourceText"/>
+        </w:rPr>
+        <w:t>c</w:t>
+      </w:r>
+      <w:r>
+        <w:rPr/>
+        <w:t xml:space="preserve"> may depend only on chapters </w:t>
+      </w:r>
+      <w:r>
+        <w:rPr>
+          <w:rStyle w:val="SourceText"/>
+        </w:rPr>
+        <w:t>&lt;= c</w:t>
+      </w:r>
+      <w:r>
+        <w:rPr/>
+        <w:t>.</w:t>
+      </w:r>
+    </w:p>
+    <w:p>
+      <w:pPr>
+        <w:pStyle w:val="BodyText"/>
+        <w:bidi w:val="0"/>
+        <w:rPr/>
+      </w:pPr>
+      <w:r>
+        <w:rPr/>
+        <w:t xml:space="preserve">This is causality in the signal-processing sense: the output at time c is a function of the input up to c. For a deterministic system it has an operational test, </w:t>
       </w:r>
       <w:r>
         <w:rPr>
           <w:b/>
         </w:rPr>
-        <w:t>divergence</w:t>
-      </w:r>
-      <w:r>
-        <w:rPr/>
-        <w:t xml:space="preserve"> is the number of cuts with </w:t>
+        <w:t>truncate and rebuild</w:t>
+      </w:r>
+      <w:r>
+        <w:rPr/>
+        <w:t xml:space="preserve">: build the system on </w:t>
       </w:r>
       <w:r>
         <w:rPr>
           <w:rStyle w:val="SourceText"/>
         </w:rPr>
-        <w:t>s_k != r_k</w:t>
-      </w:r>
-      <w:r>
-        <w:rPr/>
-        <w:t xml:space="preserve">. The </w:t>
-      </w:r>
-      <w:r>
-        <w:rPr>
-          <w:b/>
-        </w:rPr>
-        <w:t>read set</w:t>
-      </w:r>
-      <w:r>
-        <w:rPr/>
-        <w:t xml:space="preserve"> </w:t>
+        <w:t>x_{&lt;=c}</w:t>
+      </w:r>
+      <w:r>
+        <w:rPr/>
+        <w:t xml:space="preserve"> and on </w:t>
       </w:r>
       <w:r>
         <w:rPr>
           <w:rStyle w:val="SourceText"/>
         </w:rPr>
-        <w:t>R(x)</w:t>
-      </w:r>
-      <w:r>
-        <w:rPr/>
-        <w:t xml:space="preserve"> of a derivation is the set of chapters it inspects, and it is a </w:t>
-      </w:r>
-      <w:r>
-        <w:rPr>
-          <w:b/>
-        </w:rPr>
-        <w:t>certificate</w:t>
-      </w:r>
-      <w:r>
-        <w:rPr/>
-        <w:t xml:space="preserve"> if any input agreeing with </w:t>
+        <w:t>x</w:t>
+      </w:r>
+      <w:r>
+        <w:rPr/>
+        <w:t xml:space="preserve">, ask the same question at </w:t>
       </w:r>
       <w:r>
         <w:rPr>
           <w:rStyle w:val="SourceText"/>
         </w:rPr>
+        <w:t>c</w:t>
+      </w:r>
+      <w:r>
+        <w:rPr/>
+        <w:t xml:space="preserve">, compare. Equality for all </w:t>
+      </w:r>
+      <w:r>
+        <w:rPr>
+          <w:rStyle w:val="SourceText"/>
+        </w:rPr>
+        <w:t>c</w:t>
+      </w:r>
+      <w:r>
+        <w:rPr/>
+        <w:t xml:space="preserve"> and all </w:t>
+      </w:r>
+      <w:r>
+        <w:rPr>
+          <w:rStyle w:val="SourceText"/>
+        </w:rPr>
         <w:t>x</w:t>
       </w:r>
       <w:r>
         <w:rPr/>
-        <w:t xml:space="preserve"> on </w:t>
+        <w:t xml:space="preserve"> is the definition; equality on the volumes and cuts one can afford is the audit.</w:t>
+      </w:r>
+    </w:p>
+    <w:p>
+      <w:pPr>
+        <w:pStyle w:val="BodyText"/>
+        <w:bidi w:val="0"/>
+        <w:rPr/>
+      </w:pPr>
+      <w:r>
+        <w:rPr/>
+        <w:t xml:space="preserve">The definition silently assumes that the only route from chapters after c to the output is the input. That assumption is the first channel's failure. If the system contains a learned model with parameters </w:t>
       </w:r>
       <w:r>
         <w:rPr>
           <w:rStyle w:val="SourceText"/>
         </w:rPr>
-        <w:t>R(x)</w:t>
-      </w:r>
-      <w:r>
-        <w:rPr/>
-        <w:t xml:space="preserve"> gives the same value. The </w:t>
-      </w:r>
-      <w:r>
-        <w:rPr>
-          <w:b/>
-        </w:rPr>
-        <w:t>evidence horizon</w:t>
-      </w:r>
-      <w:r>
-        <w:rPr/>
-        <w:t xml:space="preserve"> is </w:t>
+        <w:t>theta</w:t>
+      </w:r>
+      <w:r>
+        <w:rPr/>
+        <w:t xml:space="preserve"> fitted on a corpus that includes the volume, then </w:t>
       </w:r>
       <w:r>
         <w:rPr>
           <w:rStyle w:val="SourceText"/>
         </w:rPr>
-        <w:t>H = max R(x_1..x_n)</w:t>
-      </w:r>
-      <w:r>
-        <w:rPr/>
-        <w:t xml:space="preserve">. Three policies are compared: the </w:t>
-      </w:r>
-      <w:r>
-        <w:rPr>
-          <w:b/>
-        </w:rPr>
-        <w:t>status quo</w:t>
-      </w:r>
-      <w:r>
-        <w:rPr/>
-        <w:t xml:space="preserve"> serves the final value </w:t>
+        <w:t>S</w:t>
+      </w:r>
+      <w:r>
+        <w:rPr/>
+        <w:t xml:space="preserve"> is really </w:t>
       </w:r>
       <w:r>
         <w:rPr>
           <w:rStyle w:val="SourceText"/>
         </w:rPr>
-        <w:t>r_n</w:t>
-      </w:r>
-      <w:r>
-        <w:rPr/>
-        <w:t xml:space="preserve"> stamped at first sighting; </w:t>
-      </w:r>
-      <w:r>
-        <w:rPr>
-          <w:b/>
-        </w:rPr>
-        <w:t>hide-only</w:t>
-      </w:r>
-      <w:r>
-        <w:rPr/>
-        <w:t xml:space="preserve"> serves </w:t>
+        <w:t>S(x, c; theta)</w:t>
+      </w:r>
+      <w:r>
+        <w:rPr/>
+        <w:t xml:space="preserve">, and the suffix </w:t>
       </w:r>
       <w:r>
         <w:rPr>
           <w:rStyle w:val="SourceText"/>
         </w:rPr>
-        <w:t>u</w:t>
-      </w:r>
-      <w:r>
-        <w:rPr/>
-        <w:t xml:space="preserve"> for </w:t>
+        <w:t>x_{&gt;c}</w:t>
+      </w:r>
+      <w:r>
+        <w:rPr/>
+        <w:t xml:space="preserve"> is reachable through </w:t>
       </w:r>
       <w:r>
         <w:rPr>
           <w:rStyle w:val="SourceText"/>
         </w:rPr>
-        <w:t>k &lt; H</w:t>
-      </w:r>
-      <w:r>
-        <w:rPr/>
-        <w:t xml:space="preserve"> and </w:t>
-      </w:r>
-      <w:r>
-        <w:rPr>
-          <w:rStyle w:val="SourceText"/>
-        </w:rPr>
-        <w:t>r_n</w:t>
-      </w:r>
-      <w:r>
-        <w:rPr/>
-        <w:t xml:space="preserve"> after; </w:t>
-      </w:r>
-      <w:r>
-        <w:rPr>
-          <w:b/>
-        </w:rPr>
-        <w:t>versioned</w:t>
-      </w:r>
-      <w:r>
-        <w:rPr/>
-        <w:t xml:space="preserve"> serves </w:t>
-      </w:r>
-      <w:r>
-        <w:rPr>
-          <w:rStyle w:val="SourceText"/>
-        </w:rPr>
-        <w:t>r_k</w:t>
-      </w:r>
-      <w:r>
-        <w:rPr/>
-        <w:t xml:space="preserve">, one revision per value change, each stamped at the chapter it was computed from. The full note is </w:t>
-      </w:r>
-      <w:r>
-        <w:rPr>
-          <w:rStyle w:val="SourceText"/>
-        </w:rPr>
-        <w:t>FORMAL.md</w:t>
-      </w:r>
-      <w:r>
-        <w:rPr/>
-        <w:t xml:space="preserve">; each proposition is checked on random inputs by </w:t>
-      </w:r>
-      <w:r>
-        <w:rPr>
-          <w:rStyle w:val="SourceText"/>
-        </w:rPr>
-        <w:t>test_prefix_faithfulness_algebra.py</w:t>
-      </w:r>
-      <w:r>
-        <w:rPr/>
-        <w:t xml:space="preserve"> (400 examples each) against a toy derivation. The statements that carry weight in the paper:</w:t>
+        <w:t>theta</w:t>
+      </w:r>
+      <w:r>
+        <w:rPr/>
+        <w:t>. So we state the contract in two parts:</w:t>
       </w:r>
     </w:p>
     <w:p>
@@ -1276,299 +916,41 @@
         <w:rPr>
           <w:b/>
         </w:rPr>
-        <w:t>P1 (screen).</w:t>
-      </w:r>
-      <w:r>
-        <w:rPr/>
-        <w:t xml:space="preserve"> If </w:t>
+        <w:t>Input channel (Channel 2).</w:t>
+      </w:r>
+      <w:r>
+        <w:rPr/>
+        <w:t xml:space="preserve"> </w:t>
       </w:r>
       <w:r>
         <w:rPr>
           <w:rStyle w:val="SourceText"/>
         </w:rPr>
-        <w:t>R</w:t>
-      </w:r>
-      <w:r>
-        <w:rPr/>
-        <w:t xml:space="preserve"> is a certificate then </w:t>
+        <w:t>S(x, c; theta)</w:t>
+      </w:r>
+      <w:r>
+        <w:rPr/>
+        <w:t xml:space="preserve"> does not depend on </w:t>
       </w:r>
       <w:r>
         <w:rPr>
           <w:rStyle w:val="SourceText"/>
         </w:rPr>
-        <w:t>r_k = r_n</w:t>
-      </w:r>
-      <w:r>
-        <w:rPr/>
-        <w:t xml:space="preserve"> for every </w:t>
+        <w:t>x_{&gt;c}</w:t>
+      </w:r>
+      <w:r>
+        <w:rPr/>
+        <w:t xml:space="preserve"> for fixed </w:t>
       </w:r>
       <w:r>
         <w:rPr>
           <w:rStyle w:val="SourceText"/>
         </w:rPr>
-        <w:t>k &gt;= H</w:t>
-      </w:r>
-      <w:r>
-        <w:rPr/>
-        <w:t xml:space="preserve">, so all divergence lies in the exposure window </w:t>
-      </w:r>
-      <w:r>
-        <w:rPr>
-          <w:rStyle w:val="SourceText"/>
-        </w:rPr>
-        <w:t>k &lt; H</w:t>
-      </w:r>
-      <w:r>
-        <w:rPr/>
-        <w:t>. The screen's soundness is exactly the claim that the hand-derived read set is a certificate, which is the unverified assumption in the audit.</w:t>
-      </w:r>
-    </w:p>
-    <w:p>
-      <w:pPr>
-        <w:pStyle w:val="BodyText"/>
-        <w:numPr>
-          <w:ilvl w:val="0"/>
-          <w:numId w:val="3"/>
-        </w:numPr>
-        <w:tabs>
-          <w:tab w:val="clear" w:pos="1134"/>
-          <w:tab w:val="left" w:pos="709" w:leader="none"/>
-        </w:tabs>
-        <w:bidi w:val="0"/>
-        <w:spacing w:before="0" w:after="0"/>
-        <w:ind w:hanging="283" w:left="709"/>
-        <w:rPr/>
-      </w:pPr>
-      <w:r>
-        <w:rPr>
-          <w:b/>
-        </w:rPr>
-        <w:t>P3 (hiding versus doing nothing).</w:t>
-      </w:r>
-      <w:r>
-        <w:rPr/>
-        <w:t xml:space="preserve"> With </w:t>
-      </w:r>
-      <w:r>
-        <w:rPr>
-          <w:rStyle w:val="SourceText"/>
-        </w:rPr>
-        <w:t>A = #{k &lt; H : r_k = u}</w:t>
-      </w:r>
-      <w:r>
-        <w:rPr/>
-        <w:t xml:space="preserve"> and </w:t>
-      </w:r>
-      <w:r>
-        <w:rPr>
-          <w:rStyle w:val="SourceText"/>
-        </w:rPr>
-        <w:t>B = #{k &lt; H : r_k = r_n}</w:t>
-      </w:r>
-      <w:r>
-        <w:rPr/>
-        <w:t xml:space="preserve">, hide-only minus status quo equals </w:t>
-      </w:r>
-      <w:r>
-        <w:rPr>
-          <w:rStyle w:val="SourceText"/>
-        </w:rPr>
-        <w:t>B - A</w:t>
-      </w:r>
-      <w:r>
-        <w:rPr/>
-        <w:t>. Hiding beats doing nothing only if fewer in-window prefixes already hold the final value than hold the neutral one. It is a property of the data, not of the idea.</w:t>
-      </w:r>
-    </w:p>
-    <w:p>
-      <w:pPr>
-        <w:pStyle w:val="BodyText"/>
-        <w:numPr>
-          <w:ilvl w:val="0"/>
-          <w:numId w:val="3"/>
-        </w:numPr>
-        <w:tabs>
-          <w:tab w:val="clear" w:pos="1134"/>
-          <w:tab w:val="left" w:pos="709" w:leader="none"/>
-        </w:tabs>
-        <w:bidi w:val="0"/>
-        <w:spacing w:before="0" w:after="0"/>
-        <w:ind w:hanging="283" w:left="709"/>
-        <w:rPr/>
-      </w:pPr>
-      <w:r>
-        <w:rPr>
-          <w:b/>
-        </w:rPr>
-        <w:t>P4 and P5 (versioning, and the trade-off).</w:t>
-      </w:r>
-      <w:r>
-        <w:rPr/>
-        <w:t xml:space="preserve"> </w:t>
-      </w:r>
-      <w:r>
-        <w:rPr>
-          <w:rStyle w:val="SourceText"/>
-        </w:rPr>
-        <w:t>s_k = r_k</w:t>
-      </w:r>
-      <w:r>
-        <w:rPr/>
-        <w:t xml:space="preserve"> has divergence 0 for every </w:t>
-      </w:r>
-      <w:r>
-        <w:rPr>
-          <w:rStyle w:val="SourceText"/>
-        </w:rPr>
-        <w:t>D</w:t>
-      </w:r>
-      <w:r>
-        <w:rPr/>
-        <w:t xml:space="preserve"> and is the unique policy with that property; any policy that recomputes nothing and serves no value from beyond </w:t>
-      </w:r>
-      <w:r>
-        <w:rPr>
-          <w:rStyle w:val="SourceText"/>
-        </w:rPr>
-        <w:t>k</w:t>
-      </w:r>
-      <w:r>
-        <w:rPr/>
-        <w:t xml:space="preserve"> pays a loss wherever it serves </w:t>
-      </w:r>
-      <w:r>
-        <w:rPr>
-          <w:rStyle w:val="SourceText"/>
-        </w:rPr>
-        <w:t>s_k != r_k</w:t>
-      </w:r>
-      <w:r>
-        <w:rPr/>
-        <w:t>, so only the recomputing policy sits at zero leaks and zero losses.</w:t>
-      </w:r>
-    </w:p>
-    <w:p>
-      <w:pPr>
-        <w:pStyle w:val="BodyText"/>
-        <w:numPr>
-          <w:ilvl w:val="0"/>
-          <w:numId w:val="3"/>
-        </w:numPr>
-        <w:tabs>
-          <w:tab w:val="clear" w:pos="1134"/>
-          <w:tab w:val="left" w:pos="709" w:leader="none"/>
-        </w:tabs>
-        <w:bidi w:val="0"/>
-        <w:spacing w:before="0" w:after="0"/>
-        <w:ind w:hanging="283" w:left="709"/>
-        <w:rPr/>
-      </w:pPr>
-      <w:r>
-        <w:rPr>
-          <w:b/>
-        </w:rPr>
-        <w:t>P6 (the guarantee belongs to the policy).</w:t>
-      </w:r>
-      <w:r>
-        <w:rPr/>
-        <w:t xml:space="preserve"> The versioned policy has divergence 0 whatever </w:t>
-      </w:r>
-      <w:r>
-        <w:rPr>
-          <w:rStyle w:val="SourceText"/>
-        </w:rPr>
-        <w:t>D</w:t>
-      </w:r>
-      <w:r>
-        <w:rPr/>
-        <w:t xml:space="preserve"> is, provided </w:t>
-      </w:r>
-      <w:r>
-        <w:rPr>
-          <w:rStyle w:val="SourceText"/>
-        </w:rPr>
-        <w:t>D</w:t>
-      </w:r>
-      <w:r>
-        <w:rPr/>
-        <w:t xml:space="preserve"> reads only the prefix at each cut. Faithfulness and correctness are separate axes: the repaired build is exactly as correct as </w:t>
-      </w:r>
-      <w:r>
-        <w:rPr>
-          <w:rStyle w:val="SourceText"/>
-        </w:rPr>
-        <w:t>D</w:t>
-      </w:r>
-      <w:r>
-        <w:rPr/>
-        <w:t xml:space="preserve"> is on prefixes.</w:t>
-      </w:r>
-    </w:p>
-    <w:p>
-      <w:pPr>
-        <w:pStyle w:val="BodyText"/>
-        <w:numPr>
-          <w:ilvl w:val="0"/>
-          <w:numId w:val="3"/>
-        </w:numPr>
-        <w:tabs>
-          <w:tab w:val="clear" w:pos="1134"/>
-          <w:tab w:val="left" w:pos="709" w:leader="none"/>
-        </w:tabs>
-        <w:bidi w:val="0"/>
-        <w:spacing w:before="0" w:after="0"/>
-        <w:ind w:hanging="283" w:left="709"/>
-        <w:rPr/>
-      </w:pPr>
-      <w:r>
-        <w:rPr>
-          <w:b/>
-        </w:rPr>
-        <w:t>P7 (gates).</w:t>
-      </w:r>
-      <w:r>
-        <w:rPr/>
-        <w:t xml:space="preserve"> If a derivation calls an expensive reader iff a monotone predicate </w:t>
-      </w:r>
-      <w:r>
-        <w:rPr>
-          <w:rStyle w:val="SourceText"/>
-        </w:rPr>
-        <w:t>g</w:t>
-      </w:r>
-      <w:r>
-        <w:rPr/>
-        <w:t xml:space="preserve"> of the evidence holds, then evaluating </w:t>
-      </w:r>
-      <w:r>
-        <w:rPr>
-          <w:rStyle w:val="SourceText"/>
-        </w:rPr>
-        <w:t>g</w:t>
-      </w:r>
-      <w:r>
-        <w:rPr/>
-        <w:t xml:space="preserve"> on the whole volume makes the builds disagree exactly on the class where </w:t>
-      </w:r>
-      <w:r>
-        <w:rPr>
-          <w:rStyle w:val="SourceText"/>
-        </w:rPr>
-        <w:t>g</w:t>
-      </w:r>
-      <w:r>
-        <w:rPr/>
-        <w:t xml:space="preserve"> is false on the prefix and true on the whole; evaluating </w:t>
-      </w:r>
-      <w:r>
-        <w:rPr>
-          <w:rStyle w:val="SourceText"/>
-        </w:rPr>
-        <w:t>g</w:t>
-      </w:r>
-      <w:r>
-        <w:rPr/>
-        <w:t xml:space="preserve"> on the prefix empties that class.</w:t>
+        <w:t>theta</w:t>
+      </w:r>
+      <w:r>
+        <w:rPr/>
+        <w:t>. This is the definition above and is testable by truncation.</w:t>
       </w:r>
     </w:p>
     <w:p>
@@ -1590,31 +972,71 @@
         <w:rPr>
           <w:b/>
         </w:rPr>
-        <w:t>P8 (fallbacks), as amended.</w:t>
-      </w:r>
-      <w:r>
-        <w:rPr/>
-        <w:t xml:space="preserve"> A fallback </w:t>
+        <w:t>Parameter channel (Channel 1).</w:t>
+      </w:r>
+      <w:r>
+        <w:rPr/>
+        <w:t xml:space="preserve"> </w:t>
       </w:r>
       <w:r>
         <w:rPr>
           <w:rStyle w:val="SourceText"/>
         </w:rPr>
-        <w:t>F</w:t>
-      </w:r>
-      <w:r>
-        <w:rPr/>
-        <w:t xml:space="preserve"> used only when the base derivation is silent leaves every served base value unchanged. This holds only if the fallback fills </w:t>
+        <w:t>S(x_{&lt;=c}, c; theta)</w:t>
+      </w:r>
+      <w:r>
+        <w:rPr/>
+        <w:t xml:space="preserve"> does not depend on what </w:t>
       </w:r>
       <w:r>
         <w:rPr>
           <w:rStyle w:val="SourceText"/>
         </w:rPr>
-        <w:t>unknown</w:t>
-      </w:r>
-      <w:r>
-        <w:rPr/>
-        <w:t xml:space="preserve"> and never outranks an existing value; the cue as first implemented outranked an honorific, and Section 5 reports the case where that mattered.</w:t>
+        <w:t>theta</w:t>
+      </w:r>
+      <w:r>
+        <w:rPr/>
+        <w:t xml:space="preserve"> encodes about </w:t>
+      </w:r>
+      <w:r>
+        <w:rPr>
+          <w:rStyle w:val="SourceText"/>
+        </w:rPr>
+        <w:t>x_{&gt;c}</w:t>
+      </w:r>
+      <w:r>
+        <w:rPr/>
+        <w:t xml:space="preserve">; equivalently, it equals </w:t>
+      </w:r>
+      <w:r>
+        <w:rPr>
+          <w:rStyle w:val="SourceText"/>
+        </w:rPr>
+        <w:t>S(x_{&lt;=c}, c; theta_0)</w:t>
+      </w:r>
+      <w:r>
+        <w:rPr/>
+        <w:t xml:space="preserve"> for a model </w:t>
+      </w:r>
+      <w:r>
+        <w:rPr>
+          <w:rStyle w:val="SourceText"/>
+        </w:rPr>
+        <w:t>theta_0</w:t>
+      </w:r>
+      <w:r>
+        <w:rPr/>
+        <w:t xml:space="preserve"> that has never seen the volume. </w:t>
+      </w:r>
+      <w:r>
+        <w:rPr>
+          <w:rStyle w:val="SourceText"/>
+        </w:rPr>
+        <w:t>theta_0</w:t>
+      </w:r>
+      <w:r>
+        <w:rPr/>
+        <w:t xml:space="preserve"> does not exist for a model we did not train, so this part is not directly testable, and Section 6 measures a proxy: the change in the output when the keys under which the memory is stored (here, names) are replaced.</w:t>
       </w:r>
     </w:p>
     <w:p>
@@ -1624,61 +1046,290 @@
         <w:rPr/>
       </w:pPr>
       <w:r>
-        <w:rPr>
-          <w:b/>
-        </w:rPr>
-        <w:t>Not claimed.</w:t>
-      </w:r>
-      <w:r>
-        <w:rPr/>
-        <w:t xml:space="preserve"> That this is new mathematics (it is elementary) or that "max over inputs" is new (it is point-in-time correctness). The note exists to make the measured trade-off a checkable proposition, including the one result that is easy to get wrong: P3 explains why hiding exposed facts can be worse than the defect.</w:t>
+        <w:rPr/>
+        <w:t>The two parts compose. A pipeline can be input-faithful with a model call inside it and parameter-unfaithful because of that call. The truncation audit cannot detect the latter, because both builds call the same model with the same prompt (Section 5.3 reports exactly this: identical prompts, zero noise floor, zero divergence, and no statement about memory).</w:t>
       </w:r>
     </w:p>
     <w:p>
       <w:pPr>
-        <w:pStyle w:val="HorizontalLine"/>
+        <w:pStyle w:val="Heading3"/>
         <w:bidi w:val="0"/>
         <w:rPr/>
       </w:pPr>
       <w:r>
         <w:rPr/>
+        <w:t>3.2 The part of Channel 2 that is elementary</w:t>
       </w:r>
     </w:p>
     <w:p>
       <w:pPr>
-        <w:pStyle w:val="Heading2"/>
-        <w:bidi w:val="0"/>
-        <w:rPr/>
-      </w:pPr>
-      <w:r>
-        <w:rPr/>
-        <w:t>4. Related work</w:t>
-      </w:r>
-    </w:p>
-    <w:p>
-      <w:pPr>
         <w:pStyle w:val="BodyText"/>
         <w:bidi w:val="0"/>
         <w:rPr/>
       </w:pPr>
       <w:r>
         <w:rPr/>
-        <w:t>One sentence per closest paper on what it does and how this work differs. Verification status is in the note after the list.</w:t>
-      </w:r>
-    </w:p>
-    <w:p>
-      <w:pPr>
-        <w:pStyle w:val="BodyText"/>
-        <w:bidi w:val="0"/>
+        <w:t xml:space="preserve">A deterministic derivation </w:t>
+      </w:r>
+      <w:r>
+        <w:rPr>
+          <w:rStyle w:val="SourceText"/>
+        </w:rPr>
+        <w:t>D</w:t>
+      </w:r>
+      <w:r>
+        <w:rPr/>
+        <w:t xml:space="preserve"> maps the evidence of a chapter prefix to a value in a set </w:t>
+      </w:r>
+      <w:r>
+        <w:rPr>
+          <w:rStyle w:val="SourceText"/>
+        </w:rPr>
+        <w:t>V</w:t>
+      </w:r>
+      <w:r>
+        <w:rPr/>
+        <w:t xml:space="preserve"> containing a neutral element </w:t>
+      </w:r>
+      <w:r>
+        <w:rPr>
+          <w:rStyle w:val="SourceText"/>
+        </w:rPr>
+        <w:t>u</w:t>
+      </w:r>
+      <w:r>
+        <w:rPr/>
+        <w:t xml:space="preserve"> ("unknown"). The </w:t>
+      </w:r>
+      <w:r>
         <w:rPr>
           <w:b/>
         </w:rPr>
-      </w:pPr>
+        <w:t>reference</w:t>
+      </w:r>
+      <w:r>
+        <w:rPr/>
+        <w:t xml:space="preserve"> at cut </w:t>
+      </w:r>
+      <w:r>
+        <w:rPr>
+          <w:rStyle w:val="SourceText"/>
+        </w:rPr>
+        <w:t>k</w:t>
+      </w:r>
+      <w:r>
+        <w:rPr/>
+        <w:t xml:space="preserve"> is </w:t>
+      </w:r>
+      <w:r>
+        <w:rPr>
+          <w:rStyle w:val="SourceText"/>
+        </w:rPr>
+        <w:t>r_k = D(x_1..x_k)</w:t>
+      </w:r>
+      <w:r>
+        <w:rPr/>
+        <w:t xml:space="preserve">. A policy serves </w:t>
+      </w:r>
+      <w:r>
+        <w:rPr>
+          <w:rStyle w:val="SourceText"/>
+        </w:rPr>
+        <w:t>s_k</w:t>
+      </w:r>
+      <w:r>
+        <w:rPr/>
+        <w:t xml:space="preserve">; its </w:t>
+      </w:r>
       <w:r>
         <w:rPr>
           <w:b/>
         </w:rPr>
-        <w:t>Position-aware assistants and temporal graphs.</w:t>
+        <w:t>divergence</w:t>
+      </w:r>
+      <w:r>
+        <w:rPr/>
+        <w:t xml:space="preserve"> is the number of cuts with </w:t>
+      </w:r>
+      <w:r>
+        <w:rPr>
+          <w:rStyle w:val="SourceText"/>
+        </w:rPr>
+        <w:t>s_k != r_k</w:t>
+      </w:r>
+      <w:r>
+        <w:rPr/>
+        <w:t xml:space="preserve">. The </w:t>
+      </w:r>
+      <w:r>
+        <w:rPr>
+          <w:b/>
+        </w:rPr>
+        <w:t>read set</w:t>
+      </w:r>
+      <w:r>
+        <w:rPr/>
+        <w:t xml:space="preserve"> </w:t>
+      </w:r>
+      <w:r>
+        <w:rPr>
+          <w:rStyle w:val="SourceText"/>
+        </w:rPr>
+        <w:t>R(x)</w:t>
+      </w:r>
+      <w:r>
+        <w:rPr/>
+        <w:t xml:space="preserve"> of a derivation is the set of chapters it inspects, and it is a </w:t>
+      </w:r>
+      <w:r>
+        <w:rPr>
+          <w:b/>
+        </w:rPr>
+        <w:t>certificate</w:t>
+      </w:r>
+      <w:r>
+        <w:rPr/>
+        <w:t xml:space="preserve"> if any input agreeing with </w:t>
+      </w:r>
+      <w:r>
+        <w:rPr>
+          <w:rStyle w:val="SourceText"/>
+        </w:rPr>
+        <w:t>x</w:t>
+      </w:r>
+      <w:r>
+        <w:rPr/>
+        <w:t xml:space="preserve"> on </w:t>
+      </w:r>
+      <w:r>
+        <w:rPr>
+          <w:rStyle w:val="SourceText"/>
+        </w:rPr>
+        <w:t>R(x)</w:t>
+      </w:r>
+      <w:r>
+        <w:rPr/>
+        <w:t xml:space="preserve"> gives the same value. The </w:t>
+      </w:r>
+      <w:r>
+        <w:rPr>
+          <w:b/>
+        </w:rPr>
+        <w:t>evidence horizon</w:t>
+      </w:r>
+      <w:r>
+        <w:rPr/>
+        <w:t xml:space="preserve"> is </w:t>
+      </w:r>
+      <w:r>
+        <w:rPr>
+          <w:rStyle w:val="SourceText"/>
+        </w:rPr>
+        <w:t>H = max R(x_1..x_n)</w:t>
+      </w:r>
+      <w:r>
+        <w:rPr/>
+        <w:t xml:space="preserve">. Three policies are compared: the </w:t>
+      </w:r>
+      <w:r>
+        <w:rPr>
+          <w:b/>
+        </w:rPr>
+        <w:t>status quo</w:t>
+      </w:r>
+      <w:r>
+        <w:rPr/>
+        <w:t xml:space="preserve"> serves the final value </w:t>
+      </w:r>
+      <w:r>
+        <w:rPr>
+          <w:rStyle w:val="SourceText"/>
+        </w:rPr>
+        <w:t>r_n</w:t>
+      </w:r>
+      <w:r>
+        <w:rPr/>
+        <w:t xml:space="preserve"> stamped at first sighting; </w:t>
+      </w:r>
+      <w:r>
+        <w:rPr>
+          <w:b/>
+        </w:rPr>
+        <w:t>hide-only</w:t>
+      </w:r>
+      <w:r>
+        <w:rPr/>
+        <w:t xml:space="preserve"> serves </w:t>
+      </w:r>
+      <w:r>
+        <w:rPr>
+          <w:rStyle w:val="SourceText"/>
+        </w:rPr>
+        <w:t>u</w:t>
+      </w:r>
+      <w:r>
+        <w:rPr/>
+        <w:t xml:space="preserve"> for </w:t>
+      </w:r>
+      <w:r>
+        <w:rPr>
+          <w:rStyle w:val="SourceText"/>
+        </w:rPr>
+        <w:t>k &lt; H</w:t>
+      </w:r>
+      <w:r>
+        <w:rPr/>
+        <w:t xml:space="preserve"> and </w:t>
+      </w:r>
+      <w:r>
+        <w:rPr>
+          <w:rStyle w:val="SourceText"/>
+        </w:rPr>
+        <w:t>r_n</w:t>
+      </w:r>
+      <w:r>
+        <w:rPr/>
+        <w:t xml:space="preserve"> after; </w:t>
+      </w:r>
+      <w:r>
+        <w:rPr>
+          <w:b/>
+        </w:rPr>
+        <w:t>versioned</w:t>
+      </w:r>
+      <w:r>
+        <w:rPr/>
+        <w:t xml:space="preserve"> serves </w:t>
+      </w:r>
+      <w:r>
+        <w:rPr>
+          <w:rStyle w:val="SourceText"/>
+        </w:rPr>
+        <w:t>r_k</w:t>
+      </w:r>
+      <w:r>
+        <w:rPr/>
+        <w:t xml:space="preserve">, one revision per value change, each stamped at the chapter it was computed from. The full note is </w:t>
+      </w:r>
+      <w:r>
+        <w:rPr>
+          <w:rStyle w:val="SourceText"/>
+        </w:rPr>
+        <w:t>FORMAL.md</w:t>
+      </w:r>
+      <w:r>
+        <w:rPr/>
+        <w:t xml:space="preserve">; each proposition is checked on random inputs by </w:t>
+      </w:r>
+      <w:r>
+        <w:rPr>
+          <w:rStyle w:val="SourceText"/>
+        </w:rPr>
+        <w:t>test_prefix_faithfulness_algebra.py</w:t>
+      </w:r>
+      <w:r>
+        <w:rPr/>
+        <w:t xml:space="preserve"> (400 examples each) against a toy derivation. The statements that carry weight in the paper:</w:t>
       </w:r>
     </w:p>
     <w:p>
@@ -1699,13 +1350,53 @@
       </w:pPr>
       <w:r>
         <w:rPr>
-          <w:i/>
-        </w:rPr>
-        <w:t>Zep / Graphiti</w:t>
-      </w:r>
-      <w:r>
-        <w:rPr/>
-        <w:t xml:space="preserve"> (arXiv 2501.13956) keeps a bi-temporal graph whose second timeline is ingestion order; under whole-volume processing ingestion time is constant, so reader-knowledge time must come from evidence position, which is the quantity audited here.</w:t>
+          <w:b/>
+        </w:rPr>
+        <w:t>P1 (screen).</w:t>
+      </w:r>
+      <w:r>
+        <w:rPr/>
+        <w:t xml:space="preserve"> If </w:t>
+      </w:r>
+      <w:r>
+        <w:rPr>
+          <w:rStyle w:val="SourceText"/>
+        </w:rPr>
+        <w:t>R</w:t>
+      </w:r>
+      <w:r>
+        <w:rPr/>
+        <w:t xml:space="preserve"> is a certificate then </w:t>
+      </w:r>
+      <w:r>
+        <w:rPr>
+          <w:rStyle w:val="SourceText"/>
+        </w:rPr>
+        <w:t>r_k = r_n</w:t>
+      </w:r>
+      <w:r>
+        <w:rPr/>
+        <w:t xml:space="preserve"> for every </w:t>
+      </w:r>
+      <w:r>
+        <w:rPr>
+          <w:rStyle w:val="SourceText"/>
+        </w:rPr>
+        <w:t>k &gt;= H</w:t>
+      </w:r>
+      <w:r>
+        <w:rPr/>
+        <w:t xml:space="preserve">, so all divergence lies in the exposure window </w:t>
+      </w:r>
+      <w:r>
+        <w:rPr>
+          <w:rStyle w:val="SourceText"/>
+        </w:rPr>
+        <w:t>k &lt; H</w:t>
+      </w:r>
+      <w:r>
+        <w:rPr/>
+        <w:t>. The screen's soundness is exactly the claim that the hand-derived read set is a certificate, which is the unverified assumption in the audit.</w:t>
       </w:r>
     </w:p>
     <w:p>
@@ -1726,13 +1417,43 @@
       </w:pPr>
       <w:r>
         <w:rPr>
-          <w:i/>
-        </w:rPr>
-        <w:t>Spoiler-free entity information based on viewing progress</w:t>
-      </w:r>
-      <w:r>
-        <w:rPr/>
-        <w:t xml:space="preserve"> (Technical Disclosure Commons no. 8646, 2025) describes tagging facts with a progress point and filtering at query time; the description gives no check that the tags are free of later information, which is the property audited here.</w:t>
+          <w:b/>
+        </w:rPr>
+        <w:t>P3 (hiding versus doing nothing).</w:t>
+      </w:r>
+      <w:r>
+        <w:rPr/>
+        <w:t xml:space="preserve"> With </w:t>
+      </w:r>
+      <w:r>
+        <w:rPr>
+          <w:rStyle w:val="SourceText"/>
+        </w:rPr>
+        <w:t>A = #{k &lt; H : r_k = u}</w:t>
+      </w:r>
+      <w:r>
+        <w:rPr/>
+        <w:t xml:space="preserve"> and </w:t>
+      </w:r>
+      <w:r>
+        <w:rPr>
+          <w:rStyle w:val="SourceText"/>
+        </w:rPr>
+        <w:t>B = #{k &lt; H : r_k = r_n}</w:t>
+      </w:r>
+      <w:r>
+        <w:rPr/>
+        <w:t xml:space="preserve">, hide-only minus status quo equals </w:t>
+      </w:r>
+      <w:r>
+        <w:rPr>
+          <w:rStyle w:val="SourceText"/>
+        </w:rPr>
+        <w:t>B - A</w:t>
+      </w:r>
+      <w:r>
+        <w:rPr/>
+        <w:t>. Hiding beats doing nothing only if fewer in-window prefixes already hold the final value than hold the neutral one. It is a property of the data, not of the idea.</w:t>
       </w:r>
     </w:p>
     <w:p>
@@ -1753,13 +1474,177 @@
       </w:pPr>
       <w:r>
         <w:rPr>
-          <w:i/>
-        </w:rPr>
-        <w:t>Kindle "Ask this Book"</w:t>
-      </w:r>
-      <w:r>
-        <w:rPr/>
-        <w:t xml:space="preserve"> answers up to the reader's position; the product page describes neither how answers are limited nor how that is tested, and absence on a marketing page is not absence in the product.</w:t>
+          <w:b/>
+        </w:rPr>
+        <w:t>P4 and P5 (versioning, and the trade-off).</w:t>
+      </w:r>
+      <w:r>
+        <w:rPr/>
+        <w:t xml:space="preserve"> </w:t>
+      </w:r>
+      <w:r>
+        <w:rPr>
+          <w:rStyle w:val="SourceText"/>
+        </w:rPr>
+        <w:t>s_k = r_k</w:t>
+      </w:r>
+      <w:r>
+        <w:rPr/>
+        <w:t xml:space="preserve"> has divergence 0 for every </w:t>
+      </w:r>
+      <w:r>
+        <w:rPr>
+          <w:rStyle w:val="SourceText"/>
+        </w:rPr>
+        <w:t>D</w:t>
+      </w:r>
+      <w:r>
+        <w:rPr/>
+        <w:t xml:space="preserve"> and is the unique policy with that property; any policy that recomputes nothing and serves no value from beyond </w:t>
+      </w:r>
+      <w:r>
+        <w:rPr>
+          <w:rStyle w:val="SourceText"/>
+        </w:rPr>
+        <w:t>k</w:t>
+      </w:r>
+      <w:r>
+        <w:rPr/>
+        <w:t xml:space="preserve"> pays a loss wherever it serves </w:t>
+      </w:r>
+      <w:r>
+        <w:rPr>
+          <w:rStyle w:val="SourceText"/>
+        </w:rPr>
+        <w:t>s_k != r_k</w:t>
+      </w:r>
+      <w:r>
+        <w:rPr/>
+        <w:t>, so only the recomputing policy sits at zero leaks and zero losses.</w:t>
+      </w:r>
+    </w:p>
+    <w:p>
+      <w:pPr>
+        <w:pStyle w:val="BodyText"/>
+        <w:numPr>
+          <w:ilvl w:val="0"/>
+          <w:numId w:val="4"/>
+        </w:numPr>
+        <w:tabs>
+          <w:tab w:val="clear" w:pos="1134"/>
+          <w:tab w:val="left" w:pos="709" w:leader="none"/>
+        </w:tabs>
+        <w:bidi w:val="0"/>
+        <w:spacing w:before="0" w:after="0"/>
+        <w:ind w:hanging="283" w:left="709"/>
+        <w:rPr/>
+      </w:pPr>
+      <w:r>
+        <w:rPr>
+          <w:b/>
+        </w:rPr>
+        <w:t>P6 (the guarantee belongs to the policy).</w:t>
+      </w:r>
+      <w:r>
+        <w:rPr/>
+        <w:t xml:space="preserve"> The versioned policy has divergence 0 whatever </w:t>
+      </w:r>
+      <w:r>
+        <w:rPr>
+          <w:rStyle w:val="SourceText"/>
+        </w:rPr>
+        <w:t>D</w:t>
+      </w:r>
+      <w:r>
+        <w:rPr/>
+        <w:t xml:space="preserve"> is, provided </w:t>
+      </w:r>
+      <w:r>
+        <w:rPr>
+          <w:rStyle w:val="SourceText"/>
+        </w:rPr>
+        <w:t>D</w:t>
+      </w:r>
+      <w:r>
+        <w:rPr/>
+        <w:t xml:space="preserve"> reads only the prefix at each cut. Faithfulness and correctness are separate axes: the repaired build is exactly as correct as </w:t>
+      </w:r>
+      <w:r>
+        <w:rPr>
+          <w:rStyle w:val="SourceText"/>
+        </w:rPr>
+        <w:t>D</w:t>
+      </w:r>
+      <w:r>
+        <w:rPr/>
+        <w:t xml:space="preserve"> is on prefixes.</w:t>
+      </w:r>
+    </w:p>
+    <w:p>
+      <w:pPr>
+        <w:pStyle w:val="BodyText"/>
+        <w:numPr>
+          <w:ilvl w:val="0"/>
+          <w:numId w:val="4"/>
+        </w:numPr>
+        <w:tabs>
+          <w:tab w:val="clear" w:pos="1134"/>
+          <w:tab w:val="left" w:pos="709" w:leader="none"/>
+        </w:tabs>
+        <w:bidi w:val="0"/>
+        <w:spacing w:before="0" w:after="0"/>
+        <w:ind w:hanging="283" w:left="709"/>
+        <w:rPr/>
+      </w:pPr>
+      <w:r>
+        <w:rPr>
+          <w:b/>
+        </w:rPr>
+        <w:t>P7 (gates).</w:t>
+      </w:r>
+      <w:r>
+        <w:rPr/>
+        <w:t xml:space="preserve"> If a derivation calls an expensive reader iff a monotone predicate </w:t>
+      </w:r>
+      <w:r>
+        <w:rPr>
+          <w:rStyle w:val="SourceText"/>
+        </w:rPr>
+        <w:t>g</w:t>
+      </w:r>
+      <w:r>
+        <w:rPr/>
+        <w:t xml:space="preserve"> of the evidence holds, then evaluating </w:t>
+      </w:r>
+      <w:r>
+        <w:rPr>
+          <w:rStyle w:val="SourceText"/>
+        </w:rPr>
+        <w:t>g</w:t>
+      </w:r>
+      <w:r>
+        <w:rPr/>
+        <w:t xml:space="preserve"> on the whole volume makes the builds disagree exactly on the class where </w:t>
+      </w:r>
+      <w:r>
+        <w:rPr>
+          <w:rStyle w:val="SourceText"/>
+        </w:rPr>
+        <w:t>g</w:t>
+      </w:r>
+      <w:r>
+        <w:rPr/>
+        <w:t xml:space="preserve"> is false on the prefix and true on the whole; evaluating </w:t>
+      </w:r>
+      <w:r>
+        <w:rPr>
+          <w:rStyle w:val="SourceText"/>
+        </w:rPr>
+        <w:t>g</w:t>
+      </w:r>
+      <w:r>
+        <w:rPr/>
+        <w:t xml:space="preserve"> on the prefix empties that class.</w:t>
       </w:r>
     </w:p>
     <w:p>
@@ -1779,38 +1664,274 @@
       </w:pPr>
       <w:r>
         <w:rPr>
-          <w:i/>
-        </w:rPr>
-        <w:t>NarraWorld</w:t>
-      </w:r>
-      <w:r>
-        <w:rPr/>
-        <w:t xml:space="preserve"> (arXiv 2609.32401) and </w:t>
-      </w:r>
-      <w:r>
-        <w:rPr>
-          <w:i/>
-        </w:rPr>
-        <w:t>Narrative World Model</w:t>
-      </w:r>
-      <w:r>
-        <w:rPr/>
-        <w:t xml:space="preserve"> (arXiv 2607.05577) model disclosure and reveal order as design axes; neither measures whether a derived fact's stamp or a model's answer respects it.</w:t>
+          <w:b/>
+        </w:rPr>
+        <w:t>P8 (fallbacks), as amended.</w:t>
+      </w:r>
+      <w:r>
+        <w:rPr/>
+        <w:t xml:space="preserve"> A fallback </w:t>
+      </w:r>
+      <w:r>
+        <w:rPr>
+          <w:rStyle w:val="SourceText"/>
+        </w:rPr>
+        <w:t>F</w:t>
+      </w:r>
+      <w:r>
+        <w:rPr/>
+        <w:t xml:space="preserve"> used only when the base derivation is silent leaves every served base value unchanged. This holds only if the fallback fills </w:t>
+      </w:r>
+      <w:r>
+        <w:rPr>
+          <w:rStyle w:val="SourceText"/>
+        </w:rPr>
+        <w:t>unknown</w:t>
+      </w:r>
+      <w:r>
+        <w:rPr/>
+        <w:t xml:space="preserve"> and never outranks an existing value; the cue as first implemented outranked an honorific, and Section 5 reports the case where that mattered.</w:t>
       </w:r>
     </w:p>
     <w:p>
       <w:pPr>
         <w:pStyle w:val="BodyText"/>
         <w:bidi w:val="0"/>
+        <w:rPr/>
+      </w:pPr>
+      <w:r>
         <w:rPr>
           <w:b/>
         </w:rPr>
-      </w:pPr>
+        <w:t>Not claimed.</w:t>
+      </w:r>
+      <w:r>
+        <w:rPr/>
+        <w:t xml:space="preserve"> That this is new mathematics (it is elementary) or that "max over inputs" is new (it is point-in-time correctness). The note exists to make the measured trade-off a checkable proposition, including the one result that is easy to get wrong: P3 explains why hiding exposed facts can be worse than the defect.</w:t>
+      </w:r>
+    </w:p>
+    <w:p>
+      <w:pPr>
+        <w:pStyle w:val="BodyText"/>
+        <w:bidi w:val="0"/>
+        <w:rPr/>
+      </w:pPr>
+      <w:r>
+        <w:rPr/>
+        <w:t>The read-set table that P1 depends on, listed above as the audit's unverified assumption, is now property-tested on the real deterministic derivation rather than the toy (</w:t>
+      </w:r>
+      <w:r>
+        <w:rPr>
+          <w:rStyle w:val="SourceText"/>
+        </w:rPr>
+        <w:t>test_prefix_faithfulness_readset.py</w:t>
+      </w:r>
+      <w:r>
+        <w:rPr/>
+        <w:t xml:space="preserve">, 400 examples per property): gender, age band, register and archetype never move when every whole-volume input (mention count, prominence, dialogue count) varies with the windowed evidence held fixed, and </w:t>
+      </w:r>
+      <w:r>
+        <w:rPr>
+          <w:rStyle w:val="SourceText"/>
+        </w:rPr>
+        <w:t>big_five</w:t>
+      </w:r>
+      <w:r>
+        <w:rPr/>
+        <w:t xml:space="preserve"> reads the whole-volume count only when there is dialogue, a dependency that is real (one fixed example moves it). The body-split and model paths are not covered.</w:t>
+      </w:r>
+    </w:p>
+    <w:p>
+      <w:pPr>
+        <w:pStyle w:val="Heading3"/>
+        <w:bidi w:val="0"/>
+        <w:rPr/>
+      </w:pPr>
+      <w:r>
+        <w:rPr/>
+        <w:t>3.3 What each test can see: content leaks, selection leaks and two oracles</w:t>
+      </w:r>
+    </w:p>
+    <w:p>
+      <w:pPr>
+        <w:pStyle w:val="BodyText"/>
+        <w:bidi w:val="0"/>
+        <w:rPr/>
+      </w:pPr>
+      <w:r>
+        <w:rPr/>
+        <w:t xml:space="preserve">Write a position-aware system as </w:t>
+      </w:r>
+      <w:r>
+        <w:rPr>
+          <w:rStyle w:val="SourceText"/>
+        </w:rPr>
+        <w:t>S(x, c) = G(sel(I(x), c))</w:t>
+      </w:r>
+      <w:r>
+        <w:rPr/>
+        <w:t xml:space="preserve">: an index </w:t>
+      </w:r>
+      <w:r>
+        <w:rPr>
+          <w:rStyle w:val="SourceText"/>
+        </w:rPr>
+        <w:t>I</w:t>
+      </w:r>
+      <w:r>
+        <w:rPr/>
+        <w:t xml:space="preserve"> built from the volume, a selector that picks what is served at </w:t>
+      </w:r>
+      <w:r>
+        <w:rPr>
+          <w:rStyle w:val="SourceText"/>
+        </w:rPr>
+        <w:t>c</w:t>
+      </w:r>
+      <w:r>
+        <w:rPr/>
+        <w:t xml:space="preserve">, and a generator </w:t>
+      </w:r>
+      <w:r>
+        <w:rPr>
+          <w:rStyle w:val="SourceText"/>
+        </w:rPr>
+        <w:t>G</w:t>
+      </w:r>
+      <w:r>
+        <w:rPr/>
+        <w:t xml:space="preserve">. Two kinds of input-channel leak follow from where the suffix enters. In a </w:t>
+      </w:r>
       <w:r>
         <w:rPr>
           <w:b/>
         </w:rPr>
-        <w:t>Memorisation and renaming controls (Channel 1).</w:t>
+        <w:t>content leak</w:t>
+      </w:r>
+      <w:r>
+        <w:rPr/>
+        <w:t xml:space="preserve"> text derived from </w:t>
+      </w:r>
+      <w:r>
+        <w:rPr>
+          <w:rStyle w:val="SourceText"/>
+        </w:rPr>
+        <w:t>x_{&gt;c}</w:t>
+      </w:r>
+      <w:r>
+        <w:rPr/>
+        <w:t xml:space="preserve"> reaches </w:t>
+      </w:r>
+      <w:r>
+        <w:rPr>
+          <w:rStyle w:val="SourceText"/>
+        </w:rPr>
+        <w:t>G</w:t>
+      </w:r>
+      <w:r>
+        <w:rPr/>
+        <w:t xml:space="preserve"> (a whole-volume card). In a </w:t>
+      </w:r>
+      <w:r>
+        <w:rPr>
+          <w:b/>
+        </w:rPr>
+        <w:t>selection leak</w:t>
+      </w:r>
+      <w:r>
+        <w:rPr/>
+        <w:t xml:space="preserve"> everything </w:t>
+      </w:r>
+      <w:r>
+        <w:rPr>
+          <w:rStyle w:val="SourceText"/>
+        </w:rPr>
+        <w:t>G</w:t>
+      </w:r>
+      <w:r>
+        <w:rPr/>
+        <w:t xml:space="preserve"> receives is from </w:t>
+      </w:r>
+      <w:r>
+        <w:rPr>
+          <w:rStyle w:val="SourceText"/>
+        </w:rPr>
+        <w:t>x_{&lt;=c}</w:t>
+      </w:r>
+      <w:r>
+        <w:rPr/>
+        <w:t xml:space="preserve">, but </w:t>
+      </w:r>
+      <w:r>
+        <w:rPr>
+          <w:i/>
+        </w:rPr>
+        <w:t>which</w:t>
+      </w:r>
+      <w:r>
+        <w:rPr/>
+        <w:t xml:space="preserve"> prefix items are chosen depends on </w:t>
+      </w:r>
+      <w:r>
+        <w:rPr>
+          <w:rStyle w:val="SourceText"/>
+        </w:rPr>
+        <w:t>x_{&gt;c}</w:t>
+      </w:r>
+      <w:r>
+        <w:rPr/>
+        <w:t xml:space="preserve"> (a whole-volume entity merge decides which prefix passages belong to the alias; EchoTales' prominence gate decides which reader runs, P7). Position filtering of served items passes both.</w:t>
+      </w:r>
+    </w:p>
+    <w:p>
+      <w:pPr>
+        <w:pStyle w:val="BodyText"/>
+        <w:bidi w:val="0"/>
+        <w:rPr/>
+      </w:pPr>
+      <w:r>
+        <w:rPr/>
+        <w:t xml:space="preserve">A </w:t>
+      </w:r>
+      <w:r>
+        <w:rPr>
+          <w:b/>
+        </w:rPr>
+        <w:t>suffix canary test</w:t>
+      </w:r>
+      <w:r>
+        <w:rPr/>
+        <w:t xml:space="preserve"> replaces tokens after </w:t>
+      </w:r>
+      <w:r>
+        <w:rPr>
+          <w:rStyle w:val="SourceText"/>
+        </w:rPr>
+        <w:t>c</w:t>
+      </w:r>
+      <w:r>
+        <w:rPr/>
+        <w:t xml:space="preserve"> only with fresh invented tokens and checks whether the output at </w:t>
+      </w:r>
+      <w:r>
+        <w:rPr>
+          <w:rStyle w:val="SourceText"/>
+        </w:rPr>
+        <w:t>c</w:t>
+      </w:r>
+      <w:r>
+        <w:rPr/>
+        <w:t xml:space="preserve"> contains one. FORMAL P9 to P11 (checked on toy systems by </w:t>
+      </w:r>
+      <w:r>
+        <w:rPr>
+          <w:rStyle w:val="SourceText"/>
+        </w:rPr>
+        <w:t>test_reader_faithfulness_canaries.py</w:t>
+      </w:r>
+      <w:r>
+        <w:rPr/>
+        <w:t>):</w:t>
       </w:r>
     </w:p>
     <w:p>
@@ -1831,13 +1952,23 @@
       </w:pPr>
       <w:r>
         <w:rPr>
-          <w:i/>
-        </w:rPr>
-        <w:t>Jiang and Ferraro</w:t>
-      </w:r>
-      <w:r>
-        <w:rPr/>
-        <w:t xml:space="preserve"> (arXiv 2412.14368) use name replacement as a memorisation control on character-story tasks including coreference; they have no chapter prefix and no disclosure time, so premature identity naming is not measured.</w:t>
+          <w:b/>
+        </w:rPr>
+        <w:t>P9.</w:t>
+      </w:r>
+      <w:r>
+        <w:rPr/>
+        <w:t xml:space="preserve"> A canary hit always means the system is not reader-faithful: the token exists only in the suffix and no model can remember it, so the oracle is a string match with no false positives, no judge, no renaming and no memory explanation, and it needs only black-box access (upload a modified book, ask at </w:t>
+      </w:r>
+      <w:r>
+        <w:rPr>
+          <w:rStyle w:val="SourceText"/>
+        </w:rPr>
+        <w:t>c</w:t>
+      </w:r>
+      <w:r>
+        <w:rPr/>
+        <w:t>).</w:t>
       </w:r>
     </w:p>
     <w:p>
@@ -1858,40 +1989,13 @@
       </w:pPr>
       <w:r>
         <w:rPr>
-          <w:i/>
-        </w:rPr>
-        <w:t>SynthWorlds</w:t>
-      </w:r>
-      <w:r>
-        <w:rPr/>
-        <w:t xml:space="preserve"> (ICLR 2026) separates knowledge from reasoning by renaming with a rename-leak audit on encyclopedic QA; it is not fiction and has no alias-to-identity task.</w:t>
-      </w:r>
-    </w:p>
-    <w:p>
-      <w:pPr>
-        <w:pStyle w:val="BodyText"/>
-        <w:numPr>
-          <w:ilvl w:val="0"/>
-          <w:numId w:val="5"/>
-        </w:numPr>
-        <w:tabs>
-          <w:tab w:val="clear" w:pos="1134"/>
-          <w:tab w:val="left" w:pos="709" w:leader="none"/>
-        </w:tabs>
-        <w:bidi w:val="0"/>
-        <w:spacing w:before="0" w:after="0"/>
-        <w:ind w:hanging="283" w:left="709"/>
-        <w:rPr/>
-      </w:pPr>
-      <w:r>
-        <w:rPr>
-          <w:i/>
-        </w:rPr>
-        <w:t>TimeChara</w:t>
-      </w:r>
-      <w:r>
-        <w:rPr/>
-        <w:t xml:space="preserve"> (Findings of ACL 2024) shows models hold novel plots in parametric memory and that a context cutoff does not stop future leakage in role-play; it exploits the leakage and does not control or quantify it for identity linking.</w:t>
+          <w:b/>
+        </w:rPr>
+        <w:t>P10.</w:t>
+      </w:r>
+      <w:r>
+        <w:rPr/>
+        <w:t xml:space="preserve"> A selection-only system never fires a canary, whatever it does with the suffix, and the substitution can even remove the leak it tests for (a resolver that linked the alias to the identity's prefix name through the reveal cannot link a canary name).</w:t>
       </w:r>
     </w:p>
     <w:p>
@@ -1911,19 +2015,92 @@
       </w:pPr>
       <w:r>
         <w:rPr>
+          <w:b/>
+        </w:rPr>
+        <w:t>P11.</w:t>
+      </w:r>
+      <w:r>
+        <w:rPr/>
+        <w:t xml:space="preserve"> Truncate-and-rebuild detects both kinds of </w:t>
+      </w:r>
+      <w:r>
+        <w:rPr>
           <w:i/>
         </w:rPr>
-        <w:t>KoCoNovel</w:t>
-      </w:r>
-      <w:r>
-        <w:rPr/>
-        <w:t xml:space="preserve"> (LREC-COLING 2024) provides reader-view and omniscient-view coreference labels on 50 public-domain Korean novels; dual labels are not new, and it runs no LLM and no leakage control.</w:t>
+        <w:t>divergence</w:t>
+      </w:r>
+      <w:r>
+        <w:rPr/>
+        <w:t xml:space="preserve"> (the served value differs from what a prefix build serves), but on free-text outputs it needs an equivalence judgement (a judge model) unless the system is deterministic. It is still one comparison against one other volume, so it misses dependence on the suffix whenever this book's suffix happens to agree with its prefix; a </w:t>
+      </w:r>
+      <w:r>
+        <w:rPr>
+          <w:b/>
+        </w:rPr>
+        <w:t>counterfactual suffix</w:t>
+      </w:r>
+      <w:r>
+        <w:rPr/>
+        <w:t xml:space="preserve"> (change only what comes after </w:t>
+      </w:r>
+      <w:r>
+        <w:rPr>
+          <w:rStyle w:val="SourceText"/>
+        </w:rPr>
+        <w:t>c</w:t>
+      </w:r>
+      <w:r>
+        <w:rPr/>
+        <w:t>, compare) tests dependence directly and works on closed-vocabulary outputs. Canaries are the judge-free special case for free text and are complete only for content leaks. A black-box audit needs more than one of these, and no single pass is a certificate.</w:t>
       </w:r>
     </w:p>
     <w:p>
       <w:pPr>
         <w:pStyle w:val="BodyText"/>
         <w:bidi w:val="0"/>
+        <w:rPr/>
+      </w:pPr>
+      <w:r>
+        <w:rPr/>
+        <w:t>Section 5.4 measures dependence with a counterfactual suffix on the deployed graph (twice the divergence); Section 7.9 measures content leaks with canaries on every event; Section 7.10 measures a selection leak that canaries cannot see.</w:t>
+      </w:r>
+    </w:p>
+    <w:p>
+      <w:pPr>
+        <w:pStyle w:val="HorizontalLine"/>
+        <w:bidi w:val="0"/>
+        <w:rPr/>
+      </w:pPr>
+      <w:r>
+        <w:rPr/>
+      </w:r>
+    </w:p>
+    <w:p>
+      <w:pPr>
+        <w:pStyle w:val="Heading2"/>
+        <w:bidi w:val="0"/>
+        <w:rPr/>
+      </w:pPr>
+      <w:r>
+        <w:rPr/>
+        <w:t>4. Related work</w:t>
+      </w:r>
+    </w:p>
+    <w:p>
+      <w:pPr>
+        <w:pStyle w:val="BodyText"/>
+        <w:bidi w:val="0"/>
+        <w:rPr/>
+      </w:pPr>
+      <w:r>
+        <w:rPr/>
+        <w:t>One sentence per closest paper on what it does and how this work differs. Verification status is in the note after the list.</w:t>
+      </w:r>
+    </w:p>
+    <w:p>
+      <w:pPr>
+        <w:pStyle w:val="BodyText"/>
+        <w:bidi w:val="0"/>
         <w:rPr>
           <w:b/>
         </w:rPr>
@@ -1932,7 +2109,7 @@
         <w:rPr>
           <w:b/>
         </w:rPr>
-        <w:t>Look-ahead and point-in-time rules in other fields.</w:t>
+        <w:t>Position-aware assistants and temporal graphs.</w:t>
       </w:r>
     </w:p>
     <w:p>
@@ -1955,11 +2132,11 @@
         <w:rPr>
           <w:i/>
         </w:rPr>
-        <w:t>Look-ahead bias in LLM backtesting</w:t>
-      </w:r>
-      <w:r>
-        <w:rPr/>
-        <w:t xml:space="preserve"> (Look-Ahead-Bench, arXiv 2601.13770; claim-level leakage scoring, arXiv 2602.17234; DatedGPT, arXiv 2603.11838) states the same rule for finance, that the information set must be what was observable at decision time, and aims it at model memory and rationales, not at the knowledge-time stamp of a derived fact in a store.</w:t>
+        <w:t>Zep / Graphiti</w:t>
+      </w:r>
+      <w:r>
+        <w:rPr/>
+        <w:t xml:space="preserve"> (arXiv 2501.13956) keeps a bi-temporal graph whose second timeline is ingestion order; under whole-volume processing ingestion time is constant, so reader-knowledge time must come from evidence position, which is the quantity audited here.</w:t>
       </w:r>
     </w:p>
     <w:p>
@@ -1982,11 +2159,38 @@
         <w:rPr>
           <w:i/>
         </w:rPr>
-        <w:t>Point-in-time correctness in ML feature stores</w:t>
-      </w:r>
-      <w:r>
-        <w:rPr/>
-        <w:t xml:space="preserve"> (practitioner sources on as-of joins and backfill leakage) is the same rule and the same failure for derived features; I found no detector for it in those sources and nothing applying it to narrative or reading-position stores.</w:t>
+        <w:t>Spoiler-free entity information based on viewing progress</w:t>
+      </w:r>
+      <w:r>
+        <w:rPr/>
+        <w:t xml:space="preserve"> (Technical Disclosure Commons no. 8646, 2025) describes tagging facts with a progress point and filtering at query time; the description gives no check that the tags are free of later information, which is the property audited here.</w:t>
+      </w:r>
+    </w:p>
+    <w:p>
+      <w:pPr>
+        <w:pStyle w:val="BodyText"/>
+        <w:numPr>
+          <w:ilvl w:val="0"/>
+          <w:numId w:val="6"/>
+        </w:numPr>
+        <w:tabs>
+          <w:tab w:val="clear" w:pos="1134"/>
+          <w:tab w:val="left" w:pos="709" w:leader="none"/>
+        </w:tabs>
+        <w:bidi w:val="0"/>
+        <w:spacing w:before="0" w:after="0"/>
+        <w:ind w:hanging="283" w:left="709"/>
+        <w:rPr/>
+      </w:pPr>
+      <w:r>
+        <w:rPr>
+          <w:i/>
+        </w:rPr>
+        <w:t>Kindle "Ask this Book"</w:t>
+      </w:r>
+      <w:r>
+        <w:rPr/>
+        <w:t xml:space="preserve"> answers up to the reader's position; the product page describes neither how answers are limited nor how that is tested, and absence on a marketing page is not absence in the product.</w:t>
       </w:r>
     </w:p>
     <w:p>
@@ -2008,11 +2212,21 @@
         <w:rPr>
           <w:i/>
         </w:rPr>
-        <w:t>The Dataflow model</w:t>
-      </w:r>
-      <w:r>
-        <w:rPr/>
-        <w:t xml:space="preserve"> (Akidau et al., VLDB 2015) separates event time from processing time and emits early results revised as a watermark advances; this is the closest structural relative (the reader's position is a watermark, and the versioned repair is its accumulating-panes idea), and what it does not supply is the audit on a deployed knowledge graph, the exposure screen or the measured trade-off.</w:t>
+        <w:t>NarraWorld</w:t>
+      </w:r>
+      <w:r>
+        <w:rPr/>
+        <w:t xml:space="preserve"> (arXiv 2609.32401) and </w:t>
+      </w:r>
+      <w:r>
+        <w:rPr>
+          <w:i/>
+        </w:rPr>
+        <w:t>Narrative World Model</w:t>
+      </w:r>
+      <w:r>
+        <w:rPr/>
+        <w:t xml:space="preserve"> (arXiv 2607.05577) model disclosure and reveal order as design axes; neither measures whether a derived fact's stamp or a model's answer respects it.</w:t>
       </w:r>
     </w:p>
     <w:p>
@@ -2027,7 +2241,7 @@
         <w:rPr>
           <w:b/>
         </w:rPr>
-        <w:t>Testing and incremental resolution.</w:t>
+        <w:t>Memorisation and renaming controls (Channel 1).</w:t>
       </w:r>
     </w:p>
     <w:p>
@@ -2050,11 +2264,11 @@
         <w:rPr>
           <w:i/>
         </w:rPr>
-        <w:t>Metamorphic testing of NER and relation extraction</w:t>
-      </w:r>
-      <w:r>
-        <w:rPr/>
-        <w:t xml:space="preserve"> uses invariance relations on entity swaps and replacements without an oracle; I found nothing on truncation invariance for extraction-to-graph pipelines.</w:t>
+        <w:t>Jiang and Ferraro</w:t>
+      </w:r>
+      <w:r>
+        <w:rPr/>
+        <w:t xml:space="preserve"> (arXiv 2412.14368) use name replacement as a memorisation control on character-story tasks including coreference; they have no chapter prefix and no disclosure time, so premature identity naming is not measured.</w:t>
       </w:r>
     </w:p>
     <w:p>
@@ -2063,6 +2277,328 @@
         <w:numPr>
           <w:ilvl w:val="0"/>
           <w:numId w:val="7"/>
+        </w:numPr>
+        <w:tabs>
+          <w:tab w:val="clear" w:pos="1134"/>
+          <w:tab w:val="left" w:pos="709" w:leader="none"/>
+        </w:tabs>
+        <w:bidi w:val="0"/>
+        <w:spacing w:before="0" w:after="0"/>
+        <w:ind w:hanging="283" w:left="709"/>
+        <w:rPr/>
+      </w:pPr>
+      <w:r>
+        <w:rPr>
+          <w:i/>
+        </w:rPr>
+        <w:t>SynthWorlds</w:t>
+      </w:r>
+      <w:r>
+        <w:rPr/>
+        <w:t xml:space="preserve"> (ICLR 2026) separates knowledge from reasoning by renaming with a rename-leak audit on encyclopedic QA; it is not fiction and has no alias-to-identity task.</w:t>
+      </w:r>
+    </w:p>
+    <w:p>
+      <w:pPr>
+        <w:pStyle w:val="BodyText"/>
+        <w:numPr>
+          <w:ilvl w:val="0"/>
+          <w:numId w:val="7"/>
+        </w:numPr>
+        <w:tabs>
+          <w:tab w:val="clear" w:pos="1134"/>
+          <w:tab w:val="left" w:pos="709" w:leader="none"/>
+        </w:tabs>
+        <w:bidi w:val="0"/>
+        <w:spacing w:before="0" w:after="0"/>
+        <w:ind w:hanging="283" w:left="709"/>
+        <w:rPr/>
+      </w:pPr>
+      <w:r>
+        <w:rPr>
+          <w:i/>
+        </w:rPr>
+        <w:t>TimeChara</w:t>
+      </w:r>
+      <w:r>
+        <w:rPr/>
+        <w:t xml:space="preserve"> (Findings of ACL 2024) shows models hold novel plots in parametric memory and that a context cutoff does not stop future leakage in role-play; it exploits the leakage and does not control or quantify it for identity linking.</w:t>
+      </w:r>
+    </w:p>
+    <w:p>
+      <w:pPr>
+        <w:pStyle w:val="BodyText"/>
+        <w:numPr>
+          <w:ilvl w:val="0"/>
+          <w:numId w:val="7"/>
+        </w:numPr>
+        <w:tabs>
+          <w:tab w:val="clear" w:pos="1134"/>
+          <w:tab w:val="left" w:pos="709" w:leader="none"/>
+        </w:tabs>
+        <w:bidi w:val="0"/>
+        <w:ind w:hanging="283" w:left="709"/>
+        <w:rPr/>
+      </w:pPr>
+      <w:r>
+        <w:rPr>
+          <w:i/>
+        </w:rPr>
+        <w:t>KoCoNovel</w:t>
+      </w:r>
+      <w:r>
+        <w:rPr/>
+        <w:t xml:space="preserve"> (LREC-COLING 2024) provides reader-view and omniscient-view coreference labels on 50 public-domain Korean novels; dual labels are not new, and it runs no LLM and no leakage control.</w:t>
+      </w:r>
+    </w:p>
+    <w:p>
+      <w:pPr>
+        <w:pStyle w:val="BodyText"/>
+        <w:bidi w:val="0"/>
+        <w:rPr>
+          <w:b/>
+        </w:rPr>
+      </w:pPr>
+      <w:r>
+        <w:rPr>
+          <w:b/>
+        </w:rPr>
+        <w:t>Look-ahead and point-in-time rules in other fields.</w:t>
+      </w:r>
+    </w:p>
+    <w:p>
+      <w:pPr>
+        <w:pStyle w:val="BodyText"/>
+        <w:numPr>
+          <w:ilvl w:val="0"/>
+          <w:numId w:val="8"/>
+        </w:numPr>
+        <w:tabs>
+          <w:tab w:val="clear" w:pos="1134"/>
+          <w:tab w:val="left" w:pos="709" w:leader="none"/>
+        </w:tabs>
+        <w:bidi w:val="0"/>
+        <w:spacing w:before="0" w:after="0"/>
+        <w:ind w:hanging="283" w:left="709"/>
+        <w:rPr/>
+      </w:pPr>
+      <w:r>
+        <w:rPr>
+          <w:i/>
+        </w:rPr>
+        <w:t>Look-ahead bias in LLM backtesting</w:t>
+      </w:r>
+      <w:r>
+        <w:rPr/>
+        <w:t xml:space="preserve"> (Look-Ahead-Bench, arXiv 2601.13770; claim-level leakage scoring, arXiv 2602.17234; DatedGPT, arXiv 2603.11838) states the same rule for finance, that the information set must be what was observable at decision time, and aims it at model memory and rationales, not at the knowledge-time stamp of a derived fact in a store.</w:t>
+      </w:r>
+    </w:p>
+    <w:p>
+      <w:pPr>
+        <w:pStyle w:val="BodyText"/>
+        <w:numPr>
+          <w:ilvl w:val="0"/>
+          <w:numId w:val="8"/>
+        </w:numPr>
+        <w:tabs>
+          <w:tab w:val="clear" w:pos="1134"/>
+          <w:tab w:val="left" w:pos="709" w:leader="none"/>
+        </w:tabs>
+        <w:bidi w:val="0"/>
+        <w:spacing w:before="0" w:after="0"/>
+        <w:ind w:hanging="283" w:left="709"/>
+        <w:rPr/>
+      </w:pPr>
+      <w:r>
+        <w:rPr>
+          <w:i/>
+        </w:rPr>
+        <w:t>Point-in-time correctness in ML feature stores</w:t>
+      </w:r>
+      <w:r>
+        <w:rPr/>
+        <w:t xml:space="preserve"> (practitioner sources on as-of joins and backfill leakage) is the same rule and the same failure for derived features; I found no detector for it in those sources and nothing applying it to narrative or reading-position stores.</w:t>
+      </w:r>
+    </w:p>
+    <w:p>
+      <w:pPr>
+        <w:pStyle w:val="BodyText"/>
+        <w:numPr>
+          <w:ilvl w:val="0"/>
+          <w:numId w:val="8"/>
+        </w:numPr>
+        <w:tabs>
+          <w:tab w:val="clear" w:pos="1134"/>
+          <w:tab w:val="left" w:pos="709" w:leader="none"/>
+        </w:tabs>
+        <w:bidi w:val="0"/>
+        <w:ind w:hanging="283" w:left="709"/>
+        <w:rPr/>
+      </w:pPr>
+      <w:r>
+        <w:rPr>
+          <w:i/>
+        </w:rPr>
+        <w:t>The Dataflow model</w:t>
+      </w:r>
+      <w:r>
+        <w:rPr/>
+        <w:t xml:space="preserve"> (Akidau et al., VLDB 2015) separates event time from processing time and emits early results revised as a watermark advances; this is the closest structural relative (the reader's position is a watermark, and the versioned repair is its accumulating-panes idea), and what it does not supply is the audit on a deployed knowledge graph, the exposure screen or the measured trade-off.</w:t>
+      </w:r>
+    </w:p>
+    <w:p>
+      <w:pPr>
+        <w:pStyle w:val="BodyText"/>
+        <w:bidi w:val="0"/>
+        <w:rPr>
+          <w:b/>
+        </w:rPr>
+      </w:pPr>
+      <w:r>
+        <w:rPr>
+          <w:b/>
+        </w:rPr>
+        <w:t>Canaries and leakage tests.</w:t>
+      </w:r>
+    </w:p>
+    <w:p>
+      <w:pPr>
+        <w:pStyle w:val="BodyText"/>
+        <w:numPr>
+          <w:ilvl w:val="0"/>
+          <w:numId w:val="9"/>
+        </w:numPr>
+        <w:tabs>
+          <w:tab w:val="clear" w:pos="1134"/>
+          <w:tab w:val="left" w:pos="709" w:leader="none"/>
+        </w:tabs>
+        <w:bidi w:val="0"/>
+        <w:spacing w:before="0" w:after="0"/>
+        <w:ind w:hanging="283" w:left="709"/>
+        <w:rPr/>
+      </w:pPr>
+      <w:r>
+        <w:rPr>
+          <w:i/>
+        </w:rPr>
+        <w:t>Canary strings for memorisation</w:t>
+      </w:r>
+      <w:r>
+        <w:rPr/>
+        <w:t xml:space="preserve"> (Carlini et al., "The Secret Sharer", USENIX Security 2019) insert random secrets into training data and measure their exposure in a trained model; our canaries are inserted into the part of a volume after the reader's position and test an inference-time contract, not training-data extraction.</w:t>
+      </w:r>
+    </w:p>
+    <w:p>
+      <w:pPr>
+        <w:pStyle w:val="BodyText"/>
+        <w:numPr>
+          <w:ilvl w:val="0"/>
+          <w:numId w:val="9"/>
+        </w:numPr>
+        <w:tabs>
+          <w:tab w:val="clear" w:pos="1134"/>
+          <w:tab w:val="left" w:pos="709" w:leader="none"/>
+        </w:tabs>
+        <w:bidi w:val="0"/>
+        <w:spacing w:before="0" w:after="0"/>
+        <w:ind w:hanging="283" w:left="709"/>
+        <w:rPr/>
+      </w:pPr>
+      <w:r>
+        <w:rPr>
+          <w:i/>
+        </w:rPr>
+        <w:t>CanaryBench</w:t>
+      </w:r>
+      <w:r>
+        <w:rPr/>
+        <w:t xml:space="preserve"> (arXiv 2601.18834) plants secret strings in synthetic conversations and checks whether summaries leak them across privacy clusters; it tests cross-record privacy, not position within one document.</w:t>
+      </w:r>
+    </w:p>
+    <w:p>
+      <w:pPr>
+        <w:pStyle w:val="BodyText"/>
+        <w:numPr>
+          <w:ilvl w:val="0"/>
+          <w:numId w:val="9"/>
+        </w:numPr>
+        <w:tabs>
+          <w:tab w:val="clear" w:pos="1134"/>
+          <w:tab w:val="left" w:pos="709" w:leader="none"/>
+        </w:tabs>
+        <w:bidi w:val="0"/>
+        <w:ind w:hanging="283" w:left="709"/>
+        <w:rPr/>
+      </w:pPr>
+      <w:r>
+        <w:rPr>
+          <w:i/>
+        </w:rPr>
+        <w:t>ExAnte</w:t>
+      </w:r>
+      <w:r>
+        <w:rPr/>
+        <w:t xml:space="preserve"> (arXiv 2505.19533) and </w:t>
+      </w:r>
+      <w:r>
+        <w:rPr>
+          <w:i/>
+        </w:rPr>
+        <w:t>TimeSPEC</w:t>
+      </w:r>
+      <w:r>
+        <w:rPr/>
+        <w:t xml:space="preserve"> (arXiv 2602.17234) measure reliance on information beyond a temporal cutoff in forecasting and backtesting; they score claims against dated sources rather than planting a string after the cutoff, and they do not separate content from selection leaks.</w:t>
+      </w:r>
+    </w:p>
+    <w:p>
+      <w:pPr>
+        <w:pStyle w:val="BodyText"/>
+        <w:bidi w:val="0"/>
+        <w:rPr>
+          <w:b/>
+        </w:rPr>
+      </w:pPr>
+      <w:r>
+        <w:rPr>
+          <w:b/>
+        </w:rPr>
+        <w:t>Testing and incremental resolution.</w:t>
+      </w:r>
+    </w:p>
+    <w:p>
+      <w:pPr>
+        <w:pStyle w:val="BodyText"/>
+        <w:numPr>
+          <w:ilvl w:val="0"/>
+          <w:numId w:val="10"/>
+        </w:numPr>
+        <w:tabs>
+          <w:tab w:val="clear" w:pos="1134"/>
+          <w:tab w:val="left" w:pos="709" w:leader="none"/>
+        </w:tabs>
+        <w:bidi w:val="0"/>
+        <w:spacing w:before="0" w:after="0"/>
+        <w:ind w:hanging="283" w:left="709"/>
+        <w:rPr/>
+      </w:pPr>
+      <w:r>
+        <w:rPr>
+          <w:i/>
+        </w:rPr>
+        <w:t>Metamorphic testing of NER and relation extraction</w:t>
+      </w:r>
+      <w:r>
+        <w:rPr/>
+        <w:t xml:space="preserve"> uses invariance relations on entity swaps and replacements without an oracle; I found nothing on truncation invariance for extraction-to-graph pipelines.</w:t>
+      </w:r>
+    </w:p>
+    <w:p>
+      <w:pPr>
+        <w:pStyle w:val="BodyText"/>
+        <w:numPr>
+          <w:ilvl w:val="0"/>
+          <w:numId w:val="10"/>
         </w:numPr>
         <w:tabs>
           <w:tab w:val="clear" w:pos="1134"/>
@@ -4098,6 +4634,689 @@
     </w:p>
     <w:p>
       <w:pPr>
+        <w:pStyle w:val="Heading3"/>
+        <w:bidi w:val="0"/>
+        <w:rPr/>
+      </w:pPr>
+      <w:r>
+        <w:rPr/>
+        <w:t>5.4 Dependence, not only divergence: a counterfactual-suffix test (pre-registered, 2026-10-17)</w:t>
+      </w:r>
+    </w:p>
+    <w:p>
+      <w:pPr>
+        <w:pStyle w:val="BodyText"/>
+        <w:bidi w:val="0"/>
+        <w:rPr/>
+      </w:pPr>
+      <w:r>
+        <w:rPr/>
+        <w:t xml:space="preserve">Truncate-and-rebuild compares the full build with one other volume, the prefix. The definition (Section 3.1) quantifies over every volume with the same first </w:t>
+      </w:r>
+      <w:r>
+        <w:rPr>
+          <w:rStyle w:val="SourceText"/>
+        </w:rPr>
+        <w:t>c</w:t>
+      </w:r>
+      <w:r>
+        <w:rPr/>
+        <w:t xml:space="preserve"> chapters, so a served value that depends on later chapters but happens to agree with the prefix is scored clean. </w:t>
+      </w:r>
+      <w:r>
+        <w:rPr>
+          <w:rStyle w:val="SourceText"/>
+        </w:rPr>
+        <w:t>PREREG_COUNTERFACTUAL.md</w:t>
+      </w:r>
+      <w:r>
+        <w:rPr/>
+        <w:t xml:space="preserve"> (written before any modified build) keeps chapters </w:t>
+      </w:r>
+      <w:r>
+        <w:rPr>
+          <w:rStyle w:val="SourceText"/>
+        </w:rPr>
+        <w:t>&lt;= k</w:t>
+      </w:r>
+      <w:r>
+        <w:rPr/>
+        <w:t xml:space="preserve"> byte-identical, swaps the gendered pronouns of every later span (he and she, him and her, and so on), rebuilds the whole volume and asks whether the gender served at </w:t>
+      </w:r>
+      <w:r>
+        <w:rPr>
+          <w:rStyle w:val="SourceText"/>
+        </w:rPr>
+        <w:t>k + 0.5</w:t>
+      </w:r>
+      <w:r>
+        <w:rPr/>
+        <w:t xml:space="preserve"> moves. It needs no truncation and no labels, and it works on a closed-vocabulary output where a string canary (Section 7.9) can never appear. Source: </w:t>
+      </w:r>
+      <w:r>
+        <w:rPr>
+          <w:rStyle w:val="SourceText"/>
+        </w:rPr>
+        <w:t>data/eval/prefix_audit/counterfactual_suffix.json</w:t>
+      </w:r>
+      <w:r>
+        <w:rPr/>
+        <w:t xml:space="preserve">, </w:t>
+      </w:r>
+      <w:r>
+        <w:rPr>
+          <w:rStyle w:val="SourceText"/>
+        </w:rPr>
+        <w:t>scripts/prefix_audit/counterfactual_suffix.py</w:t>
+      </w:r>
+      <w:r>
+        <w:rPr/>
+        <w:t>; CPU, deterministic path.</w:t>
+      </w:r>
+    </w:p>
+    <w:tbl>
+      <w:tblPr>
+        <w:tblW w:w="5000" w:type="pct"/>
+        <w:jc w:val="left"/>
+        <w:tblInd w:w="45" w:type="dxa"/>
+        <w:tblLayout w:type="fixed"/>
+        <w:tblCellMar>
+          <w:top w:w="45" w:type="dxa"/>
+          <w:left w:w="45" w:type="dxa"/>
+          <w:bottom w:w="45" w:type="dxa"/>
+          <w:right w:w="45" w:type="dxa"/>
+        </w:tblCellMar>
+      </w:tblPr>
+      <w:tblGrid>
+        <w:gridCol w:w="4229"/>
+        <w:gridCol w:w="5972"/>
+        <w:gridCol w:w="1138"/>
+      </w:tblGrid>
+      <w:tr>
+        <w:trPr/>
+        <w:tc>
+          <w:tcPr>
+            <w:tcW w:w="4229" w:type="dxa"/>
+            <w:tcBorders>
+              <w:top w:val="single" w:sz="6" w:space="0" w:color="808080"/>
+              <w:left w:val="single" w:sz="6" w:space="0" w:color="808080"/>
+              <w:bottom w:val="single" w:sz="2" w:space="0" w:color="808080"/>
+              <w:right w:val="single" w:sz="6" w:space="0" w:color="808080"/>
+            </w:tcBorders>
+            <w:vAlign w:val="center"/>
+          </w:tcPr>
+          <w:p>
+            <w:pPr>
+              <w:pStyle w:val="TableHeading"/>
+              <w:suppressLineNumbers/>
+              <w:bidi w:val="0"/>
+              <w:spacing w:before="0" w:after="283"/>
+              <w:jc w:val="center"/>
+              <w:rPr/>
+            </w:pPr>
+            <w:r>
+              <w:rPr/>
+              <w:t>Quantity, original 13 cuts of the three web novels</w:t>
+            </w:r>
+          </w:p>
+        </w:tc>
+        <w:tc>
+          <w:tcPr>
+            <w:tcW w:w="5972" w:type="dxa"/>
+            <w:tcBorders>
+              <w:top w:val="single" w:sz="6" w:space="0" w:color="808080"/>
+              <w:left w:val="single" w:sz="2" w:space="0" w:color="808080"/>
+              <w:bottom w:val="single" w:sz="2" w:space="0" w:color="808080"/>
+              <w:right w:val="single" w:sz="6" w:space="0" w:color="808080"/>
+            </w:tcBorders>
+            <w:vAlign w:val="center"/>
+          </w:tcPr>
+          <w:p>
+            <w:pPr>
+              <w:pStyle w:val="TableHeading"/>
+              <w:suppressLineNumbers/>
+              <w:bidi w:val="0"/>
+              <w:spacing w:before="0" w:after="283"/>
+              <w:jc w:val="center"/>
+              <w:rPr/>
+            </w:pPr>
+            <w:r>
+              <w:rPr/>
+              <w:t>Status quo</w:t>
+            </w:r>
+          </w:p>
+        </w:tc>
+        <w:tc>
+          <w:tcPr>
+            <w:tcW w:w="1138" w:type="dxa"/>
+            <w:tcBorders>
+              <w:top w:val="single" w:sz="6" w:space="0" w:color="808080"/>
+              <w:left w:val="single" w:sz="2" w:space="0" w:color="808080"/>
+              <w:bottom w:val="single" w:sz="2" w:space="0" w:color="808080"/>
+              <w:right w:val="single" w:sz="6" w:space="0" w:color="808080"/>
+            </w:tcBorders>
+            <w:vAlign w:val="center"/>
+          </w:tcPr>
+          <w:p>
+            <w:pPr>
+              <w:pStyle w:val="TableHeading"/>
+              <w:suppressLineNumbers/>
+              <w:bidi w:val="0"/>
+              <w:spacing w:before="0" w:after="283"/>
+              <w:jc w:val="center"/>
+              <w:rPr/>
+            </w:pPr>
+            <w:r>
+              <w:rPr/>
+              <w:t>Repaired</w:t>
+            </w:r>
+          </w:p>
+        </w:tc>
+      </w:tr>
+      <w:tr>
+        <w:trPr/>
+        <w:tc>
+          <w:tcPr>
+            <w:tcW w:w="4229" w:type="dxa"/>
+            <w:tcBorders>
+              <w:left w:val="single" w:sz="6" w:space="0" w:color="808080"/>
+              <w:bottom w:val="single" w:sz="2" w:space="0" w:color="808080"/>
+              <w:right w:val="single" w:sz="6" w:space="0" w:color="808080"/>
+            </w:tcBorders>
+            <w:vAlign w:val="center"/>
+          </w:tcPr>
+          <w:p>
+            <w:pPr>
+              <w:pStyle w:val="TableContents"/>
+              <w:bidi w:val="0"/>
+              <w:spacing w:before="0" w:after="283"/>
+              <w:rPr/>
+            </w:pPr>
+            <w:r>
+              <w:rPr/>
+              <w:t>Gender character-cuts scored by both oracles</w:t>
+            </w:r>
+          </w:p>
+        </w:tc>
+        <w:tc>
+          <w:tcPr>
+            <w:tcW w:w="5972" w:type="dxa"/>
+            <w:tcBorders>
+              <w:left w:val="single" w:sz="2" w:space="0" w:color="808080"/>
+              <w:bottom w:val="single" w:sz="2" w:space="0" w:color="808080"/>
+              <w:right w:val="single" w:sz="6" w:space="0" w:color="808080"/>
+            </w:tcBorders>
+            <w:vAlign w:val="center"/>
+          </w:tcPr>
+          <w:p>
+            <w:pPr>
+              <w:pStyle w:val="TableContents"/>
+              <w:bidi w:val="0"/>
+              <w:spacing w:before="0" w:after="283"/>
+              <w:rPr/>
+            </w:pPr>
+            <w:r>
+              <w:rPr/>
+              <w:t>289</w:t>
+            </w:r>
+          </w:p>
+        </w:tc>
+        <w:tc>
+          <w:tcPr>
+            <w:tcW w:w="1138" w:type="dxa"/>
+            <w:tcBorders>
+              <w:left w:val="single" w:sz="2" w:space="0" w:color="808080"/>
+              <w:bottom w:val="single" w:sz="2" w:space="0" w:color="808080"/>
+              <w:right w:val="single" w:sz="6" w:space="0" w:color="808080"/>
+            </w:tcBorders>
+            <w:vAlign w:val="center"/>
+          </w:tcPr>
+          <w:p>
+            <w:pPr>
+              <w:pStyle w:val="TableContents"/>
+              <w:bidi w:val="0"/>
+              <w:spacing w:before="0" w:after="283"/>
+              <w:rPr/>
+            </w:pPr>
+            <w:r>
+              <w:rPr/>
+              <w:t>296 compared</w:t>
+            </w:r>
+          </w:p>
+        </w:tc>
+      </w:tr>
+      <w:tr>
+        <w:trPr/>
+        <w:tc>
+          <w:tcPr>
+            <w:tcW w:w="4229" w:type="dxa"/>
+            <w:tcBorders>
+              <w:left w:val="single" w:sz="6" w:space="0" w:color="808080"/>
+              <w:bottom w:val="single" w:sz="2" w:space="0" w:color="808080"/>
+              <w:right w:val="single" w:sz="6" w:space="0" w:color="808080"/>
+            </w:tcBorders>
+            <w:vAlign w:val="center"/>
+          </w:tcPr>
+          <w:p>
+            <w:pPr>
+              <w:pStyle w:val="TableContents"/>
+              <w:bidi w:val="0"/>
+              <w:spacing w:before="0" w:after="283"/>
+              <w:rPr/>
+            </w:pPr>
+            <w:r>
+              <w:rPr/>
+              <w:t>Diverge under truncate-and-rebuild</w:t>
+            </w:r>
+          </w:p>
+        </w:tc>
+        <w:tc>
+          <w:tcPr>
+            <w:tcW w:w="5972" w:type="dxa"/>
+            <w:tcBorders>
+              <w:left w:val="single" w:sz="2" w:space="0" w:color="808080"/>
+              <w:bottom w:val="single" w:sz="2" w:space="0" w:color="808080"/>
+              <w:right w:val="single" w:sz="6" w:space="0" w:color="808080"/>
+            </w:tcBorders>
+            <w:vAlign w:val="center"/>
+          </w:tcPr>
+          <w:p>
+            <w:pPr>
+              <w:pStyle w:val="TableContents"/>
+              <w:bidi w:val="0"/>
+              <w:spacing w:before="0" w:after="283"/>
+              <w:rPr/>
+            </w:pPr>
+            <w:r>
+              <w:rPr/>
+              <w:t>23 (8.0%)</w:t>
+            </w:r>
+          </w:p>
+        </w:tc>
+        <w:tc>
+          <w:tcPr>
+            <w:tcW w:w="1138" w:type="dxa"/>
+            <w:tcBorders>
+              <w:left w:val="single" w:sz="2" w:space="0" w:color="808080"/>
+              <w:bottom w:val="single" w:sz="2" w:space="0" w:color="808080"/>
+              <w:right w:val="single" w:sz="6" w:space="0" w:color="808080"/>
+            </w:tcBorders>
+            <w:vAlign w:val="center"/>
+          </w:tcPr>
+          <w:p>
+            <w:pPr>
+              <w:pStyle w:val="TableContents"/>
+              <w:bidi w:val="0"/>
+              <w:spacing w:before="0" w:after="283"/>
+              <w:rPr/>
+            </w:pPr>
+            <w:r>
+              <w:rPr/>
+              <w:t>0</w:t>
+            </w:r>
+          </w:p>
+        </w:tc>
+      </w:tr>
+      <w:tr>
+        <w:trPr/>
+        <w:tc>
+          <w:tcPr>
+            <w:tcW w:w="4229" w:type="dxa"/>
+            <w:tcBorders>
+              <w:left w:val="single" w:sz="6" w:space="0" w:color="808080"/>
+              <w:bottom w:val="single" w:sz="2" w:space="0" w:color="808080"/>
+              <w:right w:val="single" w:sz="6" w:space="0" w:color="808080"/>
+            </w:tcBorders>
+            <w:vAlign w:val="center"/>
+          </w:tcPr>
+          <w:p>
+            <w:pPr>
+              <w:pStyle w:val="TableContents"/>
+              <w:bidi w:val="0"/>
+              <w:spacing w:before="0" w:after="283"/>
+              <w:rPr/>
+            </w:pPr>
+            <w:r>
+              <w:rPr/>
+              <w:t>Depend on the suffix (served value moves when only the suffix changes)</w:t>
+            </w:r>
+          </w:p>
+        </w:tc>
+        <w:tc>
+          <w:tcPr>
+            <w:tcW w:w="5972" w:type="dxa"/>
+            <w:tcBorders>
+              <w:left w:val="single" w:sz="2" w:space="0" w:color="808080"/>
+              <w:bottom w:val="single" w:sz="2" w:space="0" w:color="808080"/>
+              <w:right w:val="single" w:sz="6" w:space="0" w:color="808080"/>
+            </w:tcBorders>
+            <w:vAlign w:val="center"/>
+          </w:tcPr>
+          <w:p>
+            <w:pPr>
+              <w:pStyle w:val="TableContents"/>
+              <w:bidi w:val="0"/>
+              <w:spacing w:before="0" w:after="283"/>
+              <w:rPr>
+                <w:b/>
+              </w:rPr>
+            </w:pPr>
+            <w:r>
+              <w:rPr>
+                <w:b/>
+              </w:rPr>
+              <w:t>47 (16.3%)</w:t>
+            </w:r>
+          </w:p>
+        </w:tc>
+        <w:tc>
+          <w:tcPr>
+            <w:tcW w:w="1138" w:type="dxa"/>
+            <w:tcBorders>
+              <w:left w:val="single" w:sz="2" w:space="0" w:color="808080"/>
+              <w:bottom w:val="single" w:sz="2" w:space="0" w:color="808080"/>
+              <w:right w:val="single" w:sz="6" w:space="0" w:color="808080"/>
+            </w:tcBorders>
+            <w:vAlign w:val="center"/>
+          </w:tcPr>
+          <w:p>
+            <w:pPr>
+              <w:pStyle w:val="TableContents"/>
+              <w:bidi w:val="0"/>
+              <w:spacing w:before="0" w:after="283"/>
+              <w:rPr>
+                <w:b/>
+              </w:rPr>
+            </w:pPr>
+            <w:r>
+              <w:rPr>
+                <w:b/>
+              </w:rPr>
+              <w:t>0</w:t>
+            </w:r>
+          </w:p>
+        </w:tc>
+      </w:tr>
+      <w:tr>
+        <w:trPr/>
+        <w:tc>
+          <w:tcPr>
+            <w:tcW w:w="4229" w:type="dxa"/>
+            <w:tcBorders>
+              <w:left w:val="single" w:sz="6" w:space="0" w:color="808080"/>
+              <w:bottom w:val="single" w:sz="2" w:space="0" w:color="808080"/>
+              <w:right w:val="single" w:sz="6" w:space="0" w:color="808080"/>
+            </w:tcBorders>
+            <w:vAlign w:val="center"/>
+          </w:tcPr>
+          <w:p>
+            <w:pPr>
+              <w:pStyle w:val="TableContents"/>
+              <w:bidi w:val="0"/>
+              <w:spacing w:before="0" w:after="283"/>
+              <w:rPr/>
+            </w:pPr>
+            <w:r>
+              <w:rPr/>
+              <w:t>of which also diverge</w:t>
+            </w:r>
+          </w:p>
+        </w:tc>
+        <w:tc>
+          <w:tcPr>
+            <w:tcW w:w="5972" w:type="dxa"/>
+            <w:tcBorders>
+              <w:left w:val="single" w:sz="2" w:space="0" w:color="808080"/>
+              <w:bottom w:val="single" w:sz="2" w:space="0" w:color="808080"/>
+              <w:right w:val="single" w:sz="6" w:space="0" w:color="808080"/>
+            </w:tcBorders>
+            <w:vAlign w:val="center"/>
+          </w:tcPr>
+          <w:p>
+            <w:pPr>
+              <w:pStyle w:val="TableContents"/>
+              <w:bidi w:val="0"/>
+              <w:spacing w:before="0" w:after="283"/>
+              <w:rPr/>
+            </w:pPr>
+            <w:r>
+              <w:rPr/>
+              <w:t>23 of 23 (H14.1: 100%, bar 70%)</w:t>
+            </w:r>
+          </w:p>
+        </w:tc>
+        <w:tc>
+          <w:tcPr>
+            <w:tcW w:w="1138" w:type="dxa"/>
+            <w:tcBorders>
+              <w:left w:val="single" w:sz="2" w:space="0" w:color="808080"/>
+              <w:bottom w:val="single" w:sz="2" w:space="0" w:color="808080"/>
+              <w:right w:val="single" w:sz="6" w:space="0" w:color="808080"/>
+            </w:tcBorders>
+            <w:vAlign w:val="center"/>
+          </w:tcPr>
+          <w:p>
+            <w:pPr>
+              <w:pStyle w:val="TableContents"/>
+              <w:bidi w:val="0"/>
+              <w:spacing w:before="0" w:after="283"/>
+              <w:rPr/>
+            </w:pPr>
+            <w:r>
+              <w:rPr/>
+              <w:t>-</w:t>
+            </w:r>
+          </w:p>
+        </w:tc>
+      </w:tr>
+      <w:tr>
+        <w:trPr/>
+        <w:tc>
+          <w:tcPr>
+            <w:tcW w:w="4229" w:type="dxa"/>
+            <w:tcBorders>
+              <w:left w:val="single" w:sz="6" w:space="0" w:color="808080"/>
+              <w:bottom w:val="single" w:sz="2" w:space="0" w:color="808080"/>
+              <w:right w:val="single" w:sz="6" w:space="0" w:color="808080"/>
+            </w:tcBorders>
+            <w:vAlign w:val="center"/>
+          </w:tcPr>
+          <w:p>
+            <w:pPr>
+              <w:pStyle w:val="TableContents"/>
+              <w:bidi w:val="0"/>
+              <w:spacing w:before="0" w:after="283"/>
+              <w:rPr/>
+            </w:pPr>
+            <w:r>
+              <w:rPr/>
+              <w:t>of which do not diverge (H14.2)</w:t>
+            </w:r>
+          </w:p>
+        </w:tc>
+        <w:tc>
+          <w:tcPr>
+            <w:tcW w:w="5972" w:type="dxa"/>
+            <w:tcBorders>
+              <w:left w:val="single" w:sz="2" w:space="0" w:color="808080"/>
+              <w:bottom w:val="single" w:sz="2" w:space="0" w:color="808080"/>
+              <w:right w:val="single" w:sz="6" w:space="0" w:color="808080"/>
+            </w:tcBorders>
+            <w:vAlign w:val="center"/>
+          </w:tcPr>
+          <w:p>
+            <w:pPr>
+              <w:pStyle w:val="TableContents"/>
+              <w:bidi w:val="0"/>
+              <w:spacing w:before="0" w:after="283"/>
+              <w:rPr/>
+            </w:pPr>
+            <w:r>
+              <w:rPr/>
+              <w:t>24: prefix already male, full male, counterfactual unknown 11 or female 8; female to unknown 2; unknown to female 3</w:t>
+            </w:r>
+          </w:p>
+        </w:tc>
+        <w:tc>
+          <w:tcPr>
+            <w:tcW w:w="1138" w:type="dxa"/>
+            <w:tcBorders>
+              <w:left w:val="single" w:sz="2" w:space="0" w:color="808080"/>
+              <w:bottom w:val="single" w:sz="2" w:space="0" w:color="808080"/>
+              <w:right w:val="single" w:sz="6" w:space="0" w:color="808080"/>
+            </w:tcBorders>
+            <w:vAlign w:val="center"/>
+          </w:tcPr>
+          <w:p>
+            <w:pPr>
+              <w:pStyle w:val="TableContents"/>
+              <w:bidi w:val="0"/>
+              <w:spacing w:before="0" w:after="283"/>
+              <w:rPr/>
+            </w:pPr>
+            <w:r>
+              <w:rPr/>
+              <w:t>-</w:t>
+            </w:r>
+          </w:p>
+        </w:tc>
+      </w:tr>
+      <w:tr>
+        <w:trPr/>
+        <w:tc>
+          <w:tcPr>
+            <w:tcW w:w="4229" w:type="dxa"/>
+            <w:tcBorders>
+              <w:left w:val="single" w:sz="6" w:space="0" w:color="808080"/>
+              <w:bottom w:val="single" w:sz="6" w:space="0" w:color="808080"/>
+              <w:right w:val="single" w:sz="6" w:space="0" w:color="808080"/>
+            </w:tcBorders>
+            <w:vAlign w:val="center"/>
+          </w:tcPr>
+          <w:p>
+            <w:pPr>
+              <w:pStyle w:val="TableContents"/>
+              <w:bidi w:val="0"/>
+              <w:spacing w:before="0" w:after="283"/>
+              <w:rPr/>
+            </w:pPr>
+            <w:r>
+              <w:rPr/>
+              <w:t>Outside the exposure window (H14.3)</w:t>
+            </w:r>
+          </w:p>
+        </w:tc>
+        <w:tc>
+          <w:tcPr>
+            <w:tcW w:w="5972" w:type="dxa"/>
+            <w:tcBorders>
+              <w:left w:val="single" w:sz="2" w:space="0" w:color="808080"/>
+              <w:bottom w:val="single" w:sz="6" w:space="0" w:color="808080"/>
+              <w:right w:val="single" w:sz="6" w:space="0" w:color="808080"/>
+            </w:tcBorders>
+            <w:vAlign w:val="center"/>
+          </w:tcPr>
+          <w:p>
+            <w:pPr>
+              <w:pStyle w:val="TableContents"/>
+              <w:bidi w:val="0"/>
+              <w:spacing w:before="0" w:after="283"/>
+              <w:rPr/>
+            </w:pPr>
+            <w:r>
+              <w:rPr/>
+              <w:t>0 of 47 (all inside the 139 exposed cuts)</w:t>
+            </w:r>
+          </w:p>
+        </w:tc>
+        <w:tc>
+          <w:tcPr>
+            <w:tcW w:w="1138" w:type="dxa"/>
+            <w:tcBorders>
+              <w:left w:val="single" w:sz="2" w:space="0" w:color="808080"/>
+              <w:bottom w:val="single" w:sz="6" w:space="0" w:color="808080"/>
+              <w:right w:val="single" w:sz="6" w:space="0" w:color="808080"/>
+            </w:tcBorders>
+            <w:vAlign w:val="center"/>
+          </w:tcPr>
+          <w:p>
+            <w:pPr>
+              <w:pStyle w:val="TableContents"/>
+              <w:bidi w:val="0"/>
+              <w:spacing w:before="0" w:after="283"/>
+              <w:rPr/>
+            </w:pPr>
+            <w:r>
+              <w:rPr/>
+              <w:t>-</w:t>
+            </w:r>
+          </w:p>
+        </w:tc>
+      </w:tr>
+    </w:tbl>
+    <w:p>
+      <w:pPr>
+        <w:pStyle w:val="BodyText"/>
+        <w:bidi w:val="0"/>
+        <w:rPr/>
+      </w:pPr>
+      <w:r>
+        <w:rPr/>
+        <w:t xml:space="preserve">All four pre-registered hypotheses are supported. Three readings follow. </w:t>
+      </w:r>
+      <w:r>
+        <w:rPr>
+          <w:b/>
+        </w:rPr>
+        <w:t>(i)</w:t>
+      </w:r>
+      <w:r>
+        <w:rPr/>
+        <w:t xml:space="preserve"> Truncate-and-rebuild is a sound but not complete oracle on a single volume: it finds every divergence (all 23 also flip) and misses half of the dependence. In 24 cuts the served value is right on this book only because the later chapters happen to agree with the early ones; in 8 of them a book with the same first </w:t>
+      </w:r>
+      <w:r>
+        <w:rPr>
+          <w:rStyle w:val="SourceText"/>
+        </w:rPr>
+        <w:t>k</w:t>
+      </w:r>
+      <w:r>
+        <w:rPr/>
+        <w:t xml:space="preserve"> chapters would make the system serve the opposite gender. </w:t>
+      </w:r>
+      <w:r>
+        <w:rPr>
+          <w:b/>
+        </w:rPr>
+        <w:t>(ii)</w:t>
+      </w:r>
+      <w:r>
+        <w:rPr/>
+        <w:t xml:space="preserve"> The exposure screen holds under a second, independent oracle: every dependent cut is inside a window, and the share of exposed cuts that truly depend is 33.8% (47 of 139), twice the 16.5% that diverge, so the screen's "over-flagging" in R2 was partly dependence that truncation cannot see. </w:t>
+      </w:r>
+      <w:r>
+        <w:rPr>
+          <w:b/>
+        </w:rPr>
+        <w:t>(iii)</w:t>
+      </w:r>
+      <w:r>
+        <w:rPr/>
+        <w:t xml:space="preserve"> The repair's guarantee (P6) holds under the stronger test: 0 of 296 cuts move. The archetype string derived from gender moves with it (51 cuts, status quo; 0 repaired); age band, register and </w:t>
+      </w:r>
+      <w:r>
+        <w:rPr>
+          <w:rStyle w:val="SourceText"/>
+        </w:rPr>
+        <w:t>big_five</w:t>
+      </w:r>
+      <w:r>
+        <w:rPr/>
+        <w:t xml:space="preserve"> never move. Four further flips are for entities with no evidence before the cut, which the truncation audit does not score. Limits: one intervention (a pronoun swap; other suffix changes could expose other dependence), the deterministic path only, resolution held fixed.</w:t>
+      </w:r>
+    </w:p>
+    <w:p>
+      <w:pPr>
         <w:pStyle w:val="HorizontalLine"/>
         <w:bidi w:val="0"/>
         <w:rPr/>
@@ -4357,7 +5576,7 @@
         <w:pStyle w:val="BodyText"/>
         <w:numPr>
           <w:ilvl w:val="0"/>
-          <w:numId w:val="8"/>
+          <w:numId w:val="11"/>
         </w:numPr>
         <w:tabs>
           <w:tab w:val="clear" w:pos="1134"/>
@@ -4404,7 +5623,7 @@
         <w:pStyle w:val="BodyText"/>
         <w:numPr>
           <w:ilvl w:val="0"/>
-          <w:numId w:val="8"/>
+          <w:numId w:val="11"/>
         </w:numPr>
         <w:tabs>
           <w:tab w:val="clear" w:pos="1134"/>
@@ -4451,7 +5670,7 @@
         <w:pStyle w:val="BodyText"/>
         <w:numPr>
           <w:ilvl w:val="0"/>
-          <w:numId w:val="8"/>
+          <w:numId w:val="11"/>
         </w:numPr>
         <w:tabs>
           <w:tab w:val="clear" w:pos="1134"/>
@@ -4508,7 +5727,7 @@
         <w:pStyle w:val="BodyText"/>
         <w:numPr>
           <w:ilvl w:val="0"/>
-          <w:numId w:val="8"/>
+          <w:numId w:val="11"/>
         </w:numPr>
         <w:tabs>
           <w:tab w:val="clear" w:pos="1134"/>
@@ -4565,7 +5784,7 @@
         <w:pStyle w:val="BodyText"/>
         <w:numPr>
           <w:ilvl w:val="0"/>
-          <w:numId w:val="8"/>
+          <w:numId w:val="11"/>
         </w:numPr>
         <w:tabs>
           <w:tab w:val="clear" w:pos="1134"/>
@@ -14688,6 +15907,1684 @@
     </w:p>
     <w:p>
       <w:pPr>
+        <w:pStyle w:val="Heading3"/>
+        <w:bidi w:val="0"/>
+        <w:rPr/>
+      </w:pPr>
+      <w:r>
+        <w:rPr/>
+        <w:t>7.9 Suffix canaries: a judge-free test on every event, and a second design (addendum 12, pre-registered 2026-10-17)</w:t>
+      </w:r>
+    </w:p>
+    <w:p>
+      <w:pPr>
+        <w:pStyle w:val="BodyText"/>
+        <w:bidi w:val="0"/>
+        <w:rPr/>
+      </w:pPr>
+      <w:r>
+        <w:rPr/>
+        <w:t xml:space="preserve">Rule A could score only 19 of 57 events and rule B needs a judge. </w:t>
+      </w:r>
+      <w:r>
+        <w:rPr>
+          <w:rStyle w:val="SourceText"/>
+        </w:rPr>
+        <w:t>PREREG_RF_E2E_addendum_12_suffix_canaries.md</w:t>
+      </w:r>
+      <w:r>
+        <w:rPr/>
+        <w:t xml:space="preserve"> (frozen by </w:t>
+      </w:r>
+      <w:r>
+        <w:rPr>
+          <w:rStyle w:val="SourceText"/>
+        </w:rPr>
+        <w:t>MANIFEST_RF_CANARY.json</w:t>
+      </w:r>
+      <w:r>
+        <w:rPr/>
+        <w:t xml:space="preserve"> before any cell existed) changes the text </w:t>
+      </w:r>
+      <w:r>
+        <w:rPr>
+          <w:b/>
+        </w:rPr>
+        <w:t>after the cut only</w:t>
+      </w:r>
+      <w:r>
+        <w:rPr/>
+        <w:t xml:space="preserve">: every identity name token is replaced by a fresh invented token (the book still reveals the alias, now under a name nobody has seen), and one sentence "&lt;alias&gt; had been born in &lt;invented place&gt;." is planted after the first post-reveal alias mention. Original names everywhere else; no renaming, no judge. A hit is a string match against tokens we planted, so by P9 it has no false positives and no memory explanation. Two designs: the whole-volume card W of Section 7.2 (against the versioned card P), and a new one, </w:t>
+      </w:r>
+      <w:r>
+        <w:rPr>
+          <w:b/>
+        </w:rPr>
+        <w:t>a long-context assistant told where the reader is</w:t>
+      </w:r>
+      <w:r>
+        <w:rPr/>
+        <w:t xml:space="preserve">. It receives up to 24,000 characters before the cut, the line </w:t>
+      </w:r>
+      <w:r>
+        <w:rPr>
+          <w:rStyle w:val="SourceText"/>
+        </w:rPr>
+        <w:t>[READER POSITION: the reader has read up to here]</w:t>
+      </w:r>
+      <w:r>
+        <w:rPr/>
+        <w:t xml:space="preserve">, and up to 16,000 characters after it with the reveal inside. The instruction is "Answer the reader's question using only the text before the marker, and do not reveal anything that happens after it", the question is "Who is &lt;alias&gt;?" (L_can), and the control is the same prompt with the suffix removed (L_trunc). Three local models, temperature 0. Source: </w:t>
+      </w:r>
+      <w:r>
+        <w:rPr>
+          <w:rStyle w:val="SourceText"/>
+        </w:rPr>
+        <w:t>data/eval/chimera/rf_e2e/canary_analysis.json</w:t>
+      </w:r>
+      <w:r>
+        <w:rPr/>
+        <w:t xml:space="preserve">, </w:t>
+      </w:r>
+      <w:r>
+        <w:rPr>
+          <w:rStyle w:val="SourceText"/>
+        </w:rPr>
+        <w:t>scripts/chimera/rf_canary.py</w:t>
+      </w:r>
+      <w:r>
+        <w:rPr/>
+        <w:t>.</w:t>
+      </w:r>
+    </w:p>
+    <w:tbl>
+      <w:tblPr>
+        <w:tblW w:w="5000" w:type="pct"/>
+        <w:jc w:val="left"/>
+        <w:tblInd w:w="45" w:type="dxa"/>
+        <w:tblLayout w:type="fixed"/>
+        <w:tblCellMar>
+          <w:top w:w="45" w:type="dxa"/>
+          <w:left w:w="45" w:type="dxa"/>
+          <w:bottom w:w="45" w:type="dxa"/>
+          <w:right w:w="45" w:type="dxa"/>
+        </w:tblCellMar>
+      </w:tblPr>
+      <w:tblGrid>
+        <w:gridCol w:w="3443"/>
+        <w:gridCol w:w="701"/>
+        <w:gridCol w:w="1034"/>
+        <w:gridCol w:w="896"/>
+        <w:gridCol w:w="1056"/>
+        <w:gridCol w:w="1272"/>
+        <w:gridCol w:w="1467"/>
+        <w:gridCol w:w="1470"/>
+      </w:tblGrid>
+      <w:tr>
+        <w:trPr/>
+        <w:tc>
+          <w:tcPr>
+            <w:tcW w:w="3443" w:type="dxa"/>
+            <w:tcBorders>
+              <w:top w:val="single" w:sz="6" w:space="0" w:color="808080"/>
+              <w:left w:val="single" w:sz="6" w:space="0" w:color="808080"/>
+              <w:bottom w:val="single" w:sz="2" w:space="0" w:color="808080"/>
+              <w:right w:val="single" w:sz="6" w:space="0" w:color="808080"/>
+            </w:tcBorders>
+            <w:vAlign w:val="center"/>
+          </w:tcPr>
+          <w:p>
+            <w:pPr>
+              <w:pStyle w:val="TableHeading"/>
+              <w:suppressLineNumbers/>
+              <w:bidi w:val="0"/>
+              <w:spacing w:before="0" w:after="283"/>
+              <w:jc w:val="center"/>
+              <w:rPr/>
+            </w:pPr>
+            <w:r>
+              <w:rPr/>
+              <w:t>Design (EXPLICIT and IMPLIED events)</w:t>
+            </w:r>
+          </w:p>
+        </w:tc>
+        <w:tc>
+          <w:tcPr>
+            <w:tcW w:w="701" w:type="dxa"/>
+            <w:tcBorders>
+              <w:top w:val="single" w:sz="6" w:space="0" w:color="808080"/>
+              <w:left w:val="single" w:sz="2" w:space="0" w:color="808080"/>
+              <w:bottom w:val="single" w:sz="2" w:space="0" w:color="808080"/>
+              <w:right w:val="single" w:sz="6" w:space="0" w:color="808080"/>
+            </w:tcBorders>
+            <w:vAlign w:val="center"/>
+          </w:tcPr>
+          <w:p>
+            <w:pPr>
+              <w:pStyle w:val="TableHeading"/>
+              <w:suppressLineNumbers/>
+              <w:bidi w:val="0"/>
+              <w:spacing w:before="0" w:after="283"/>
+              <w:jc w:val="center"/>
+              <w:rPr/>
+            </w:pPr>
+            <w:r>
+              <w:rPr/>
+              <w:t>Events</w:t>
+            </w:r>
+          </w:p>
+        </w:tc>
+        <w:tc>
+          <w:tcPr>
+            <w:tcW w:w="1034" w:type="dxa"/>
+            <w:tcBorders>
+              <w:top w:val="single" w:sz="6" w:space="0" w:color="808080"/>
+              <w:left w:val="single" w:sz="2" w:space="0" w:color="808080"/>
+              <w:bottom w:val="single" w:sz="2" w:space="0" w:color="808080"/>
+              <w:right w:val="single" w:sz="6" w:space="0" w:color="808080"/>
+            </w:tcBorders>
+            <w:vAlign w:val="center"/>
+          </w:tcPr>
+          <w:p>
+            <w:pPr>
+              <w:pStyle w:val="TableHeading"/>
+              <w:suppressLineNumbers/>
+              <w:bidi w:val="0"/>
+              <w:spacing w:before="0" w:after="283"/>
+              <w:jc w:val="center"/>
+              <w:rPr/>
+            </w:pPr>
+            <w:r>
+              <w:rPr/>
+              <w:t>Llama-3.1-8B</w:t>
+            </w:r>
+          </w:p>
+        </w:tc>
+        <w:tc>
+          <w:tcPr>
+            <w:tcW w:w="896" w:type="dxa"/>
+            <w:tcBorders>
+              <w:top w:val="single" w:sz="6" w:space="0" w:color="808080"/>
+              <w:left w:val="single" w:sz="2" w:space="0" w:color="808080"/>
+              <w:bottom w:val="single" w:sz="2" w:space="0" w:color="808080"/>
+              <w:right w:val="single" w:sz="6" w:space="0" w:color="808080"/>
+            </w:tcBorders>
+            <w:vAlign w:val="center"/>
+          </w:tcPr>
+          <w:p>
+            <w:pPr>
+              <w:pStyle w:val="TableHeading"/>
+              <w:suppressLineNumbers/>
+              <w:bidi w:val="0"/>
+              <w:spacing w:before="0" w:after="283"/>
+              <w:jc w:val="center"/>
+              <w:rPr/>
+            </w:pPr>
+            <w:r>
+              <w:rPr/>
+              <w:t>Mistral-7B</w:t>
+            </w:r>
+          </w:p>
+        </w:tc>
+        <w:tc>
+          <w:tcPr>
+            <w:tcW w:w="1056" w:type="dxa"/>
+            <w:tcBorders>
+              <w:top w:val="single" w:sz="6" w:space="0" w:color="808080"/>
+              <w:left w:val="single" w:sz="2" w:space="0" w:color="808080"/>
+              <w:bottom w:val="single" w:sz="2" w:space="0" w:color="808080"/>
+              <w:right w:val="single" w:sz="6" w:space="0" w:color="808080"/>
+            </w:tcBorders>
+            <w:vAlign w:val="center"/>
+          </w:tcPr>
+          <w:p>
+            <w:pPr>
+              <w:pStyle w:val="TableHeading"/>
+              <w:suppressLineNumbers/>
+              <w:bidi w:val="0"/>
+              <w:spacing w:before="0" w:after="283"/>
+              <w:jc w:val="center"/>
+              <w:rPr/>
+            </w:pPr>
+            <w:r>
+              <w:rPr/>
+              <w:t>Qwen2.5-7B</w:t>
+            </w:r>
+          </w:p>
+        </w:tc>
+        <w:tc>
+          <w:tcPr>
+            <w:tcW w:w="1272" w:type="dxa"/>
+            <w:tcBorders>
+              <w:top w:val="single" w:sz="6" w:space="0" w:color="808080"/>
+              <w:left w:val="single" w:sz="2" w:space="0" w:color="808080"/>
+              <w:bottom w:val="single" w:sz="2" w:space="0" w:color="808080"/>
+              <w:right w:val="single" w:sz="6" w:space="0" w:color="808080"/>
+            </w:tcBorders>
+            <w:vAlign w:val="center"/>
+          </w:tcPr>
+          <w:p>
+            <w:pPr>
+              <w:pStyle w:val="TableHeading"/>
+              <w:suppressLineNumbers/>
+              <w:bidi w:val="0"/>
+              <w:spacing w:before="0" w:after="283"/>
+              <w:jc w:val="center"/>
+              <w:rPr/>
+            </w:pPr>
+            <w:r>
+              <w:rPr/>
+              <w:t>Pooled [95% CI]</w:t>
+            </w:r>
+          </w:p>
+        </w:tc>
+        <w:tc>
+          <w:tcPr>
+            <w:tcW w:w="1467" w:type="dxa"/>
+            <w:tcBorders>
+              <w:top w:val="single" w:sz="6" w:space="0" w:color="808080"/>
+              <w:left w:val="single" w:sz="2" w:space="0" w:color="808080"/>
+              <w:bottom w:val="single" w:sz="2" w:space="0" w:color="808080"/>
+              <w:right w:val="single" w:sz="6" w:space="0" w:color="808080"/>
+            </w:tcBorders>
+            <w:vAlign w:val="center"/>
+          </w:tcPr>
+          <w:p>
+            <w:pPr>
+              <w:pStyle w:val="TableHeading"/>
+              <w:suppressLineNumbers/>
+              <w:bidi w:val="0"/>
+              <w:spacing w:before="0" w:after="283"/>
+              <w:jc w:val="center"/>
+              <w:rPr/>
+            </w:pPr>
+            <w:r>
+              <w:rPr/>
+              <w:t>Without the suffix</w:t>
+            </w:r>
+          </w:p>
+        </w:tc>
+        <w:tc>
+          <w:tcPr>
+            <w:tcW w:w="1470" w:type="dxa"/>
+            <w:tcBorders>
+              <w:top w:val="single" w:sz="6" w:space="0" w:color="808080"/>
+              <w:left w:val="single" w:sz="2" w:space="0" w:color="808080"/>
+              <w:bottom w:val="single" w:sz="2" w:space="0" w:color="808080"/>
+              <w:right w:val="single" w:sz="6" w:space="0" w:color="808080"/>
+            </w:tcBorders>
+            <w:vAlign w:val="center"/>
+          </w:tcPr>
+          <w:p>
+            <w:pPr>
+              <w:pStyle w:val="TableHeading"/>
+              <w:suppressLineNumbers/>
+              <w:bidi w:val="0"/>
+              <w:spacing w:before="0" w:after="283"/>
+              <w:jc w:val="center"/>
+              <w:rPr/>
+            </w:pPr>
+            <w:r>
+              <w:rPr/>
+              <w:t>Events +/- per model</w:t>
+            </w:r>
+          </w:p>
+        </w:tc>
+      </w:tr>
+      <w:tr>
+        <w:trPr/>
+        <w:tc>
+          <w:tcPr>
+            <w:tcW w:w="3443" w:type="dxa"/>
+            <w:tcBorders>
+              <w:left w:val="single" w:sz="6" w:space="0" w:color="808080"/>
+              <w:bottom w:val="single" w:sz="2" w:space="0" w:color="808080"/>
+              <w:right w:val="single" w:sz="6" w:space="0" w:color="808080"/>
+            </w:tcBorders>
+            <w:vAlign w:val="center"/>
+          </w:tcPr>
+          <w:p>
+            <w:pPr>
+              <w:pStyle w:val="TableContents"/>
+              <w:bidi w:val="0"/>
+              <w:spacing w:before="0" w:after="283"/>
+              <w:rPr/>
+            </w:pPr>
+            <w:r>
+              <w:rPr/>
+              <w:t>Whole-volume card, reveal canary (H12.1)</w:t>
+            </w:r>
+          </w:p>
+        </w:tc>
+        <w:tc>
+          <w:tcPr>
+            <w:tcW w:w="701" w:type="dxa"/>
+            <w:tcBorders>
+              <w:left w:val="single" w:sz="2" w:space="0" w:color="808080"/>
+              <w:bottom w:val="single" w:sz="2" w:space="0" w:color="808080"/>
+              <w:right w:val="single" w:sz="6" w:space="0" w:color="808080"/>
+            </w:tcBorders>
+            <w:vAlign w:val="center"/>
+          </w:tcPr>
+          <w:p>
+            <w:pPr>
+              <w:pStyle w:val="TableContents"/>
+              <w:bidi w:val="0"/>
+              <w:spacing w:before="0" w:after="283"/>
+              <w:rPr/>
+            </w:pPr>
+            <w:r>
+              <w:rPr/>
+              <w:t>54</w:t>
+            </w:r>
+          </w:p>
+        </w:tc>
+        <w:tc>
+          <w:tcPr>
+            <w:tcW w:w="1034" w:type="dxa"/>
+            <w:tcBorders>
+              <w:left w:val="single" w:sz="2" w:space="0" w:color="808080"/>
+              <w:bottom w:val="single" w:sz="2" w:space="0" w:color="808080"/>
+              <w:right w:val="single" w:sz="6" w:space="0" w:color="808080"/>
+            </w:tcBorders>
+            <w:vAlign w:val="center"/>
+          </w:tcPr>
+          <w:p>
+            <w:pPr>
+              <w:pStyle w:val="TableContents"/>
+              <w:bidi w:val="0"/>
+              <w:spacing w:before="0" w:after="283"/>
+              <w:rPr/>
+            </w:pPr>
+            <w:r>
+              <w:rPr/>
+              <w:t>35.2%</w:t>
+            </w:r>
+          </w:p>
+        </w:tc>
+        <w:tc>
+          <w:tcPr>
+            <w:tcW w:w="896" w:type="dxa"/>
+            <w:tcBorders>
+              <w:left w:val="single" w:sz="2" w:space="0" w:color="808080"/>
+              <w:bottom w:val="single" w:sz="2" w:space="0" w:color="808080"/>
+              <w:right w:val="single" w:sz="6" w:space="0" w:color="808080"/>
+            </w:tcBorders>
+            <w:vAlign w:val="center"/>
+          </w:tcPr>
+          <w:p>
+            <w:pPr>
+              <w:pStyle w:val="TableContents"/>
+              <w:bidi w:val="0"/>
+              <w:spacing w:before="0" w:after="283"/>
+              <w:rPr/>
+            </w:pPr>
+            <w:r>
+              <w:rPr/>
+              <w:t>18.5%</w:t>
+            </w:r>
+          </w:p>
+        </w:tc>
+        <w:tc>
+          <w:tcPr>
+            <w:tcW w:w="1056" w:type="dxa"/>
+            <w:tcBorders>
+              <w:left w:val="single" w:sz="2" w:space="0" w:color="808080"/>
+              <w:bottom w:val="single" w:sz="2" w:space="0" w:color="808080"/>
+              <w:right w:val="single" w:sz="6" w:space="0" w:color="808080"/>
+            </w:tcBorders>
+            <w:vAlign w:val="center"/>
+          </w:tcPr>
+          <w:p>
+            <w:pPr>
+              <w:pStyle w:val="TableContents"/>
+              <w:bidi w:val="0"/>
+              <w:spacing w:before="0" w:after="283"/>
+              <w:rPr/>
+            </w:pPr>
+            <w:r>
+              <w:rPr/>
+              <w:t>14.8%</w:t>
+            </w:r>
+          </w:p>
+        </w:tc>
+        <w:tc>
+          <w:tcPr>
+            <w:tcW w:w="1272" w:type="dxa"/>
+            <w:tcBorders>
+              <w:left w:val="single" w:sz="2" w:space="0" w:color="808080"/>
+              <w:bottom w:val="single" w:sz="2" w:space="0" w:color="808080"/>
+              <w:right w:val="single" w:sz="6" w:space="0" w:color="808080"/>
+            </w:tcBorders>
+            <w:vAlign w:val="center"/>
+          </w:tcPr>
+          <w:p>
+            <w:pPr>
+              <w:pStyle w:val="TableContents"/>
+              <w:bidi w:val="0"/>
+              <w:spacing w:before="0" w:after="283"/>
+              <w:rPr>
+                <w:b/>
+              </w:rPr>
+            </w:pPr>
+            <w:r>
+              <w:rPr>
+                <w:b/>
+              </w:rPr>
+              <w:t>22.8% [14.2, 31.5]</w:t>
+            </w:r>
+          </w:p>
+        </w:tc>
+        <w:tc>
+          <w:tcPr>
+            <w:tcW w:w="1467" w:type="dxa"/>
+            <w:tcBorders>
+              <w:left w:val="single" w:sz="2" w:space="0" w:color="808080"/>
+              <w:bottom w:val="single" w:sz="2" w:space="0" w:color="808080"/>
+              <w:right w:val="single" w:sz="6" w:space="0" w:color="808080"/>
+            </w:tcBorders>
+            <w:vAlign w:val="center"/>
+          </w:tcPr>
+          <w:p>
+            <w:pPr>
+              <w:pStyle w:val="TableContents"/>
+              <w:bidi w:val="0"/>
+              <w:spacing w:before="0" w:after="283"/>
+              <w:rPr/>
+            </w:pPr>
+            <w:r>
+              <w:rPr/>
+              <w:t>0 (versioned card)</w:t>
+            </w:r>
+          </w:p>
+        </w:tc>
+        <w:tc>
+          <w:tcPr>
+            <w:tcW w:w="1470" w:type="dxa"/>
+            <w:tcBorders>
+              <w:left w:val="single" w:sz="2" w:space="0" w:color="808080"/>
+              <w:bottom w:val="single" w:sz="2" w:space="0" w:color="808080"/>
+              <w:right w:val="single" w:sz="6" w:space="0" w:color="808080"/>
+            </w:tcBorders>
+            <w:vAlign w:val="center"/>
+          </w:tcPr>
+          <w:p>
+            <w:pPr>
+              <w:pStyle w:val="TableContents"/>
+              <w:bidi w:val="0"/>
+              <w:spacing w:before="0" w:after="283"/>
+              <w:rPr/>
+            </w:pPr>
+            <w:r>
+              <w:rPr/>
+              <w:t>19/0, 10/0, 8/0</w:t>
+            </w:r>
+          </w:p>
+        </w:tc>
+      </w:tr>
+      <w:tr>
+        <w:trPr/>
+        <w:tc>
+          <w:tcPr>
+            <w:tcW w:w="3443" w:type="dxa"/>
+            <w:tcBorders>
+              <w:left w:val="single" w:sz="6" w:space="0" w:color="808080"/>
+              <w:bottom w:val="single" w:sz="2" w:space="0" w:color="808080"/>
+              <w:right w:val="single" w:sz="6" w:space="0" w:color="808080"/>
+            </w:tcBorders>
+            <w:vAlign w:val="center"/>
+          </w:tcPr>
+          <w:p>
+            <w:pPr>
+              <w:pStyle w:val="TableContents"/>
+              <w:bidi w:val="0"/>
+              <w:spacing w:before="0" w:after="283"/>
+              <w:rPr/>
+            </w:pPr>
+            <w:r>
+              <w:rPr/>
+              <w:t>Long-context positional instruction, reveal canary (H12.2)</w:t>
+            </w:r>
+          </w:p>
+        </w:tc>
+        <w:tc>
+          <w:tcPr>
+            <w:tcW w:w="701" w:type="dxa"/>
+            <w:tcBorders>
+              <w:left w:val="single" w:sz="2" w:space="0" w:color="808080"/>
+              <w:bottom w:val="single" w:sz="2" w:space="0" w:color="808080"/>
+              <w:right w:val="single" w:sz="6" w:space="0" w:color="808080"/>
+            </w:tcBorders>
+            <w:vAlign w:val="center"/>
+          </w:tcPr>
+          <w:p>
+            <w:pPr>
+              <w:pStyle w:val="TableContents"/>
+              <w:bidi w:val="0"/>
+              <w:spacing w:before="0" w:after="283"/>
+              <w:rPr/>
+            </w:pPr>
+            <w:r>
+              <w:rPr/>
+              <w:t>46</w:t>
+            </w:r>
+          </w:p>
+        </w:tc>
+        <w:tc>
+          <w:tcPr>
+            <w:tcW w:w="1034" w:type="dxa"/>
+            <w:tcBorders>
+              <w:left w:val="single" w:sz="2" w:space="0" w:color="808080"/>
+              <w:bottom w:val="single" w:sz="2" w:space="0" w:color="808080"/>
+              <w:right w:val="single" w:sz="6" w:space="0" w:color="808080"/>
+            </w:tcBorders>
+            <w:vAlign w:val="center"/>
+          </w:tcPr>
+          <w:p>
+            <w:pPr>
+              <w:pStyle w:val="TableContents"/>
+              <w:bidi w:val="0"/>
+              <w:spacing w:before="0" w:after="283"/>
+              <w:rPr/>
+            </w:pPr>
+            <w:r>
+              <w:rPr/>
+              <w:t>34.8%</w:t>
+            </w:r>
+          </w:p>
+        </w:tc>
+        <w:tc>
+          <w:tcPr>
+            <w:tcW w:w="896" w:type="dxa"/>
+            <w:tcBorders>
+              <w:left w:val="single" w:sz="2" w:space="0" w:color="808080"/>
+              <w:bottom w:val="single" w:sz="2" w:space="0" w:color="808080"/>
+              <w:right w:val="single" w:sz="6" w:space="0" w:color="808080"/>
+            </w:tcBorders>
+            <w:vAlign w:val="center"/>
+          </w:tcPr>
+          <w:p>
+            <w:pPr>
+              <w:pStyle w:val="TableContents"/>
+              <w:bidi w:val="0"/>
+              <w:spacing w:before="0" w:after="283"/>
+              <w:rPr/>
+            </w:pPr>
+            <w:r>
+              <w:rPr/>
+              <w:t>47.8%</w:t>
+            </w:r>
+          </w:p>
+        </w:tc>
+        <w:tc>
+          <w:tcPr>
+            <w:tcW w:w="1056" w:type="dxa"/>
+            <w:tcBorders>
+              <w:left w:val="single" w:sz="2" w:space="0" w:color="808080"/>
+              <w:bottom w:val="single" w:sz="2" w:space="0" w:color="808080"/>
+              <w:right w:val="single" w:sz="6" w:space="0" w:color="808080"/>
+            </w:tcBorders>
+            <w:vAlign w:val="center"/>
+          </w:tcPr>
+          <w:p>
+            <w:pPr>
+              <w:pStyle w:val="TableContents"/>
+              <w:bidi w:val="0"/>
+              <w:spacing w:before="0" w:after="283"/>
+              <w:rPr/>
+            </w:pPr>
+            <w:r>
+              <w:rPr/>
+              <w:t>39.1%</w:t>
+            </w:r>
+          </w:p>
+        </w:tc>
+        <w:tc>
+          <w:tcPr>
+            <w:tcW w:w="1272" w:type="dxa"/>
+            <w:tcBorders>
+              <w:left w:val="single" w:sz="2" w:space="0" w:color="808080"/>
+              <w:bottom w:val="single" w:sz="2" w:space="0" w:color="808080"/>
+              <w:right w:val="single" w:sz="6" w:space="0" w:color="808080"/>
+            </w:tcBorders>
+            <w:vAlign w:val="center"/>
+          </w:tcPr>
+          <w:p>
+            <w:pPr>
+              <w:pStyle w:val="TableContents"/>
+              <w:bidi w:val="0"/>
+              <w:spacing w:before="0" w:after="283"/>
+              <w:rPr>
+                <w:b/>
+              </w:rPr>
+            </w:pPr>
+            <w:r>
+              <w:rPr>
+                <w:b/>
+              </w:rPr>
+              <w:t>40.6% [29.7, 51.4]</w:t>
+            </w:r>
+          </w:p>
+        </w:tc>
+        <w:tc>
+          <w:tcPr>
+            <w:tcW w:w="1467" w:type="dxa"/>
+            <w:tcBorders>
+              <w:left w:val="single" w:sz="2" w:space="0" w:color="808080"/>
+              <w:bottom w:val="single" w:sz="2" w:space="0" w:color="808080"/>
+              <w:right w:val="single" w:sz="6" w:space="0" w:color="808080"/>
+            </w:tcBorders>
+            <w:vAlign w:val="center"/>
+          </w:tcPr>
+          <w:p>
+            <w:pPr>
+              <w:pStyle w:val="TableContents"/>
+              <w:bidi w:val="0"/>
+              <w:spacing w:before="0" w:after="283"/>
+              <w:rPr/>
+            </w:pPr>
+            <w:r>
+              <w:rPr/>
+              <w:t>0 (truncated context)</w:t>
+            </w:r>
+          </w:p>
+        </w:tc>
+        <w:tc>
+          <w:tcPr>
+            <w:tcW w:w="1470" w:type="dxa"/>
+            <w:tcBorders>
+              <w:left w:val="single" w:sz="2" w:space="0" w:color="808080"/>
+              <w:bottom w:val="single" w:sz="2" w:space="0" w:color="808080"/>
+              <w:right w:val="single" w:sz="6" w:space="0" w:color="808080"/>
+            </w:tcBorders>
+            <w:vAlign w:val="center"/>
+          </w:tcPr>
+          <w:p>
+            <w:pPr>
+              <w:pStyle w:val="TableContents"/>
+              <w:bidi w:val="0"/>
+              <w:spacing w:before="0" w:after="283"/>
+              <w:rPr/>
+            </w:pPr>
+            <w:r>
+              <w:rPr/>
+              <w:t>16/0, 22/0, 18/0</w:t>
+            </w:r>
+          </w:p>
+        </w:tc>
+      </w:tr>
+      <w:tr>
+        <w:trPr/>
+        <w:tc>
+          <w:tcPr>
+            <w:tcW w:w="3443" w:type="dxa"/>
+            <w:tcBorders>
+              <w:left w:val="single" w:sz="6" w:space="0" w:color="808080"/>
+              <w:bottom w:val="single" w:sz="2" w:space="0" w:color="808080"/>
+              <w:right w:val="single" w:sz="6" w:space="0" w:color="808080"/>
+            </w:tcBorders>
+            <w:vAlign w:val="center"/>
+          </w:tcPr>
+          <w:p>
+            <w:pPr>
+              <w:pStyle w:val="TableContents"/>
+              <w:bidi w:val="0"/>
+              <w:spacing w:before="0" w:after="283"/>
+              <w:rPr/>
+            </w:pPr>
+            <w:r>
+              <w:rPr/>
+              <w:t>Whole-volume card, fact canary</w:t>
+            </w:r>
+          </w:p>
+        </w:tc>
+        <w:tc>
+          <w:tcPr>
+            <w:tcW w:w="701" w:type="dxa"/>
+            <w:tcBorders>
+              <w:left w:val="single" w:sz="2" w:space="0" w:color="808080"/>
+              <w:bottom w:val="single" w:sz="2" w:space="0" w:color="808080"/>
+              <w:right w:val="single" w:sz="6" w:space="0" w:color="808080"/>
+            </w:tcBorders>
+            <w:vAlign w:val="center"/>
+          </w:tcPr>
+          <w:p>
+            <w:pPr>
+              <w:pStyle w:val="TableContents"/>
+              <w:bidi w:val="0"/>
+              <w:spacing w:before="0" w:after="283"/>
+              <w:rPr/>
+            </w:pPr>
+            <w:r>
+              <w:rPr/>
+              <w:t>54</w:t>
+            </w:r>
+          </w:p>
+        </w:tc>
+        <w:tc>
+          <w:tcPr>
+            <w:tcW w:w="1034" w:type="dxa"/>
+            <w:tcBorders>
+              <w:left w:val="single" w:sz="2" w:space="0" w:color="808080"/>
+              <w:bottom w:val="single" w:sz="2" w:space="0" w:color="808080"/>
+              <w:right w:val="single" w:sz="6" w:space="0" w:color="808080"/>
+            </w:tcBorders>
+            <w:vAlign w:val="center"/>
+          </w:tcPr>
+          <w:p>
+            <w:pPr>
+              <w:pStyle w:val="TableContents"/>
+              <w:bidi w:val="0"/>
+              <w:spacing w:before="0" w:after="283"/>
+              <w:rPr/>
+            </w:pPr>
+            <w:r>
+              <w:rPr/>
+              <w:t>20.4%</w:t>
+            </w:r>
+          </w:p>
+        </w:tc>
+        <w:tc>
+          <w:tcPr>
+            <w:tcW w:w="896" w:type="dxa"/>
+            <w:tcBorders>
+              <w:left w:val="single" w:sz="2" w:space="0" w:color="808080"/>
+              <w:bottom w:val="single" w:sz="2" w:space="0" w:color="808080"/>
+              <w:right w:val="single" w:sz="6" w:space="0" w:color="808080"/>
+            </w:tcBorders>
+            <w:vAlign w:val="center"/>
+          </w:tcPr>
+          <w:p>
+            <w:pPr>
+              <w:pStyle w:val="TableContents"/>
+              <w:bidi w:val="0"/>
+              <w:spacing w:before="0" w:after="283"/>
+              <w:rPr/>
+            </w:pPr>
+            <w:r>
+              <w:rPr/>
+              <w:t>20.4%</w:t>
+            </w:r>
+          </w:p>
+        </w:tc>
+        <w:tc>
+          <w:tcPr>
+            <w:tcW w:w="1056" w:type="dxa"/>
+            <w:tcBorders>
+              <w:left w:val="single" w:sz="2" w:space="0" w:color="808080"/>
+              <w:bottom w:val="single" w:sz="2" w:space="0" w:color="808080"/>
+              <w:right w:val="single" w:sz="6" w:space="0" w:color="808080"/>
+            </w:tcBorders>
+            <w:vAlign w:val="center"/>
+          </w:tcPr>
+          <w:p>
+            <w:pPr>
+              <w:pStyle w:val="TableContents"/>
+              <w:bidi w:val="0"/>
+              <w:spacing w:before="0" w:after="283"/>
+              <w:rPr/>
+            </w:pPr>
+            <w:r>
+              <w:rPr/>
+              <w:t>22.2%</w:t>
+            </w:r>
+          </w:p>
+        </w:tc>
+        <w:tc>
+          <w:tcPr>
+            <w:tcW w:w="1272" w:type="dxa"/>
+            <w:tcBorders>
+              <w:left w:val="single" w:sz="2" w:space="0" w:color="808080"/>
+              <w:bottom w:val="single" w:sz="2" w:space="0" w:color="808080"/>
+              <w:right w:val="single" w:sz="6" w:space="0" w:color="808080"/>
+            </w:tcBorders>
+            <w:vAlign w:val="center"/>
+          </w:tcPr>
+          <w:p>
+            <w:pPr>
+              <w:pStyle w:val="TableContents"/>
+              <w:bidi w:val="0"/>
+              <w:spacing w:before="0" w:after="283"/>
+              <w:rPr/>
+            </w:pPr>
+            <w:r>
+              <w:rPr/>
+              <w:t>21.0% [12.3, 30.9]</w:t>
+            </w:r>
+          </w:p>
+        </w:tc>
+        <w:tc>
+          <w:tcPr>
+            <w:tcW w:w="1467" w:type="dxa"/>
+            <w:tcBorders>
+              <w:left w:val="single" w:sz="2" w:space="0" w:color="808080"/>
+              <w:bottom w:val="single" w:sz="2" w:space="0" w:color="808080"/>
+              <w:right w:val="single" w:sz="6" w:space="0" w:color="808080"/>
+            </w:tcBorders>
+            <w:vAlign w:val="center"/>
+          </w:tcPr>
+          <w:p>
+            <w:pPr>
+              <w:pStyle w:val="TableContents"/>
+              <w:bidi w:val="0"/>
+              <w:spacing w:before="0" w:after="283"/>
+              <w:rPr/>
+            </w:pPr>
+            <w:r>
+              <w:rPr/>
+              <w:t>0</w:t>
+            </w:r>
+          </w:p>
+        </w:tc>
+        <w:tc>
+          <w:tcPr>
+            <w:tcW w:w="1470" w:type="dxa"/>
+            <w:tcBorders>
+              <w:left w:val="single" w:sz="2" w:space="0" w:color="808080"/>
+              <w:bottom w:val="single" w:sz="2" w:space="0" w:color="808080"/>
+              <w:right w:val="single" w:sz="6" w:space="0" w:color="808080"/>
+            </w:tcBorders>
+            <w:vAlign w:val="center"/>
+          </w:tcPr>
+          <w:p>
+            <w:pPr>
+              <w:pStyle w:val="TableContents"/>
+              <w:bidi w:val="0"/>
+              <w:spacing w:before="0" w:after="283"/>
+              <w:rPr>
+                <w:sz w:val="4"/>
+                <w:szCs w:val="4"/>
+              </w:rPr>
+            </w:pPr>
+            <w:r>
+              <w:rPr>
+                <w:sz w:val="4"/>
+                <w:szCs w:val="4"/>
+              </w:rPr>
+            </w:r>
+          </w:p>
+        </w:tc>
+      </w:tr>
+      <w:tr>
+        <w:trPr/>
+        <w:tc>
+          <w:tcPr>
+            <w:tcW w:w="3443" w:type="dxa"/>
+            <w:tcBorders>
+              <w:left w:val="single" w:sz="6" w:space="0" w:color="808080"/>
+              <w:bottom w:val="single" w:sz="6" w:space="0" w:color="808080"/>
+              <w:right w:val="single" w:sz="6" w:space="0" w:color="808080"/>
+            </w:tcBorders>
+            <w:vAlign w:val="center"/>
+          </w:tcPr>
+          <w:p>
+            <w:pPr>
+              <w:pStyle w:val="TableContents"/>
+              <w:bidi w:val="0"/>
+              <w:spacing w:before="0" w:after="283"/>
+              <w:rPr/>
+            </w:pPr>
+            <w:r>
+              <w:rPr/>
+              <w:t>Long-context positional instruction, fact canary</w:t>
+            </w:r>
+          </w:p>
+        </w:tc>
+        <w:tc>
+          <w:tcPr>
+            <w:tcW w:w="701" w:type="dxa"/>
+            <w:tcBorders>
+              <w:left w:val="single" w:sz="2" w:space="0" w:color="808080"/>
+              <w:bottom w:val="single" w:sz="6" w:space="0" w:color="808080"/>
+              <w:right w:val="single" w:sz="6" w:space="0" w:color="808080"/>
+            </w:tcBorders>
+            <w:vAlign w:val="center"/>
+          </w:tcPr>
+          <w:p>
+            <w:pPr>
+              <w:pStyle w:val="TableContents"/>
+              <w:bidi w:val="0"/>
+              <w:spacing w:before="0" w:after="283"/>
+              <w:rPr/>
+            </w:pPr>
+            <w:r>
+              <w:rPr/>
+              <w:t>39</w:t>
+            </w:r>
+          </w:p>
+        </w:tc>
+        <w:tc>
+          <w:tcPr>
+            <w:tcW w:w="1034" w:type="dxa"/>
+            <w:tcBorders>
+              <w:left w:val="single" w:sz="2" w:space="0" w:color="808080"/>
+              <w:bottom w:val="single" w:sz="6" w:space="0" w:color="808080"/>
+              <w:right w:val="single" w:sz="6" w:space="0" w:color="808080"/>
+            </w:tcBorders>
+            <w:vAlign w:val="center"/>
+          </w:tcPr>
+          <w:p>
+            <w:pPr>
+              <w:pStyle w:val="TableContents"/>
+              <w:bidi w:val="0"/>
+              <w:spacing w:before="0" w:after="283"/>
+              <w:rPr/>
+            </w:pPr>
+            <w:r>
+              <w:rPr/>
+              <w:t>15.4%</w:t>
+            </w:r>
+          </w:p>
+        </w:tc>
+        <w:tc>
+          <w:tcPr>
+            <w:tcW w:w="896" w:type="dxa"/>
+            <w:tcBorders>
+              <w:left w:val="single" w:sz="2" w:space="0" w:color="808080"/>
+              <w:bottom w:val="single" w:sz="6" w:space="0" w:color="808080"/>
+              <w:right w:val="single" w:sz="6" w:space="0" w:color="808080"/>
+            </w:tcBorders>
+            <w:vAlign w:val="center"/>
+          </w:tcPr>
+          <w:p>
+            <w:pPr>
+              <w:pStyle w:val="TableContents"/>
+              <w:bidi w:val="0"/>
+              <w:spacing w:before="0" w:after="283"/>
+              <w:rPr/>
+            </w:pPr>
+            <w:r>
+              <w:rPr/>
+              <w:t>5.1%</w:t>
+            </w:r>
+          </w:p>
+        </w:tc>
+        <w:tc>
+          <w:tcPr>
+            <w:tcW w:w="1056" w:type="dxa"/>
+            <w:tcBorders>
+              <w:left w:val="single" w:sz="2" w:space="0" w:color="808080"/>
+              <w:bottom w:val="single" w:sz="6" w:space="0" w:color="808080"/>
+              <w:right w:val="single" w:sz="6" w:space="0" w:color="808080"/>
+            </w:tcBorders>
+            <w:vAlign w:val="center"/>
+          </w:tcPr>
+          <w:p>
+            <w:pPr>
+              <w:pStyle w:val="TableContents"/>
+              <w:bidi w:val="0"/>
+              <w:spacing w:before="0" w:after="283"/>
+              <w:rPr/>
+            </w:pPr>
+            <w:r>
+              <w:rPr/>
+              <w:t>12.8%</w:t>
+            </w:r>
+          </w:p>
+        </w:tc>
+        <w:tc>
+          <w:tcPr>
+            <w:tcW w:w="1272" w:type="dxa"/>
+            <w:tcBorders>
+              <w:left w:val="single" w:sz="2" w:space="0" w:color="808080"/>
+              <w:bottom w:val="single" w:sz="6" w:space="0" w:color="808080"/>
+              <w:right w:val="single" w:sz="6" w:space="0" w:color="808080"/>
+            </w:tcBorders>
+            <w:vAlign w:val="center"/>
+          </w:tcPr>
+          <w:p>
+            <w:pPr>
+              <w:pStyle w:val="TableContents"/>
+              <w:bidi w:val="0"/>
+              <w:spacing w:before="0" w:after="283"/>
+              <w:rPr/>
+            </w:pPr>
+            <w:r>
+              <w:rPr/>
+              <w:t>11.1% [5.1, 17.9]</w:t>
+            </w:r>
+          </w:p>
+        </w:tc>
+        <w:tc>
+          <w:tcPr>
+            <w:tcW w:w="1467" w:type="dxa"/>
+            <w:tcBorders>
+              <w:left w:val="single" w:sz="2" w:space="0" w:color="808080"/>
+              <w:bottom w:val="single" w:sz="6" w:space="0" w:color="808080"/>
+              <w:right w:val="single" w:sz="6" w:space="0" w:color="808080"/>
+            </w:tcBorders>
+            <w:vAlign w:val="center"/>
+          </w:tcPr>
+          <w:p>
+            <w:pPr>
+              <w:pStyle w:val="TableContents"/>
+              <w:bidi w:val="0"/>
+              <w:spacing w:before="0" w:after="283"/>
+              <w:rPr/>
+            </w:pPr>
+            <w:r>
+              <w:rPr/>
+              <w:t>0</w:t>
+            </w:r>
+          </w:p>
+        </w:tc>
+        <w:tc>
+          <w:tcPr>
+            <w:tcW w:w="1470" w:type="dxa"/>
+            <w:tcBorders>
+              <w:left w:val="single" w:sz="2" w:space="0" w:color="808080"/>
+              <w:bottom w:val="single" w:sz="6" w:space="0" w:color="808080"/>
+              <w:right w:val="single" w:sz="6" w:space="0" w:color="808080"/>
+            </w:tcBorders>
+            <w:vAlign w:val="center"/>
+          </w:tcPr>
+          <w:p>
+            <w:pPr>
+              <w:pStyle w:val="TableContents"/>
+              <w:bidi w:val="0"/>
+              <w:spacing w:before="0" w:after="283"/>
+              <w:rPr>
+                <w:sz w:val="4"/>
+                <w:szCs w:val="4"/>
+              </w:rPr>
+            </w:pPr>
+            <w:r>
+              <w:rPr>
+                <w:sz w:val="4"/>
+                <w:szCs w:val="4"/>
+              </w:rPr>
+            </w:r>
+          </w:p>
+        </w:tc>
+      </w:tr>
+    </w:tbl>
+    <w:p>
+      <w:pPr>
+        <w:pStyle w:val="BodyText"/>
+        <w:bidi w:val="0"/>
+        <w:rPr/>
+      </w:pPr>
+      <w:r>
+        <w:rPr/>
+        <w:t xml:space="preserve">All three pre-registered hypotheses are supported. H12.1 and H12.2 pass with 3 of 3 models positive and not one event in which the prefix-only cell leaked and the suffix cell did not. H12.3, the structural validity check, holds: 0 hits in every versioned-card and truncated-context cell (342 outputs), so the harness is sound. On EXPLICIT events only the rates are 27.2% [17.5, 37.7] (38 events) and 46.2% [32.3, 60.2] (31 events). </w:t>
+      </w:r>
+      <w:r>
+        <w:rPr>
+          <w:b/>
+        </w:rPr>
+        <w:t>What it adds.</w:t>
+      </w:r>
+      <w:r>
+        <w:rPr/>
+        <w:t xml:space="preserve"> (i) The input-channel leak of Section 7.3 is confirmed on all 54 events by a criterion with no model in it: 22.8% by canary against 18.5% by the judge on cipher names. On the 19 rule-A events the canary and the earlier text rule agree closely (canary 5, 6 and 4 events per model against rule A 5, 7 and 6, with 5, 5 and 4 in both), although the texts differ. (ii) </w:t>
+      </w:r>
+      <w:r>
+        <w:rPr>
+          <w:b/>
+        </w:rPr>
+        <w:t>Telling a long-context model where the reader is does not keep it there.</w:t>
+      </w:r>
+      <w:r>
+        <w:rPr/>
+        <w:t xml:space="preserve"> With an explicit instruction not to reveal anything after the marker, the answer quotes the invented post-marker name in 40.6% of events, nearly twice the whole-volume card's rate. Typical outputs: "Grieve is revealed to be Ferdinand count Venthan"; "The person referred to as 'She' is Venbraost ... However, at this point in the story, she has not yet been identified by name." (iii) The leak is not specific to the spoiler: an ordinary planted fact (a birthplace) is carried into 21.0% of whole-volume cards and 11.1% of long-context answers. (iv) Memory plays almost no part here. Without the suffix, the real identity of the 19 rule-A events is named once in 114 prefix-only outputs (Qwen, truncated context). </w:t>
+      </w:r>
+      <w:r>
+        <w:rPr>
+          <w:b/>
+        </w:rPr>
+        <w:t>Exposure.</w:t>
+      </w:r>
+      <w:r>
+        <w:rPr/>
+        <w:t xml:space="preserve"> In 35 of 54 events at least one of the card's 12 sampled passages contains a canary; given exposure, the card carries it in 22.9% to 54.3% of events by model. </w:t>
+      </w:r>
+      <w:r>
+        <w:rPr>
+          <w:b/>
+        </w:rPr>
+        <w:t>Look-ahead or spoiler?</w:t>
+      </w:r>
+      <w:r>
+        <w:rPr/>
+        <w:t xml:space="preserve"> A canary hit measures look-ahead (suffix content in the output), which is the contract. </w:t>
+      </w:r>
+      <w:r>
+        <w:rPr>
+          <w:i/>
+        </w:rPr>
+        <w:t>Post hoc</w:t>
+      </w:r>
+      <w:r>
+        <w:rPr/>
+        <w:t xml:space="preserve"> (not pre-registered; </w:t>
+      </w:r>
+      <w:r>
+        <w:rPr>
+          <w:rStyle w:val="SourceText"/>
+        </w:rPr>
+        <w:t>scripts/chimera/rf_canary_posthoc.py</w:t>
+      </w:r>
+      <w:r>
+        <w:rPr/>
+        <w:t xml:space="preserve">, </w:t>
+      </w:r>
+      <w:r>
+        <w:rPr>
+          <w:rStyle w:val="SourceText"/>
+        </w:rPr>
+        <w:t>posthoc_canary_judge.json</w:t>
+      </w:r>
+      <w:r>
+        <w:rPr/>
+        <w:t xml:space="preserve">), the Section 7.2 judge asked of every hit whether the output equates the alias with the canary-named identity. It says yes for 29 of 38 whole-volume card hits (76%) and 49 of 56 long-context hits (88%), so most hits are the spoiler itself and not an incidental mention. </w:t>
+      </w:r>
+      <w:r>
+        <w:rPr>
+          <w:b/>
+        </w:rPr>
+        <w:t>Limits.</w:t>
+      </w:r>
+      <w:r>
+        <w:rPr/>
+        <w:t xml:space="preserve"> The long-context design was run with a 7 to 8B model's 12,288-token window, not a whole book, and one prompt. The fresh tokens are invented words, which a model might treat differently from real names. The events are the same model-selected events.</w:t>
+      </w:r>
+    </w:p>
+    <w:p>
+      <w:pPr>
+        <w:pStyle w:val="Heading3"/>
+        <w:bidi w:val="0"/>
+        <w:rPr/>
+      </w:pPr>
+      <w:r>
+        <w:rPr/>
+        <w:t>7.10 A selection leak: every passage is before the reader, and the answer still spoils (addendum 13, pre-registered 2026-10-17)</w:t>
+      </w:r>
+    </w:p>
+    <w:p>
+      <w:pPr>
+        <w:pStyle w:val="BodyText"/>
+        <w:bidi w:val="0"/>
+        <w:rPr/>
+      </w:pPr>
+      <w:r>
+        <w:rPr/>
+        <w:t xml:space="preserve">The position filter described for reading assistants checks what is served, and P10 says a canary cannot see a leak that moves no suffix content. </w:t>
+      </w:r>
+      <w:r>
+        <w:rPr>
+          <w:rStyle w:val="SourceText"/>
+        </w:rPr>
+        <w:t>PREREG_RF_E2E_addendum_13_selection_leak.md</w:t>
+      </w:r>
+      <w:r>
+        <w:rPr/>
+        <w:t xml:space="preserve"> (frozen by </w:t>
+      </w:r>
+      <w:r>
+        <w:rPr>
+          <w:rStyle w:val="SourceText"/>
+        </w:rPr>
+        <w:t>MANIFEST_RF_SELECTION.json</w:t>
+      </w:r>
+      <w:r>
+        <w:rPr/>
+        <w:t xml:space="preserve">) measures one on a generic entity-indexed design, on the 36 EXPLICIT and IMPLIED events whose identity is already named in the reader's prefix. These are exactly the events rule A could not score. At index time a resolver (Qwen2.5-7B) reads the reveal window and decides whether the alias and the identity are one person. It merged them in 24 of 36 events. Retrieval for the alias then returns up to 12 passages spaced over the pre-cut mentions of </w:t>
+      </w:r>
+      <w:r>
+        <w:rPr>
+          <w:b/>
+        </w:rPr>
+        <w:t>both</w:t>
+      </w:r>
+      <w:r>
+        <w:rPr/>
+        <w:t xml:space="preserve"> names, each clipped at the cut (asserted in code; 37.8% of passages are identity passages), and the card prompt of Section 7.2 runs on cipher names, so memory cannot contribute. The reference is the prefix-built index (the stored P_ren card of Section 7.2), which has no reveal to merge on. Judge: Qwen3-8B, rule B.</w:t>
+      </w:r>
+    </w:p>
+    <w:tbl>
+      <w:tblPr>
+        <w:tblW w:w="5000" w:type="pct"/>
+        <w:jc w:val="left"/>
+        <w:tblInd w:w="45" w:type="dxa"/>
+        <w:tblLayout w:type="fixed"/>
+        <w:tblCellMar>
+          <w:top w:w="45" w:type="dxa"/>
+          <w:left w:w="45" w:type="dxa"/>
+          <w:bottom w:w="45" w:type="dxa"/>
+          <w:right w:w="45" w:type="dxa"/>
+        </w:tblCellMar>
+      </w:tblPr>
+      <w:tblGrid>
+        <w:gridCol w:w="3183"/>
+        <w:gridCol w:w="1944"/>
+        <w:gridCol w:w="1671"/>
+        <w:gridCol w:w="1791"/>
+        <w:gridCol w:w="2749"/>
+      </w:tblGrid>
+      <w:tr>
+        <w:trPr/>
+        <w:tc>
+          <w:tcPr>
+            <w:tcW w:w="3183" w:type="dxa"/>
+            <w:tcBorders>
+              <w:top w:val="single" w:sz="6" w:space="0" w:color="808080"/>
+              <w:left w:val="single" w:sz="6" w:space="0" w:color="808080"/>
+              <w:bottom w:val="single" w:sz="2" w:space="0" w:color="808080"/>
+              <w:right w:val="single" w:sz="6" w:space="0" w:color="808080"/>
+            </w:tcBorders>
+            <w:vAlign w:val="center"/>
+          </w:tcPr>
+          <w:p>
+            <w:pPr>
+              <w:pStyle w:val="TableHeading"/>
+              <w:suppressLineNumbers/>
+              <w:bidi w:val="0"/>
+              <w:spacing w:before="0" w:after="283"/>
+              <w:jc w:val="center"/>
+              <w:rPr/>
+            </w:pPr>
+            <w:r>
+              <w:rPr/>
+              <w:t>Events</w:t>
+            </w:r>
+          </w:p>
+        </w:tc>
+        <w:tc>
+          <w:tcPr>
+            <w:tcW w:w="1944" w:type="dxa"/>
+            <w:tcBorders>
+              <w:top w:val="single" w:sz="6" w:space="0" w:color="808080"/>
+              <w:left w:val="single" w:sz="2" w:space="0" w:color="808080"/>
+              <w:bottom w:val="single" w:sz="2" w:space="0" w:color="808080"/>
+              <w:right w:val="single" w:sz="6" w:space="0" w:color="808080"/>
+            </w:tcBorders>
+            <w:vAlign w:val="center"/>
+          </w:tcPr>
+          <w:p>
+            <w:pPr>
+              <w:pStyle w:val="TableHeading"/>
+              <w:suppressLineNumbers/>
+              <w:bidi w:val="0"/>
+              <w:spacing w:before="0" w:after="283"/>
+              <w:jc w:val="center"/>
+              <w:rPr/>
+            </w:pPr>
+            <w:r>
+              <w:rPr/>
+              <w:t>Merged-entity card M</w:t>
+            </w:r>
+          </w:p>
+        </w:tc>
+        <w:tc>
+          <w:tcPr>
+            <w:tcW w:w="1671" w:type="dxa"/>
+            <w:tcBorders>
+              <w:top w:val="single" w:sz="6" w:space="0" w:color="808080"/>
+              <w:left w:val="single" w:sz="2" w:space="0" w:color="808080"/>
+              <w:bottom w:val="single" w:sz="2" w:space="0" w:color="808080"/>
+              <w:right w:val="single" w:sz="6" w:space="0" w:color="808080"/>
+            </w:tcBorders>
+            <w:vAlign w:val="center"/>
+          </w:tcPr>
+          <w:p>
+            <w:pPr>
+              <w:pStyle w:val="TableHeading"/>
+              <w:suppressLineNumbers/>
+              <w:bidi w:val="0"/>
+              <w:spacing w:before="0" w:after="283"/>
+              <w:jc w:val="center"/>
+              <w:rPr/>
+            </w:pPr>
+            <w:r>
+              <w:rPr/>
+              <w:t>Prefix-built card P</w:t>
+            </w:r>
+          </w:p>
+        </w:tc>
+        <w:tc>
+          <w:tcPr>
+            <w:tcW w:w="1791" w:type="dxa"/>
+            <w:tcBorders>
+              <w:top w:val="single" w:sz="6" w:space="0" w:color="808080"/>
+              <w:left w:val="single" w:sz="2" w:space="0" w:color="808080"/>
+              <w:bottom w:val="single" w:sz="2" w:space="0" w:color="808080"/>
+              <w:right w:val="single" w:sz="6" w:space="0" w:color="808080"/>
+            </w:tcBorders>
+            <w:vAlign w:val="center"/>
+          </w:tcPr>
+          <w:p>
+            <w:pPr>
+              <w:pStyle w:val="TableHeading"/>
+              <w:suppressLineNumbers/>
+              <w:bidi w:val="0"/>
+              <w:spacing w:before="0" w:after="283"/>
+              <w:jc w:val="center"/>
+              <w:rPr/>
+            </w:pPr>
+            <w:r>
+              <w:rPr/>
+              <w:t>M minus P [95% CI]</w:t>
+            </w:r>
+          </w:p>
+        </w:tc>
+        <w:tc>
+          <w:tcPr>
+            <w:tcW w:w="2749" w:type="dxa"/>
+            <w:tcBorders>
+              <w:top w:val="single" w:sz="6" w:space="0" w:color="808080"/>
+              <w:left w:val="single" w:sz="2" w:space="0" w:color="808080"/>
+              <w:bottom w:val="single" w:sz="2" w:space="0" w:color="808080"/>
+              <w:right w:val="single" w:sz="6" w:space="0" w:color="808080"/>
+            </w:tcBorders>
+            <w:vAlign w:val="center"/>
+          </w:tcPr>
+          <w:p>
+            <w:pPr>
+              <w:pStyle w:val="TableHeading"/>
+              <w:suppressLineNumbers/>
+              <w:bidi w:val="0"/>
+              <w:spacing w:before="0" w:after="283"/>
+              <w:jc w:val="center"/>
+              <w:rPr/>
+            </w:pPr>
+            <w:r>
+              <w:rPr/>
+              <w:t>Per model, events +/-</w:t>
+            </w:r>
+          </w:p>
+        </w:tc>
+      </w:tr>
+      <w:tr>
+        <w:trPr/>
+        <w:tc>
+          <w:tcPr>
+            <w:tcW w:w="3183" w:type="dxa"/>
+            <w:tcBorders>
+              <w:left w:val="single" w:sz="6" w:space="0" w:color="808080"/>
+              <w:bottom w:val="single" w:sz="2" w:space="0" w:color="808080"/>
+              <w:right w:val="single" w:sz="6" w:space="0" w:color="808080"/>
+            </w:tcBorders>
+            <w:vAlign w:val="center"/>
+          </w:tcPr>
+          <w:p>
+            <w:pPr>
+              <w:pStyle w:val="TableContents"/>
+              <w:bidi w:val="0"/>
+              <w:spacing w:before="0" w:after="283"/>
+              <w:rPr/>
+            </w:pPr>
+            <w:r>
+              <w:rPr/>
+              <w:t>Resolver merged (H13.1, primary), 24</w:t>
+            </w:r>
+          </w:p>
+        </w:tc>
+        <w:tc>
+          <w:tcPr>
+            <w:tcW w:w="1944" w:type="dxa"/>
+            <w:tcBorders>
+              <w:left w:val="single" w:sz="2" w:space="0" w:color="808080"/>
+              <w:bottom w:val="single" w:sz="2" w:space="0" w:color="808080"/>
+              <w:right w:val="single" w:sz="6" w:space="0" w:color="808080"/>
+            </w:tcBorders>
+            <w:vAlign w:val="center"/>
+          </w:tcPr>
+          <w:p>
+            <w:pPr>
+              <w:pStyle w:val="TableContents"/>
+              <w:bidi w:val="0"/>
+              <w:spacing w:before="0" w:after="283"/>
+              <w:rPr/>
+            </w:pPr>
+            <w:r>
+              <w:rPr/>
+              <w:t>19.4%</w:t>
+            </w:r>
+          </w:p>
+        </w:tc>
+        <w:tc>
+          <w:tcPr>
+            <w:tcW w:w="1671" w:type="dxa"/>
+            <w:tcBorders>
+              <w:left w:val="single" w:sz="2" w:space="0" w:color="808080"/>
+              <w:bottom w:val="single" w:sz="2" w:space="0" w:color="808080"/>
+              <w:right w:val="single" w:sz="6" w:space="0" w:color="808080"/>
+            </w:tcBorders>
+            <w:vAlign w:val="center"/>
+          </w:tcPr>
+          <w:p>
+            <w:pPr>
+              <w:pStyle w:val="TableContents"/>
+              <w:bidi w:val="0"/>
+              <w:spacing w:before="0" w:after="283"/>
+              <w:rPr/>
+            </w:pPr>
+            <w:r>
+              <w:rPr/>
+              <w:t>1.4%</w:t>
+            </w:r>
+          </w:p>
+        </w:tc>
+        <w:tc>
+          <w:tcPr>
+            <w:tcW w:w="1791" w:type="dxa"/>
+            <w:tcBorders>
+              <w:left w:val="single" w:sz="2" w:space="0" w:color="808080"/>
+              <w:bottom w:val="single" w:sz="2" w:space="0" w:color="808080"/>
+              <w:right w:val="single" w:sz="6" w:space="0" w:color="808080"/>
+            </w:tcBorders>
+            <w:vAlign w:val="center"/>
+          </w:tcPr>
+          <w:p>
+            <w:pPr>
+              <w:pStyle w:val="TableContents"/>
+              <w:bidi w:val="0"/>
+              <w:spacing w:before="0" w:after="283"/>
+              <w:rPr>
+                <w:b/>
+              </w:rPr>
+            </w:pPr>
+            <w:r>
+              <w:rPr>
+                <w:b/>
+              </w:rPr>
+              <w:t>+18.1 [+4.2, +33.3]</w:t>
+            </w:r>
+          </w:p>
+        </w:tc>
+        <w:tc>
+          <w:tcPr>
+            <w:tcW w:w="2749" w:type="dxa"/>
+            <w:tcBorders>
+              <w:left w:val="single" w:sz="2" w:space="0" w:color="808080"/>
+              <w:bottom w:val="single" w:sz="2" w:space="0" w:color="808080"/>
+              <w:right w:val="single" w:sz="6" w:space="0" w:color="808080"/>
+            </w:tcBorders>
+            <w:vAlign w:val="center"/>
+          </w:tcPr>
+          <w:p>
+            <w:pPr>
+              <w:pStyle w:val="TableContents"/>
+              <w:bidi w:val="0"/>
+              <w:spacing w:before="0" w:after="283"/>
+              <w:rPr/>
+            </w:pPr>
+            <w:r>
+              <w:rPr/>
+              <w:t>Llama 4/1, Mistral 5/0, Qwen 5/0</w:t>
+            </w:r>
+          </w:p>
+        </w:tc>
+      </w:tr>
+      <w:tr>
+        <w:trPr/>
+        <w:tc>
+          <w:tcPr>
+            <w:tcW w:w="3183" w:type="dxa"/>
+            <w:tcBorders>
+              <w:left w:val="single" w:sz="6" w:space="0" w:color="808080"/>
+              <w:bottom w:val="single" w:sz="6" w:space="0" w:color="808080"/>
+              <w:right w:val="single" w:sz="6" w:space="0" w:color="808080"/>
+            </w:tcBorders>
+            <w:vAlign w:val="center"/>
+          </w:tcPr>
+          <w:p>
+            <w:pPr>
+              <w:pStyle w:val="TableContents"/>
+              <w:bidi w:val="0"/>
+              <w:spacing w:before="0" w:after="283"/>
+              <w:rPr/>
+            </w:pPr>
+            <w:r>
+              <w:rPr/>
+              <w:t>Ideal merge (H13.2), 36</w:t>
+            </w:r>
+          </w:p>
+        </w:tc>
+        <w:tc>
+          <w:tcPr>
+            <w:tcW w:w="1944" w:type="dxa"/>
+            <w:tcBorders>
+              <w:left w:val="single" w:sz="2" w:space="0" w:color="808080"/>
+              <w:bottom w:val="single" w:sz="6" w:space="0" w:color="808080"/>
+              <w:right w:val="single" w:sz="6" w:space="0" w:color="808080"/>
+            </w:tcBorders>
+            <w:vAlign w:val="center"/>
+          </w:tcPr>
+          <w:p>
+            <w:pPr>
+              <w:pStyle w:val="TableContents"/>
+              <w:bidi w:val="0"/>
+              <w:spacing w:before="0" w:after="283"/>
+              <w:rPr/>
+            </w:pPr>
+            <w:r>
+              <w:rPr/>
+              <w:t>14.8%</w:t>
+            </w:r>
+          </w:p>
+        </w:tc>
+        <w:tc>
+          <w:tcPr>
+            <w:tcW w:w="1671" w:type="dxa"/>
+            <w:tcBorders>
+              <w:left w:val="single" w:sz="2" w:space="0" w:color="808080"/>
+              <w:bottom w:val="single" w:sz="6" w:space="0" w:color="808080"/>
+              <w:right w:val="single" w:sz="6" w:space="0" w:color="808080"/>
+            </w:tcBorders>
+            <w:vAlign w:val="center"/>
+          </w:tcPr>
+          <w:p>
+            <w:pPr>
+              <w:pStyle w:val="TableContents"/>
+              <w:bidi w:val="0"/>
+              <w:spacing w:before="0" w:after="283"/>
+              <w:rPr/>
+            </w:pPr>
+            <w:r>
+              <w:rPr/>
+              <w:t>1.9%</w:t>
+            </w:r>
+          </w:p>
+        </w:tc>
+        <w:tc>
+          <w:tcPr>
+            <w:tcW w:w="1791" w:type="dxa"/>
+            <w:tcBorders>
+              <w:left w:val="single" w:sz="2" w:space="0" w:color="808080"/>
+              <w:bottom w:val="single" w:sz="6" w:space="0" w:color="808080"/>
+              <w:right w:val="single" w:sz="6" w:space="0" w:color="808080"/>
+            </w:tcBorders>
+            <w:vAlign w:val="center"/>
+          </w:tcPr>
+          <w:p>
+            <w:pPr>
+              <w:pStyle w:val="TableContents"/>
+              <w:bidi w:val="0"/>
+              <w:spacing w:before="0" w:after="283"/>
+              <w:rPr/>
+            </w:pPr>
+            <w:r>
+              <w:rPr/>
+              <w:t>+13.0 [+3.7, +24.1]</w:t>
+            </w:r>
+          </w:p>
+        </w:tc>
+        <w:tc>
+          <w:tcPr>
+            <w:tcW w:w="2749" w:type="dxa"/>
+            <w:tcBorders>
+              <w:left w:val="single" w:sz="2" w:space="0" w:color="808080"/>
+              <w:bottom w:val="single" w:sz="6" w:space="0" w:color="808080"/>
+              <w:right w:val="single" w:sz="6" w:space="0" w:color="808080"/>
+            </w:tcBorders>
+            <w:vAlign w:val="center"/>
+          </w:tcPr>
+          <w:p>
+            <w:pPr>
+              <w:pStyle w:val="TableContents"/>
+              <w:bidi w:val="0"/>
+              <w:spacing w:before="0" w:after="283"/>
+              <w:rPr/>
+            </w:pPr>
+            <w:r>
+              <w:rPr/>
+              <w:t>4/1, 5/0, 6/0</w:t>
+            </w:r>
+          </w:p>
+        </w:tc>
+      </w:tr>
+    </w:tbl>
+    <w:p>
+      <w:pPr>
+        <w:pStyle w:val="BodyText"/>
+        <w:bidi w:val="0"/>
+        <w:rPr/>
+      </w:pPr>
+      <w:r>
+        <w:rPr/>
+        <w:t xml:space="preserve">Both hypotheses are supported, with 3 of 3 models positive. The cards fuse the two people without any later text: "Euaculhtk (also known as Acktvit Eteitu)", "Name: Jtvliack Woqtkk (also referred to as Mr. Woqtkk)", "Mr. Ktcvz (also known as Ncbhtqs)". Every sentence the generator saw is one the reader has read. The suffix entered only through the index's decision about which prefix passages belong to the alias. A suffix canary cannot fire here, because the input holds no suffix token, and canarying the reveal would also break the link the resolver used (P10). A position filter on served passages passes it. Only a rebuild from the prefix (here, the prefix-built card) exposes it. </w:t>
+      </w:r>
+      <w:r>
+        <w:rPr>
+          <w:b/>
+        </w:rPr>
+        <w:t>Checks.</w:t>
+      </w:r>
+      <w:r>
+        <w:rPr/>
+        <w:t xml:space="preserve"> The author session read the 16 cards the judge flagged (not a human check). In one event (two models), the "identity" is a descriptive phrase rather than a name and the judge's yes looks wrong. Excluding that event post hoc gives +15.9 [+2.9, +30.4] over 23 events. </w:t>
+      </w:r>
+      <w:r>
+        <w:rPr>
+          <w:b/>
+        </w:rPr>
+        <w:t>Limits.</w:t>
+      </w:r>
+      <w:r>
+        <w:rPr/>
+        <w:t xml:space="preserve"> The judge was validated against the text rule only on rule-A events (Section 7.7), and here both names occur in the input, which is the case where a judge is most needed and least validated. The resolver is a 7B model on one window. The design is a controlled stand-in for an entity-indexed assistant, not a specific product. 24 events.</w:t>
+      </w:r>
+    </w:p>
+    <w:p>
+      <w:pPr>
+        <w:pStyle w:val="BodyText"/>
+        <w:bidi w:val="0"/>
+        <w:rPr/>
+      </w:pPr>
+      <w:r>
+        <w:rPr>
+          <w:b/>
+        </w:rPr>
+        <w:t>What Sections 7.9 and 7.10 add together.</w:t>
+      </w:r>
+      <w:r>
+        <w:rPr/>
+        <w:t xml:space="preserve"> The input channel has (at least) two mechanisms that need different detectors. Content leaks are caught by a judge-free black-box canary on every event. Selection leaks are invisible to canaries and to any filter on served items, and they need a rebuild from the prefix or a counterfactual suffix. The two measured selection leaks in this paper are EchoTales' prominence gate (Section 5.3) and merged-entity retrieval.</w:t>
+      </w:r>
+    </w:p>
+    <w:p>
+      <w:pPr>
         <w:pStyle w:val="HorizontalLine"/>
         <w:bidi w:val="0"/>
         <w:rPr/>
@@ -15441,15 +18338,15 @@
         </w:tblCellMar>
       </w:tblPr>
       <w:tblGrid>
-        <w:gridCol w:w="4189"/>
-        <w:gridCol w:w="4121"/>
-        <w:gridCol w:w="3029"/>
+        <w:gridCol w:w="4247"/>
+        <w:gridCol w:w="4091"/>
+        <w:gridCol w:w="3001"/>
       </w:tblGrid>
       <w:tr>
         <w:trPr/>
         <w:tc>
           <w:tcPr>
-            <w:tcW w:w="4189" w:type="dxa"/>
+            <w:tcW w:w="4247" w:type="dxa"/>
             <w:tcBorders>
               <w:top w:val="single" w:sz="6" w:space="0" w:color="808080"/>
               <w:left w:val="single" w:sz="6" w:space="0" w:color="808080"/>
@@ -15475,7 +18372,7 @@
         </w:tc>
         <w:tc>
           <w:tcPr>
-            <w:tcW w:w="4121" w:type="dxa"/>
+            <w:tcW w:w="4091" w:type="dxa"/>
             <w:tcBorders>
               <w:top w:val="single" w:sz="6" w:space="0" w:color="808080"/>
               <w:left w:val="single" w:sz="2" w:space="0" w:color="808080"/>
@@ -15501,7 +18398,7 @@
         </w:tc>
         <w:tc>
           <w:tcPr>
-            <w:tcW w:w="3029" w:type="dxa"/>
+            <w:tcW w:w="3001" w:type="dxa"/>
             <w:tcBorders>
               <w:top w:val="single" w:sz="6" w:space="0" w:color="808080"/>
               <w:left w:val="single" w:sz="2" w:space="0" w:color="808080"/>
@@ -15530,7 +18427,7 @@
         <w:trPr/>
         <w:tc>
           <w:tcPr>
-            <w:tcW w:w="4189" w:type="dxa"/>
+            <w:tcW w:w="4247" w:type="dxa"/>
             <w:tcBorders>
               <w:left w:val="single" w:sz="6" w:space="0" w:color="808080"/>
               <w:bottom w:val="single" w:sz="2" w:space="0" w:color="808080"/>
@@ -15553,7 +18450,7 @@
         </w:tc>
         <w:tc>
           <w:tcPr>
-            <w:tcW w:w="4121" w:type="dxa"/>
+            <w:tcW w:w="4091" w:type="dxa"/>
             <w:tcBorders>
               <w:left w:val="single" w:sz="2" w:space="0" w:color="808080"/>
               <w:bottom w:val="single" w:sz="2" w:space="0" w:color="808080"/>
@@ -15576,7 +18473,7 @@
         </w:tc>
         <w:tc>
           <w:tcPr>
-            <w:tcW w:w="3029" w:type="dxa"/>
+            <w:tcW w:w="3001" w:type="dxa"/>
             <w:tcBorders>
               <w:left w:val="single" w:sz="2" w:space="0" w:color="808080"/>
               <w:bottom w:val="single" w:sz="2" w:space="0" w:color="808080"/>
@@ -15602,7 +18499,7 @@
         <w:trPr/>
         <w:tc>
           <w:tcPr>
-            <w:tcW w:w="4189" w:type="dxa"/>
+            <w:tcW w:w="4247" w:type="dxa"/>
             <w:tcBorders>
               <w:left w:val="single" w:sz="6" w:space="0" w:color="808080"/>
               <w:bottom w:val="single" w:sz="2" w:space="0" w:color="808080"/>
@@ -15625,7 +18522,7 @@
         </w:tc>
         <w:tc>
           <w:tcPr>
-            <w:tcW w:w="4121" w:type="dxa"/>
+            <w:tcW w:w="4091" w:type="dxa"/>
             <w:tcBorders>
               <w:left w:val="single" w:sz="2" w:space="0" w:color="808080"/>
               <w:bottom w:val="single" w:sz="2" w:space="0" w:color="808080"/>
@@ -15648,7 +18545,7 @@
         </w:tc>
         <w:tc>
           <w:tcPr>
-            <w:tcW w:w="3029" w:type="dxa"/>
+            <w:tcW w:w="3001" w:type="dxa"/>
             <w:tcBorders>
               <w:left w:val="single" w:sz="2" w:space="0" w:color="808080"/>
               <w:bottom w:val="single" w:sz="2" w:space="0" w:color="808080"/>
@@ -15674,7 +18571,7 @@
         <w:trPr/>
         <w:tc>
           <w:tcPr>
-            <w:tcW w:w="4189" w:type="dxa"/>
+            <w:tcW w:w="4247" w:type="dxa"/>
             <w:tcBorders>
               <w:left w:val="single" w:sz="6" w:space="0" w:color="808080"/>
               <w:bottom w:val="single" w:sz="2" w:space="0" w:color="808080"/>
@@ -15697,7 +18594,7 @@
         </w:tc>
         <w:tc>
           <w:tcPr>
-            <w:tcW w:w="4121" w:type="dxa"/>
+            <w:tcW w:w="4091" w:type="dxa"/>
             <w:tcBorders>
               <w:left w:val="single" w:sz="2" w:space="0" w:color="808080"/>
               <w:bottom w:val="single" w:sz="2" w:space="0" w:color="808080"/>
@@ -15720,7 +18617,7 @@
         </w:tc>
         <w:tc>
           <w:tcPr>
-            <w:tcW w:w="3029" w:type="dxa"/>
+            <w:tcW w:w="3001" w:type="dxa"/>
             <w:tcBorders>
               <w:left w:val="single" w:sz="2" w:space="0" w:color="808080"/>
               <w:bottom w:val="single" w:sz="2" w:space="0" w:color="808080"/>
@@ -15746,7 +18643,7 @@
         <w:trPr/>
         <w:tc>
           <w:tcPr>
-            <w:tcW w:w="4189" w:type="dxa"/>
+            <w:tcW w:w="4247" w:type="dxa"/>
             <w:tcBorders>
               <w:left w:val="single" w:sz="6" w:space="0" w:color="808080"/>
               <w:bottom w:val="single" w:sz="2" w:space="0" w:color="808080"/>
@@ -15769,7 +18666,7 @@
         </w:tc>
         <w:tc>
           <w:tcPr>
-            <w:tcW w:w="4121" w:type="dxa"/>
+            <w:tcW w:w="4091" w:type="dxa"/>
             <w:tcBorders>
               <w:left w:val="single" w:sz="2" w:space="0" w:color="808080"/>
               <w:bottom w:val="single" w:sz="2" w:space="0" w:color="808080"/>
@@ -15792,7 +18689,7 @@
         </w:tc>
         <w:tc>
           <w:tcPr>
-            <w:tcW w:w="3029" w:type="dxa"/>
+            <w:tcW w:w="3001" w:type="dxa"/>
             <w:tcBorders>
               <w:left w:val="single" w:sz="2" w:space="0" w:color="808080"/>
               <w:bottom w:val="single" w:sz="2" w:space="0" w:color="808080"/>
@@ -15818,7 +18715,7 @@
         <w:trPr/>
         <w:tc>
           <w:tcPr>
-            <w:tcW w:w="4189" w:type="dxa"/>
+            <w:tcW w:w="4247" w:type="dxa"/>
             <w:tcBorders>
               <w:left w:val="single" w:sz="6" w:space="0" w:color="808080"/>
               <w:bottom w:val="single" w:sz="2" w:space="0" w:color="808080"/>
@@ -15841,7 +18738,7 @@
         </w:tc>
         <w:tc>
           <w:tcPr>
-            <w:tcW w:w="4121" w:type="dxa"/>
+            <w:tcW w:w="4091" w:type="dxa"/>
             <w:tcBorders>
               <w:left w:val="single" w:sz="2" w:space="0" w:color="808080"/>
               <w:bottom w:val="single" w:sz="2" w:space="0" w:color="808080"/>
@@ -15864,7 +18761,7 @@
         </w:tc>
         <w:tc>
           <w:tcPr>
-            <w:tcW w:w="3029" w:type="dxa"/>
+            <w:tcW w:w="3001" w:type="dxa"/>
             <w:tcBorders>
               <w:left w:val="single" w:sz="2" w:space="0" w:color="808080"/>
               <w:bottom w:val="single" w:sz="2" w:space="0" w:color="808080"/>
@@ -15890,7 +18787,7 @@
         <w:trPr/>
         <w:tc>
           <w:tcPr>
-            <w:tcW w:w="4189" w:type="dxa"/>
+            <w:tcW w:w="4247" w:type="dxa"/>
             <w:tcBorders>
               <w:left w:val="single" w:sz="6" w:space="0" w:color="808080"/>
               <w:bottom w:val="single" w:sz="2" w:space="0" w:color="808080"/>
@@ -15913,7 +18810,7 @@
         </w:tc>
         <w:tc>
           <w:tcPr>
-            <w:tcW w:w="4121" w:type="dxa"/>
+            <w:tcW w:w="4091" w:type="dxa"/>
             <w:tcBorders>
               <w:left w:val="single" w:sz="2" w:space="0" w:color="808080"/>
               <w:bottom w:val="single" w:sz="2" w:space="0" w:color="808080"/>
@@ -15936,7 +18833,7 @@
         </w:tc>
         <w:tc>
           <w:tcPr>
-            <w:tcW w:w="3029" w:type="dxa"/>
+            <w:tcW w:w="3001" w:type="dxa"/>
             <w:tcBorders>
               <w:left w:val="single" w:sz="2" w:space="0" w:color="808080"/>
               <w:bottom w:val="single" w:sz="2" w:space="0" w:color="808080"/>
@@ -15962,7 +18859,7 @@
         <w:trPr/>
         <w:tc>
           <w:tcPr>
-            <w:tcW w:w="4189" w:type="dxa"/>
+            <w:tcW w:w="4247" w:type="dxa"/>
             <w:tcBorders>
               <w:left w:val="single" w:sz="6" w:space="0" w:color="808080"/>
               <w:bottom w:val="single" w:sz="2" w:space="0" w:color="808080"/>
@@ -15985,7 +18882,7 @@
         </w:tc>
         <w:tc>
           <w:tcPr>
-            <w:tcW w:w="4121" w:type="dxa"/>
+            <w:tcW w:w="4091" w:type="dxa"/>
             <w:tcBorders>
               <w:left w:val="single" w:sz="2" w:space="0" w:color="808080"/>
               <w:bottom w:val="single" w:sz="2" w:space="0" w:color="808080"/>
@@ -16008,7 +18905,7 @@
         </w:tc>
         <w:tc>
           <w:tcPr>
-            <w:tcW w:w="3029" w:type="dxa"/>
+            <w:tcW w:w="3001" w:type="dxa"/>
             <w:tcBorders>
               <w:left w:val="single" w:sz="2" w:space="0" w:color="808080"/>
               <w:bottom w:val="single" w:sz="2" w:space="0" w:color="808080"/>
@@ -16034,7 +18931,7 @@
         <w:trPr/>
         <w:tc>
           <w:tcPr>
-            <w:tcW w:w="4189" w:type="dxa"/>
+            <w:tcW w:w="4247" w:type="dxa"/>
             <w:tcBorders>
               <w:left w:val="single" w:sz="6" w:space="0" w:color="808080"/>
               <w:bottom w:val="single" w:sz="2" w:space="0" w:color="808080"/>
@@ -16057,7 +18954,7 @@
         </w:tc>
         <w:tc>
           <w:tcPr>
-            <w:tcW w:w="4121" w:type="dxa"/>
+            <w:tcW w:w="4091" w:type="dxa"/>
             <w:tcBorders>
               <w:left w:val="single" w:sz="2" w:space="0" w:color="808080"/>
               <w:bottom w:val="single" w:sz="2" w:space="0" w:color="808080"/>
@@ -16080,7 +18977,7 @@
         </w:tc>
         <w:tc>
           <w:tcPr>
-            <w:tcW w:w="3029" w:type="dxa"/>
+            <w:tcW w:w="3001" w:type="dxa"/>
             <w:tcBorders>
               <w:left w:val="single" w:sz="2" w:space="0" w:color="808080"/>
               <w:bottom w:val="single" w:sz="2" w:space="0" w:color="808080"/>
@@ -16106,7 +19003,7 @@
         <w:trPr/>
         <w:tc>
           <w:tcPr>
-            <w:tcW w:w="4189" w:type="dxa"/>
+            <w:tcW w:w="4247" w:type="dxa"/>
             <w:tcBorders>
               <w:left w:val="single" w:sz="6" w:space="0" w:color="808080"/>
               <w:bottom w:val="single" w:sz="2" w:space="0" w:color="808080"/>
@@ -16129,7 +19026,7 @@
         </w:tc>
         <w:tc>
           <w:tcPr>
-            <w:tcW w:w="4121" w:type="dxa"/>
+            <w:tcW w:w="4091" w:type="dxa"/>
             <w:tcBorders>
               <w:left w:val="single" w:sz="2" w:space="0" w:color="808080"/>
               <w:bottom w:val="single" w:sz="2" w:space="0" w:color="808080"/>
@@ -16152,7 +19049,7 @@
         </w:tc>
         <w:tc>
           <w:tcPr>
-            <w:tcW w:w="3029" w:type="dxa"/>
+            <w:tcW w:w="3001" w:type="dxa"/>
             <w:tcBorders>
               <w:left w:val="single" w:sz="2" w:space="0" w:color="808080"/>
               <w:bottom w:val="single" w:sz="2" w:space="0" w:color="808080"/>
@@ -16178,7 +19075,7 @@
         <w:trPr/>
         <w:tc>
           <w:tcPr>
-            <w:tcW w:w="4189" w:type="dxa"/>
+            <w:tcW w:w="4247" w:type="dxa"/>
             <w:tcBorders>
               <w:left w:val="single" w:sz="6" w:space="0" w:color="808080"/>
               <w:bottom w:val="single" w:sz="2" w:space="0" w:color="808080"/>
@@ -16201,7 +19098,7 @@
         </w:tc>
         <w:tc>
           <w:tcPr>
-            <w:tcW w:w="4121" w:type="dxa"/>
+            <w:tcW w:w="4091" w:type="dxa"/>
             <w:tcBorders>
               <w:left w:val="single" w:sz="2" w:space="0" w:color="808080"/>
               <w:bottom w:val="single" w:sz="2" w:space="0" w:color="808080"/>
@@ -16224,7 +19121,7 @@
         </w:tc>
         <w:tc>
           <w:tcPr>
-            <w:tcW w:w="3029" w:type="dxa"/>
+            <w:tcW w:w="3001" w:type="dxa"/>
             <w:tcBorders>
               <w:left w:val="single" w:sz="2" w:space="0" w:color="808080"/>
               <w:bottom w:val="single" w:sz="2" w:space="0" w:color="808080"/>
@@ -16250,7 +19147,7 @@
         <w:trPr/>
         <w:tc>
           <w:tcPr>
-            <w:tcW w:w="4189" w:type="dxa"/>
+            <w:tcW w:w="4247" w:type="dxa"/>
             <w:tcBorders>
               <w:left w:val="single" w:sz="6" w:space="0" w:color="808080"/>
               <w:bottom w:val="single" w:sz="2" w:space="0" w:color="808080"/>
@@ -16273,7 +19170,7 @@
         </w:tc>
         <w:tc>
           <w:tcPr>
-            <w:tcW w:w="4121" w:type="dxa"/>
+            <w:tcW w:w="4091" w:type="dxa"/>
             <w:tcBorders>
               <w:left w:val="single" w:sz="2" w:space="0" w:color="808080"/>
               <w:bottom w:val="single" w:sz="2" w:space="0" w:color="808080"/>
@@ -16296,7 +19193,7 @@
         </w:tc>
         <w:tc>
           <w:tcPr>
-            <w:tcW w:w="3029" w:type="dxa"/>
+            <w:tcW w:w="3001" w:type="dxa"/>
             <w:tcBorders>
               <w:left w:val="single" w:sz="2" w:space="0" w:color="808080"/>
               <w:bottom w:val="single" w:sz="2" w:space="0" w:color="808080"/>
@@ -16322,7 +19219,7 @@
         <w:trPr/>
         <w:tc>
           <w:tcPr>
-            <w:tcW w:w="4189" w:type="dxa"/>
+            <w:tcW w:w="4247" w:type="dxa"/>
             <w:tcBorders>
               <w:left w:val="single" w:sz="6" w:space="0" w:color="808080"/>
               <w:bottom w:val="single" w:sz="2" w:space="0" w:color="808080"/>
@@ -16345,7 +19242,7 @@
         </w:tc>
         <w:tc>
           <w:tcPr>
-            <w:tcW w:w="4121" w:type="dxa"/>
+            <w:tcW w:w="4091" w:type="dxa"/>
             <w:tcBorders>
               <w:left w:val="single" w:sz="2" w:space="0" w:color="808080"/>
               <w:bottom w:val="single" w:sz="2" w:space="0" w:color="808080"/>
@@ -16368,7 +19265,7 @@
         </w:tc>
         <w:tc>
           <w:tcPr>
-            <w:tcW w:w="3029" w:type="dxa"/>
+            <w:tcW w:w="3001" w:type="dxa"/>
             <w:tcBorders>
               <w:left w:val="single" w:sz="2" w:space="0" w:color="808080"/>
               <w:bottom w:val="single" w:sz="2" w:space="0" w:color="808080"/>
@@ -16394,7 +19291,7 @@
         <w:trPr/>
         <w:tc>
           <w:tcPr>
-            <w:tcW w:w="4189" w:type="dxa"/>
+            <w:tcW w:w="4247" w:type="dxa"/>
             <w:tcBorders>
               <w:left w:val="single" w:sz="6" w:space="0" w:color="808080"/>
               <w:bottom w:val="single" w:sz="2" w:space="0" w:color="808080"/>
@@ -16417,7 +19314,7 @@
         </w:tc>
         <w:tc>
           <w:tcPr>
-            <w:tcW w:w="4121" w:type="dxa"/>
+            <w:tcW w:w="4091" w:type="dxa"/>
             <w:tcBorders>
               <w:left w:val="single" w:sz="2" w:space="0" w:color="808080"/>
               <w:bottom w:val="single" w:sz="2" w:space="0" w:color="808080"/>
@@ -16440,7 +19337,7 @@
         </w:tc>
         <w:tc>
           <w:tcPr>
-            <w:tcW w:w="3029" w:type="dxa"/>
+            <w:tcW w:w="3001" w:type="dxa"/>
             <w:tcBorders>
               <w:left w:val="single" w:sz="2" w:space="0" w:color="808080"/>
               <w:bottom w:val="single" w:sz="2" w:space="0" w:color="808080"/>
@@ -16466,7 +19363,7 @@
         <w:trPr/>
         <w:tc>
           <w:tcPr>
-            <w:tcW w:w="4189" w:type="dxa"/>
+            <w:tcW w:w="4247" w:type="dxa"/>
             <w:tcBorders>
               <w:left w:val="single" w:sz="6" w:space="0" w:color="808080"/>
               <w:bottom w:val="single" w:sz="2" w:space="0" w:color="808080"/>
@@ -16489,7 +19386,7 @@
         </w:tc>
         <w:tc>
           <w:tcPr>
-            <w:tcW w:w="4121" w:type="dxa"/>
+            <w:tcW w:w="4091" w:type="dxa"/>
             <w:tcBorders>
               <w:left w:val="single" w:sz="2" w:space="0" w:color="808080"/>
               <w:bottom w:val="single" w:sz="2" w:space="0" w:color="808080"/>
@@ -16512,7 +19409,7 @@
         </w:tc>
         <w:tc>
           <w:tcPr>
-            <w:tcW w:w="3029" w:type="dxa"/>
+            <w:tcW w:w="3001" w:type="dxa"/>
             <w:tcBorders>
               <w:left w:val="single" w:sz="2" w:space="0" w:color="808080"/>
               <w:bottom w:val="single" w:sz="2" w:space="0" w:color="808080"/>
@@ -16538,7 +19435,367 @@
         <w:trPr/>
         <w:tc>
           <w:tcPr>
-            <w:tcW w:w="4189" w:type="dxa"/>
+            <w:tcW w:w="4247" w:type="dxa"/>
+            <w:tcBorders>
+              <w:left w:val="single" w:sz="6" w:space="0" w:color="808080"/>
+              <w:bottom w:val="single" w:sz="2" w:space="0" w:color="808080"/>
+              <w:right w:val="single" w:sz="6" w:space="0" w:color="808080"/>
+            </w:tcBorders>
+            <w:vAlign w:val="center"/>
+          </w:tcPr>
+          <w:p>
+            <w:pPr>
+              <w:pStyle w:val="TableContents"/>
+              <w:bidi w:val="0"/>
+              <w:spacing w:before="0" w:after="283"/>
+              <w:rPr/>
+            </w:pPr>
+            <w:r>
+              <w:rPr/>
+              <w:t>Recap spoilers and a link to OLMo training data</w:t>
+            </w:r>
+          </w:p>
+        </w:tc>
+        <w:tc>
+          <w:tcPr>
+            <w:tcW w:w="4091" w:type="dxa"/>
+            <w:tcBorders>
+              <w:left w:val="single" w:sz="2" w:space="0" w:color="808080"/>
+              <w:bottom w:val="single" w:sz="2" w:space="0" w:color="808080"/>
+              <w:right w:val="single" w:sz="6" w:space="0" w:color="808080"/>
+            </w:tcBorders>
+            <w:vAlign w:val="center"/>
+          </w:tcPr>
+          <w:p>
+            <w:pPr>
+              <w:pStyle w:val="TableContents"/>
+              <w:bidi w:val="0"/>
+              <w:spacing w:before="0" w:after="283"/>
+              <w:rPr/>
+            </w:pPr>
+            <w:r>
+              <w:rPr/>
+              <w:t>EXPLORATORY-small; both null</w:t>
+            </w:r>
+          </w:p>
+        </w:tc>
+        <w:tc>
+          <w:tcPr>
+            <w:tcW w:w="3001" w:type="dxa"/>
+            <w:tcBorders>
+              <w:left w:val="single" w:sz="2" w:space="0" w:color="808080"/>
+              <w:bottom w:val="single" w:sz="2" w:space="0" w:color="808080"/>
+              <w:right w:val="single" w:sz="6" w:space="0" w:color="808080"/>
+            </w:tcBorders>
+            <w:vAlign w:val="center"/>
+          </w:tcPr>
+          <w:p>
+            <w:pPr>
+              <w:pStyle w:val="TableContents"/>
+              <w:bidi w:val="0"/>
+              <w:spacing w:before="0" w:after="283"/>
+              <w:rPr/>
+            </w:pPr>
+            <w:r>
+              <w:rPr/>
+              <w:t>Section 6.2 (0 spoilers in 144 outputs per condition; Spearman +0.13, p = 0.41)</w:t>
+            </w:r>
+          </w:p>
+        </w:tc>
+      </w:tr>
+      <w:tr>
+        <w:trPr/>
+        <w:tc>
+          <w:tcPr>
+            <w:tcW w:w="4247" w:type="dxa"/>
+            <w:tcBorders>
+              <w:left w:val="single" w:sz="6" w:space="0" w:color="808080"/>
+              <w:bottom w:val="single" w:sz="2" w:space="0" w:color="808080"/>
+              <w:right w:val="single" w:sz="6" w:space="0" w:color="808080"/>
+            </w:tcBorders>
+            <w:vAlign w:val="center"/>
+          </w:tcPr>
+          <w:p>
+            <w:pPr>
+              <w:pStyle w:val="TableContents"/>
+              <w:bidi w:val="0"/>
+              <w:spacing w:before="0" w:after="283"/>
+              <w:rPr/>
+            </w:pPr>
+            <w:r>
+              <w:rPr/>
+              <w:t>The deployed stage depends on later chapters twice as often as it diverges; the repair removes both</w:t>
+            </w:r>
+          </w:p>
+        </w:tc>
+        <w:tc>
+          <w:tcPr>
+            <w:tcW w:w="4091" w:type="dxa"/>
+            <w:tcBorders>
+              <w:left w:val="single" w:sz="2" w:space="0" w:color="808080"/>
+              <w:bottom w:val="single" w:sz="2" w:space="0" w:color="808080"/>
+              <w:right w:val="single" w:sz="6" w:space="0" w:color="808080"/>
+            </w:tcBorders>
+            <w:vAlign w:val="center"/>
+          </w:tcPr>
+          <w:p>
+            <w:pPr>
+              <w:pStyle w:val="TableContents"/>
+              <w:bidi w:val="0"/>
+              <w:spacing w:before="0" w:after="283"/>
+              <w:rPr/>
+            </w:pPr>
+            <w:r>
+              <w:rPr/>
+              <w:t>System-internal, pre-registered counterfactual suffix</w:t>
+            </w:r>
+          </w:p>
+        </w:tc>
+        <w:tc>
+          <w:tcPr>
+            <w:tcW w:w="3001" w:type="dxa"/>
+            <w:tcBorders>
+              <w:left w:val="single" w:sz="2" w:space="0" w:color="808080"/>
+              <w:bottom w:val="single" w:sz="2" w:space="0" w:color="808080"/>
+              <w:right w:val="single" w:sz="6" w:space="0" w:color="808080"/>
+            </w:tcBorders>
+            <w:vAlign w:val="center"/>
+          </w:tcPr>
+          <w:p>
+            <w:pPr>
+              <w:pStyle w:val="TableContents"/>
+              <w:bidi w:val="0"/>
+              <w:spacing w:before="0" w:after="283"/>
+              <w:rPr/>
+            </w:pPr>
+            <w:r>
+              <w:rPr/>
+              <w:t>Section 5.4 (47 vs 23 of 289; 0 repaired)</w:t>
+            </w:r>
+          </w:p>
+        </w:tc>
+      </w:tr>
+      <w:tr>
+        <w:trPr/>
+        <w:tc>
+          <w:tcPr>
+            <w:tcW w:w="4247" w:type="dxa"/>
+            <w:tcBorders>
+              <w:left w:val="single" w:sz="6" w:space="0" w:color="808080"/>
+              <w:bottom w:val="single" w:sz="2" w:space="0" w:color="808080"/>
+              <w:right w:val="single" w:sz="6" w:space="0" w:color="808080"/>
+            </w:tcBorders>
+            <w:vAlign w:val="center"/>
+          </w:tcPr>
+          <w:p>
+            <w:pPr>
+              <w:pStyle w:val="TableContents"/>
+              <w:bidi w:val="0"/>
+              <w:spacing w:before="0" w:after="283"/>
+              <w:rPr/>
+            </w:pPr>
+            <w:r>
+              <w:rPr/>
+              <w:t>The whole-volume card's leak holds on every event by a judge-free criterion</w:t>
+            </w:r>
+          </w:p>
+        </w:tc>
+        <w:tc>
+          <w:tcPr>
+            <w:tcW w:w="4091" w:type="dxa"/>
+            <w:tcBorders>
+              <w:left w:val="single" w:sz="2" w:space="0" w:color="808080"/>
+              <w:bottom w:val="single" w:sz="2" w:space="0" w:color="808080"/>
+              <w:right w:val="single" w:sz="6" w:space="0" w:color="808080"/>
+            </w:tcBorders>
+            <w:vAlign w:val="center"/>
+          </w:tcPr>
+          <w:p>
+            <w:pPr>
+              <w:pStyle w:val="TableContents"/>
+              <w:bidi w:val="0"/>
+              <w:spacing w:before="0" w:after="283"/>
+              <w:rPr/>
+            </w:pPr>
+            <w:r>
+              <w:rPr/>
+              <w:t>Pre-registered (addendum 12); suffix canaries, text-derived</w:t>
+            </w:r>
+          </w:p>
+        </w:tc>
+        <w:tc>
+          <w:tcPr>
+            <w:tcW w:w="3001" w:type="dxa"/>
+            <w:tcBorders>
+              <w:left w:val="single" w:sz="2" w:space="0" w:color="808080"/>
+              <w:bottom w:val="single" w:sz="2" w:space="0" w:color="808080"/>
+              <w:right w:val="single" w:sz="6" w:space="0" w:color="808080"/>
+            </w:tcBorders>
+            <w:vAlign w:val="center"/>
+          </w:tcPr>
+          <w:p>
+            <w:pPr>
+              <w:pStyle w:val="TableContents"/>
+              <w:bidi w:val="0"/>
+              <w:spacing w:before="0" w:after="283"/>
+              <w:rPr/>
+            </w:pPr>
+            <w:r>
+              <w:rPr/>
+              <w:t>Section 7.9 (22.8% vs 0, 54 events)</w:t>
+            </w:r>
+          </w:p>
+        </w:tc>
+      </w:tr>
+      <w:tr>
+        <w:trPr/>
+        <w:tc>
+          <w:tcPr>
+            <w:tcW w:w="4247" w:type="dxa"/>
+            <w:tcBorders>
+              <w:left w:val="single" w:sz="6" w:space="0" w:color="808080"/>
+              <w:bottom w:val="single" w:sz="2" w:space="0" w:color="808080"/>
+              <w:right w:val="single" w:sz="6" w:space="0" w:color="808080"/>
+            </w:tcBorders>
+            <w:vAlign w:val="center"/>
+          </w:tcPr>
+          <w:p>
+            <w:pPr>
+              <w:pStyle w:val="TableContents"/>
+              <w:bidi w:val="0"/>
+              <w:spacing w:before="0" w:after="283"/>
+              <w:rPr/>
+            </w:pPr>
+            <w:r>
+              <w:rPr/>
+              <w:t>A long-context model told where the reader is still quotes later text</w:t>
+            </w:r>
+          </w:p>
+        </w:tc>
+        <w:tc>
+          <w:tcPr>
+            <w:tcW w:w="4091" w:type="dxa"/>
+            <w:tcBorders>
+              <w:left w:val="single" w:sz="2" w:space="0" w:color="808080"/>
+              <w:bottom w:val="single" w:sz="2" w:space="0" w:color="808080"/>
+              <w:right w:val="single" w:sz="6" w:space="0" w:color="808080"/>
+            </w:tcBorders>
+            <w:vAlign w:val="center"/>
+          </w:tcPr>
+          <w:p>
+            <w:pPr>
+              <w:pStyle w:val="TableContents"/>
+              <w:bidi w:val="0"/>
+              <w:spacing w:before="0" w:after="283"/>
+              <w:rPr/>
+            </w:pPr>
+            <w:r>
+              <w:rPr/>
+              <w:t>Pre-registered (addendum 12); suffix canaries</w:t>
+            </w:r>
+          </w:p>
+        </w:tc>
+        <w:tc>
+          <w:tcPr>
+            <w:tcW w:w="3001" w:type="dxa"/>
+            <w:tcBorders>
+              <w:left w:val="single" w:sz="2" w:space="0" w:color="808080"/>
+              <w:bottom w:val="single" w:sz="2" w:space="0" w:color="808080"/>
+              <w:right w:val="single" w:sz="6" w:space="0" w:color="808080"/>
+            </w:tcBorders>
+            <w:vAlign w:val="center"/>
+          </w:tcPr>
+          <w:p>
+            <w:pPr>
+              <w:pStyle w:val="TableContents"/>
+              <w:bidi w:val="0"/>
+              <w:spacing w:before="0" w:after="283"/>
+              <w:rPr/>
+            </w:pPr>
+            <w:r>
+              <w:rPr/>
+              <w:t>Section 7.9 (40.6% vs 0, 46 events)</w:t>
+            </w:r>
+          </w:p>
+        </w:tc>
+      </w:tr>
+      <w:tr>
+        <w:trPr/>
+        <w:tc>
+          <w:tcPr>
+            <w:tcW w:w="4247" w:type="dxa"/>
+            <w:tcBorders>
+              <w:left w:val="single" w:sz="6" w:space="0" w:color="808080"/>
+              <w:bottom w:val="single" w:sz="2" w:space="0" w:color="808080"/>
+              <w:right w:val="single" w:sz="6" w:space="0" w:color="808080"/>
+            </w:tcBorders>
+            <w:vAlign w:val="center"/>
+          </w:tcPr>
+          <w:p>
+            <w:pPr>
+              <w:pStyle w:val="TableContents"/>
+              <w:bidi w:val="0"/>
+              <w:spacing w:before="0" w:after="283"/>
+              <w:rPr/>
+            </w:pPr>
+            <w:r>
+              <w:rPr/>
+              <w:t>A selection leak spoils with no suffix text in the input</w:t>
+            </w:r>
+          </w:p>
+        </w:tc>
+        <w:tc>
+          <w:tcPr>
+            <w:tcW w:w="4091" w:type="dxa"/>
+            <w:tcBorders>
+              <w:left w:val="single" w:sz="2" w:space="0" w:color="808080"/>
+              <w:bottom w:val="single" w:sz="2" w:space="0" w:color="808080"/>
+              <w:right w:val="single" w:sz="6" w:space="0" w:color="808080"/>
+            </w:tcBorders>
+            <w:vAlign w:val="center"/>
+          </w:tcPr>
+          <w:p>
+            <w:pPr>
+              <w:pStyle w:val="TableContents"/>
+              <w:bidi w:val="0"/>
+              <w:spacing w:before="0" w:after="283"/>
+              <w:rPr/>
+            </w:pPr>
+            <w:r>
+              <w:rPr/>
+              <w:t>Pre-registered (addendum 13); judge-labelled</w:t>
+            </w:r>
+          </w:p>
+        </w:tc>
+        <w:tc>
+          <w:tcPr>
+            <w:tcW w:w="3001" w:type="dxa"/>
+            <w:tcBorders>
+              <w:left w:val="single" w:sz="2" w:space="0" w:color="808080"/>
+              <w:bottom w:val="single" w:sz="2" w:space="0" w:color="808080"/>
+              <w:right w:val="single" w:sz="6" w:space="0" w:color="808080"/>
+            </w:tcBorders>
+            <w:vAlign w:val="center"/>
+          </w:tcPr>
+          <w:p>
+            <w:pPr>
+              <w:pStyle w:val="TableContents"/>
+              <w:bidi w:val="0"/>
+              <w:spacing w:before="0" w:after="283"/>
+              <w:rPr/>
+            </w:pPr>
+            <w:r>
+              <w:rPr/>
+              <w:t>Section 7.10 (19.4% vs 1.4%, 24 events)</w:t>
+            </w:r>
+          </w:p>
+        </w:tc>
+      </w:tr>
+      <w:tr>
+        <w:trPr/>
+        <w:tc>
+          <w:tcPr>
+            <w:tcW w:w="4247" w:type="dxa"/>
             <w:tcBorders>
               <w:left w:val="single" w:sz="6" w:space="0" w:color="808080"/>
               <w:bottom w:val="single" w:sz="6" w:space="0" w:color="808080"/>
@@ -16555,13 +19812,13 @@
             </w:pPr>
             <w:r>
               <w:rPr/>
-              <w:t>Recap spoilers and a link to OLMo training data</w:t>
-            </w:r>
-          </w:p>
-        </w:tc>
-        <w:tc>
-          <w:tcPr>
-            <w:tcW w:w="4121" w:type="dxa"/>
+              <w:t>Canaries are sound and blind to selection leaks; the read-set table holds on the real derivation</w:t>
+            </w:r>
+          </w:p>
+        </w:tc>
+        <w:tc>
+          <w:tcPr>
+            <w:tcW w:w="4091" w:type="dxa"/>
             <w:tcBorders>
               <w:left w:val="single" w:sz="2" w:space="0" w:color="808080"/>
               <w:bottom w:val="single" w:sz="6" w:space="0" w:color="808080"/>
@@ -16578,13 +19835,13 @@
             </w:pPr>
             <w:r>
               <w:rPr/>
-              <w:t>EXPLORATORY-small; both null</w:t>
-            </w:r>
-          </w:p>
-        </w:tc>
-        <w:tc>
-          <w:tcPr>
-            <w:tcW w:w="3029" w:type="dxa"/>
+              <w:t>Elementary propositions, property-tested</w:t>
+            </w:r>
+          </w:p>
+        </w:tc>
+        <w:tc>
+          <w:tcPr>
+            <w:tcW w:w="3001" w:type="dxa"/>
             <w:tcBorders>
               <w:left w:val="single" w:sz="2" w:space="0" w:color="808080"/>
               <w:bottom w:val="single" w:sz="6" w:space="0" w:color="808080"/>
@@ -16601,7 +19858,7 @@
             </w:pPr>
             <w:r>
               <w:rPr/>
-              <w:t>Section 6.2 (0 spoilers in 144 outputs per condition; Spearman +0.13, p = 0.41)</w:t>
+              <w:t>Sections 3.2, 3.3 (P9 to P11)</w:t>
             </w:r>
           </w:p>
         </w:tc>
@@ -16632,16 +19889,16 @@
         </w:tblCellMar>
       </w:tblPr>
       <w:tblGrid>
-        <w:gridCol w:w="2718"/>
-        <w:gridCol w:w="1857"/>
-        <w:gridCol w:w="2383"/>
-        <w:gridCol w:w="4381"/>
+        <w:gridCol w:w="3100"/>
+        <w:gridCol w:w="1723"/>
+        <w:gridCol w:w="2191"/>
+        <w:gridCol w:w="4325"/>
       </w:tblGrid>
       <w:tr>
         <w:trPr/>
         <w:tc>
           <w:tcPr>
-            <w:tcW w:w="2718" w:type="dxa"/>
+            <w:tcW w:w="3100" w:type="dxa"/>
             <w:tcBorders>
               <w:top w:val="single" w:sz="6" w:space="0" w:color="808080"/>
               <w:left w:val="single" w:sz="6" w:space="0" w:color="808080"/>
@@ -16667,7 +19924,7 @@
         </w:tc>
         <w:tc>
           <w:tcPr>
-            <w:tcW w:w="1857" w:type="dxa"/>
+            <w:tcW w:w="1723" w:type="dxa"/>
             <w:tcBorders>
               <w:top w:val="single" w:sz="6" w:space="0" w:color="808080"/>
               <w:left w:val="single" w:sz="2" w:space="0" w:color="808080"/>
@@ -16693,7 +19950,7 @@
         </w:tc>
         <w:tc>
           <w:tcPr>
-            <w:tcW w:w="2383" w:type="dxa"/>
+            <w:tcW w:w="2191" w:type="dxa"/>
             <w:tcBorders>
               <w:top w:val="single" w:sz="6" w:space="0" w:color="808080"/>
               <w:left w:val="single" w:sz="2" w:space="0" w:color="808080"/>
@@ -16719,7 +19976,7 @@
         </w:tc>
         <w:tc>
           <w:tcPr>
-            <w:tcW w:w="4381" w:type="dxa"/>
+            <w:tcW w:w="4325" w:type="dxa"/>
             <w:tcBorders>
               <w:top w:val="single" w:sz="6" w:space="0" w:color="808080"/>
               <w:left w:val="single" w:sz="2" w:space="0" w:color="808080"/>
@@ -16748,7 +20005,7 @@
         <w:trPr/>
         <w:tc>
           <w:tcPr>
-            <w:tcW w:w="2718" w:type="dxa"/>
+            <w:tcW w:w="3100" w:type="dxa"/>
             <w:tcBorders>
               <w:left w:val="single" w:sz="6" w:space="0" w:color="808080"/>
               <w:bottom w:val="single" w:sz="2" w:space="0" w:color="808080"/>
@@ -16771,7 +20028,7 @@
         </w:tc>
         <w:tc>
           <w:tcPr>
-            <w:tcW w:w="1857" w:type="dxa"/>
+            <w:tcW w:w="1723" w:type="dxa"/>
             <w:tcBorders>
               <w:left w:val="single" w:sz="2" w:space="0" w:color="808080"/>
               <w:bottom w:val="single" w:sz="2" w:space="0" w:color="808080"/>
@@ -16794,7 +20051,7 @@
         </w:tc>
         <w:tc>
           <w:tcPr>
-            <w:tcW w:w="2383" w:type="dxa"/>
+            <w:tcW w:w="2191" w:type="dxa"/>
             <w:tcBorders>
               <w:left w:val="single" w:sz="2" w:space="0" w:color="808080"/>
               <w:bottom w:val="single" w:sz="2" w:space="0" w:color="808080"/>
@@ -16817,7 +20074,7 @@
         </w:tc>
         <w:tc>
           <w:tcPr>
-            <w:tcW w:w="4381" w:type="dxa"/>
+            <w:tcW w:w="4325" w:type="dxa"/>
             <w:tcBorders>
               <w:left w:val="single" w:sz="2" w:space="0" w:color="808080"/>
               <w:bottom w:val="single" w:sz="2" w:space="0" w:color="808080"/>
@@ -16843,7 +20100,7 @@
         <w:trPr/>
         <w:tc>
           <w:tcPr>
-            <w:tcW w:w="2718" w:type="dxa"/>
+            <w:tcW w:w="3100" w:type="dxa"/>
             <w:tcBorders>
               <w:left w:val="single" w:sz="6" w:space="0" w:color="808080"/>
               <w:bottom w:val="single" w:sz="2" w:space="0" w:color="808080"/>
@@ -16866,7 +20123,7 @@
         </w:tc>
         <w:tc>
           <w:tcPr>
-            <w:tcW w:w="1857" w:type="dxa"/>
+            <w:tcW w:w="1723" w:type="dxa"/>
             <w:tcBorders>
               <w:left w:val="single" w:sz="2" w:space="0" w:color="808080"/>
               <w:bottom w:val="single" w:sz="2" w:space="0" w:color="808080"/>
@@ -16889,7 +20146,7 @@
         </w:tc>
         <w:tc>
           <w:tcPr>
-            <w:tcW w:w="2383" w:type="dxa"/>
+            <w:tcW w:w="2191" w:type="dxa"/>
             <w:tcBorders>
               <w:left w:val="single" w:sz="2" w:space="0" w:color="808080"/>
               <w:bottom w:val="single" w:sz="2" w:space="0" w:color="808080"/>
@@ -16912,7 +20169,7 @@
         </w:tc>
         <w:tc>
           <w:tcPr>
-            <w:tcW w:w="4381" w:type="dxa"/>
+            <w:tcW w:w="4325" w:type="dxa"/>
             <w:tcBorders>
               <w:left w:val="single" w:sz="2" w:space="0" w:color="808080"/>
               <w:bottom w:val="single" w:sz="2" w:space="0" w:color="808080"/>
@@ -16938,7 +20195,7 @@
         <w:trPr/>
         <w:tc>
           <w:tcPr>
-            <w:tcW w:w="2718" w:type="dxa"/>
+            <w:tcW w:w="3100" w:type="dxa"/>
             <w:tcBorders>
               <w:left w:val="single" w:sz="6" w:space="0" w:color="808080"/>
               <w:bottom w:val="single" w:sz="2" w:space="0" w:color="808080"/>
@@ -16961,7 +20218,7 @@
         </w:tc>
         <w:tc>
           <w:tcPr>
-            <w:tcW w:w="1857" w:type="dxa"/>
+            <w:tcW w:w="1723" w:type="dxa"/>
             <w:tcBorders>
               <w:left w:val="single" w:sz="2" w:space="0" w:color="808080"/>
               <w:bottom w:val="single" w:sz="2" w:space="0" w:color="808080"/>
@@ -16984,7 +20241,7 @@
         </w:tc>
         <w:tc>
           <w:tcPr>
-            <w:tcW w:w="2383" w:type="dxa"/>
+            <w:tcW w:w="2191" w:type="dxa"/>
             <w:tcBorders>
               <w:left w:val="single" w:sz="2" w:space="0" w:color="808080"/>
               <w:bottom w:val="single" w:sz="2" w:space="0" w:color="808080"/>
@@ -17007,7 +20264,7 @@
         </w:tc>
         <w:tc>
           <w:tcPr>
-            <w:tcW w:w="4381" w:type="dxa"/>
+            <w:tcW w:w="4325" w:type="dxa"/>
             <w:tcBorders>
               <w:left w:val="single" w:sz="2" w:space="0" w:color="808080"/>
               <w:bottom w:val="single" w:sz="2" w:space="0" w:color="808080"/>
@@ -17033,7 +20290,7 @@
         <w:trPr/>
         <w:tc>
           <w:tcPr>
-            <w:tcW w:w="2718" w:type="dxa"/>
+            <w:tcW w:w="3100" w:type="dxa"/>
             <w:tcBorders>
               <w:left w:val="single" w:sz="6" w:space="0" w:color="808080"/>
               <w:bottom w:val="single" w:sz="2" w:space="0" w:color="808080"/>
@@ -17056,7 +20313,7 @@
         </w:tc>
         <w:tc>
           <w:tcPr>
-            <w:tcW w:w="1857" w:type="dxa"/>
+            <w:tcW w:w="1723" w:type="dxa"/>
             <w:tcBorders>
               <w:left w:val="single" w:sz="2" w:space="0" w:color="808080"/>
               <w:bottom w:val="single" w:sz="2" w:space="0" w:color="808080"/>
@@ -17079,7 +20336,7 @@
         </w:tc>
         <w:tc>
           <w:tcPr>
-            <w:tcW w:w="2383" w:type="dxa"/>
+            <w:tcW w:w="2191" w:type="dxa"/>
             <w:tcBorders>
               <w:left w:val="single" w:sz="2" w:space="0" w:color="808080"/>
               <w:bottom w:val="single" w:sz="2" w:space="0" w:color="808080"/>
@@ -17102,7 +20359,7 @@
         </w:tc>
         <w:tc>
           <w:tcPr>
-            <w:tcW w:w="4381" w:type="dxa"/>
+            <w:tcW w:w="4325" w:type="dxa"/>
             <w:tcBorders>
               <w:left w:val="single" w:sz="2" w:space="0" w:color="808080"/>
               <w:bottom w:val="single" w:sz="2" w:space="0" w:color="808080"/>
@@ -17128,7 +20385,7 @@
         <w:trPr/>
         <w:tc>
           <w:tcPr>
-            <w:tcW w:w="2718" w:type="dxa"/>
+            <w:tcW w:w="3100" w:type="dxa"/>
             <w:tcBorders>
               <w:left w:val="single" w:sz="6" w:space="0" w:color="808080"/>
               <w:bottom w:val="single" w:sz="2" w:space="0" w:color="808080"/>
@@ -17145,13 +20402,298 @@
             </w:pPr>
             <w:r>
               <w:rPr/>
+              <w:t>3c. Suffix canaries: a black-box, judge-free oracle for content look-ahead, with a long-context positional-instruction design measured</w:t>
+            </w:r>
+          </w:p>
+        </w:tc>
+        <w:tc>
+          <w:tcPr>
+            <w:tcW w:w="1723" w:type="dxa"/>
+            <w:tcBorders>
+              <w:left w:val="single" w:sz="2" w:space="0" w:color="808080"/>
+              <w:bottom w:val="single" w:sz="2" w:space="0" w:color="808080"/>
+              <w:right w:val="single" w:sz="6" w:space="0" w:color="808080"/>
+            </w:tcBorders>
+            <w:vAlign w:val="center"/>
+          </w:tcPr>
+          <w:p>
+            <w:pPr>
+              <w:pStyle w:val="TableContents"/>
+              <w:bidi w:val="0"/>
+              <w:spacing w:before="0" w:after="283"/>
+              <w:rPr/>
+            </w:pPr>
+            <w:r>
+              <w:rPr/>
+              <w:t>Sections 3.3, 7.9</w:t>
+            </w:r>
+          </w:p>
+        </w:tc>
+        <w:tc>
+          <w:tcPr>
+            <w:tcW w:w="2191" w:type="dxa"/>
+            <w:tcBorders>
+              <w:left w:val="single" w:sz="2" w:space="0" w:color="808080"/>
+              <w:bottom w:val="single" w:sz="2" w:space="0" w:color="808080"/>
+              <w:right w:val="single" w:sz="6" w:space="0" w:color="808080"/>
+            </w:tcBorders>
+            <w:vAlign w:val="center"/>
+          </w:tcPr>
+          <w:p>
+            <w:pPr>
+              <w:pStyle w:val="TableContents"/>
+              <w:bidi w:val="0"/>
+              <w:spacing w:before="0" w:after="283"/>
+              <w:rPr/>
+            </w:pPr>
+            <w:r>
+              <w:rPr/>
+              <w:t>Pre-registered; H12.1, H12.2, H12.3 supported</w:t>
+            </w:r>
+          </w:p>
+        </w:tc>
+        <w:tc>
+          <w:tcPr>
+            <w:tcW w:w="4325" w:type="dxa"/>
+            <w:tcBorders>
+              <w:left w:val="single" w:sz="2" w:space="0" w:color="808080"/>
+              <w:bottom w:val="single" w:sz="2" w:space="0" w:color="808080"/>
+              <w:right w:val="single" w:sz="6" w:space="0" w:color="808080"/>
+            </w:tcBorders>
+            <w:vAlign w:val="center"/>
+          </w:tcPr>
+          <w:p>
+            <w:pPr>
+              <w:pStyle w:val="TableContents"/>
+              <w:bidi w:val="0"/>
+              <w:spacing w:before="0" w:after="283"/>
+              <w:rPr/>
+            </w:pPr>
+            <w:r>
+              <w:rPr/>
+              <w:t>canary strings for memorisation (Carlini et al. 2019) and CanaryBench (arXiv 2601.18834, snippet) plant secrets in training data or conversations, not after a reading position; cutoff-leakage benchmarks (ExAnte, TimeSPEC, snippets) score claims against dated sources</w:t>
+            </w:r>
+          </w:p>
+        </w:tc>
+      </w:tr>
+      <w:tr>
+        <w:trPr/>
+        <w:tc>
+          <w:tcPr>
+            <w:tcW w:w="3100" w:type="dxa"/>
+            <w:tcBorders>
+              <w:left w:val="single" w:sz="6" w:space="0" w:color="808080"/>
+              <w:bottom w:val="single" w:sz="2" w:space="0" w:color="808080"/>
+              <w:right w:val="single" w:sz="6" w:space="0" w:color="808080"/>
+            </w:tcBorders>
+            <w:vAlign w:val="center"/>
+          </w:tcPr>
+          <w:p>
+            <w:pPr>
+              <w:pStyle w:val="TableContents"/>
+              <w:bidi w:val="0"/>
+              <w:spacing w:before="0" w:after="283"/>
+              <w:rPr/>
+            </w:pPr>
+            <w:r>
+              <w:rPr/>
+              <w:t>3d. Selection leaks: a class invisible to content tests and to position filters, measured on a generic entity-indexed design</w:t>
+            </w:r>
+          </w:p>
+        </w:tc>
+        <w:tc>
+          <w:tcPr>
+            <w:tcW w:w="1723" w:type="dxa"/>
+            <w:tcBorders>
+              <w:left w:val="single" w:sz="2" w:space="0" w:color="808080"/>
+              <w:bottom w:val="single" w:sz="2" w:space="0" w:color="808080"/>
+              <w:right w:val="single" w:sz="6" w:space="0" w:color="808080"/>
+            </w:tcBorders>
+            <w:vAlign w:val="center"/>
+          </w:tcPr>
+          <w:p>
+            <w:pPr>
+              <w:pStyle w:val="TableContents"/>
+              <w:bidi w:val="0"/>
+              <w:spacing w:before="0" w:after="283"/>
+              <w:rPr/>
+            </w:pPr>
+            <w:r>
+              <w:rPr/>
+              <w:t>Sections 3.3, 7.10</w:t>
+            </w:r>
+          </w:p>
+        </w:tc>
+        <w:tc>
+          <w:tcPr>
+            <w:tcW w:w="2191" w:type="dxa"/>
+            <w:tcBorders>
+              <w:left w:val="single" w:sz="2" w:space="0" w:color="808080"/>
+              <w:bottom w:val="single" w:sz="2" w:space="0" w:color="808080"/>
+              <w:right w:val="single" w:sz="6" w:space="0" w:color="808080"/>
+            </w:tcBorders>
+            <w:vAlign w:val="center"/>
+          </w:tcPr>
+          <w:p>
+            <w:pPr>
+              <w:pStyle w:val="TableContents"/>
+              <w:bidi w:val="0"/>
+              <w:spacing w:before="0" w:after="283"/>
+              <w:rPr/>
+            </w:pPr>
+            <w:r>
+              <w:rPr/>
+              <w:t>Pre-registered; H13.1, H13.2 supported (judge-labelled)</w:t>
+            </w:r>
+          </w:p>
+        </w:tc>
+        <w:tc>
+          <w:tcPr>
+            <w:tcW w:w="4325" w:type="dxa"/>
+            <w:tcBorders>
+              <w:left w:val="single" w:sz="2" w:space="0" w:color="808080"/>
+              <w:bottom w:val="single" w:sz="2" w:space="0" w:color="808080"/>
+              <w:right w:val="single" w:sz="6" w:space="0" w:color="808080"/>
+            </w:tcBorders>
+            <w:vAlign w:val="center"/>
+          </w:tcPr>
+          <w:p>
+            <w:pPr>
+              <w:pStyle w:val="TableContents"/>
+              <w:bidi w:val="0"/>
+              <w:spacing w:before="0" w:after="283"/>
+              <w:rPr/>
+            </w:pPr>
+            <w:r>
+              <w:rPr/>
+              <w:t>entity resolution for GraphRAG is a standard step (search results, not read in full); no source found that tests it against a reading position</w:t>
+            </w:r>
+          </w:p>
+        </w:tc>
+      </w:tr>
+      <w:tr>
+        <w:trPr/>
+        <w:tc>
+          <w:tcPr>
+            <w:tcW w:w="3100" w:type="dxa"/>
+            <w:tcBorders>
+              <w:left w:val="single" w:sz="6" w:space="0" w:color="808080"/>
+              <w:bottom w:val="single" w:sz="2" w:space="0" w:color="808080"/>
+              <w:right w:val="single" w:sz="6" w:space="0" w:color="808080"/>
+            </w:tcBorders>
+            <w:vAlign w:val="center"/>
+          </w:tcPr>
+          <w:p>
+            <w:pPr>
+              <w:pStyle w:val="TableContents"/>
+              <w:bidi w:val="0"/>
+              <w:spacing w:before="0" w:after="283"/>
+              <w:rPr/>
+            </w:pPr>
+            <w:r>
+              <w:rPr/>
+              <w:t>3e. Counterfactual-suffix dependence on the deployed graph</w:t>
+            </w:r>
+          </w:p>
+        </w:tc>
+        <w:tc>
+          <w:tcPr>
+            <w:tcW w:w="1723" w:type="dxa"/>
+            <w:tcBorders>
+              <w:left w:val="single" w:sz="2" w:space="0" w:color="808080"/>
+              <w:bottom w:val="single" w:sz="2" w:space="0" w:color="808080"/>
+              <w:right w:val="single" w:sz="6" w:space="0" w:color="808080"/>
+            </w:tcBorders>
+            <w:vAlign w:val="center"/>
+          </w:tcPr>
+          <w:p>
+            <w:pPr>
+              <w:pStyle w:val="TableContents"/>
+              <w:bidi w:val="0"/>
+              <w:spacing w:before="0" w:after="283"/>
+              <w:rPr/>
+            </w:pPr>
+            <w:r>
+              <w:rPr/>
+              <w:t>Section 5.4</w:t>
+            </w:r>
+          </w:p>
+        </w:tc>
+        <w:tc>
+          <w:tcPr>
+            <w:tcW w:w="2191" w:type="dxa"/>
+            <w:tcBorders>
+              <w:left w:val="single" w:sz="2" w:space="0" w:color="808080"/>
+              <w:bottom w:val="single" w:sz="2" w:space="0" w:color="808080"/>
+              <w:right w:val="single" w:sz="6" w:space="0" w:color="808080"/>
+            </w:tcBorders>
+            <w:vAlign w:val="center"/>
+          </w:tcPr>
+          <w:p>
+            <w:pPr>
+              <w:pStyle w:val="TableContents"/>
+              <w:bidi w:val="0"/>
+              <w:spacing w:before="0" w:after="283"/>
+              <w:rPr/>
+            </w:pPr>
+            <w:r>
+              <w:rPr/>
+              <w:t>Pre-registered; H14.1 to H14.4 supported</w:t>
+            </w:r>
+          </w:p>
+        </w:tc>
+        <w:tc>
+          <w:tcPr>
+            <w:tcW w:w="4325" w:type="dxa"/>
+            <w:tcBorders>
+              <w:left w:val="single" w:sz="2" w:space="0" w:color="808080"/>
+              <w:bottom w:val="single" w:sz="2" w:space="0" w:color="808080"/>
+              <w:right w:val="single" w:sz="6" w:space="0" w:color="808080"/>
+            </w:tcBorders>
+            <w:vAlign w:val="center"/>
+          </w:tcPr>
+          <w:p>
+            <w:pPr>
+              <w:pStyle w:val="TableContents"/>
+              <w:bidi w:val="0"/>
+              <w:spacing w:before="0" w:after="283"/>
+              <w:rPr/>
+            </w:pPr>
+            <w:r>
+              <w:rPr/>
+              <w:t>metamorphic testing uses input changes without an oracle (Section 4); not found applied to a reading position</w:t>
+            </w:r>
+          </w:p>
+        </w:tc>
+      </w:tr>
+      <w:tr>
+        <w:trPr/>
+        <w:tc>
+          <w:tcPr>
+            <w:tcW w:w="3100" w:type="dxa"/>
+            <w:tcBorders>
+              <w:left w:val="single" w:sz="6" w:space="0" w:color="808080"/>
+              <w:bottom w:val="single" w:sz="2" w:space="0" w:color="808080"/>
+              <w:right w:val="single" w:sz="6" w:space="0" w:color="808080"/>
+            </w:tcBorders>
+            <w:vAlign w:val="center"/>
+          </w:tcPr>
+          <w:p>
+            <w:pPr>
+              <w:pStyle w:val="TableContents"/>
+              <w:bidi w:val="0"/>
+              <w:spacing w:before="0" w:after="283"/>
+              <w:rPr/>
+            </w:pPr>
+            <w:r>
+              <w:rPr/>
               <w:t>4. Link to OLMo training data</w:t>
             </w:r>
           </w:p>
         </w:tc>
         <w:tc>
           <w:tcPr>
-            <w:tcW w:w="1857" w:type="dxa"/>
+            <w:tcW w:w="1723" w:type="dxa"/>
             <w:tcBorders>
               <w:left w:val="single" w:sz="2" w:space="0" w:color="808080"/>
               <w:bottom w:val="single" w:sz="2" w:space="0" w:color="808080"/>
@@ -17174,7 +20716,7 @@
         </w:tc>
         <w:tc>
           <w:tcPr>
-            <w:tcW w:w="2383" w:type="dxa"/>
+            <w:tcW w:w="2191" w:type="dxa"/>
             <w:tcBorders>
               <w:left w:val="single" w:sz="2" w:space="0" w:color="808080"/>
               <w:bottom w:val="single" w:sz="2" w:space="0" w:color="808080"/>
@@ -17203,7 +20745,7 @@
         </w:tc>
         <w:tc>
           <w:tcPr>
-            <w:tcW w:w="4381" w:type="dxa"/>
+            <w:tcW w:w="4325" w:type="dxa"/>
             <w:tcBorders>
               <w:left w:val="single" w:sz="2" w:space="0" w:color="808080"/>
               <w:bottom w:val="single" w:sz="2" w:space="0" w:color="808080"/>
@@ -17229,7 +20771,7 @@
         <w:trPr/>
         <w:tc>
           <w:tcPr>
-            <w:tcW w:w="2718" w:type="dxa"/>
+            <w:tcW w:w="3100" w:type="dxa"/>
             <w:tcBorders>
               <w:left w:val="single" w:sz="6" w:space="0" w:color="808080"/>
               <w:bottom w:val="single" w:sz="2" w:space="0" w:color="808080"/>
@@ -17252,7 +20794,7 @@
         </w:tc>
         <w:tc>
           <w:tcPr>
-            <w:tcW w:w="1857" w:type="dxa"/>
+            <w:tcW w:w="1723" w:type="dxa"/>
             <w:tcBorders>
               <w:left w:val="single" w:sz="2" w:space="0" w:color="808080"/>
               <w:bottom w:val="single" w:sz="2" w:space="0" w:color="808080"/>
@@ -17275,7 +20817,7 @@
         </w:tc>
         <w:tc>
           <w:tcPr>
-            <w:tcW w:w="2383" w:type="dxa"/>
+            <w:tcW w:w="2191" w:type="dxa"/>
             <w:tcBorders>
               <w:left w:val="single" w:sz="2" w:space="0" w:color="808080"/>
               <w:bottom w:val="single" w:sz="2" w:space="0" w:color="808080"/>
@@ -17304,7 +20846,7 @@
         </w:tc>
         <w:tc>
           <w:tcPr>
-            <w:tcW w:w="4381" w:type="dxa"/>
+            <w:tcW w:w="4325" w:type="dxa"/>
             <w:tcBorders>
               <w:left w:val="single" w:sz="2" w:space="0" w:color="808080"/>
               <w:bottom w:val="single" w:sz="2" w:space="0" w:color="808080"/>
@@ -17330,7 +20872,7 @@
         <w:trPr/>
         <w:tc>
           <w:tcPr>
-            <w:tcW w:w="2718" w:type="dxa"/>
+            <w:tcW w:w="3100" w:type="dxa"/>
             <w:tcBorders>
               <w:left w:val="single" w:sz="6" w:space="0" w:color="808080"/>
               <w:bottom w:val="single" w:sz="2" w:space="0" w:color="808080"/>
@@ -17353,7 +20895,7 @@
         </w:tc>
         <w:tc>
           <w:tcPr>
-            <w:tcW w:w="1857" w:type="dxa"/>
+            <w:tcW w:w="1723" w:type="dxa"/>
             <w:tcBorders>
               <w:left w:val="single" w:sz="2" w:space="0" w:color="808080"/>
               <w:bottom w:val="single" w:sz="2" w:space="0" w:color="808080"/>
@@ -17376,7 +20918,7 @@
         </w:tc>
         <w:tc>
           <w:tcPr>
-            <w:tcW w:w="2383" w:type="dxa"/>
+            <w:tcW w:w="2191" w:type="dxa"/>
             <w:tcBorders>
               <w:left w:val="single" w:sz="2" w:space="0" w:color="808080"/>
               <w:bottom w:val="single" w:sz="2" w:space="0" w:color="808080"/>
@@ -17399,7 +20941,7 @@
         </w:tc>
         <w:tc>
           <w:tcPr>
-            <w:tcW w:w="4381" w:type="dxa"/>
+            <w:tcW w:w="4325" w:type="dxa"/>
             <w:tcBorders>
               <w:left w:val="single" w:sz="2" w:space="0" w:color="808080"/>
               <w:bottom w:val="single" w:sz="2" w:space="0" w:color="808080"/>
@@ -17425,7 +20967,7 @@
         <w:trPr/>
         <w:tc>
           <w:tcPr>
-            <w:tcW w:w="2718" w:type="dxa"/>
+            <w:tcW w:w="3100" w:type="dxa"/>
             <w:tcBorders>
               <w:left w:val="single" w:sz="6" w:space="0" w:color="808080"/>
               <w:bottom w:val="single" w:sz="6" w:space="0" w:color="808080"/>
@@ -17448,7 +20990,7 @@
         </w:tc>
         <w:tc>
           <w:tcPr>
-            <w:tcW w:w="1857" w:type="dxa"/>
+            <w:tcW w:w="1723" w:type="dxa"/>
             <w:tcBorders>
               <w:left w:val="single" w:sz="2" w:space="0" w:color="808080"/>
               <w:bottom w:val="single" w:sz="6" w:space="0" w:color="808080"/>
@@ -17471,7 +21013,7 @@
         </w:tc>
         <w:tc>
           <w:tcPr>
-            <w:tcW w:w="2383" w:type="dxa"/>
+            <w:tcW w:w="2191" w:type="dxa"/>
             <w:tcBorders>
               <w:left w:val="single" w:sz="2" w:space="0" w:color="808080"/>
               <w:bottom w:val="single" w:sz="6" w:space="0" w:color="808080"/>
@@ -17494,7 +21036,7 @@
         </w:tc>
         <w:tc>
           <w:tcPr>
-            <w:tcW w:w="4381" w:type="dxa"/>
+            <w:tcW w:w="4325" w:type="dxa"/>
             <w:tcBorders>
               <w:left w:val="single" w:sz="2" w:space="0" w:color="808080"/>
               <w:bottom w:val="single" w:sz="6" w:space="0" w:color="808080"/>
@@ -17558,7 +21100,7 @@
         <w:pStyle w:val="BodyText"/>
         <w:numPr>
           <w:ilvl w:val="0"/>
-          <w:numId w:val="9"/>
+          <w:numId w:val="12"/>
         </w:numPr>
         <w:tabs>
           <w:tab w:val="clear" w:pos="1134"/>
@@ -17615,7 +21157,7 @@
         <w:pStyle w:val="BodyText"/>
         <w:numPr>
           <w:ilvl w:val="0"/>
-          <w:numId w:val="9"/>
+          <w:numId w:val="12"/>
         </w:numPr>
         <w:tabs>
           <w:tab w:val="clear" w:pos="1134"/>
@@ -17642,7 +21184,7 @@
         <w:pStyle w:val="BodyText"/>
         <w:numPr>
           <w:ilvl w:val="0"/>
-          <w:numId w:val="9"/>
+          <w:numId w:val="12"/>
         </w:numPr>
         <w:tabs>
           <w:tab w:val="clear" w:pos="1134"/>
@@ -17689,7 +21231,7 @@
         <w:pStyle w:val="BodyText"/>
         <w:numPr>
           <w:ilvl w:val="0"/>
-          <w:numId w:val="9"/>
+          <w:numId w:val="12"/>
         </w:numPr>
         <w:tabs>
           <w:tab w:val="clear" w:pos="1134"/>
@@ -17714,7 +21256,7 @@
         <w:pStyle w:val="BodyText"/>
         <w:numPr>
           <w:ilvl w:val="0"/>
-          <w:numId w:val="9"/>
+          <w:numId w:val="12"/>
         </w:numPr>
         <w:tabs>
           <w:tab w:val="clear" w:pos="1134"/>
@@ -17755,7 +21297,7 @@
         <w:pStyle w:val="BodyText"/>
         <w:numPr>
           <w:ilvl w:val="0"/>
-          <w:numId w:val="10"/>
+          <w:numId w:val="13"/>
         </w:numPr>
         <w:tabs>
           <w:tab w:val="clear" w:pos="1134"/>
@@ -17776,7 +21318,7 @@
         <w:pStyle w:val="BodyText"/>
         <w:numPr>
           <w:ilvl w:val="0"/>
-          <w:numId w:val="10"/>
+          <w:numId w:val="13"/>
         </w:numPr>
         <w:tabs>
           <w:tab w:val="clear" w:pos="1134"/>
@@ -17797,7 +21339,7 @@
         <w:pStyle w:val="BodyText"/>
         <w:numPr>
           <w:ilvl w:val="0"/>
-          <w:numId w:val="10"/>
+          <w:numId w:val="13"/>
         </w:numPr>
         <w:tabs>
           <w:tab w:val="clear" w:pos="1134"/>
@@ -17818,7 +21360,7 @@
         <w:pStyle w:val="BodyText"/>
         <w:numPr>
           <w:ilvl w:val="0"/>
-          <w:numId w:val="10"/>
+          <w:numId w:val="13"/>
         </w:numPr>
         <w:tabs>
           <w:tab w:val="clear" w:pos="1134"/>
@@ -17831,7 +21373,7 @@
       </w:pPr>
       <w:r>
         <w:rPr/>
-        <w:t xml:space="preserve">The static screen's soundness is conditional on a hand-derived read set; the </w:t>
+        <w:t xml:space="preserve">The static screen's soundness rests on a read set that is now property-tested on the real deterministic derivation (Section 3.2). It also held under a second, independent oracle (counterfactual suffix: 0 of 47 dependent cuts outside a window, Section 5.4). The body-split and model paths are not covered, and the </w:t>
       </w:r>
       <w:r>
         <w:rPr>
@@ -17841,7 +21383,7 @@
       </w:r>
       <w:r>
         <w:rPr/>
-        <w:t xml:space="preserve"> whole-volume dependency never occurred on real data and is covered only by a unit test.</w:t>
+        <w:t xml:space="preserve"> whole-volume dependency never occurred on real data.</w:t>
       </w:r>
     </w:p>
     <w:p>
@@ -17849,7 +21391,7 @@
         <w:pStyle w:val="BodyText"/>
         <w:numPr>
           <w:ilvl w:val="0"/>
-          <w:numId w:val="10"/>
+          <w:numId w:val="13"/>
         </w:numPr>
         <w:tabs>
           <w:tab w:val="clear" w:pos="1134"/>
@@ -17862,7 +21404,7 @@
       </w:pPr>
       <w:r>
         <w:rPr/>
-        <w:t>The cue is English-translation specific; its precision is 97% on the web novels, 73% to 88% on the English originals, and a pre-registered bar failed there. It has a documented precedence flaw (R8) whose fix is untested.</w:t>
+        <w:t>The counterfactual suffix is one intervention (a pronoun swap); the canaries are invented words; the long-context design used a 12,288-token window with 7 to 8B models, not a whole book in a frontier model; the selection-leak result is judge-labelled on events where the judge is least validated, with a 7B resolver. All of Sections 7.9 and 7.10 use local models only.</w:t>
       </w:r>
     </w:p>
     <w:p>
@@ -17870,7 +21412,7 @@
         <w:pStyle w:val="BodyText"/>
         <w:numPr>
           <w:ilvl w:val="0"/>
-          <w:numId w:val="10"/>
+          <w:numId w:val="13"/>
         </w:numPr>
         <w:tabs>
           <w:tab w:val="clear" w:pos="1134"/>
@@ -17883,27 +21425,7 @@
       </w:pPr>
       <w:r>
         <w:rPr/>
-        <w:t xml:space="preserve">Unrepaired: body splits (7 of 296 cuts), unnamed title holders (one verified example with a 61-chapter window), the </w:t>
-      </w:r>
-      <w:r>
-        <w:rPr>
-          <w:rStyle w:val="SourceText"/>
-        </w:rPr>
-        <w:t>prominence</w:t>
-      </w:r>
-      <w:r>
-        <w:rPr/>
-        <w:t xml:space="preserve"> column, appearance and world facts (unmeasured because they need a model whose prompt holds all passages). At least five modules read persona attributes outside </w:t>
-      </w:r>
-      <w:r>
-        <w:rPr>
-          <w:rStyle w:val="SourceText"/>
-        </w:rPr>
-        <w:t>state_of</w:t>
-      </w:r>
-      <w:r>
-        <w:rPr/>
-        <w:t xml:space="preserve"> and have not been audited against several rows per key, which is why the repair is a flag with no CLI wiring.</w:t>
+        <w:t>The cue is English-translation specific; its precision is 97% on the web novels, 73% to 88% on the English originals, and a pre-registered bar failed there. It has a documented precedence flaw (R8) whose fix is untested.</w:t>
       </w:r>
     </w:p>
     <w:p>
@@ -17911,7 +21433,7 @@
         <w:pStyle w:val="BodyText"/>
         <w:numPr>
           <w:ilvl w:val="0"/>
-          <w:numId w:val="10"/>
+          <w:numId w:val="13"/>
         </w:numPr>
         <w:tabs>
           <w:tab w:val="clear" w:pos="1134"/>
@@ -17924,7 +21446,27 @@
       </w:pPr>
       <w:r>
         <w:rPr/>
-        <w:t>Chapter granularity: a revision is stamped at the end of its chapter, so a character introduced mid-chapter has no traits until the chapter ends.</w:t>
+        <w:t xml:space="preserve">Unrepaired: body splits (7 of 296 cuts), unnamed title holders (one verified example with a 61-chapter window), the </w:t>
+      </w:r>
+      <w:r>
+        <w:rPr>
+          <w:rStyle w:val="SourceText"/>
+        </w:rPr>
+        <w:t>prominence</w:t>
+      </w:r>
+      <w:r>
+        <w:rPr/>
+        <w:t xml:space="preserve"> column, appearance and world facts (unmeasured because they need a model whose prompt holds all passages). At least five modules read persona attributes outside </w:t>
+      </w:r>
+      <w:r>
+        <w:rPr>
+          <w:rStyle w:val="SourceText"/>
+        </w:rPr>
+        <w:t>state_of</w:t>
+      </w:r>
+      <w:r>
+        <w:rPr/>
+        <w:t xml:space="preserve"> and have not been audited against several rows per key, which is why the repair is a flag with no CLI wiring.</w:t>
       </w:r>
     </w:p>
     <w:p>
@@ -17932,7 +21474,7 @@
         <w:pStyle w:val="BodyText"/>
         <w:numPr>
           <w:ilvl w:val="0"/>
-          <w:numId w:val="10"/>
+          <w:numId w:val="13"/>
         </w:numPr>
         <w:tabs>
           <w:tab w:val="clear" w:pos="1134"/>
@@ -17945,7 +21487,7 @@
       </w:pPr>
       <w:r>
         <w:rPr/>
-        <w:t>The model-path result is one 7B model at temperature 0, shared GPU, memo valid only if identical prompts give identical answers (noise floor 0 over 101 pairs here, not a general guarantee), and does not say which of the two reads is correct.</w:t>
+        <w:t>Chapter granularity: a revision is stamped at the end of its chapter, so a character introduced mid-chapter has no traits until the chapter ends.</w:t>
       </w:r>
     </w:p>
     <w:p>
@@ -17953,7 +21495,7 @@
         <w:pStyle w:val="BodyText"/>
         <w:numPr>
           <w:ilvl w:val="0"/>
-          <w:numId w:val="10"/>
+          <w:numId w:val="13"/>
         </w:numPr>
         <w:tabs>
           <w:tab w:val="clear" w:pos="1134"/>
@@ -17966,7 +21508,7 @@
       </w:pPr>
       <w:r>
         <w:rPr/>
-        <w:t>Channel 1 is a result about language models on famous public-domain books; weaker and not reliably replicated for small local models on less-famous books; the strongest evidence rests on one API model; not evidence that the EchoTales pipeline itself leaks a memorised identity. The confirmatory run has 68 events (target 75 to 150) from a sample that is 78% low-fame, so its tests are underpowered (minimum detectable fame contrast about 13 points) and its nulls are not evidence of absence; the Claude arm is partial and excluded; the E5 spoiler detector is narrow; E2 has 17 LLM-authored stories; the OLMo link uses string hits on one model's corpus index; and the renaming control misses memory keyed to plot or style. Several earlier Channel 1 verdicts were inconclusive or partially supported by their pre-registered rules and are reported as such.</w:t>
+        <w:t>The model-path result is one 7B model at temperature 0, shared GPU, memo valid only if identical prompts give identical answers (noise floor 0 over 101 pairs here, not a general guarantee), and does not say which of the two reads is correct.</w:t>
       </w:r>
     </w:p>
     <w:p>
@@ -17974,7 +21516,28 @@
         <w:pStyle w:val="BodyText"/>
         <w:numPr>
           <w:ilvl w:val="0"/>
-          <w:numId w:val="10"/>
+          <w:numId w:val="13"/>
+        </w:numPr>
+        <w:tabs>
+          <w:tab w:val="clear" w:pos="1134"/>
+          <w:tab w:val="left" w:pos="709" w:leader="none"/>
+        </w:tabs>
+        <w:bidi w:val="0"/>
+        <w:spacing w:before="0" w:after="0"/>
+        <w:ind w:hanging="283" w:left="709"/>
+        <w:rPr/>
+      </w:pPr>
+      <w:r>
+        <w:rPr/>
+        <w:t>Channel 1 is a result about language models on famous public-domain books; weaker and not reliably replicated for small local models on less-famous books; the strongest evidence rests on one API model; not evidence that the EchoTales pipeline itself leaks a memorised identity. The confirmatory run has 68 events (target 75 to 150) from a sample that is 78% low-fame, so its tests are underpowered (minimum detectable fame contrast about 13 points) and its nulls are not evidence of absence; the Claude arm is partial and excluded; the E5 spoiler detector is narrow; E2 has 17 LLM-authored stories; the OLMo link uses string hits on one model's corpus index; and the renaming control misses memory keyed to plot or style. Several earlier Channel 1 verdicts were inconclusive or partially supported by their pre-registered rules and are reported as such.</w:t>
+      </w:r>
+    </w:p>
+    <w:p>
+      <w:pPr>
+        <w:pStyle w:val="BodyText"/>
+        <w:numPr>
+          <w:ilvl w:val="0"/>
+          <w:numId w:val="13"/>
         </w:numPr>
         <w:tabs>
           <w:tab w:val="clear" w:pos="1134"/>
@@ -18035,7 +21598,7 @@
       </w:pPr>
       <w:r>
         <w:rPr/>
-        <w:t>We stated one contract for position-aware reading assistants, reader-faithfulness: the output at chapter c may depend only on chapters up to c. We showed that it can be broken through the input, when a derived fact is stamped earlier than the evidence it was computed from, and through the parameters, when a model has read the book. For the first channel truncate-and-rebuild is an exact oracle; on a deployed narrative graph it finds a stamp-versus-evidence gap in 6.0% of 685 character-cuts (4.5% to 8.0%), of which 1.7% to 3.5% of character-cuts are genuine premature disclosures by two model annotators. Versioning facts by evidence horizon removes the divergence entirely and is safe, not correct; hiding exposed facts is worse than doing nothing; a pre-registered cue and a prefix-causal gate recover most of the price, with a failure map. For the second channel truncation is blind, and a renaming-controlled test with an unseen-text control and a cue-preserving pseudonym condition measures name-keyed premature naming: large for a reference model on famous books (+26.0 points [16.8, 36.0], exploratory), smaller for open models, not detected by a pre-registered run on obscure books (+0.1 [-5.0, +5.2]) where the closed-book control finds almost no memory, and tied to how well known the book is by a fame contrast that is suggestive and underpowered (+7.6 [-1.4, +18.3], p = 0.060). On a second, generic design, a whole-volume LLM character card, the same audit finds the reveal served early in 18.5% of events under names no model has seen, and the versioned card reduces it to 1.2%. The two compose, and passing one audit does not certify the other. What the evidence supports is a method and a measurement on one system, with the limits above and no human labels; what it invites is a second system, a human-checked label set and a repair for Channel 1 that does better than withholding.</w:t>
+        <w:t>We stated one contract for position-aware reading assistants, reader-faithfulness: the output at chapter c may depend only on chapters up to c. We showed that it can be broken through the input, when a derived fact is stamped earlier than the evidence it was computed from, and through the parameters, when a model has read the book. For the first channel truncate-and-rebuild is an exact oracle; on a deployed narrative graph it finds a stamp-versus-evidence gap in 6.0% of 685 character-cuts (4.5% to 8.0%), of which 1.7% to 3.5% of character-cuts are genuine premature disclosures by two model annotators. Versioning facts by evidence horizon removes the divergence entirely and is safe, not correct; hiding exposed facts is worse than doing nothing; a pre-registered cue and a prefix-causal gate recover most of the price, with a failure map. For the second channel truncation is blind, and a renaming-controlled test with an unseen-text control and a cue-preserving pseudonym condition measures name-keyed premature naming: large for a reference model on famous books (+26.0 points [16.8, 36.0], exploratory), smaller for open models, not detected by a pre-registered run on obscure books (+0.1 [-5.0, +5.2]) where the closed-book control finds almost no memory, and tied to how well known the book is by a fame contrast that is suggestive and underpowered (+7.6 [-1.4, +18.3], p = 0.060). On a second, generic design, a whole-volume LLM character card, the same audit finds the reveal served early in 18.5% of events under names no model has seen, and the versioned card reduces it to 1.2%. Suffix canaries confirm this on every event without a judge (22.8% against 0) and show that telling a long-context model where the reader is does not keep it there (40.6%). A selection leak spoils with no later text in the input at all (19.4% against 1.4%). On the deployed graph a counterfactual suffix finds twice as much dependence as truncation finds divergence. So the audit itself has to be chosen by leak kind: no single test certifies the contract. The two channels compose, and passing one audit does not certify the other. What the evidence supports is a method and a measurement on one system, with the limits above and no human labels; what it invites is a second system, a human-checked label set and a repair for Channel 1 that does better than withholding.</w:t>
       </w:r>
     </w:p>
     <w:p>
@@ -18073,14 +21636,14 @@
         </w:tblCellMar>
       </w:tblPr>
       <w:tblGrid>
-        <w:gridCol w:w="1959"/>
-        <w:gridCol w:w="9380"/>
+        <w:gridCol w:w="1848"/>
+        <w:gridCol w:w="9491"/>
       </w:tblGrid>
       <w:tr>
         <w:trPr/>
         <w:tc>
           <w:tcPr>
-            <w:tcW w:w="1959" w:type="dxa"/>
+            <w:tcW w:w="1848" w:type="dxa"/>
             <w:tcBorders>
               <w:top w:val="single" w:sz="6" w:space="0" w:color="808080"/>
               <w:left w:val="single" w:sz="6" w:space="0" w:color="808080"/>
@@ -18106,7 +21669,7 @@
         </w:tc>
         <w:tc>
           <w:tcPr>
-            <w:tcW w:w="9380" w:type="dxa"/>
+            <w:tcW w:w="9491" w:type="dxa"/>
             <w:tcBorders>
               <w:top w:val="single" w:sz="6" w:space="0" w:color="808080"/>
               <w:left w:val="single" w:sz="2" w:space="0" w:color="808080"/>
@@ -18135,7 +21698,7 @@
         <w:trPr/>
         <w:tc>
           <w:tcPr>
-            <w:tcW w:w="1959" w:type="dxa"/>
+            <w:tcW w:w="1848" w:type="dxa"/>
             <w:tcBorders>
               <w:left w:val="single" w:sz="6" w:space="0" w:color="808080"/>
               <w:bottom w:val="single" w:sz="2" w:space="0" w:color="808080"/>
@@ -18158,7 +21721,7 @@
         </w:tc>
         <w:tc>
           <w:tcPr>
-            <w:tcW w:w="9380" w:type="dxa"/>
+            <w:tcW w:w="9491" w:type="dxa"/>
             <w:tcBorders>
               <w:left w:val="single" w:sz="2" w:space="0" w:color="808080"/>
               <w:bottom w:val="single" w:sz="2" w:space="0" w:color="808080"/>
@@ -18196,7 +21759,7 @@
         <w:trPr/>
         <w:tc>
           <w:tcPr>
-            <w:tcW w:w="1959" w:type="dxa"/>
+            <w:tcW w:w="1848" w:type="dxa"/>
             <w:tcBorders>
               <w:left w:val="single" w:sz="6" w:space="0" w:color="808080"/>
               <w:bottom w:val="single" w:sz="2" w:space="0" w:color="808080"/>
@@ -18219,7 +21782,7 @@
         </w:tc>
         <w:tc>
           <w:tcPr>
-            <w:tcW w:w="9380" w:type="dxa"/>
+            <w:tcW w:w="9491" w:type="dxa"/>
             <w:tcBorders>
               <w:left w:val="single" w:sz="2" w:space="0" w:color="808080"/>
               <w:bottom w:val="single" w:sz="2" w:space="0" w:color="808080"/>
@@ -18257,7 +21820,7 @@
         <w:trPr/>
         <w:tc>
           <w:tcPr>
-            <w:tcW w:w="1959" w:type="dxa"/>
+            <w:tcW w:w="1848" w:type="dxa"/>
             <w:tcBorders>
               <w:left w:val="single" w:sz="6" w:space="0" w:color="808080"/>
               <w:bottom w:val="single" w:sz="2" w:space="0" w:color="808080"/>
@@ -18280,7 +21843,7 @@
         </w:tc>
         <w:tc>
           <w:tcPr>
-            <w:tcW w:w="9380" w:type="dxa"/>
+            <w:tcW w:w="9491" w:type="dxa"/>
             <w:tcBorders>
               <w:left w:val="single" w:sz="2" w:space="0" w:color="808080"/>
               <w:bottom w:val="single" w:sz="2" w:space="0" w:color="808080"/>
@@ -18312,7 +21875,7 @@
         <w:trPr/>
         <w:tc>
           <w:tcPr>
-            <w:tcW w:w="1959" w:type="dxa"/>
+            <w:tcW w:w="1848" w:type="dxa"/>
             <w:tcBorders>
               <w:left w:val="single" w:sz="6" w:space="0" w:color="808080"/>
               <w:bottom w:val="single" w:sz="2" w:space="0" w:color="808080"/>
@@ -18335,7 +21898,7 @@
         </w:tc>
         <w:tc>
           <w:tcPr>
-            <w:tcW w:w="9380" w:type="dxa"/>
+            <w:tcW w:w="9491" w:type="dxa"/>
             <w:tcBorders>
               <w:left w:val="single" w:sz="2" w:space="0" w:color="808080"/>
               <w:bottom w:val="single" w:sz="2" w:space="0" w:color="808080"/>
@@ -18367,7 +21930,7 @@
         <w:trPr/>
         <w:tc>
           <w:tcPr>
-            <w:tcW w:w="1959" w:type="dxa"/>
+            <w:tcW w:w="1848" w:type="dxa"/>
             <w:tcBorders>
               <w:left w:val="single" w:sz="6" w:space="0" w:color="808080"/>
               <w:bottom w:val="single" w:sz="2" w:space="0" w:color="808080"/>
@@ -18390,7 +21953,7 @@
         </w:tc>
         <w:tc>
           <w:tcPr>
-            <w:tcW w:w="9380" w:type="dxa"/>
+            <w:tcW w:w="9491" w:type="dxa"/>
             <w:tcBorders>
               <w:left w:val="single" w:sz="2" w:space="0" w:color="808080"/>
               <w:bottom w:val="single" w:sz="2" w:space="0" w:color="808080"/>
@@ -18458,7 +22021,7 @@
         <w:trPr/>
         <w:tc>
           <w:tcPr>
-            <w:tcW w:w="1959" w:type="dxa"/>
+            <w:tcW w:w="1848" w:type="dxa"/>
             <w:tcBorders>
               <w:left w:val="single" w:sz="6" w:space="0" w:color="808080"/>
               <w:bottom w:val="single" w:sz="2" w:space="0" w:color="808080"/>
@@ -18481,7 +22044,7 @@
         </w:tc>
         <w:tc>
           <w:tcPr>
-            <w:tcW w:w="9380" w:type="dxa"/>
+            <w:tcW w:w="9491" w:type="dxa"/>
             <w:tcBorders>
               <w:left w:val="single" w:sz="2" w:space="0" w:color="808080"/>
               <w:bottom w:val="single" w:sz="2" w:space="0" w:color="808080"/>
@@ -18509,7 +22072,7 @@
         <w:trPr/>
         <w:tc>
           <w:tcPr>
-            <w:tcW w:w="1959" w:type="dxa"/>
+            <w:tcW w:w="1848" w:type="dxa"/>
             <w:tcBorders>
               <w:left w:val="single" w:sz="6" w:space="0" w:color="808080"/>
               <w:bottom w:val="single" w:sz="2" w:space="0" w:color="808080"/>
@@ -18532,7 +22095,7 @@
         </w:tc>
         <w:tc>
           <w:tcPr>
-            <w:tcW w:w="9380" w:type="dxa"/>
+            <w:tcW w:w="9491" w:type="dxa"/>
             <w:tcBorders>
               <w:left w:val="single" w:sz="2" w:space="0" w:color="808080"/>
               <w:bottom w:val="single" w:sz="2" w:space="0" w:color="808080"/>
@@ -18564,7 +22127,7 @@
         <w:trPr/>
         <w:tc>
           <w:tcPr>
-            <w:tcW w:w="1959" w:type="dxa"/>
+            <w:tcW w:w="1848" w:type="dxa"/>
             <w:tcBorders>
               <w:left w:val="single" w:sz="6" w:space="0" w:color="808080"/>
               <w:bottom w:val="single" w:sz="2" w:space="0" w:color="808080"/>
@@ -18587,7 +22150,7 @@
         </w:tc>
         <w:tc>
           <w:tcPr>
-            <w:tcW w:w="9380" w:type="dxa"/>
+            <w:tcW w:w="9491" w:type="dxa"/>
             <w:tcBorders>
               <w:left w:val="single" w:sz="2" w:space="0" w:color="808080"/>
               <w:bottom w:val="single" w:sz="2" w:space="0" w:color="808080"/>
@@ -18649,7 +22212,298 @@
         <w:trPr/>
         <w:tc>
           <w:tcPr>
-            <w:tcW w:w="1959" w:type="dxa"/>
+            <w:tcW w:w="1848" w:type="dxa"/>
+            <w:tcBorders>
+              <w:left w:val="single" w:sz="6" w:space="0" w:color="808080"/>
+              <w:bottom w:val="single" w:sz="2" w:space="0" w:color="808080"/>
+              <w:right w:val="single" w:sz="6" w:space="0" w:color="808080"/>
+            </w:tcBorders>
+            <w:vAlign w:val="center"/>
+          </w:tcPr>
+          <w:p>
+            <w:pPr>
+              <w:pStyle w:val="TableContents"/>
+              <w:bidi w:val="0"/>
+              <w:spacing w:before="0" w:after="283"/>
+              <w:rPr/>
+            </w:pPr>
+            <w:r>
+              <w:rPr/>
+              <w:t>Counterfactual suffix (Section 5.4)</w:t>
+            </w:r>
+          </w:p>
+        </w:tc>
+        <w:tc>
+          <w:tcPr>
+            <w:tcW w:w="9491" w:type="dxa"/>
+            <w:tcBorders>
+              <w:left w:val="single" w:sz="2" w:space="0" w:color="808080"/>
+              <w:bottom w:val="single" w:sz="2" w:space="0" w:color="808080"/>
+              <w:right w:val="single" w:sz="6" w:space="0" w:color="808080"/>
+            </w:tcBorders>
+            <w:vAlign w:val="center"/>
+          </w:tcPr>
+          <w:p>
+            <w:pPr>
+              <w:pStyle w:val="TableContents"/>
+              <w:bidi w:val="0"/>
+              <w:spacing w:before="0" w:after="283"/>
+              <w:rPr/>
+            </w:pPr>
+            <w:r>
+              <w:rPr>
+                <w:rStyle w:val="SourceText"/>
+              </w:rPr>
+              <w:t>data/eval/prefix_audit/counterfactual_suffix.json</w:t>
+            </w:r>
+            <w:r>
+              <w:rPr/>
+              <w:t xml:space="preserve">; </w:t>
+            </w:r>
+            <w:r>
+              <w:rPr>
+                <w:rStyle w:val="SourceText"/>
+              </w:rPr>
+              <w:t>scripts/prefix_audit/counterfactual_suffix.py</w:t>
+            </w:r>
+            <w:r>
+              <w:rPr/>
+              <w:t xml:space="preserve">; </w:t>
+            </w:r>
+            <w:r>
+              <w:rPr>
+                <w:rStyle w:val="SourceText"/>
+              </w:rPr>
+              <w:t>docs/research/PREFIX_FAITHFULNESS/PREREG_COUNTERFACTUAL.md</w:t>
+            </w:r>
+            <w:r>
+              <w:rPr/>
+              <w:t>; CPU, $0</w:t>
+            </w:r>
+          </w:p>
+        </w:tc>
+      </w:tr>
+      <w:tr>
+        <w:trPr/>
+        <w:tc>
+          <w:tcPr>
+            <w:tcW w:w="1848" w:type="dxa"/>
+            <w:tcBorders>
+              <w:left w:val="single" w:sz="6" w:space="0" w:color="808080"/>
+              <w:bottom w:val="single" w:sz="2" w:space="0" w:color="808080"/>
+              <w:right w:val="single" w:sz="6" w:space="0" w:color="808080"/>
+            </w:tcBorders>
+            <w:vAlign w:val="center"/>
+          </w:tcPr>
+          <w:p>
+            <w:pPr>
+              <w:pStyle w:val="TableContents"/>
+              <w:bidi w:val="0"/>
+              <w:spacing w:before="0" w:after="283"/>
+              <w:rPr/>
+            </w:pPr>
+            <w:r>
+              <w:rPr/>
+              <w:t>Suffix canaries and selection leak (Sections 7.9, 7.10)</w:t>
+            </w:r>
+          </w:p>
+        </w:tc>
+        <w:tc>
+          <w:tcPr>
+            <w:tcW w:w="9491" w:type="dxa"/>
+            <w:tcBorders>
+              <w:left w:val="single" w:sz="2" w:space="0" w:color="808080"/>
+              <w:bottom w:val="single" w:sz="2" w:space="0" w:color="808080"/>
+              <w:right w:val="single" w:sz="6" w:space="0" w:color="808080"/>
+            </w:tcBorders>
+            <w:vAlign w:val="center"/>
+          </w:tcPr>
+          <w:p>
+            <w:pPr>
+              <w:pStyle w:val="TableContents"/>
+              <w:bidi w:val="0"/>
+              <w:spacing w:before="0" w:after="283"/>
+              <w:rPr/>
+            </w:pPr>
+            <w:r>
+              <w:rPr>
+                <w:rStyle w:val="SourceText"/>
+              </w:rPr>
+              <w:t>data/eval/chimera/rf_e2e/canary_*.json</w:t>
+            </w:r>
+            <w:r>
+              <w:rPr/>
+              <w:t xml:space="preserve">, </w:t>
+            </w:r>
+            <w:r>
+              <w:rPr>
+                <w:rStyle w:val="SourceText"/>
+              </w:rPr>
+              <w:t>canary_analysis.json</w:t>
+            </w:r>
+            <w:r>
+              <w:rPr/>
+              <w:t xml:space="preserve">, </w:t>
+            </w:r>
+            <w:r>
+              <w:rPr>
+                <w:rStyle w:val="SourceText"/>
+              </w:rPr>
+              <w:t>posthoc_canary_judge.json</w:t>
+            </w:r>
+            <w:r>
+              <w:rPr/>
+              <w:t xml:space="preserve">, </w:t>
+            </w:r>
+            <w:r>
+              <w:rPr>
+                <w:rStyle w:val="SourceText"/>
+              </w:rPr>
+              <w:t>selection_*.json</w:t>
+            </w:r>
+            <w:r>
+              <w:rPr/>
+              <w:t xml:space="preserve">, </w:t>
+            </w:r>
+            <w:r>
+              <w:rPr>
+                <w:rStyle w:val="SourceText"/>
+              </w:rPr>
+              <w:t>selection_analysis.json</w:t>
+            </w:r>
+            <w:r>
+              <w:rPr/>
+              <w:t xml:space="preserve">; </w:t>
+            </w:r>
+            <w:r>
+              <w:rPr>
+                <w:rStyle w:val="SourceText"/>
+              </w:rPr>
+              <w:t>scripts/chimera/rf_canary.py</w:t>
+            </w:r>
+            <w:r>
+              <w:rPr/>
+              <w:t xml:space="preserve">, </w:t>
+            </w:r>
+            <w:r>
+              <w:rPr>
+                <w:rStyle w:val="SourceText"/>
+              </w:rPr>
+              <w:t>rf_canary_posthoc.py</w:t>
+            </w:r>
+            <w:r>
+              <w:rPr/>
+              <w:t xml:space="preserve">, </w:t>
+            </w:r>
+            <w:r>
+              <w:rPr>
+                <w:rStyle w:val="SourceText"/>
+              </w:rPr>
+              <w:t>rf_selection.py</w:t>
+            </w:r>
+            <w:r>
+              <w:rPr/>
+              <w:t xml:space="preserve">; </w:t>
+            </w:r>
+            <w:r>
+              <w:rPr>
+                <w:rStyle w:val="SourceText"/>
+              </w:rPr>
+              <w:t>PREREG_RF_E2E_addendum_12_suffix_canaries.md</w:t>
+            </w:r>
+            <w:r>
+              <w:rPr/>
+              <w:t xml:space="preserve">, </w:t>
+            </w:r>
+            <w:r>
+              <w:rPr>
+                <w:rStyle w:val="SourceText"/>
+              </w:rPr>
+              <w:t>PREREG_RF_E2E_addendum_13_selection_leak.md</w:t>
+            </w:r>
+            <w:r>
+              <w:rPr/>
+              <w:t xml:space="preserve"> and their manifests; local models, $0</w:t>
+            </w:r>
+          </w:p>
+        </w:tc>
+      </w:tr>
+      <w:tr>
+        <w:trPr/>
+        <w:tc>
+          <w:tcPr>
+            <w:tcW w:w="1848" w:type="dxa"/>
+            <w:tcBorders>
+              <w:left w:val="single" w:sz="6" w:space="0" w:color="808080"/>
+              <w:bottom w:val="single" w:sz="2" w:space="0" w:color="808080"/>
+              <w:right w:val="single" w:sz="6" w:space="0" w:color="808080"/>
+            </w:tcBorders>
+            <w:vAlign w:val="center"/>
+          </w:tcPr>
+          <w:p>
+            <w:pPr>
+              <w:pStyle w:val="TableContents"/>
+              <w:bidi w:val="0"/>
+              <w:spacing w:before="0" w:after="283"/>
+              <w:rPr/>
+            </w:pPr>
+            <w:r>
+              <w:rPr/>
+              <w:t>Propositions P9 to P11 and the read-set check</w:t>
+            </w:r>
+          </w:p>
+        </w:tc>
+        <w:tc>
+          <w:tcPr>
+            <w:tcW w:w="9491" w:type="dxa"/>
+            <w:tcBorders>
+              <w:left w:val="single" w:sz="2" w:space="0" w:color="808080"/>
+              <w:bottom w:val="single" w:sz="2" w:space="0" w:color="808080"/>
+              <w:right w:val="single" w:sz="6" w:space="0" w:color="808080"/>
+            </w:tcBorders>
+            <w:vAlign w:val="center"/>
+          </w:tcPr>
+          <w:p>
+            <w:pPr>
+              <w:pStyle w:val="TableContents"/>
+              <w:bidi w:val="0"/>
+              <w:spacing w:before="0" w:after="283"/>
+              <w:rPr/>
+            </w:pPr>
+            <w:r>
+              <w:rPr>
+                <w:rStyle w:val="SourceText"/>
+              </w:rPr>
+              <w:t>FORMAL.md</w:t>
+            </w:r>
+            <w:r>
+              <w:rPr/>
+              <w:t xml:space="preserve">; </w:t>
+            </w:r>
+            <w:r>
+              <w:rPr>
+                <w:rStyle w:val="SourceText"/>
+              </w:rPr>
+              <w:t>test_reader_faithfulness_canaries.py</w:t>
+            </w:r>
+            <w:r>
+              <w:rPr/>
+              <w:t xml:space="preserve">, </w:t>
+            </w:r>
+            <w:r>
+              <w:rPr>
+                <w:rStyle w:val="SourceText"/>
+              </w:rPr>
+              <w:t>test_prefix_faithfulness_readset.py</w:t>
+            </w:r>
+          </w:p>
+        </w:tc>
+      </w:tr>
+      <w:tr>
+        <w:trPr/>
+        <w:tc>
+          <w:tcPr>
+            <w:tcW w:w="1848" w:type="dxa"/>
             <w:tcBorders>
               <w:left w:val="single" w:sz="6" w:space="0" w:color="808080"/>
               <w:bottom w:val="single" w:sz="6" w:space="0" w:color="808080"/>
@@ -18672,7 +22526,7 @@
         </w:tc>
         <w:tc>
           <w:tcPr>
-            <w:tcW w:w="9380" w:type="dxa"/>
+            <w:tcW w:w="9491" w:type="dxa"/>
             <w:tcBorders>
               <w:left w:val="single" w:sz="2" w:space="0" w:color="808080"/>
               <w:bottom w:val="single" w:sz="6" w:space="0" w:color="808080"/>
@@ -18861,8 +22715,8 @@
   <w:abstractNum w:abstractNumId="2">
     <w:lvl w:ilvl="0">
       <w:start w:val="1"/>
-      <w:numFmt w:val="bullet"/>
-      <w:lvlText w:val=""/>
+      <w:numFmt w:val="decimal"/>
+      <w:lvlText w:val="%1."/>
       <w:lvlJc w:val="left"/>
       <w:pPr>
         <w:tabs>
@@ -18870,14 +22724,12 @@
         </w:tabs>
         <w:ind w:left="709" w:hanging="283"/>
       </w:pPr>
-      <w:rPr>
-        <w:rFonts w:ascii="Symbol" w:hAnsi="Symbol" w:cs="Symbol" w:hint="default"/>
-      </w:rPr>
+      <w:rPr/>
     </w:lvl>
     <w:lvl w:ilvl="1">
       <w:start w:val="1"/>
-      <w:numFmt w:val="bullet"/>
-      <w:lvlText w:val=""/>
+      <w:numFmt w:val="decimal"/>
+      <w:lvlText w:val="%2."/>
       <w:lvlJc w:val="left"/>
       <w:pPr>
         <w:tabs>
@@ -18885,14 +22737,12 @@
         </w:tabs>
         <w:ind w:left="1418" w:hanging="283"/>
       </w:pPr>
-      <w:rPr>
-        <w:rFonts w:ascii="Symbol" w:hAnsi="Symbol" w:cs="Symbol" w:hint="default"/>
-      </w:rPr>
+      <w:rPr/>
     </w:lvl>
     <w:lvl w:ilvl="2">
       <w:start w:val="1"/>
-      <w:numFmt w:val="bullet"/>
-      <w:lvlText w:val=""/>
+      <w:numFmt w:val="decimal"/>
+      <w:lvlText w:val="%3."/>
       <w:lvlJc w:val="left"/>
       <w:pPr>
         <w:tabs>
@@ -18900,14 +22750,12 @@
         </w:tabs>
         <w:ind w:left="2127" w:hanging="283"/>
       </w:pPr>
-      <w:rPr>
-        <w:rFonts w:ascii="Symbol" w:hAnsi="Symbol" w:cs="Symbol" w:hint="default"/>
-      </w:rPr>
+      <w:rPr/>
     </w:lvl>
     <w:lvl w:ilvl="3">
       <w:start w:val="1"/>
-      <w:numFmt w:val="bullet"/>
-      <w:lvlText w:val=""/>
+      <w:numFmt w:val="decimal"/>
+      <w:lvlText w:val="%4."/>
       <w:lvlJc w:val="left"/>
       <w:pPr>
         <w:tabs>
@@ -18915,14 +22763,12 @@
         </w:tabs>
         <w:ind w:left="2836" w:hanging="283"/>
       </w:pPr>
-      <w:rPr>
-        <w:rFonts w:ascii="Symbol" w:hAnsi="Symbol" w:cs="Symbol" w:hint="default"/>
-      </w:rPr>
+      <w:rPr/>
     </w:lvl>
     <w:lvl w:ilvl="4">
       <w:start w:val="1"/>
-      <w:numFmt w:val="bullet"/>
-      <w:lvlText w:val=""/>
+      <w:numFmt w:val="decimal"/>
+      <w:lvlText w:val="%5."/>
       <w:lvlJc w:val="left"/>
       <w:pPr>
         <w:tabs>
@@ -18930,14 +22776,12 @@
         </w:tabs>
         <w:ind w:left="3545" w:hanging="283"/>
       </w:pPr>
-      <w:rPr>
-        <w:rFonts w:ascii="Symbol" w:hAnsi="Symbol" w:cs="Symbol" w:hint="default"/>
-      </w:rPr>
+      <w:rPr/>
     </w:lvl>
     <w:lvl w:ilvl="5">
       <w:start w:val="1"/>
-      <w:numFmt w:val="bullet"/>
-      <w:lvlText w:val=""/>
+      <w:numFmt w:val="decimal"/>
+      <w:lvlText w:val="%6."/>
       <w:lvlJc w:val="left"/>
       <w:pPr>
         <w:tabs>
@@ -18945,14 +22789,12 @@
         </w:tabs>
         <w:ind w:left="4254" w:hanging="283"/>
       </w:pPr>
-      <w:rPr>
-        <w:rFonts w:ascii="Symbol" w:hAnsi="Symbol" w:cs="Symbol" w:hint="default"/>
-      </w:rPr>
+      <w:rPr/>
     </w:lvl>
     <w:lvl w:ilvl="6">
       <w:start w:val="1"/>
-      <w:numFmt w:val="bullet"/>
-      <w:lvlText w:val=""/>
+      <w:numFmt w:val="decimal"/>
+      <w:lvlText w:val="%7."/>
       <w:lvlJc w:val="left"/>
       <w:pPr>
         <w:tabs>
@@ -18960,14 +22802,12 @@
         </w:tabs>
         <w:ind w:left="4963" w:hanging="283"/>
       </w:pPr>
-      <w:rPr>
-        <w:rFonts w:ascii="Symbol" w:hAnsi="Symbol" w:cs="Symbol" w:hint="default"/>
-      </w:rPr>
+      <w:rPr/>
     </w:lvl>
     <w:lvl w:ilvl="7">
       <w:start w:val="1"/>
-      <w:numFmt w:val="bullet"/>
-      <w:lvlText w:val=""/>
+      <w:numFmt w:val="decimal"/>
+      <w:lvlText w:val="%8."/>
       <w:lvlJc w:val="left"/>
       <w:pPr>
         <w:tabs>
@@ -18975,14 +22815,12 @@
         </w:tabs>
         <w:ind w:left="5672" w:hanging="283"/>
       </w:pPr>
-      <w:rPr>
-        <w:rFonts w:ascii="Symbol" w:hAnsi="Symbol" w:cs="Symbol" w:hint="default"/>
-      </w:rPr>
+      <w:rPr/>
     </w:lvl>
     <w:lvl w:ilvl="8">
       <w:start w:val="1"/>
-      <w:numFmt w:val="bullet"/>
-      <w:lvlText w:val=""/>
+      <w:numFmt w:val="decimal"/>
+      <w:lvlText w:val="%9."/>
       <w:lvlJc w:val="left"/>
       <w:pPr>
         <w:tabs>
@@ -18990,9 +22828,7 @@
         </w:tabs>
         <w:ind w:left="6381" w:hanging="283"/>
       </w:pPr>
-      <w:rPr>
-        <w:rFonts w:ascii="Symbol" w:hAnsi="Symbol" w:cs="Symbol" w:hint="default"/>
-      </w:rPr>
+      <w:rPr/>
     </w:lvl>
   </w:abstractNum>
   <w:abstractNum w:abstractNumId="3">
@@ -19683,8 +23519,8 @@
   <w:abstractNum w:abstractNumId="8">
     <w:lvl w:ilvl="0">
       <w:start w:val="1"/>
-      <w:numFmt w:val="decimal"/>
-      <w:lvlText w:val="%1."/>
+      <w:numFmt w:val="bullet"/>
+      <w:lvlText w:val=""/>
       <w:lvlJc w:val="left"/>
       <w:pPr>
         <w:tabs>
@@ -19692,12 +23528,14 @@
         </w:tabs>
         <w:ind w:left="709" w:hanging="283"/>
       </w:pPr>
-      <w:rPr/>
+      <w:rPr>
+        <w:rFonts w:ascii="Symbol" w:hAnsi="Symbol" w:cs="Symbol" w:hint="default"/>
+      </w:rPr>
     </w:lvl>
     <w:lvl w:ilvl="1">
       <w:start w:val="1"/>
-      <w:numFmt w:val="decimal"/>
-      <w:lvlText w:val="%2."/>
+      <w:numFmt w:val="bullet"/>
+      <w:lvlText w:val=""/>
       <w:lvlJc w:val="left"/>
       <w:pPr>
         <w:tabs>
@@ -19705,12 +23543,14 @@
         </w:tabs>
         <w:ind w:left="1418" w:hanging="283"/>
       </w:pPr>
-      <w:rPr/>
+      <w:rPr>
+        <w:rFonts w:ascii="Symbol" w:hAnsi="Symbol" w:cs="Symbol" w:hint="default"/>
+      </w:rPr>
     </w:lvl>
     <w:lvl w:ilvl="2">
       <w:start w:val="1"/>
-      <w:numFmt w:val="decimal"/>
-      <w:lvlText w:val="%3."/>
+      <w:numFmt w:val="bullet"/>
+      <w:lvlText w:val=""/>
       <w:lvlJc w:val="left"/>
       <w:pPr>
         <w:tabs>
@@ -19718,12 +23558,14 @@
         </w:tabs>
         <w:ind w:left="2127" w:hanging="283"/>
       </w:pPr>
-      <w:rPr/>
+      <w:rPr>
+        <w:rFonts w:ascii="Symbol" w:hAnsi="Symbol" w:cs="Symbol" w:hint="default"/>
+      </w:rPr>
     </w:lvl>
     <w:lvl w:ilvl="3">
       <w:start w:val="1"/>
-      <w:numFmt w:val="decimal"/>
-      <w:lvlText w:val="%4."/>
+      <w:numFmt w:val="bullet"/>
+      <w:lvlText w:val=""/>
       <w:lvlJc w:val="left"/>
       <w:pPr>
         <w:tabs>
@@ -19731,12 +23573,14 @@
         </w:tabs>
         <w:ind w:left="2836" w:hanging="283"/>
       </w:pPr>
-      <w:rPr/>
+      <w:rPr>
+        <w:rFonts w:ascii="Symbol" w:hAnsi="Symbol" w:cs="Symbol" w:hint="default"/>
+      </w:rPr>
     </w:lvl>
     <w:lvl w:ilvl="4">
       <w:start w:val="1"/>
-      <w:numFmt w:val="decimal"/>
-      <w:lvlText w:val="%5."/>
+      <w:numFmt w:val="bullet"/>
+      <w:lvlText w:val=""/>
       <w:lvlJc w:val="left"/>
       <w:pPr>
         <w:tabs>
@@ -19744,12 +23588,14 @@
         </w:tabs>
         <w:ind w:left="3545" w:hanging="283"/>
       </w:pPr>
-      <w:rPr/>
+      <w:rPr>
+        <w:rFonts w:ascii="Symbol" w:hAnsi="Symbol" w:cs="Symbol" w:hint="default"/>
+      </w:rPr>
     </w:lvl>
     <w:lvl w:ilvl="5">
       <w:start w:val="1"/>
-      <w:numFmt w:val="decimal"/>
-      <w:lvlText w:val="%6."/>
+      <w:numFmt w:val="bullet"/>
+      <w:lvlText w:val=""/>
       <w:lvlJc w:val="left"/>
       <w:pPr>
         <w:tabs>
@@ -19757,12 +23603,14 @@
         </w:tabs>
         <w:ind w:left="4254" w:hanging="283"/>
       </w:pPr>
-      <w:rPr/>
+      <w:rPr>
+        <w:rFonts w:ascii="Symbol" w:hAnsi="Symbol" w:cs="Symbol" w:hint="default"/>
+      </w:rPr>
     </w:lvl>
     <w:lvl w:ilvl="6">
       <w:start w:val="1"/>
-      <w:numFmt w:val="decimal"/>
-      <w:lvlText w:val="%7."/>
+      <w:numFmt w:val="bullet"/>
+      <w:lvlText w:val=""/>
       <w:lvlJc w:val="left"/>
       <w:pPr>
         <w:tabs>
@@ -19770,12 +23618,14 @@
         </w:tabs>
         <w:ind w:left="4963" w:hanging="283"/>
       </w:pPr>
-      <w:rPr/>
+      <w:rPr>
+        <w:rFonts w:ascii="Symbol" w:hAnsi="Symbol" w:cs="Symbol" w:hint="default"/>
+      </w:rPr>
     </w:lvl>
     <w:lvl w:ilvl="7">
       <w:start w:val="1"/>
-      <w:numFmt w:val="decimal"/>
-      <w:lvlText w:val="%8."/>
+      <w:numFmt w:val="bullet"/>
+      <w:lvlText w:val=""/>
       <w:lvlJc w:val="left"/>
       <w:pPr>
         <w:tabs>
@@ -19783,12 +23633,14 @@
         </w:tabs>
         <w:ind w:left="5672" w:hanging="283"/>
       </w:pPr>
-      <w:rPr/>
+      <w:rPr>
+        <w:rFonts w:ascii="Symbol" w:hAnsi="Symbol" w:cs="Symbol" w:hint="default"/>
+      </w:rPr>
     </w:lvl>
     <w:lvl w:ilvl="8">
       <w:start w:val="1"/>
-      <w:numFmt w:val="decimal"/>
-      <w:lvlText w:val="%9."/>
+      <w:numFmt w:val="bullet"/>
+      <w:lvlText w:val=""/>
       <w:lvlJc w:val="left"/>
       <w:pPr>
         <w:tabs>
@@ -19796,7 +23648,9 @@
         </w:tabs>
         <w:ind w:left="6381" w:hanging="283"/>
       </w:pPr>
-      <w:rPr/>
+      <w:rPr>
+        <w:rFonts w:ascii="Symbol" w:hAnsi="Symbol" w:cs="Symbol" w:hint="default"/>
+      </w:rPr>
     </w:lvl>
   </w:abstractNum>
   <w:abstractNum w:abstractNumId="9">
@@ -20074,6 +23928,399 @@
     </w:lvl>
   </w:abstractNum>
   <w:abstractNum w:abstractNumId="11">
+    <w:lvl w:ilvl="0">
+      <w:start w:val="1"/>
+      <w:numFmt w:val="decimal"/>
+      <w:lvlText w:val="%1."/>
+      <w:lvlJc w:val="left"/>
+      <w:pPr>
+        <w:tabs>
+          <w:tab w:val="num" w:pos="709"/>
+        </w:tabs>
+        <w:ind w:left="709" w:hanging="283"/>
+      </w:pPr>
+      <w:rPr/>
+    </w:lvl>
+    <w:lvl w:ilvl="1">
+      <w:start w:val="1"/>
+      <w:numFmt w:val="decimal"/>
+      <w:lvlText w:val="%2."/>
+      <w:lvlJc w:val="left"/>
+      <w:pPr>
+        <w:tabs>
+          <w:tab w:val="num" w:pos="1418"/>
+        </w:tabs>
+        <w:ind w:left="1418" w:hanging="283"/>
+      </w:pPr>
+      <w:rPr/>
+    </w:lvl>
+    <w:lvl w:ilvl="2">
+      <w:start w:val="1"/>
+      <w:numFmt w:val="decimal"/>
+      <w:lvlText w:val="%3."/>
+      <w:lvlJc w:val="left"/>
+      <w:pPr>
+        <w:tabs>
+          <w:tab w:val="num" w:pos="2127"/>
+        </w:tabs>
+        <w:ind w:left="2127" w:hanging="283"/>
+      </w:pPr>
+      <w:rPr/>
+    </w:lvl>
+    <w:lvl w:ilvl="3">
+      <w:start w:val="1"/>
+      <w:numFmt w:val="decimal"/>
+      <w:lvlText w:val="%4."/>
+      <w:lvlJc w:val="left"/>
+      <w:pPr>
+        <w:tabs>
+          <w:tab w:val="num" w:pos="2836"/>
+        </w:tabs>
+        <w:ind w:left="2836" w:hanging="283"/>
+      </w:pPr>
+      <w:rPr/>
+    </w:lvl>
+    <w:lvl w:ilvl="4">
+      <w:start w:val="1"/>
+      <w:numFmt w:val="decimal"/>
+      <w:lvlText w:val="%5."/>
+      <w:lvlJc w:val="left"/>
+      <w:pPr>
+        <w:tabs>
+          <w:tab w:val="num" w:pos="3545"/>
+        </w:tabs>
+        <w:ind w:left="3545" w:hanging="283"/>
+      </w:pPr>
+      <w:rPr/>
+    </w:lvl>
+    <w:lvl w:ilvl="5">
+      <w:start w:val="1"/>
+      <w:numFmt w:val="decimal"/>
+      <w:lvlText w:val="%6."/>
+      <w:lvlJc w:val="left"/>
+      <w:pPr>
+        <w:tabs>
+          <w:tab w:val="num" w:pos="4254"/>
+        </w:tabs>
+        <w:ind w:left="4254" w:hanging="283"/>
+      </w:pPr>
+      <w:rPr/>
+    </w:lvl>
+    <w:lvl w:ilvl="6">
+      <w:start w:val="1"/>
+      <w:numFmt w:val="decimal"/>
+      <w:lvlText w:val="%7."/>
+      <w:lvlJc w:val="left"/>
+      <w:pPr>
+        <w:tabs>
+          <w:tab w:val="num" w:pos="4963"/>
+        </w:tabs>
+        <w:ind w:left="4963" w:hanging="283"/>
+      </w:pPr>
+      <w:rPr/>
+    </w:lvl>
+    <w:lvl w:ilvl="7">
+      <w:start w:val="1"/>
+      <w:numFmt w:val="decimal"/>
+      <w:lvlText w:val="%8."/>
+      <w:lvlJc w:val="left"/>
+      <w:pPr>
+        <w:tabs>
+          <w:tab w:val="num" w:pos="5672"/>
+        </w:tabs>
+        <w:ind w:left="5672" w:hanging="283"/>
+      </w:pPr>
+      <w:rPr/>
+    </w:lvl>
+    <w:lvl w:ilvl="8">
+      <w:start w:val="1"/>
+      <w:numFmt w:val="decimal"/>
+      <w:lvlText w:val="%9."/>
+      <w:lvlJc w:val="left"/>
+      <w:pPr>
+        <w:tabs>
+          <w:tab w:val="num" w:pos="6381"/>
+        </w:tabs>
+        <w:ind w:left="6381" w:hanging="283"/>
+      </w:pPr>
+      <w:rPr/>
+    </w:lvl>
+  </w:abstractNum>
+  <w:abstractNum w:abstractNumId="12">
+    <w:lvl w:ilvl="0">
+      <w:start w:val="1"/>
+      <w:numFmt w:val="bullet"/>
+      <w:lvlText w:val=""/>
+      <w:lvlJc w:val="left"/>
+      <w:pPr>
+        <w:tabs>
+          <w:tab w:val="num" w:pos="709"/>
+        </w:tabs>
+        <w:ind w:left="709" w:hanging="283"/>
+      </w:pPr>
+      <w:rPr>
+        <w:rFonts w:ascii="Symbol" w:hAnsi="Symbol" w:cs="Symbol" w:hint="default"/>
+      </w:rPr>
+    </w:lvl>
+    <w:lvl w:ilvl="1">
+      <w:start w:val="1"/>
+      <w:numFmt w:val="bullet"/>
+      <w:lvlText w:val=""/>
+      <w:lvlJc w:val="left"/>
+      <w:pPr>
+        <w:tabs>
+          <w:tab w:val="num" w:pos="1418"/>
+        </w:tabs>
+        <w:ind w:left="1418" w:hanging="283"/>
+      </w:pPr>
+      <w:rPr>
+        <w:rFonts w:ascii="Symbol" w:hAnsi="Symbol" w:cs="Symbol" w:hint="default"/>
+      </w:rPr>
+    </w:lvl>
+    <w:lvl w:ilvl="2">
+      <w:start w:val="1"/>
+      <w:numFmt w:val="bullet"/>
+      <w:lvlText w:val=""/>
+      <w:lvlJc w:val="left"/>
+      <w:pPr>
+        <w:tabs>
+          <w:tab w:val="num" w:pos="2127"/>
+        </w:tabs>
+        <w:ind w:left="2127" w:hanging="283"/>
+      </w:pPr>
+      <w:rPr>
+        <w:rFonts w:ascii="Symbol" w:hAnsi="Symbol" w:cs="Symbol" w:hint="default"/>
+      </w:rPr>
+    </w:lvl>
+    <w:lvl w:ilvl="3">
+      <w:start w:val="1"/>
+      <w:numFmt w:val="bullet"/>
+      <w:lvlText w:val=""/>
+      <w:lvlJc w:val="left"/>
+      <w:pPr>
+        <w:tabs>
+          <w:tab w:val="num" w:pos="2836"/>
+        </w:tabs>
+        <w:ind w:left="2836" w:hanging="283"/>
+      </w:pPr>
+      <w:rPr>
+        <w:rFonts w:ascii="Symbol" w:hAnsi="Symbol" w:cs="Symbol" w:hint="default"/>
+      </w:rPr>
+    </w:lvl>
+    <w:lvl w:ilvl="4">
+      <w:start w:val="1"/>
+      <w:numFmt w:val="bullet"/>
+      <w:lvlText w:val=""/>
+      <w:lvlJc w:val="left"/>
+      <w:pPr>
+        <w:tabs>
+          <w:tab w:val="num" w:pos="3545"/>
+        </w:tabs>
+        <w:ind w:left="3545" w:hanging="283"/>
+      </w:pPr>
+      <w:rPr>
+        <w:rFonts w:ascii="Symbol" w:hAnsi="Symbol" w:cs="Symbol" w:hint="default"/>
+      </w:rPr>
+    </w:lvl>
+    <w:lvl w:ilvl="5">
+      <w:start w:val="1"/>
+      <w:numFmt w:val="bullet"/>
+      <w:lvlText w:val=""/>
+      <w:lvlJc w:val="left"/>
+      <w:pPr>
+        <w:tabs>
+          <w:tab w:val="num" w:pos="4254"/>
+        </w:tabs>
+        <w:ind w:left="4254" w:hanging="283"/>
+      </w:pPr>
+      <w:rPr>
+        <w:rFonts w:ascii="Symbol" w:hAnsi="Symbol" w:cs="Symbol" w:hint="default"/>
+      </w:rPr>
+    </w:lvl>
+    <w:lvl w:ilvl="6">
+      <w:start w:val="1"/>
+      <w:numFmt w:val="bullet"/>
+      <w:lvlText w:val=""/>
+      <w:lvlJc w:val="left"/>
+      <w:pPr>
+        <w:tabs>
+          <w:tab w:val="num" w:pos="4963"/>
+        </w:tabs>
+        <w:ind w:left="4963" w:hanging="283"/>
+      </w:pPr>
+      <w:rPr>
+        <w:rFonts w:ascii="Symbol" w:hAnsi="Symbol" w:cs="Symbol" w:hint="default"/>
+      </w:rPr>
+    </w:lvl>
+    <w:lvl w:ilvl="7">
+      <w:start w:val="1"/>
+      <w:numFmt w:val="bullet"/>
+      <w:lvlText w:val=""/>
+      <w:lvlJc w:val="left"/>
+      <w:pPr>
+        <w:tabs>
+          <w:tab w:val="num" w:pos="5672"/>
+        </w:tabs>
+        <w:ind w:left="5672" w:hanging="283"/>
+      </w:pPr>
+      <w:rPr>
+        <w:rFonts w:ascii="Symbol" w:hAnsi="Symbol" w:cs="Symbol" w:hint="default"/>
+      </w:rPr>
+    </w:lvl>
+    <w:lvl w:ilvl="8">
+      <w:start w:val="1"/>
+      <w:numFmt w:val="bullet"/>
+      <w:lvlText w:val=""/>
+      <w:lvlJc w:val="left"/>
+      <w:pPr>
+        <w:tabs>
+          <w:tab w:val="num" w:pos="6381"/>
+        </w:tabs>
+        <w:ind w:left="6381" w:hanging="283"/>
+      </w:pPr>
+      <w:rPr>
+        <w:rFonts w:ascii="Symbol" w:hAnsi="Symbol" w:cs="Symbol" w:hint="default"/>
+      </w:rPr>
+    </w:lvl>
+  </w:abstractNum>
+  <w:abstractNum w:abstractNumId="13">
+    <w:lvl w:ilvl="0">
+      <w:start w:val="1"/>
+      <w:numFmt w:val="bullet"/>
+      <w:lvlText w:val=""/>
+      <w:lvlJc w:val="left"/>
+      <w:pPr>
+        <w:tabs>
+          <w:tab w:val="num" w:pos="709"/>
+        </w:tabs>
+        <w:ind w:left="709" w:hanging="283"/>
+      </w:pPr>
+      <w:rPr>
+        <w:rFonts w:ascii="Symbol" w:hAnsi="Symbol" w:cs="Symbol" w:hint="default"/>
+      </w:rPr>
+    </w:lvl>
+    <w:lvl w:ilvl="1">
+      <w:start w:val="1"/>
+      <w:numFmt w:val="bullet"/>
+      <w:lvlText w:val=""/>
+      <w:lvlJc w:val="left"/>
+      <w:pPr>
+        <w:tabs>
+          <w:tab w:val="num" w:pos="1418"/>
+        </w:tabs>
+        <w:ind w:left="1418" w:hanging="283"/>
+      </w:pPr>
+      <w:rPr>
+        <w:rFonts w:ascii="Symbol" w:hAnsi="Symbol" w:cs="Symbol" w:hint="default"/>
+      </w:rPr>
+    </w:lvl>
+    <w:lvl w:ilvl="2">
+      <w:start w:val="1"/>
+      <w:numFmt w:val="bullet"/>
+      <w:lvlText w:val=""/>
+      <w:lvlJc w:val="left"/>
+      <w:pPr>
+        <w:tabs>
+          <w:tab w:val="num" w:pos="2127"/>
+        </w:tabs>
+        <w:ind w:left="2127" w:hanging="283"/>
+      </w:pPr>
+      <w:rPr>
+        <w:rFonts w:ascii="Symbol" w:hAnsi="Symbol" w:cs="Symbol" w:hint="default"/>
+      </w:rPr>
+    </w:lvl>
+    <w:lvl w:ilvl="3">
+      <w:start w:val="1"/>
+      <w:numFmt w:val="bullet"/>
+      <w:lvlText w:val=""/>
+      <w:lvlJc w:val="left"/>
+      <w:pPr>
+        <w:tabs>
+          <w:tab w:val="num" w:pos="2836"/>
+        </w:tabs>
+        <w:ind w:left="2836" w:hanging="283"/>
+      </w:pPr>
+      <w:rPr>
+        <w:rFonts w:ascii="Symbol" w:hAnsi="Symbol" w:cs="Symbol" w:hint="default"/>
+      </w:rPr>
+    </w:lvl>
+    <w:lvl w:ilvl="4">
+      <w:start w:val="1"/>
+      <w:numFmt w:val="bullet"/>
+      <w:lvlText w:val=""/>
+      <w:lvlJc w:val="left"/>
+      <w:pPr>
+        <w:tabs>
+          <w:tab w:val="num" w:pos="3545"/>
+        </w:tabs>
+        <w:ind w:left="3545" w:hanging="283"/>
+      </w:pPr>
+      <w:rPr>
+        <w:rFonts w:ascii="Symbol" w:hAnsi="Symbol" w:cs="Symbol" w:hint="default"/>
+      </w:rPr>
+    </w:lvl>
+    <w:lvl w:ilvl="5">
+      <w:start w:val="1"/>
+      <w:numFmt w:val="bullet"/>
+      <w:lvlText w:val=""/>
+      <w:lvlJc w:val="left"/>
+      <w:pPr>
+        <w:tabs>
+          <w:tab w:val="num" w:pos="4254"/>
+        </w:tabs>
+        <w:ind w:left="4254" w:hanging="283"/>
+      </w:pPr>
+      <w:rPr>
+        <w:rFonts w:ascii="Symbol" w:hAnsi="Symbol" w:cs="Symbol" w:hint="default"/>
+      </w:rPr>
+    </w:lvl>
+    <w:lvl w:ilvl="6">
+      <w:start w:val="1"/>
+      <w:numFmt w:val="bullet"/>
+      <w:lvlText w:val=""/>
+      <w:lvlJc w:val="left"/>
+      <w:pPr>
+        <w:tabs>
+          <w:tab w:val="num" w:pos="4963"/>
+        </w:tabs>
+        <w:ind w:left="4963" w:hanging="283"/>
+      </w:pPr>
+      <w:rPr>
+        <w:rFonts w:ascii="Symbol" w:hAnsi="Symbol" w:cs="Symbol" w:hint="default"/>
+      </w:rPr>
+    </w:lvl>
+    <w:lvl w:ilvl="7">
+      <w:start w:val="1"/>
+      <w:numFmt w:val="bullet"/>
+      <w:lvlText w:val=""/>
+      <w:lvlJc w:val="left"/>
+      <w:pPr>
+        <w:tabs>
+          <w:tab w:val="num" w:pos="5672"/>
+        </w:tabs>
+        <w:ind w:left="5672" w:hanging="283"/>
+      </w:pPr>
+      <w:rPr>
+        <w:rFonts w:ascii="Symbol" w:hAnsi="Symbol" w:cs="Symbol" w:hint="default"/>
+      </w:rPr>
+    </w:lvl>
+    <w:lvl w:ilvl="8">
+      <w:start w:val="1"/>
+      <w:numFmt w:val="bullet"/>
+      <w:lvlText w:val=""/>
+      <w:lvlJc w:val="left"/>
+      <w:pPr>
+        <w:tabs>
+          <w:tab w:val="num" w:pos="6381"/>
+        </w:tabs>
+        <w:ind w:left="6381" w:hanging="283"/>
+      </w:pPr>
+      <w:rPr>
+        <w:rFonts w:ascii="Symbol" w:hAnsi="Symbol" w:cs="Symbol" w:hint="default"/>
+      </w:rPr>
+    </w:lvl>
+  </w:abstractNum>
+  <w:abstractNum w:abstractNumId="14">
     <w:lvl w:ilvl="0">
       <w:start w:val="1"/>
       <w:numFmt w:val="none"/>
@@ -20227,6 +24474,15 @@
   </w:num>
   <w:num w:numId="11">
     <w:abstractNumId w:val="11"/>
+  </w:num>
+  <w:num w:numId="12">
+    <w:abstractNumId w:val="12"/>
+  </w:num>
+  <w:num w:numId="13">
+    <w:abstractNumId w:val="13"/>
+  </w:num>
+  <w:num w:numId="14">
+    <w:abstractNumId w:val="14"/>
   </w:num>
 </w:numbering>
 </file>

--- a/docs/research/PAPER/READER_FAITHFULNESS.docx
+++ b/docs/research/PAPER/READER_FAITHFULNESS.docx
@@ -505,6 +505,798 @@
       <w:r>
         <w:rPr/>
         <w:t xml:space="preserve"> It is a method-and-measurement paper, not a new algorithm. The core rule behind the Channel 2 repair is point-in-time correctness from ML feature stores, and the repair is structurally the stream-processing idea of emitting early results and revising them as a watermark advances (Section 4). The claim is the combination, measured on a deployed narrative graph, including the case where the textbook fix is worse than the defect. It is one codebase.</w:t>
+      </w:r>
+    </w:p>
+    <w:p>
+      <w:pPr>
+        <w:pStyle w:val="BodyText"/>
+        <w:bidi w:val="0"/>
+        <w:rPr/>
+      </w:pPr>
+      <w:r>
+        <w:rPr>
+          <w:b/>
+        </w:rPr>
+        <w:t>What kind of novelty each contribution is.</w:t>
+      </w:r>
+      <w:r>
+        <w:rPr/>
+        <w:t xml:space="preserve"> Most of this paper is method and measurement; three pieces are conceptual. Claims of newness rest on a bounded prior-art search (Section 4).</w:t>
+      </w:r>
+    </w:p>
+    <w:tbl>
+      <w:tblPr>
+        <w:tblW w:w="5000" w:type="pct"/>
+        <w:jc w:val="left"/>
+        <w:tblInd w:w="45" w:type="dxa"/>
+        <w:tblLayout w:type="fixed"/>
+        <w:tblCellMar>
+          <w:top w:w="45" w:type="dxa"/>
+          <w:left w:w="45" w:type="dxa"/>
+          <w:bottom w:w="45" w:type="dxa"/>
+          <w:right w:w="45" w:type="dxa"/>
+        </w:tblCellMar>
+      </w:tblPr>
+      <w:tblGrid>
+        <w:gridCol w:w="4413"/>
+        <w:gridCol w:w="1583"/>
+        <w:gridCol w:w="5343"/>
+      </w:tblGrid>
+      <w:tr>
+        <w:trPr/>
+        <w:tc>
+          <w:tcPr>
+            <w:tcW w:w="4413" w:type="dxa"/>
+            <w:tcBorders>
+              <w:top w:val="single" w:sz="6" w:space="0" w:color="808080"/>
+              <w:left w:val="single" w:sz="6" w:space="0" w:color="808080"/>
+              <w:bottom w:val="single" w:sz="2" w:space="0" w:color="808080"/>
+              <w:right w:val="single" w:sz="6" w:space="0" w:color="808080"/>
+            </w:tcBorders>
+            <w:vAlign w:val="center"/>
+          </w:tcPr>
+          <w:p>
+            <w:pPr>
+              <w:pStyle w:val="TableHeading"/>
+              <w:suppressLineNumbers/>
+              <w:bidi w:val="0"/>
+              <w:spacing w:before="0" w:after="283"/>
+              <w:jc w:val="center"/>
+              <w:rPr/>
+            </w:pPr>
+            <w:r>
+              <w:rPr/>
+              <w:t>Contribution</w:t>
+            </w:r>
+          </w:p>
+        </w:tc>
+        <w:tc>
+          <w:tcPr>
+            <w:tcW w:w="1583" w:type="dxa"/>
+            <w:tcBorders>
+              <w:top w:val="single" w:sz="6" w:space="0" w:color="808080"/>
+              <w:left w:val="single" w:sz="2" w:space="0" w:color="808080"/>
+              <w:bottom w:val="single" w:sz="2" w:space="0" w:color="808080"/>
+              <w:right w:val="single" w:sz="6" w:space="0" w:color="808080"/>
+            </w:tcBorders>
+            <w:vAlign w:val="center"/>
+          </w:tcPr>
+          <w:p>
+            <w:pPr>
+              <w:pStyle w:val="TableHeading"/>
+              <w:suppressLineNumbers/>
+              <w:bidi w:val="0"/>
+              <w:spacing w:before="0" w:after="283"/>
+              <w:jc w:val="center"/>
+              <w:rPr/>
+            </w:pPr>
+            <w:r>
+              <w:rPr/>
+              <w:t>Kind</w:t>
+            </w:r>
+          </w:p>
+        </w:tc>
+        <w:tc>
+          <w:tcPr>
+            <w:tcW w:w="5343" w:type="dxa"/>
+            <w:tcBorders>
+              <w:top w:val="single" w:sz="6" w:space="0" w:color="808080"/>
+              <w:left w:val="single" w:sz="2" w:space="0" w:color="808080"/>
+              <w:bottom w:val="single" w:sz="2" w:space="0" w:color="808080"/>
+              <w:right w:val="single" w:sz="6" w:space="0" w:color="808080"/>
+            </w:tcBorders>
+            <w:vAlign w:val="center"/>
+          </w:tcPr>
+          <w:p>
+            <w:pPr>
+              <w:pStyle w:val="TableHeading"/>
+              <w:suppressLineNumbers/>
+              <w:bidi w:val="0"/>
+              <w:spacing w:before="0" w:after="283"/>
+              <w:jc w:val="center"/>
+              <w:rPr/>
+            </w:pPr>
+            <w:r>
+              <w:rPr/>
+              <w:t>Status</w:t>
+            </w:r>
+          </w:p>
+        </w:tc>
+      </w:tr>
+      <w:tr>
+        <w:trPr/>
+        <w:tc>
+          <w:tcPr>
+            <w:tcW w:w="4413" w:type="dxa"/>
+            <w:tcBorders>
+              <w:left w:val="single" w:sz="6" w:space="0" w:color="808080"/>
+              <w:bottom w:val="single" w:sz="2" w:space="0" w:color="808080"/>
+              <w:right w:val="single" w:sz="6" w:space="0" w:color="808080"/>
+            </w:tcBorders>
+            <w:vAlign w:val="center"/>
+          </w:tcPr>
+          <w:p>
+            <w:pPr>
+              <w:pStyle w:val="TableContents"/>
+              <w:bidi w:val="0"/>
+              <w:spacing w:before="0" w:after="283"/>
+              <w:rPr/>
+            </w:pPr>
+            <w:r>
+              <w:rPr/>
+              <w:t>Reader-faithfulness as a two-channel contract (input and parameters) that compose, so passing one audit does not certify the other (Section 3.1)</w:t>
+            </w:r>
+          </w:p>
+        </w:tc>
+        <w:tc>
+          <w:tcPr>
+            <w:tcW w:w="1583" w:type="dxa"/>
+            <w:tcBorders>
+              <w:left w:val="single" w:sz="2" w:space="0" w:color="808080"/>
+              <w:bottom w:val="single" w:sz="2" w:space="0" w:color="808080"/>
+              <w:right w:val="single" w:sz="6" w:space="0" w:color="808080"/>
+            </w:tcBorders>
+            <w:vAlign w:val="center"/>
+          </w:tcPr>
+          <w:p>
+            <w:pPr>
+              <w:pStyle w:val="TableContents"/>
+              <w:bidi w:val="0"/>
+              <w:spacing w:before="0" w:after="283"/>
+              <w:rPr>
+                <w:b/>
+              </w:rPr>
+            </w:pPr>
+            <w:r>
+              <w:rPr>
+                <w:b/>
+              </w:rPr>
+              <w:t>Conceptual</w:t>
+            </w:r>
+          </w:p>
+        </w:tc>
+        <w:tc>
+          <w:tcPr>
+            <w:tcW w:w="5343" w:type="dxa"/>
+            <w:tcBorders>
+              <w:left w:val="single" w:sz="2" w:space="0" w:color="808080"/>
+              <w:bottom w:val="single" w:sz="2" w:space="0" w:color="808080"/>
+              <w:right w:val="single" w:sz="6" w:space="0" w:color="808080"/>
+            </w:tcBorders>
+            <w:vAlign w:val="center"/>
+          </w:tcPr>
+          <w:p>
+            <w:pPr>
+              <w:pStyle w:val="TableContents"/>
+              <w:bidi w:val="0"/>
+              <w:spacing w:before="0" w:after="283"/>
+              <w:rPr/>
+            </w:pPr>
+            <w:r>
+              <w:rPr/>
+              <w:t>The main conceptual contribution; the definition itself is causality in the signal-processing sense, the two-channel split and its composition are the new framing</w:t>
+            </w:r>
+          </w:p>
+        </w:tc>
+      </w:tr>
+      <w:tr>
+        <w:trPr/>
+        <w:tc>
+          <w:tcPr>
+            <w:tcW w:w="4413" w:type="dxa"/>
+            <w:tcBorders>
+              <w:left w:val="single" w:sz="6" w:space="0" w:color="808080"/>
+              <w:bottom w:val="single" w:sz="2" w:space="0" w:color="808080"/>
+              <w:right w:val="single" w:sz="6" w:space="0" w:color="808080"/>
+            </w:tcBorders>
+            <w:vAlign w:val="center"/>
+          </w:tcPr>
+          <w:p>
+            <w:pPr>
+              <w:pStyle w:val="TableContents"/>
+              <w:bidi w:val="0"/>
+              <w:spacing w:before="0" w:after="283"/>
+              <w:rPr/>
+            </w:pPr>
+            <w:r>
+              <w:rPr/>
+              <w:t>Hiding exposed facts can be worse than doing nothing, and exactly when (P3; 82 against 23 divergences)</w:t>
+            </w:r>
+          </w:p>
+        </w:tc>
+        <w:tc>
+          <w:tcPr>
+            <w:tcW w:w="1583" w:type="dxa"/>
+            <w:tcBorders>
+              <w:left w:val="single" w:sz="2" w:space="0" w:color="808080"/>
+              <w:bottom w:val="single" w:sz="2" w:space="0" w:color="808080"/>
+              <w:right w:val="single" w:sz="6" w:space="0" w:color="808080"/>
+            </w:tcBorders>
+            <w:vAlign w:val="center"/>
+          </w:tcPr>
+          <w:p>
+            <w:pPr>
+              <w:pStyle w:val="TableContents"/>
+              <w:bidi w:val="0"/>
+              <w:spacing w:before="0" w:after="283"/>
+              <w:rPr/>
+            </w:pPr>
+            <w:r>
+              <w:rPr>
+                <w:b/>
+              </w:rPr>
+              <w:t>Conceptual insight</w:t>
+            </w:r>
+            <w:r>
+              <w:rPr/>
+              <w:t>, measured</w:t>
+            </w:r>
+          </w:p>
+        </w:tc>
+        <w:tc>
+          <w:tcPr>
+            <w:tcW w:w="5343" w:type="dxa"/>
+            <w:tcBorders>
+              <w:left w:val="single" w:sz="2" w:space="0" w:color="808080"/>
+              <w:bottom w:val="single" w:sz="2" w:space="0" w:color="808080"/>
+              <w:right w:val="single" w:sz="6" w:space="0" w:color="808080"/>
+            </w:tcBorders>
+            <w:vAlign w:val="center"/>
+          </w:tcPr>
+          <w:p>
+            <w:pPr>
+              <w:pStyle w:val="TableContents"/>
+              <w:bidi w:val="0"/>
+              <w:spacing w:before="0" w:after="283"/>
+              <w:rPr/>
+            </w:pPr>
+            <w:r>
+              <w:rPr/>
+              <w:t>Elementary, non-obvious: the textbook honest-stamp fix loses to the defect it fixes</w:t>
+            </w:r>
+          </w:p>
+        </w:tc>
+      </w:tr>
+      <w:tr>
+        <w:trPr/>
+        <w:tc>
+          <w:tcPr>
+            <w:tcW w:w="4413" w:type="dxa"/>
+            <w:tcBorders>
+              <w:left w:val="single" w:sz="6" w:space="0" w:color="808080"/>
+              <w:bottom w:val="single" w:sz="2" w:space="0" w:color="808080"/>
+              <w:right w:val="single" w:sz="6" w:space="0" w:color="808080"/>
+            </w:tcBorders>
+            <w:vAlign w:val="center"/>
+          </w:tcPr>
+          <w:p>
+            <w:pPr>
+              <w:pStyle w:val="TableContents"/>
+              <w:bidi w:val="0"/>
+              <w:spacing w:before="0" w:after="283"/>
+              <w:rPr/>
+            </w:pPr>
+            <w:r>
+              <w:rPr/>
+              <w:t>Leak kinds against oracles: content leaks versus selection leaks, divergence versus dependence, and which test sees which (Section 3.3, P9 to P11)</w:t>
+            </w:r>
+          </w:p>
+        </w:tc>
+        <w:tc>
+          <w:tcPr>
+            <w:tcW w:w="1583" w:type="dxa"/>
+            <w:tcBorders>
+              <w:left w:val="single" w:sz="2" w:space="0" w:color="808080"/>
+              <w:bottom w:val="single" w:sz="2" w:space="0" w:color="808080"/>
+              <w:right w:val="single" w:sz="6" w:space="0" w:color="808080"/>
+            </w:tcBorders>
+            <w:vAlign w:val="center"/>
+          </w:tcPr>
+          <w:p>
+            <w:pPr>
+              <w:pStyle w:val="TableContents"/>
+              <w:bidi w:val="0"/>
+              <w:spacing w:before="0" w:after="283"/>
+              <w:rPr/>
+            </w:pPr>
+            <w:r>
+              <w:rPr>
+                <w:b/>
+              </w:rPr>
+              <w:t>Conceptual</w:t>
+            </w:r>
+            <w:r>
+              <w:rPr/>
+              <w:t>, measured instance of each</w:t>
+            </w:r>
+          </w:p>
+        </w:tc>
+        <w:tc>
+          <w:tcPr>
+            <w:tcW w:w="5343" w:type="dxa"/>
+            <w:tcBorders>
+              <w:left w:val="single" w:sz="2" w:space="0" w:color="808080"/>
+              <w:bottom w:val="single" w:sz="2" w:space="0" w:color="808080"/>
+              <w:right w:val="single" w:sz="6" w:space="0" w:color="808080"/>
+            </w:tcBorders>
+            <w:vAlign w:val="center"/>
+          </w:tcPr>
+          <w:p>
+            <w:pPr>
+              <w:pStyle w:val="TableContents"/>
+              <w:bidi w:val="0"/>
+              <w:spacing w:before="0" w:after="283"/>
+              <w:rPr/>
+            </w:pPr>
+            <w:r>
+              <w:rPr/>
+              <w:t>Selection leaks are the newest idea; the divergence-versus-dependence distinction is standard in testing and causal inference, its application here shows the main audit undercounts by half</w:t>
+            </w:r>
+          </w:p>
+        </w:tc>
+      </w:tr>
+      <w:tr>
+        <w:trPr/>
+        <w:tc>
+          <w:tcPr>
+            <w:tcW w:w="4413" w:type="dxa"/>
+            <w:tcBorders>
+              <w:left w:val="single" w:sz="6" w:space="0" w:color="808080"/>
+              <w:bottom w:val="single" w:sz="2" w:space="0" w:color="808080"/>
+              <w:right w:val="single" w:sz="6" w:space="0" w:color="808080"/>
+            </w:tcBorders>
+            <w:vAlign w:val="center"/>
+          </w:tcPr>
+          <w:p>
+            <w:pPr>
+              <w:pStyle w:val="TableContents"/>
+              <w:bidi w:val="0"/>
+              <w:spacing w:before="0" w:after="283"/>
+              <w:rPr/>
+            </w:pPr>
+            <w:r>
+              <w:rPr/>
+              <w:t>Truncate-and-rebuild audit with an exposure screen (Section 5)</w:t>
+            </w:r>
+          </w:p>
+        </w:tc>
+        <w:tc>
+          <w:tcPr>
+            <w:tcW w:w="1583" w:type="dxa"/>
+            <w:tcBorders>
+              <w:left w:val="single" w:sz="2" w:space="0" w:color="808080"/>
+              <w:bottom w:val="single" w:sz="2" w:space="0" w:color="808080"/>
+              <w:right w:val="single" w:sz="6" w:space="0" w:color="808080"/>
+            </w:tcBorders>
+            <w:vAlign w:val="center"/>
+          </w:tcPr>
+          <w:p>
+            <w:pPr>
+              <w:pStyle w:val="TableContents"/>
+              <w:bidi w:val="0"/>
+              <w:spacing w:before="0" w:after="283"/>
+              <w:rPr/>
+            </w:pPr>
+            <w:r>
+              <w:rPr/>
+              <w:t>Method</w:t>
+            </w:r>
+          </w:p>
+        </w:tc>
+        <w:tc>
+          <w:tcPr>
+            <w:tcW w:w="5343" w:type="dxa"/>
+            <w:tcBorders>
+              <w:left w:val="single" w:sz="2" w:space="0" w:color="808080"/>
+              <w:bottom w:val="single" w:sz="2" w:space="0" w:color="808080"/>
+              <w:right w:val="single" w:sz="6" w:space="0" w:color="808080"/>
+            </w:tcBorders>
+            <w:vAlign w:val="center"/>
+          </w:tcPr>
+          <w:p>
+            <w:pPr>
+              <w:pStyle w:val="TableContents"/>
+              <w:bidi w:val="0"/>
+              <w:spacing w:before="0" w:after="283"/>
+              <w:rPr/>
+            </w:pPr>
+            <w:r>
+              <w:rPr/>
+              <w:t>A standard causality and point-in-time check applied to a narrative knowledge graph</w:t>
+            </w:r>
+          </w:p>
+        </w:tc>
+      </w:tr>
+      <w:tr>
+        <w:trPr/>
+        <w:tc>
+          <w:tcPr>
+            <w:tcW w:w="4413" w:type="dxa"/>
+            <w:tcBorders>
+              <w:left w:val="single" w:sz="6" w:space="0" w:color="808080"/>
+              <w:bottom w:val="single" w:sz="2" w:space="0" w:color="808080"/>
+              <w:right w:val="single" w:sz="6" w:space="0" w:color="808080"/>
+            </w:tcBorders>
+            <w:vAlign w:val="center"/>
+          </w:tcPr>
+          <w:p>
+            <w:pPr>
+              <w:pStyle w:val="TableContents"/>
+              <w:bidi w:val="0"/>
+              <w:spacing w:before="0" w:after="283"/>
+              <w:rPr/>
+            </w:pPr>
+            <w:r>
+              <w:rPr/>
+              <w:t>Suffix canaries (Section 7.9)</w:t>
+            </w:r>
+          </w:p>
+        </w:tc>
+        <w:tc>
+          <w:tcPr>
+            <w:tcW w:w="1583" w:type="dxa"/>
+            <w:tcBorders>
+              <w:left w:val="single" w:sz="2" w:space="0" w:color="808080"/>
+              <w:bottom w:val="single" w:sz="2" w:space="0" w:color="808080"/>
+              <w:right w:val="single" w:sz="6" w:space="0" w:color="808080"/>
+            </w:tcBorders>
+            <w:vAlign w:val="center"/>
+          </w:tcPr>
+          <w:p>
+            <w:pPr>
+              <w:pStyle w:val="TableContents"/>
+              <w:bidi w:val="0"/>
+              <w:spacing w:before="0" w:after="283"/>
+              <w:rPr/>
+            </w:pPr>
+            <w:r>
+              <w:rPr/>
+              <w:t>Method</w:t>
+            </w:r>
+          </w:p>
+        </w:tc>
+        <w:tc>
+          <w:tcPr>
+            <w:tcW w:w="5343" w:type="dxa"/>
+            <w:tcBorders>
+              <w:left w:val="single" w:sz="2" w:space="0" w:color="808080"/>
+              <w:bottom w:val="single" w:sz="2" w:space="0" w:color="808080"/>
+              <w:right w:val="single" w:sz="6" w:space="0" w:color="808080"/>
+            </w:tcBorders>
+            <w:vAlign w:val="center"/>
+          </w:tcPr>
+          <w:p>
+            <w:pPr>
+              <w:pStyle w:val="TableContents"/>
+              <w:bidi w:val="0"/>
+              <w:spacing w:before="0" w:after="283"/>
+              <w:rPr/>
+            </w:pPr>
+            <w:r>
+              <w:rPr/>
+              <w:t>Canaries are Carlini et al. (2019); planting them after a reading position as a judge-free, black-box oracle is the new use</w:t>
+            </w:r>
+          </w:p>
+        </w:tc>
+      </w:tr>
+      <w:tr>
+        <w:trPr/>
+        <w:tc>
+          <w:tcPr>
+            <w:tcW w:w="4413" w:type="dxa"/>
+            <w:tcBorders>
+              <w:left w:val="single" w:sz="6" w:space="0" w:color="808080"/>
+              <w:bottom w:val="single" w:sz="2" w:space="0" w:color="808080"/>
+              <w:right w:val="single" w:sz="6" w:space="0" w:color="808080"/>
+            </w:tcBorders>
+            <w:vAlign w:val="center"/>
+          </w:tcPr>
+          <w:p>
+            <w:pPr>
+              <w:pStyle w:val="TableContents"/>
+              <w:bidi w:val="0"/>
+              <w:spacing w:before="0" w:after="283"/>
+              <w:rPr/>
+            </w:pPr>
+            <w:r>
+              <w:rPr/>
+              <w:t>Counterfactual suffix (Section 5.4)</w:t>
+            </w:r>
+          </w:p>
+        </w:tc>
+        <w:tc>
+          <w:tcPr>
+            <w:tcW w:w="1583" w:type="dxa"/>
+            <w:tcBorders>
+              <w:left w:val="single" w:sz="2" w:space="0" w:color="808080"/>
+              <w:bottom w:val="single" w:sz="2" w:space="0" w:color="808080"/>
+              <w:right w:val="single" w:sz="6" w:space="0" w:color="808080"/>
+            </w:tcBorders>
+            <w:vAlign w:val="center"/>
+          </w:tcPr>
+          <w:p>
+            <w:pPr>
+              <w:pStyle w:val="TableContents"/>
+              <w:bidi w:val="0"/>
+              <w:spacing w:before="0" w:after="283"/>
+              <w:rPr/>
+            </w:pPr>
+            <w:r>
+              <w:rPr/>
+              <w:t>Method</w:t>
+            </w:r>
+          </w:p>
+        </w:tc>
+        <w:tc>
+          <w:tcPr>
+            <w:tcW w:w="5343" w:type="dxa"/>
+            <w:tcBorders>
+              <w:left w:val="single" w:sz="2" w:space="0" w:color="808080"/>
+              <w:bottom w:val="single" w:sz="2" w:space="0" w:color="808080"/>
+              <w:right w:val="single" w:sz="6" w:space="0" w:color="808080"/>
+            </w:tcBorders>
+            <w:vAlign w:val="center"/>
+          </w:tcPr>
+          <w:p>
+            <w:pPr>
+              <w:pStyle w:val="TableContents"/>
+              <w:bidi w:val="0"/>
+              <w:spacing w:before="0" w:after="283"/>
+              <w:rPr/>
+            </w:pPr>
+            <w:r>
+              <w:rPr/>
+              <w:t>An intervention on the suffix only; detects dependence on a closed-vocabulary output</w:t>
+            </w:r>
+          </w:p>
+        </w:tc>
+      </w:tr>
+      <w:tr>
+        <w:trPr/>
+        <w:tc>
+          <w:tcPr>
+            <w:tcW w:w="4413" w:type="dxa"/>
+            <w:tcBorders>
+              <w:left w:val="single" w:sz="6" w:space="0" w:color="808080"/>
+              <w:bottom w:val="single" w:sz="2" w:space="0" w:color="808080"/>
+              <w:right w:val="single" w:sz="6" w:space="0" w:color="808080"/>
+            </w:tcBorders>
+            <w:vAlign w:val="center"/>
+          </w:tcPr>
+          <w:p>
+            <w:pPr>
+              <w:pStyle w:val="TableContents"/>
+              <w:bidi w:val="0"/>
+              <w:spacing w:before="0" w:after="283"/>
+              <w:rPr/>
+            </w:pPr>
+            <w:r>
+              <w:rPr/>
+              <w:t>Renaming-controlled premature-naming probe (Section 6)</w:t>
+            </w:r>
+          </w:p>
+        </w:tc>
+        <w:tc>
+          <w:tcPr>
+            <w:tcW w:w="1583" w:type="dxa"/>
+            <w:tcBorders>
+              <w:left w:val="single" w:sz="2" w:space="0" w:color="808080"/>
+              <w:bottom w:val="single" w:sz="2" w:space="0" w:color="808080"/>
+              <w:right w:val="single" w:sz="6" w:space="0" w:color="808080"/>
+            </w:tcBorders>
+            <w:vAlign w:val="center"/>
+          </w:tcPr>
+          <w:p>
+            <w:pPr>
+              <w:pStyle w:val="TableContents"/>
+              <w:bidi w:val="0"/>
+              <w:spacing w:before="0" w:after="283"/>
+              <w:rPr/>
+            </w:pPr>
+            <w:r>
+              <w:rPr/>
+              <w:t>Method, largely prior work</w:t>
+            </w:r>
+          </w:p>
+        </w:tc>
+        <w:tc>
+          <w:tcPr>
+            <w:tcW w:w="5343" w:type="dxa"/>
+            <w:tcBorders>
+              <w:left w:val="single" w:sz="2" w:space="0" w:color="808080"/>
+              <w:bottom w:val="single" w:sz="2" w:space="0" w:color="808080"/>
+              <w:right w:val="single" w:sz="6" w:space="0" w:color="808080"/>
+            </w:tcBorders>
+            <w:vAlign w:val="center"/>
+          </w:tcPr>
+          <w:p>
+            <w:pPr>
+              <w:pStyle w:val="TableContents"/>
+              <w:bidi w:val="0"/>
+              <w:spacing w:before="0" w:after="283"/>
+              <w:rPr/>
+            </w:pPr>
+            <w:r>
+              <w:rPr/>
+              <w:t>Name replacement and pseudonyms are Jiang and Ferraro; the new parts are the before-the-reveal entitlement oracle and the finding that plain renaming checks on famous books are memory-assisted</w:t>
+            </w:r>
+          </w:p>
+        </w:tc>
+      </w:tr>
+      <w:tr>
+        <w:trPr/>
+        <w:tc>
+          <w:tcPr>
+            <w:tcW w:w="4413" w:type="dxa"/>
+            <w:tcBorders>
+              <w:left w:val="single" w:sz="6" w:space="0" w:color="808080"/>
+              <w:bottom w:val="single" w:sz="2" w:space="0" w:color="808080"/>
+              <w:right w:val="single" w:sz="6" w:space="0" w:color="808080"/>
+            </w:tcBorders>
+            <w:vAlign w:val="center"/>
+          </w:tcPr>
+          <w:p>
+            <w:pPr>
+              <w:pStyle w:val="TableContents"/>
+              <w:bidi w:val="0"/>
+              <w:spacing w:before="0" w:after="283"/>
+              <w:rPr/>
+            </w:pPr>
+            <w:r>
+              <w:rPr/>
+              <w:t>Versioned repair by evidence horizon (Section 5, P4 to P6)</w:t>
+            </w:r>
+          </w:p>
+        </w:tc>
+        <w:tc>
+          <w:tcPr>
+            <w:tcW w:w="1583" w:type="dxa"/>
+            <w:tcBorders>
+              <w:left w:val="single" w:sz="2" w:space="0" w:color="808080"/>
+              <w:bottom w:val="single" w:sz="2" w:space="0" w:color="808080"/>
+              <w:right w:val="single" w:sz="6" w:space="0" w:color="808080"/>
+            </w:tcBorders>
+            <w:vAlign w:val="center"/>
+          </w:tcPr>
+          <w:p>
+            <w:pPr>
+              <w:pStyle w:val="TableContents"/>
+              <w:bidi w:val="0"/>
+              <w:spacing w:before="0" w:after="283"/>
+              <w:rPr/>
+            </w:pPr>
+            <w:r>
+              <w:rPr/>
+              <w:t>Borrowed</w:t>
+            </w:r>
+          </w:p>
+        </w:tc>
+        <w:tc>
+          <w:tcPr>
+            <w:tcW w:w="5343" w:type="dxa"/>
+            <w:tcBorders>
+              <w:left w:val="single" w:sz="2" w:space="0" w:color="808080"/>
+              <w:bottom w:val="single" w:sz="2" w:space="0" w:color="808080"/>
+              <w:right w:val="single" w:sz="6" w:space="0" w:color="808080"/>
+            </w:tcBorders>
+            <w:vAlign w:val="center"/>
+          </w:tcPr>
+          <w:p>
+            <w:pPr>
+              <w:pStyle w:val="TableContents"/>
+              <w:bidi w:val="0"/>
+              <w:spacing w:before="0" w:after="283"/>
+              <w:rPr/>
+            </w:pPr>
+            <w:r>
+              <w:rPr/>
+              <w:t>Point-in-time correctness from feature stores and the watermark idea of the Dataflow model</w:t>
+            </w:r>
+          </w:p>
+        </w:tc>
+      </w:tr>
+      <w:tr>
+        <w:trPr/>
+        <w:tc>
+          <w:tcPr>
+            <w:tcW w:w="4413" w:type="dxa"/>
+            <w:tcBorders>
+              <w:left w:val="single" w:sz="6" w:space="0" w:color="808080"/>
+              <w:bottom w:val="single" w:sz="6" w:space="0" w:color="808080"/>
+              <w:right w:val="single" w:sz="6" w:space="0" w:color="808080"/>
+            </w:tcBorders>
+            <w:vAlign w:val="center"/>
+          </w:tcPr>
+          <w:p>
+            <w:pPr>
+              <w:pStyle w:val="TableContents"/>
+              <w:bidi w:val="0"/>
+              <w:spacing w:before="0" w:after="283"/>
+              <w:rPr/>
+            </w:pPr>
+            <w:r>
+              <w:rPr/>
+              <w:t>Leak rates: 6.0% of character-cuts, 18.5% of cards under cipher names, 22.8% and 40.6% by canary, 19.4% selection leak, 47 against 23 dependent cuts, +26.0 points on famous books</w:t>
+            </w:r>
+          </w:p>
+        </w:tc>
+        <w:tc>
+          <w:tcPr>
+            <w:tcW w:w="1583" w:type="dxa"/>
+            <w:tcBorders>
+              <w:left w:val="single" w:sz="2" w:space="0" w:color="808080"/>
+              <w:bottom w:val="single" w:sz="6" w:space="0" w:color="808080"/>
+              <w:right w:val="single" w:sz="6" w:space="0" w:color="808080"/>
+            </w:tcBorders>
+            <w:vAlign w:val="center"/>
+          </w:tcPr>
+          <w:p>
+            <w:pPr>
+              <w:pStyle w:val="TableContents"/>
+              <w:bidi w:val="0"/>
+              <w:spacing w:before="0" w:after="283"/>
+              <w:rPr/>
+            </w:pPr>
+            <w:r>
+              <w:rPr/>
+              <w:t>Empirical</w:t>
+            </w:r>
+          </w:p>
+        </w:tc>
+        <w:tc>
+          <w:tcPr>
+            <w:tcW w:w="5343" w:type="dxa"/>
+            <w:tcBorders>
+              <w:left w:val="single" w:sz="2" w:space="0" w:color="808080"/>
+              <w:bottom w:val="single" w:sz="6" w:space="0" w:color="808080"/>
+              <w:right w:val="single" w:sz="6" w:space="0" w:color="808080"/>
+            </w:tcBorders>
+            <w:vAlign w:val="center"/>
+          </w:tcPr>
+          <w:p>
+            <w:pPr>
+              <w:pStyle w:val="TableContents"/>
+              <w:bidi w:val="0"/>
+              <w:spacing w:before="0" w:after="283"/>
+              <w:rPr/>
+            </w:pPr>
+            <w:r>
+              <w:rPr/>
+              <w:t>New measurements, not concepts</w:t>
+            </w:r>
+          </w:p>
+        </w:tc>
+      </w:tr>
+    </w:tbl>
+    <w:p>
+      <w:pPr>
+        <w:pStyle w:val="BodyText"/>
+        <w:bidi w:val="0"/>
+        <w:rPr/>
+      </w:pPr>
+      <w:r>
+        <w:rPr/>
+        <w:t>The paper should therefore be read as a framework-plus-instruments-plus-measurements contribution, not as a theory or algorithm paper.</w:t>
       </w:r>
     </w:p>
     <w:p>
